--- a/docs/drag-lint-features-2026-09-16.docx
+++ b/docs/drag-lint-features-2026-09-16.docx
@@ -5,7 +5,7 @@
     <w:p>
       <w:pPr>
         <w:pStyle w:val="Heading1"/>
-        <w:divId w:val="1348293851"/>
+        <w:divId w:val="1266233443"/>
         <w:rPr>
           <w:rFonts w:ascii="Calibri" w:eastAsia="Times New Roman" w:hAnsi="Calibri" w:cs="Calibri"/>
           <w:color w:val="1A1A1A"/>
@@ -24,7 +24,7 @@
     <w:p>
       <w:pPr>
         <w:pStyle w:val="sub"/>
-        <w:divId w:val="1348293851"/>
+        <w:divId w:val="1266233443"/>
         <w:rPr>
           <w:rFonts w:ascii="Calibri" w:hAnsi="Calibri" w:cs="Calibri"/>
           <w:lang w:val="en"/>
@@ -67,7 +67,7 @@
     <w:p>
       <w:pPr>
         <w:pStyle w:val="NormalWeb"/>
-        <w:divId w:val="1348293851"/>
+        <w:divId w:val="1266233443"/>
         <w:rPr>
           <w:rFonts w:ascii="Calibri" w:hAnsi="Calibri" w:cs="Calibri"/>
           <w:color w:val="1A1A1A"/>
@@ -112,7 +112,7 @@
     <w:p>
       <w:pPr>
         <w:pStyle w:val="Heading2"/>
-        <w:divId w:val="1348293851"/>
+        <w:divId w:val="1266233443"/>
         <w:rPr>
           <w:rFonts w:ascii="Calibri" w:eastAsia="Times New Roman" w:hAnsi="Calibri" w:cs="Calibri"/>
           <w:color w:val="1A1A1A"/>
@@ -135,7 +135,7 @@
           <w:numId w:val="1"/>
         </w:numPr>
         <w:spacing w:before="53" w:after="53"/>
-        <w:divId w:val="1348293851"/>
+        <w:divId w:val="1266233443"/>
         <w:rPr>
           <w:rFonts w:ascii="Calibri" w:eastAsia="Times New Roman" w:hAnsi="Calibri" w:cs="Calibri"/>
           <w:color w:val="1A1A1A"/>
@@ -174,7 +174,7 @@
           <w:numId w:val="1"/>
         </w:numPr>
         <w:spacing w:before="53" w:after="53"/>
-        <w:divId w:val="1348293851"/>
+        <w:divId w:val="1266233443"/>
         <w:rPr>
           <w:rFonts w:ascii="Calibri" w:eastAsia="Times New Roman" w:hAnsi="Calibri" w:cs="Calibri"/>
           <w:color w:val="1A1A1A"/>
@@ -231,7 +231,7 @@
           <w:numId w:val="1"/>
         </w:numPr>
         <w:spacing w:before="53" w:after="53"/>
-        <w:divId w:val="1348293851"/>
+        <w:divId w:val="1266233443"/>
         <w:rPr>
           <w:rFonts w:ascii="Calibri" w:eastAsia="Times New Roman" w:hAnsi="Calibri" w:cs="Calibri"/>
           <w:color w:val="1A1A1A"/>
@@ -306,7 +306,7 @@
           <w:numId w:val="1"/>
         </w:numPr>
         <w:spacing w:before="53" w:after="53"/>
-        <w:divId w:val="1348293851"/>
+        <w:divId w:val="1266233443"/>
         <w:rPr>
           <w:rFonts w:ascii="Calibri" w:eastAsia="Times New Roman" w:hAnsi="Calibri" w:cs="Calibri"/>
           <w:color w:val="1A1A1A"/>
@@ -345,7 +345,7 @@
           <w:numId w:val="1"/>
         </w:numPr>
         <w:spacing w:before="53" w:after="53"/>
-        <w:divId w:val="1348293851"/>
+        <w:divId w:val="1266233443"/>
         <w:rPr>
           <w:rFonts w:ascii="Calibri" w:eastAsia="Times New Roman" w:hAnsi="Calibri" w:cs="Calibri"/>
           <w:color w:val="1A1A1A"/>
@@ -384,7 +384,7 @@
           <w:numId w:val="1"/>
         </w:numPr>
         <w:spacing w:before="53" w:after="53"/>
-        <w:divId w:val="1348293851"/>
+        <w:divId w:val="1266233443"/>
         <w:rPr>
           <w:rFonts w:ascii="Calibri" w:eastAsia="Times New Roman" w:hAnsi="Calibri" w:cs="Calibri"/>
           <w:color w:val="1A1A1A"/>
@@ -423,7 +423,7 @@
           <w:numId w:val="1"/>
         </w:numPr>
         <w:spacing w:before="53" w:after="53"/>
-        <w:divId w:val="1348293851"/>
+        <w:divId w:val="1266233443"/>
         <w:rPr>
           <w:rFonts w:ascii="Calibri" w:eastAsia="Times New Roman" w:hAnsi="Calibri" w:cs="Calibri"/>
           <w:color w:val="1A1A1A"/>
@@ -462,7 +462,7 @@
           <w:numId w:val="1"/>
         </w:numPr>
         <w:spacing w:before="53" w:after="53"/>
-        <w:divId w:val="1348293851"/>
+        <w:divId w:val="1266233443"/>
         <w:rPr>
           <w:rFonts w:ascii="Calibri" w:eastAsia="Times New Roman" w:hAnsi="Calibri" w:cs="Calibri"/>
           <w:color w:val="1A1A1A"/>
@@ -501,7 +501,7 @@
           <w:numId w:val="1"/>
         </w:numPr>
         <w:spacing w:before="53" w:after="53"/>
-        <w:divId w:val="1348293851"/>
+        <w:divId w:val="1266233443"/>
         <w:rPr>
           <w:rFonts w:ascii="Calibri" w:eastAsia="Times New Roman" w:hAnsi="Calibri" w:cs="Calibri"/>
           <w:color w:val="1A1A1A"/>
@@ -540,7 +540,7 @@
           <w:numId w:val="1"/>
         </w:numPr>
         <w:spacing w:before="53" w:after="53"/>
-        <w:divId w:val="1348293851"/>
+        <w:divId w:val="1266233443"/>
         <w:rPr>
           <w:rFonts w:ascii="Calibri" w:eastAsia="Times New Roman" w:hAnsi="Calibri" w:cs="Calibri"/>
           <w:color w:val="1A1A1A"/>
@@ -625,7 +625,7 @@
           <w:numId w:val="1"/>
         </w:numPr>
         <w:spacing w:before="53" w:after="53"/>
-        <w:divId w:val="1348293851"/>
+        <w:divId w:val="1266233443"/>
         <w:rPr>
           <w:rFonts w:ascii="Calibri" w:eastAsia="Times New Roman" w:hAnsi="Calibri" w:cs="Calibri"/>
           <w:color w:val="1A1A1A"/>
@@ -660,7 +660,7 @@
     <w:p>
       <w:pPr>
         <w:pStyle w:val="Heading2"/>
-        <w:divId w:val="1348293851"/>
+        <w:divId w:val="1266233443"/>
         <w:rPr>
           <w:rFonts w:ascii="Calibri" w:eastAsia="Times New Roman" w:hAnsi="Calibri" w:cs="Calibri"/>
           <w:color w:val="1A1A1A"/>
@@ -683,7 +683,7 @@
           <w:numId w:val="2"/>
         </w:numPr>
         <w:spacing w:before="53" w:after="53"/>
-        <w:divId w:val="1348293851"/>
+        <w:divId w:val="1266233443"/>
         <w:rPr>
           <w:rFonts w:ascii="Calibri" w:eastAsia="Times New Roman" w:hAnsi="Calibri" w:cs="Calibri"/>
           <w:color w:val="1A1A1A"/>
@@ -722,7 +722,7 @@
           <w:numId w:val="2"/>
         </w:numPr>
         <w:spacing w:before="53" w:after="53"/>
-        <w:divId w:val="1348293851"/>
+        <w:divId w:val="1266233443"/>
         <w:rPr>
           <w:rFonts w:ascii="Calibri" w:eastAsia="Times New Roman" w:hAnsi="Calibri" w:cs="Calibri"/>
           <w:color w:val="1A1A1A"/>
@@ -761,7 +761,7 @@
           <w:numId w:val="2"/>
         </w:numPr>
         <w:spacing w:before="53" w:after="53"/>
-        <w:divId w:val="1348293851"/>
+        <w:divId w:val="1266233443"/>
         <w:rPr>
           <w:rFonts w:ascii="Calibri" w:eastAsia="Times New Roman" w:hAnsi="Calibri" w:cs="Calibri"/>
           <w:color w:val="1A1A1A"/>
@@ -828,7 +828,7 @@
           <w:numId w:val="2"/>
         </w:numPr>
         <w:spacing w:before="53" w:after="53"/>
-        <w:divId w:val="1348293851"/>
+        <w:divId w:val="1266233443"/>
         <w:rPr>
           <w:rFonts w:ascii="Calibri" w:eastAsia="Times New Roman" w:hAnsi="Calibri" w:cs="Calibri"/>
           <w:color w:val="1A1A1A"/>
@@ -890,7 +890,7 @@
           <w:numId w:val="2"/>
         </w:numPr>
         <w:spacing w:before="53" w:after="53"/>
-        <w:divId w:val="1348293851"/>
+        <w:divId w:val="1266233443"/>
         <w:rPr>
           <w:rFonts w:ascii="Calibri" w:eastAsia="Times New Roman" w:hAnsi="Calibri" w:cs="Calibri"/>
           <w:color w:val="1A1A1A"/>
@@ -929,7 +929,7 @@
           <w:numId w:val="2"/>
         </w:numPr>
         <w:spacing w:before="53" w:after="53"/>
-        <w:divId w:val="1348293851"/>
+        <w:divId w:val="1266233443"/>
         <w:rPr>
           <w:rFonts w:ascii="Calibri" w:eastAsia="Times New Roman" w:hAnsi="Calibri" w:cs="Calibri"/>
           <w:color w:val="1A1A1A"/>
@@ -1032,7 +1032,7 @@
           <w:numId w:val="2"/>
         </w:numPr>
         <w:spacing w:before="53" w:after="53"/>
-        <w:divId w:val="1348293851"/>
+        <w:divId w:val="1266233443"/>
         <w:rPr>
           <w:rFonts w:ascii="Calibri" w:eastAsia="Times New Roman" w:hAnsi="Calibri" w:cs="Calibri"/>
           <w:color w:val="1A1A1A"/>
@@ -1071,7 +1071,7 @@
           <w:numId w:val="2"/>
         </w:numPr>
         <w:spacing w:before="53" w:after="53"/>
-        <w:divId w:val="1348293851"/>
+        <w:divId w:val="1266233443"/>
         <w:rPr>
           <w:rFonts w:ascii="Calibri" w:eastAsia="Times New Roman" w:hAnsi="Calibri" w:cs="Calibri"/>
           <w:color w:val="1A1A1A"/>
@@ -1110,7 +1110,7 @@
           <w:numId w:val="2"/>
         </w:numPr>
         <w:spacing w:before="53" w:after="53"/>
-        <w:divId w:val="1348293851"/>
+        <w:divId w:val="1266233443"/>
         <w:rPr>
           <w:rFonts w:ascii="Calibri" w:eastAsia="Times New Roman" w:hAnsi="Calibri" w:cs="Calibri"/>
           <w:color w:val="1A1A1A"/>
@@ -1163,7 +1163,7 @@
     <w:p>
       <w:pPr>
         <w:pStyle w:val="Heading2"/>
-        <w:divId w:val="1348293851"/>
+        <w:divId w:val="1266233443"/>
         <w:rPr>
           <w:rFonts w:ascii="Calibri" w:eastAsia="Times New Roman" w:hAnsi="Calibri" w:cs="Calibri"/>
           <w:color w:val="1A1A1A"/>
@@ -1186,7 +1186,7 @@
           <w:numId w:val="3"/>
         </w:numPr>
         <w:spacing w:before="53" w:after="53"/>
-        <w:divId w:val="1348293851"/>
+        <w:divId w:val="1266233443"/>
         <w:rPr>
           <w:rFonts w:ascii="Calibri" w:eastAsia="Times New Roman" w:hAnsi="Calibri" w:cs="Calibri"/>
           <w:color w:val="1A1A1A"/>
@@ -1235,7 +1235,7 @@
           <w:numId w:val="3"/>
         </w:numPr>
         <w:spacing w:before="53" w:after="53"/>
-        <w:divId w:val="1348293851"/>
+        <w:divId w:val="1266233443"/>
         <w:rPr>
           <w:rFonts w:ascii="Calibri" w:eastAsia="Times New Roman" w:hAnsi="Calibri" w:cs="Calibri"/>
           <w:color w:val="1A1A1A"/>
@@ -1274,7 +1274,7 @@
           <w:numId w:val="3"/>
         </w:numPr>
         <w:spacing w:before="53" w:after="53"/>
-        <w:divId w:val="1348293851"/>
+        <w:divId w:val="1266233443"/>
         <w:rPr>
           <w:rFonts w:ascii="Calibri" w:eastAsia="Times New Roman" w:hAnsi="Calibri" w:cs="Calibri"/>
           <w:color w:val="1A1A1A"/>
@@ -1313,7 +1313,7 @@
           <w:numId w:val="3"/>
         </w:numPr>
         <w:spacing w:before="53" w:after="53"/>
-        <w:divId w:val="1348293851"/>
+        <w:divId w:val="1266233443"/>
         <w:rPr>
           <w:rFonts w:ascii="Calibri" w:eastAsia="Times New Roman" w:hAnsi="Calibri" w:cs="Calibri"/>
           <w:color w:val="1A1A1A"/>
@@ -1352,7 +1352,7 @@
           <w:numId w:val="3"/>
         </w:numPr>
         <w:spacing w:before="53" w:after="53"/>
-        <w:divId w:val="1348293851"/>
+        <w:divId w:val="1266233443"/>
         <w:rPr>
           <w:rFonts w:ascii="Calibri" w:eastAsia="Times New Roman" w:hAnsi="Calibri" w:cs="Calibri"/>
           <w:color w:val="1A1A1A"/>
@@ -1391,7 +1391,7 @@
           <w:numId w:val="3"/>
         </w:numPr>
         <w:spacing w:before="53" w:after="53"/>
-        <w:divId w:val="1348293851"/>
+        <w:divId w:val="1266233443"/>
         <w:rPr>
           <w:rFonts w:ascii="Calibri" w:eastAsia="Times New Roman" w:hAnsi="Calibri" w:cs="Calibri"/>
           <w:color w:val="1A1A1A"/>
@@ -1430,7 +1430,7 @@
           <w:numId w:val="3"/>
         </w:numPr>
         <w:spacing w:before="53" w:after="53"/>
-        <w:divId w:val="1348293851"/>
+        <w:divId w:val="1266233443"/>
         <w:rPr>
           <w:rFonts w:ascii="Calibri" w:eastAsia="Times New Roman" w:hAnsi="Calibri" w:cs="Calibri"/>
           <w:color w:val="1A1A1A"/>
@@ -1469,7 +1469,7 @@
           <w:numId w:val="3"/>
         </w:numPr>
         <w:spacing w:before="53" w:after="53"/>
-        <w:divId w:val="1348293851"/>
+        <w:divId w:val="1266233443"/>
         <w:rPr>
           <w:rFonts w:ascii="Calibri" w:eastAsia="Times New Roman" w:hAnsi="Calibri" w:cs="Calibri"/>
           <w:color w:val="1A1A1A"/>
@@ -1508,7 +1508,7 @@
           <w:numId w:val="3"/>
         </w:numPr>
         <w:spacing w:before="53" w:after="53"/>
-        <w:divId w:val="1348293851"/>
+        <w:divId w:val="1266233443"/>
         <w:rPr>
           <w:rFonts w:ascii="Calibri" w:eastAsia="Times New Roman" w:hAnsi="Calibri" w:cs="Calibri"/>
           <w:color w:val="1A1A1A"/>
@@ -1543,7 +1543,7 @@
     <w:p>
       <w:pPr>
         <w:pStyle w:val="Heading2"/>
-        <w:divId w:val="1348293851"/>
+        <w:divId w:val="1266233443"/>
         <w:rPr>
           <w:rFonts w:ascii="Calibri" w:eastAsia="Times New Roman" w:hAnsi="Calibri" w:cs="Calibri"/>
           <w:color w:val="1A1A1A"/>
@@ -1562,7 +1562,7 @@
     <w:p>
       <w:pPr>
         <w:pStyle w:val="NormalWeb"/>
-        <w:divId w:val="1348293851"/>
+        <w:divId w:val="1266233443"/>
         <w:rPr>
           <w:rFonts w:ascii="Calibri" w:hAnsi="Calibri" w:cs="Calibri"/>
           <w:color w:val="1A1A1A"/>
@@ -1684,7 +1684,7 @@
       </w:tblGrid>
       <w:tr>
         <w:trPr>
-          <w:divId w:val="1348293851"/>
+          <w:divId w:val="1266233443"/>
         </w:trPr>
         <w:tc>
           <w:tcPr>
@@ -1818,7 +1818,7 @@
       </w:tr>
       <w:tr>
         <w:trPr>
-          <w:divId w:val="1348293851"/>
+          <w:divId w:val="1266233443"/>
         </w:trPr>
         <w:tc>
           <w:tcPr>
@@ -2011,7 +2011,7 @@
       </w:tr>
       <w:tr>
         <w:trPr>
-          <w:divId w:val="1348293851"/>
+          <w:divId w:val="1266233443"/>
         </w:trPr>
         <w:tc>
           <w:tcPr>
@@ -2243,7 +2243,7 @@
       </w:tr>
       <w:tr>
         <w:trPr>
-          <w:divId w:val="1348293851"/>
+          <w:divId w:val="1266233443"/>
         </w:trPr>
         <w:tc>
           <w:tcPr>
@@ -2436,7 +2436,7 @@
       </w:tr>
       <w:tr>
         <w:trPr>
-          <w:divId w:val="1348293851"/>
+          <w:divId w:val="1266233443"/>
         </w:trPr>
         <w:tc>
           <w:tcPr>
@@ -2652,7 +2652,7 @@
       </w:tr>
       <w:tr>
         <w:trPr>
-          <w:divId w:val="1348293851"/>
+          <w:divId w:val="1266233443"/>
         </w:trPr>
         <w:tc>
           <w:tcPr>
@@ -2792,7 +2792,7 @@
       </w:tr>
       <w:tr>
         <w:trPr>
-          <w:divId w:val="1348293851"/>
+          <w:divId w:val="1266233443"/>
         </w:trPr>
         <w:tc>
           <w:tcPr>
@@ -2912,7 +2912,7 @@
       </w:tr>
       <w:tr>
         <w:trPr>
-          <w:divId w:val="1348293851"/>
+          <w:divId w:val="1266233443"/>
         </w:trPr>
         <w:tc>
           <w:tcPr>
@@ -3032,7 +3032,7 @@
       </w:tr>
       <w:tr>
         <w:trPr>
-          <w:divId w:val="1348293851"/>
+          <w:divId w:val="1266233443"/>
         </w:trPr>
         <w:tc>
           <w:tcPr>
@@ -3152,7 +3152,7 @@
       </w:tr>
       <w:tr>
         <w:trPr>
-          <w:divId w:val="1348293851"/>
+          <w:divId w:val="1266233443"/>
         </w:trPr>
         <w:tc>
           <w:tcPr>
@@ -3293,7 +3293,7 @@
           <w:numId w:val="4"/>
         </w:numPr>
         <w:spacing w:before="53" w:after="53"/>
-        <w:divId w:val="1348293851"/>
+        <w:divId w:val="1266233443"/>
         <w:rPr>
           <w:rFonts w:ascii="Calibri" w:eastAsia="Times New Roman" w:hAnsi="Calibri" w:cs="Calibri"/>
           <w:color w:val="1A1A1A"/>
@@ -3332,7 +3332,7 @@
           <w:numId w:val="4"/>
         </w:numPr>
         <w:spacing w:before="53" w:after="53"/>
-        <w:divId w:val="1348293851"/>
+        <w:divId w:val="1266233443"/>
         <w:rPr>
           <w:rFonts w:ascii="Calibri" w:eastAsia="Times New Roman" w:hAnsi="Calibri" w:cs="Calibri"/>
           <w:color w:val="1A1A1A"/>
@@ -3371,7 +3371,7 @@
           <w:numId w:val="4"/>
         </w:numPr>
         <w:spacing w:before="53" w:after="53"/>
-        <w:divId w:val="1348293851"/>
+        <w:divId w:val="1266233443"/>
         <w:rPr>
           <w:rFonts w:ascii="Calibri" w:eastAsia="Times New Roman" w:hAnsi="Calibri" w:cs="Calibri"/>
           <w:color w:val="1A1A1A"/>
@@ -3410,7 +3410,7 @@
           <w:numId w:val="4"/>
         </w:numPr>
         <w:spacing w:before="53" w:after="53"/>
-        <w:divId w:val="1348293851"/>
+        <w:divId w:val="1266233443"/>
         <w:rPr>
           <w:rFonts w:ascii="Calibri" w:eastAsia="Times New Roman" w:hAnsi="Calibri" w:cs="Calibri"/>
           <w:color w:val="1A1A1A"/>
@@ -3449,7 +3449,7 @@
           <w:numId w:val="4"/>
         </w:numPr>
         <w:spacing w:before="53" w:after="53"/>
-        <w:divId w:val="1348293851"/>
+        <w:divId w:val="1266233443"/>
         <w:rPr>
           <w:rFonts w:ascii="Calibri" w:eastAsia="Times New Roman" w:hAnsi="Calibri" w:cs="Calibri"/>
           <w:color w:val="1A1A1A"/>
@@ -3484,7 +3484,7 @@
     <w:p>
       <w:pPr>
         <w:pStyle w:val="Heading2"/>
-        <w:divId w:val="1348293851"/>
+        <w:divId w:val="1266233443"/>
         <w:rPr>
           <w:rFonts w:ascii="Calibri" w:eastAsia="Times New Roman" w:hAnsi="Calibri" w:cs="Calibri"/>
           <w:color w:val="1A1A1A"/>
@@ -3507,7 +3507,7 @@
           <w:numId w:val="5"/>
         </w:numPr>
         <w:spacing w:before="53" w:after="53"/>
-        <w:divId w:val="1348293851"/>
+        <w:divId w:val="1266233443"/>
         <w:rPr>
           <w:rFonts w:ascii="Calibri" w:eastAsia="Times New Roman" w:hAnsi="Calibri" w:cs="Calibri"/>
           <w:color w:val="1A1A1A"/>
@@ -3582,7 +3582,7 @@
           <w:numId w:val="5"/>
         </w:numPr>
         <w:spacing w:before="53" w:after="53"/>
-        <w:divId w:val="1348293851"/>
+        <w:divId w:val="1266233443"/>
         <w:rPr>
           <w:rFonts w:ascii="Calibri" w:eastAsia="Times New Roman" w:hAnsi="Calibri" w:cs="Calibri"/>
           <w:color w:val="1A1A1A"/>
@@ -3621,7 +3621,7 @@
           <w:numId w:val="5"/>
         </w:numPr>
         <w:spacing w:before="53" w:after="53"/>
-        <w:divId w:val="1348293851"/>
+        <w:divId w:val="1266233443"/>
         <w:rPr>
           <w:rFonts w:ascii="Calibri" w:eastAsia="Times New Roman" w:hAnsi="Calibri" w:cs="Calibri"/>
           <w:color w:val="1A1A1A"/>
@@ -3670,7 +3670,7 @@
           <w:numId w:val="5"/>
         </w:numPr>
         <w:spacing w:before="53" w:after="53"/>
-        <w:divId w:val="1348293851"/>
+        <w:divId w:val="1266233443"/>
         <w:rPr>
           <w:rFonts w:ascii="Calibri" w:eastAsia="Times New Roman" w:hAnsi="Calibri" w:cs="Calibri"/>
           <w:color w:val="1A1A1A"/>
@@ -3709,7 +3709,7 @@
           <w:numId w:val="5"/>
         </w:numPr>
         <w:spacing w:before="53" w:after="53"/>
-        <w:divId w:val="1348293851"/>
+        <w:divId w:val="1266233443"/>
         <w:rPr>
           <w:rFonts w:ascii="Calibri" w:eastAsia="Times New Roman" w:hAnsi="Calibri" w:cs="Calibri"/>
           <w:color w:val="1A1A1A"/>
@@ -3754,7 +3754,7 @@
     <w:p>
       <w:pPr>
         <w:pStyle w:val="Heading2"/>
-        <w:divId w:val="1348293851"/>
+        <w:divId w:val="1266233443"/>
         <w:rPr>
           <w:rFonts w:ascii="Calibri" w:eastAsia="Times New Roman" w:hAnsi="Calibri" w:cs="Calibri"/>
           <w:color w:val="1A1A1A"/>
@@ -3777,7 +3777,7 @@
           <w:numId w:val="6"/>
         </w:numPr>
         <w:spacing w:before="53" w:after="53"/>
-        <w:divId w:val="1348293851"/>
+        <w:divId w:val="1266233443"/>
         <w:rPr>
           <w:rFonts w:ascii="Calibri" w:eastAsia="Times New Roman" w:hAnsi="Calibri" w:cs="Calibri"/>
           <w:color w:val="1A1A1A"/>
@@ -3834,7 +3834,7 @@
           <w:numId w:val="6"/>
         </w:numPr>
         <w:spacing w:before="53" w:after="53"/>
-        <w:divId w:val="1348293851"/>
+        <w:divId w:val="1266233443"/>
         <w:rPr>
           <w:rFonts w:ascii="Calibri" w:eastAsia="Times New Roman" w:hAnsi="Calibri" w:cs="Calibri"/>
           <w:color w:val="1A1A1A"/>
@@ -3873,7 +3873,7 @@
           <w:numId w:val="6"/>
         </w:numPr>
         <w:spacing w:before="53" w:after="53"/>
-        <w:divId w:val="1348293851"/>
+        <w:divId w:val="1266233443"/>
         <w:rPr>
           <w:rFonts w:ascii="Calibri" w:eastAsia="Times New Roman" w:hAnsi="Calibri" w:cs="Calibri"/>
           <w:color w:val="1A1A1A"/>
@@ -3912,7 +3912,7 @@
           <w:numId w:val="6"/>
         </w:numPr>
         <w:spacing w:before="53" w:after="53"/>
-        <w:divId w:val="1348293851"/>
+        <w:divId w:val="1266233443"/>
         <w:rPr>
           <w:rFonts w:ascii="Calibri" w:eastAsia="Times New Roman" w:hAnsi="Calibri" w:cs="Calibri"/>
           <w:color w:val="1A1A1A"/>
@@ -3951,7 +3951,7 @@
           <w:numId w:val="6"/>
         </w:numPr>
         <w:spacing w:before="53" w:after="53"/>
-        <w:divId w:val="1348293851"/>
+        <w:divId w:val="1266233443"/>
         <w:rPr>
           <w:rFonts w:ascii="Calibri" w:eastAsia="Times New Roman" w:hAnsi="Calibri" w:cs="Calibri"/>
           <w:color w:val="1A1A1A"/>
@@ -4008,7 +4008,7 @@
           <w:numId w:val="6"/>
         </w:numPr>
         <w:spacing w:before="53" w:after="53"/>
-        <w:divId w:val="1348293851"/>
+        <w:divId w:val="1266233443"/>
         <w:rPr>
           <w:rFonts w:ascii="Calibri" w:eastAsia="Times New Roman" w:hAnsi="Calibri" w:cs="Calibri"/>
           <w:color w:val="1A1A1A"/>
@@ -4047,7 +4047,7 @@
           <w:numId w:val="6"/>
         </w:numPr>
         <w:spacing w:before="53" w:after="53"/>
-        <w:divId w:val="1348293851"/>
+        <w:divId w:val="1266233443"/>
         <w:rPr>
           <w:rFonts w:ascii="Calibri" w:eastAsia="Times New Roman" w:hAnsi="Calibri" w:cs="Calibri"/>
           <w:color w:val="1A1A1A"/>
@@ -4108,7 +4108,7 @@
           <w:numId w:val="6"/>
         </w:numPr>
         <w:spacing w:before="53" w:after="53"/>
-        <w:divId w:val="1348293851"/>
+        <w:divId w:val="1266233443"/>
         <w:rPr>
           <w:rFonts w:ascii="Calibri" w:eastAsia="Times New Roman" w:hAnsi="Calibri" w:cs="Calibri"/>
           <w:color w:val="1A1A1A"/>
@@ -4143,7 +4143,7 @@
     <w:p>
       <w:pPr>
         <w:pStyle w:val="Heading2"/>
-        <w:divId w:val="1348293851"/>
+        <w:divId w:val="1266233443"/>
         <w:rPr>
           <w:rFonts w:ascii="Calibri" w:eastAsia="Times New Roman" w:hAnsi="Calibri" w:cs="Calibri"/>
           <w:color w:val="1A1A1A"/>
@@ -4166,7 +4166,7 @@
           <w:numId w:val="7"/>
         </w:numPr>
         <w:spacing w:before="53" w:after="53"/>
-        <w:divId w:val="1348293851"/>
+        <w:divId w:val="1266233443"/>
         <w:rPr>
           <w:rFonts w:ascii="Calibri" w:eastAsia="Times New Roman" w:hAnsi="Calibri" w:cs="Calibri"/>
           <w:color w:val="1A1A1A"/>
@@ -4205,7 +4205,7 @@
           <w:numId w:val="7"/>
         </w:numPr>
         <w:spacing w:before="53" w:after="53"/>
-        <w:divId w:val="1348293851"/>
+        <w:divId w:val="1266233443"/>
         <w:rPr>
           <w:rFonts w:ascii="Calibri" w:eastAsia="Times New Roman" w:hAnsi="Calibri" w:cs="Calibri"/>
           <w:color w:val="1A1A1A"/>
@@ -4244,7 +4244,7 @@
           <w:numId w:val="7"/>
         </w:numPr>
         <w:spacing w:before="53" w:after="53"/>
-        <w:divId w:val="1348293851"/>
+        <w:divId w:val="1266233443"/>
         <w:rPr>
           <w:rFonts w:ascii="Calibri" w:eastAsia="Times New Roman" w:hAnsi="Calibri" w:cs="Calibri"/>
           <w:color w:val="1A1A1A"/>
@@ -4283,7 +4283,7 @@
           <w:numId w:val="7"/>
         </w:numPr>
         <w:spacing w:before="53" w:after="53"/>
-        <w:divId w:val="1348293851"/>
+        <w:divId w:val="1266233443"/>
         <w:rPr>
           <w:rFonts w:ascii="Calibri" w:eastAsia="Times New Roman" w:hAnsi="Calibri" w:cs="Calibri"/>
           <w:color w:val="1A1A1A"/>
@@ -4322,7 +4322,7 @@
           <w:numId w:val="7"/>
         </w:numPr>
         <w:spacing w:before="53" w:after="53"/>
-        <w:divId w:val="1348293851"/>
+        <w:divId w:val="1266233443"/>
         <w:rPr>
           <w:rFonts w:ascii="Calibri" w:eastAsia="Times New Roman" w:hAnsi="Calibri" w:cs="Calibri"/>
           <w:color w:val="1A1A1A"/>
@@ -4361,7 +4361,7 @@
           <w:numId w:val="7"/>
         </w:numPr>
         <w:spacing w:before="53" w:after="53"/>
-        <w:divId w:val="1348293851"/>
+        <w:divId w:val="1266233443"/>
         <w:rPr>
           <w:rFonts w:ascii="Calibri" w:eastAsia="Times New Roman" w:hAnsi="Calibri" w:cs="Calibri"/>
           <w:color w:val="1A1A1A"/>
@@ -4418,7 +4418,7 @@
           <w:numId w:val="7"/>
         </w:numPr>
         <w:spacing w:before="53" w:after="53"/>
-        <w:divId w:val="1348293851"/>
+        <w:divId w:val="1266233443"/>
         <w:rPr>
           <w:rFonts w:ascii="Calibri" w:eastAsia="Times New Roman" w:hAnsi="Calibri" w:cs="Calibri"/>
           <w:color w:val="1A1A1A"/>
@@ -4457,7 +4457,7 @@
           <w:numId w:val="7"/>
         </w:numPr>
         <w:spacing w:before="53" w:after="53"/>
-        <w:divId w:val="1348293851"/>
+        <w:divId w:val="1266233443"/>
         <w:rPr>
           <w:rFonts w:ascii="Calibri" w:eastAsia="Times New Roman" w:hAnsi="Calibri" w:cs="Calibri"/>
           <w:color w:val="1A1A1A"/>
@@ -4496,7 +4496,7 @@
           <w:numId w:val="7"/>
         </w:numPr>
         <w:spacing w:before="53" w:after="53"/>
-        <w:divId w:val="1348293851"/>
+        <w:divId w:val="1266233443"/>
         <w:rPr>
           <w:rFonts w:ascii="Calibri" w:eastAsia="Times New Roman" w:hAnsi="Calibri" w:cs="Calibri"/>
           <w:color w:val="1A1A1A"/>
@@ -4531,7 +4531,7 @@
     <w:p>
       <w:pPr>
         <w:pStyle w:val="Heading2"/>
-        <w:divId w:val="1348293851"/>
+        <w:divId w:val="1266233443"/>
         <w:rPr>
           <w:rFonts w:ascii="Calibri" w:eastAsia="Times New Roman" w:hAnsi="Calibri" w:cs="Calibri"/>
           <w:color w:val="1A1A1A"/>
@@ -4551,7 +4551,7 @@
       <w:pPr>
         <w:pStyle w:val="NormalWeb"/>
         <w:shd w:val="clear" w:color="auto" w:fill="F4F6F8"/>
-        <w:divId w:val="21637289"/>
+        <w:divId w:val="1016805999"/>
         <w:rPr>
           <w:rFonts w:ascii="Calibri" w:hAnsi="Calibri" w:cs="Calibri"/>
           <w:color w:val="1A1A1A"/>
@@ -4641,7 +4641,7 @@
       <w:pPr>
         <w:pStyle w:val="NormalWeb"/>
         <w:shd w:val="clear" w:color="auto" w:fill="F4F6F8"/>
-        <w:divId w:val="21637289"/>
+        <w:divId w:val="1016805999"/>
         <w:rPr>
           <w:rFonts w:ascii="Calibri" w:hAnsi="Calibri" w:cs="Calibri"/>
           <w:color w:val="1A1A1A"/>
@@ -4668,7 +4668,7 @@
           <w:numId w:val="8"/>
         </w:numPr>
         <w:spacing w:before="53" w:after="53"/>
-        <w:divId w:val="1348293851"/>
+        <w:divId w:val="1266233443"/>
         <w:rPr>
           <w:rFonts w:ascii="Calibri" w:eastAsia="Times New Roman" w:hAnsi="Calibri" w:cs="Calibri"/>
           <w:color w:val="1A1A1A"/>
@@ -4717,7 +4717,7 @@
           <w:numId w:val="8"/>
         </w:numPr>
         <w:spacing w:before="53" w:after="53"/>
-        <w:divId w:val="1348293851"/>
+        <w:divId w:val="1266233443"/>
         <w:rPr>
           <w:rFonts w:ascii="Calibri" w:eastAsia="Times New Roman" w:hAnsi="Calibri" w:cs="Calibri"/>
           <w:color w:val="1A1A1A"/>
@@ -4756,7 +4756,7 @@
           <w:numId w:val="8"/>
         </w:numPr>
         <w:spacing w:before="53" w:after="53"/>
-        <w:divId w:val="1348293851"/>
+        <w:divId w:val="1266233443"/>
         <w:rPr>
           <w:rFonts w:ascii="Calibri" w:eastAsia="Times New Roman" w:hAnsi="Calibri" w:cs="Calibri"/>
           <w:color w:val="1A1A1A"/>
@@ -4795,7 +4795,7 @@
           <w:numId w:val="8"/>
         </w:numPr>
         <w:spacing w:before="53" w:after="53"/>
-        <w:divId w:val="1348293851"/>
+        <w:divId w:val="1266233443"/>
         <w:rPr>
           <w:rFonts w:ascii="Calibri" w:eastAsia="Times New Roman" w:hAnsi="Calibri" w:cs="Calibri"/>
           <w:color w:val="1A1A1A"/>
@@ -4852,7 +4852,7 @@
     <w:p>
       <w:pPr>
         <w:pStyle w:val="Heading2"/>
-        <w:divId w:val="1348293851"/>
+        <w:divId w:val="1266233443"/>
         <w:rPr>
           <w:rFonts w:ascii="Calibri" w:eastAsia="Times New Roman" w:hAnsi="Calibri" w:cs="Calibri"/>
           <w:color w:val="1A1A1A"/>
@@ -4875,7 +4875,7 @@
           <w:numId w:val="9"/>
         </w:numPr>
         <w:spacing w:before="53" w:after="53"/>
-        <w:divId w:val="1348293851"/>
+        <w:divId w:val="1266233443"/>
         <w:rPr>
           <w:rFonts w:ascii="Calibri" w:eastAsia="Times New Roman" w:hAnsi="Calibri" w:cs="Calibri"/>
           <w:color w:val="1A1A1A"/>
@@ -4924,7 +4924,7 @@
           <w:numId w:val="9"/>
         </w:numPr>
         <w:spacing w:before="53" w:after="53"/>
-        <w:divId w:val="1348293851"/>
+        <w:divId w:val="1266233443"/>
         <w:rPr>
           <w:rFonts w:ascii="Calibri" w:eastAsia="Times New Roman" w:hAnsi="Calibri" w:cs="Calibri"/>
           <w:color w:val="1A1A1A"/>
@@ -4981,7 +4981,7 @@
           <w:numId w:val="9"/>
         </w:numPr>
         <w:spacing w:before="53" w:after="53"/>
-        <w:divId w:val="1348293851"/>
+        <w:divId w:val="1266233443"/>
         <w:rPr>
           <w:rFonts w:ascii="Calibri" w:eastAsia="Times New Roman" w:hAnsi="Calibri" w:cs="Calibri"/>
           <w:color w:val="1A1A1A"/>
@@ -5020,7 +5020,7 @@
           <w:numId w:val="9"/>
         </w:numPr>
         <w:spacing w:before="53" w:after="53"/>
-        <w:divId w:val="1348293851"/>
+        <w:divId w:val="1266233443"/>
         <w:rPr>
           <w:rFonts w:ascii="Calibri" w:eastAsia="Times New Roman" w:hAnsi="Calibri" w:cs="Calibri"/>
           <w:color w:val="1A1A1A"/>
@@ -5059,7 +5059,7 @@
           <w:numId w:val="9"/>
         </w:numPr>
         <w:spacing w:before="53" w:after="53"/>
-        <w:divId w:val="1348293851"/>
+        <w:divId w:val="1266233443"/>
         <w:rPr>
           <w:rFonts w:ascii="Calibri" w:eastAsia="Times New Roman" w:hAnsi="Calibri" w:cs="Calibri"/>
           <w:color w:val="1A1A1A"/>
@@ -5098,7 +5098,7 @@
           <w:numId w:val="9"/>
         </w:numPr>
         <w:spacing w:before="53" w:after="53"/>
-        <w:divId w:val="1348293851"/>
+        <w:divId w:val="1266233443"/>
         <w:rPr>
           <w:rFonts w:ascii="Calibri" w:eastAsia="Times New Roman" w:hAnsi="Calibri" w:cs="Calibri"/>
           <w:color w:val="1A1A1A"/>
@@ -5147,7 +5147,7 @@
           <w:numId w:val="9"/>
         </w:numPr>
         <w:spacing w:before="53" w:after="53"/>
-        <w:divId w:val="1348293851"/>
+        <w:divId w:val="1266233443"/>
         <w:rPr>
           <w:rFonts w:ascii="Calibri" w:eastAsia="Times New Roman" w:hAnsi="Calibri" w:cs="Calibri"/>
           <w:color w:val="1A1A1A"/>
@@ -5186,7 +5186,7 @@
           <w:numId w:val="9"/>
         </w:numPr>
         <w:spacing w:before="53" w:after="53"/>
-        <w:divId w:val="1348293851"/>
+        <w:divId w:val="1266233443"/>
         <w:rPr>
           <w:rFonts w:ascii="Calibri" w:eastAsia="Times New Roman" w:hAnsi="Calibri" w:cs="Calibri"/>
           <w:color w:val="1A1A1A"/>
@@ -5221,7 +5221,7 @@
     <w:p>
       <w:pPr>
         <w:pStyle w:val="Heading2"/>
-        <w:divId w:val="1348293851"/>
+        <w:divId w:val="1266233443"/>
         <w:rPr>
           <w:rFonts w:ascii="Calibri" w:eastAsia="Times New Roman" w:hAnsi="Calibri" w:cs="Calibri"/>
           <w:color w:val="1A1A1A"/>
@@ -5244,7 +5244,7 @@
           <w:numId w:val="10"/>
         </w:numPr>
         <w:spacing w:before="53" w:after="53"/>
-        <w:divId w:val="1348293851"/>
+        <w:divId w:val="1266233443"/>
         <w:rPr>
           <w:rFonts w:ascii="Calibri" w:eastAsia="Times New Roman" w:hAnsi="Calibri" w:cs="Calibri"/>
           <w:color w:val="1A1A1A"/>
@@ -5293,7 +5293,7 @@
           <w:numId w:val="10"/>
         </w:numPr>
         <w:spacing w:before="53" w:after="53"/>
-        <w:divId w:val="1348293851"/>
+        <w:divId w:val="1266233443"/>
         <w:rPr>
           <w:rFonts w:ascii="Calibri" w:eastAsia="Times New Roman" w:hAnsi="Calibri" w:cs="Calibri"/>
           <w:color w:val="1A1A1A"/>
@@ -5332,7 +5332,7 @@
           <w:numId w:val="10"/>
         </w:numPr>
         <w:spacing w:before="53" w:after="53"/>
-        <w:divId w:val="1348293851"/>
+        <w:divId w:val="1266233443"/>
         <w:rPr>
           <w:rFonts w:ascii="Calibri" w:eastAsia="Times New Roman" w:hAnsi="Calibri" w:cs="Calibri"/>
           <w:color w:val="1A1A1A"/>
@@ -5371,7 +5371,7 @@
           <w:numId w:val="10"/>
         </w:numPr>
         <w:spacing w:before="53" w:after="53"/>
-        <w:divId w:val="1348293851"/>
+        <w:divId w:val="1266233443"/>
         <w:rPr>
           <w:rFonts w:ascii="Calibri" w:eastAsia="Times New Roman" w:hAnsi="Calibri" w:cs="Calibri"/>
           <w:color w:val="1A1A1A"/>
@@ -5410,7 +5410,7 @@
           <w:numId w:val="10"/>
         </w:numPr>
         <w:spacing w:before="53" w:after="53"/>
-        <w:divId w:val="1348293851"/>
+        <w:divId w:val="1266233443"/>
         <w:rPr>
           <w:rFonts w:ascii="Calibri" w:eastAsia="Times New Roman" w:hAnsi="Calibri" w:cs="Calibri"/>
           <w:color w:val="1A1A1A"/>
@@ -5459,7 +5459,7 @@
           <w:numId w:val="10"/>
         </w:numPr>
         <w:spacing w:before="53" w:after="53"/>
-        <w:divId w:val="1348293851"/>
+        <w:divId w:val="1266233443"/>
         <w:rPr>
           <w:rFonts w:ascii="Calibri" w:eastAsia="Times New Roman" w:hAnsi="Calibri" w:cs="Calibri"/>
           <w:color w:val="1A1A1A"/>
@@ -5498,7 +5498,7 @@
           <w:numId w:val="10"/>
         </w:numPr>
         <w:spacing w:before="53" w:after="53"/>
-        <w:divId w:val="1348293851"/>
+        <w:divId w:val="1266233443"/>
         <w:rPr>
           <w:rFonts w:ascii="Calibri" w:eastAsia="Times New Roman" w:hAnsi="Calibri" w:cs="Calibri"/>
           <w:color w:val="1A1A1A"/>
@@ -5533,7 +5533,7 @@
     <w:p>
       <w:pPr>
         <w:pStyle w:val="Heading2"/>
-        <w:divId w:val="1348293851"/>
+        <w:divId w:val="1266233443"/>
         <w:rPr>
           <w:rFonts w:ascii="Calibri" w:eastAsia="Times New Roman" w:hAnsi="Calibri" w:cs="Calibri"/>
           <w:color w:val="1A1A1A"/>
@@ -5552,7 +5552,7 @@
     <w:p>
       <w:pPr>
         <w:pStyle w:val="NormalWeb"/>
-        <w:divId w:val="1348293851"/>
+        <w:divId w:val="1266233443"/>
         <w:rPr>
           <w:rFonts w:ascii="Calibri" w:hAnsi="Calibri" w:cs="Calibri"/>
           <w:color w:val="1A1A1A"/>
@@ -5603,7 +5603,7 @@
     <w:p>
       <w:pPr>
         <w:pStyle w:val="Heading3"/>
-        <w:divId w:val="1348293851"/>
+        <w:divId w:val="1266233443"/>
         <w:rPr>
           <w:rFonts w:ascii="Calibri" w:eastAsia="Times New Roman" w:hAnsi="Calibri" w:cs="Calibri"/>
           <w:lang w:val="en"/>
@@ -5624,7 +5624,7 @@
           <w:numId w:val="11"/>
         </w:numPr>
         <w:spacing w:before="53" w:after="53"/>
-        <w:divId w:val="1348293851"/>
+        <w:divId w:val="1266233443"/>
         <w:rPr>
           <w:rFonts w:ascii="Calibri" w:eastAsia="Times New Roman" w:hAnsi="Calibri" w:cs="Calibri"/>
           <w:color w:val="1A1A1A"/>
@@ -5663,7 +5663,7 @@
           <w:numId w:val="11"/>
         </w:numPr>
         <w:spacing w:before="53" w:after="53"/>
-        <w:divId w:val="1348293851"/>
+        <w:divId w:val="1266233443"/>
         <w:rPr>
           <w:rFonts w:ascii="Calibri" w:eastAsia="Times New Roman" w:hAnsi="Calibri" w:cs="Calibri"/>
           <w:color w:val="1A1A1A"/>
@@ -5702,7 +5702,7 @@
           <w:numId w:val="11"/>
         </w:numPr>
         <w:spacing w:before="53" w:after="53"/>
-        <w:divId w:val="1348293851"/>
+        <w:divId w:val="1266233443"/>
         <w:rPr>
           <w:rFonts w:ascii="Calibri" w:eastAsia="Times New Roman" w:hAnsi="Calibri" w:cs="Calibri"/>
           <w:color w:val="1A1A1A"/>
@@ -5741,7 +5741,7 @@
           <w:numId w:val="11"/>
         </w:numPr>
         <w:spacing w:before="53" w:after="53"/>
-        <w:divId w:val="1348293851"/>
+        <w:divId w:val="1266233443"/>
         <w:rPr>
           <w:rFonts w:ascii="Calibri" w:eastAsia="Times New Roman" w:hAnsi="Calibri" w:cs="Calibri"/>
           <w:color w:val="1A1A1A"/>
@@ -5780,7 +5780,7 @@
           <w:numId w:val="11"/>
         </w:numPr>
         <w:spacing w:before="53" w:after="53"/>
-        <w:divId w:val="1348293851"/>
+        <w:divId w:val="1266233443"/>
         <w:rPr>
           <w:rFonts w:ascii="Calibri" w:eastAsia="Times New Roman" w:hAnsi="Calibri" w:cs="Calibri"/>
           <w:color w:val="1A1A1A"/>
@@ -5815,7 +5815,7 @@
     <w:p>
       <w:pPr>
         <w:pStyle w:val="Heading3"/>
-        <w:divId w:val="1348293851"/>
+        <w:divId w:val="1266233443"/>
         <w:rPr>
           <w:rFonts w:ascii="Calibri" w:eastAsia="Times New Roman" w:hAnsi="Calibri" w:cs="Calibri"/>
           <w:lang w:val="en"/>
@@ -5836,7 +5836,7 @@
           <w:numId w:val="12"/>
         </w:numPr>
         <w:spacing w:before="53" w:after="53"/>
-        <w:divId w:val="1348293851"/>
+        <w:divId w:val="1266233443"/>
         <w:rPr>
           <w:rFonts w:ascii="Calibri" w:eastAsia="Times New Roman" w:hAnsi="Calibri" w:cs="Calibri"/>
           <w:color w:val="1A1A1A"/>
@@ -5875,7 +5875,7 @@
           <w:numId w:val="12"/>
         </w:numPr>
         <w:spacing w:before="53" w:after="53"/>
-        <w:divId w:val="1348293851"/>
+        <w:divId w:val="1266233443"/>
         <w:rPr>
           <w:rFonts w:ascii="Calibri" w:eastAsia="Times New Roman" w:hAnsi="Calibri" w:cs="Calibri"/>
           <w:color w:val="1A1A1A"/>
@@ -5950,7 +5950,7 @@
           <w:numId w:val="12"/>
         </w:numPr>
         <w:spacing w:before="53" w:after="53"/>
-        <w:divId w:val="1348293851"/>
+        <w:divId w:val="1266233443"/>
         <w:rPr>
           <w:rFonts w:ascii="Calibri" w:eastAsia="Times New Roman" w:hAnsi="Calibri" w:cs="Calibri"/>
           <w:color w:val="1A1A1A"/>
@@ -5989,7 +5989,7 @@
           <w:numId w:val="12"/>
         </w:numPr>
         <w:spacing w:before="53" w:after="53"/>
-        <w:divId w:val="1348293851"/>
+        <w:divId w:val="1266233443"/>
         <w:rPr>
           <w:rFonts w:ascii="Calibri" w:eastAsia="Times New Roman" w:hAnsi="Calibri" w:cs="Calibri"/>
           <w:color w:val="1A1A1A"/>
@@ -6028,7 +6028,7 @@
           <w:numId w:val="12"/>
         </w:numPr>
         <w:spacing w:before="53" w:after="53"/>
-        <w:divId w:val="1348293851"/>
+        <w:divId w:val="1266233443"/>
         <w:rPr>
           <w:rFonts w:ascii="Calibri" w:eastAsia="Times New Roman" w:hAnsi="Calibri" w:cs="Calibri"/>
           <w:color w:val="1A1A1A"/>
@@ -6067,7 +6067,7 @@
           <w:numId w:val="12"/>
         </w:numPr>
         <w:spacing w:before="53" w:after="53"/>
-        <w:divId w:val="1348293851"/>
+        <w:divId w:val="1266233443"/>
         <w:rPr>
           <w:rFonts w:ascii="Calibri" w:eastAsia="Times New Roman" w:hAnsi="Calibri" w:cs="Calibri"/>
           <w:color w:val="1A1A1A"/>
@@ -6106,7 +6106,7 @@
           <w:numId w:val="12"/>
         </w:numPr>
         <w:spacing w:before="53" w:after="53"/>
-        <w:divId w:val="1348293851"/>
+        <w:divId w:val="1266233443"/>
         <w:rPr>
           <w:rFonts w:ascii="Calibri" w:eastAsia="Times New Roman" w:hAnsi="Calibri" w:cs="Calibri"/>
           <w:color w:val="1A1A1A"/>
@@ -6142,7 +6142,7 @@
       <w:pPr>
         <w:pStyle w:val="NormalWeb"/>
         <w:shd w:val="clear" w:color="auto" w:fill="FBF7EC"/>
-        <w:divId w:val="727143544"/>
+        <w:divId w:val="1020089693"/>
         <w:rPr>
           <w:rFonts w:ascii="Calibri" w:hAnsi="Calibri" w:cs="Calibri"/>
           <w:color w:val="1A1A1A"/>
@@ -6249,7 +6249,7 @@
       <w:pPr>
         <w:pStyle w:val="NormalWeb"/>
         <w:shd w:val="clear" w:color="auto" w:fill="FBF7EC"/>
-        <w:divId w:val="727143544"/>
+        <w:divId w:val="1020089693"/>
         <w:rPr>
           <w:rFonts w:ascii="Calibri" w:hAnsi="Calibri" w:cs="Calibri"/>
           <w:color w:val="1A1A1A"/>
@@ -6304,7 +6304,7 @@
     <w:p>
       <w:pPr>
         <w:pStyle w:val="Heading3"/>
-        <w:divId w:val="1348293851"/>
+        <w:divId w:val="1266233443"/>
         <w:rPr>
           <w:rFonts w:ascii="Calibri" w:eastAsia="Times New Roman" w:hAnsi="Calibri" w:cs="Calibri"/>
           <w:lang w:val="en"/>
@@ -6325,7 +6325,7 @@
           <w:numId w:val="13"/>
         </w:numPr>
         <w:spacing w:before="53" w:after="53"/>
-        <w:divId w:val="1348293851"/>
+        <w:divId w:val="1266233443"/>
         <w:rPr>
           <w:rFonts w:ascii="Calibri" w:eastAsia="Times New Roman" w:hAnsi="Calibri" w:cs="Calibri"/>
           <w:color w:val="1A1A1A"/>
@@ -6364,7 +6364,7 @@
           <w:numId w:val="13"/>
         </w:numPr>
         <w:spacing w:before="53" w:after="53"/>
-        <w:divId w:val="1348293851"/>
+        <w:divId w:val="1266233443"/>
         <w:rPr>
           <w:rFonts w:ascii="Calibri" w:eastAsia="Times New Roman" w:hAnsi="Calibri" w:cs="Calibri"/>
           <w:color w:val="1A1A1A"/>
@@ -6403,7 +6403,7 @@
           <w:numId w:val="13"/>
         </w:numPr>
         <w:spacing w:before="53" w:after="53"/>
-        <w:divId w:val="1348293851"/>
+        <w:divId w:val="1266233443"/>
         <w:rPr>
           <w:rFonts w:ascii="Calibri" w:eastAsia="Times New Roman" w:hAnsi="Calibri" w:cs="Calibri"/>
           <w:color w:val="1A1A1A"/>
@@ -6452,7 +6452,7 @@
           <w:numId w:val="13"/>
         </w:numPr>
         <w:spacing w:before="53" w:after="53"/>
-        <w:divId w:val="1348293851"/>
+        <w:divId w:val="1266233443"/>
         <w:rPr>
           <w:rFonts w:ascii="Calibri" w:eastAsia="Times New Roman" w:hAnsi="Calibri" w:cs="Calibri"/>
           <w:color w:val="1A1A1A"/>
@@ -6491,7 +6491,7 @@
           <w:numId w:val="13"/>
         </w:numPr>
         <w:spacing w:before="53" w:after="53"/>
-        <w:divId w:val="1348293851"/>
+        <w:divId w:val="1266233443"/>
         <w:rPr>
           <w:rFonts w:ascii="Calibri" w:eastAsia="Times New Roman" w:hAnsi="Calibri" w:cs="Calibri"/>
           <w:color w:val="1A1A1A"/>
@@ -6530,7 +6530,7 @@
           <w:numId w:val="13"/>
         </w:numPr>
         <w:spacing w:before="53" w:after="53"/>
-        <w:divId w:val="1348293851"/>
+        <w:divId w:val="1266233443"/>
         <w:rPr>
           <w:rFonts w:ascii="Calibri" w:eastAsia="Times New Roman" w:hAnsi="Calibri" w:cs="Calibri"/>
           <w:color w:val="1A1A1A"/>
@@ -6587,7 +6587,7 @@
           <w:numId w:val="13"/>
         </w:numPr>
         <w:spacing w:before="53" w:after="53"/>
-        <w:divId w:val="1348293851"/>
+        <w:divId w:val="1266233443"/>
         <w:rPr>
           <w:rFonts w:ascii="Calibri" w:eastAsia="Times New Roman" w:hAnsi="Calibri" w:cs="Calibri"/>
           <w:color w:val="1A1A1A"/>
@@ -6626,7 +6626,7 @@
           <w:numId w:val="13"/>
         </w:numPr>
         <w:spacing w:before="53" w:after="53"/>
-        <w:divId w:val="1348293851"/>
+        <w:divId w:val="1266233443"/>
         <w:rPr>
           <w:rFonts w:ascii="Calibri" w:eastAsia="Times New Roman" w:hAnsi="Calibri" w:cs="Calibri"/>
           <w:color w:val="1A1A1A"/>
@@ -6665,7 +6665,7 @@
           <w:numId w:val="13"/>
         </w:numPr>
         <w:spacing w:before="53" w:after="53"/>
-        <w:divId w:val="1348293851"/>
+        <w:divId w:val="1266233443"/>
         <w:rPr>
           <w:rFonts w:ascii="Calibri" w:eastAsia="Times New Roman" w:hAnsi="Calibri" w:cs="Calibri"/>
           <w:color w:val="1A1A1A"/>
@@ -6714,7 +6714,7 @@
           <w:numId w:val="13"/>
         </w:numPr>
         <w:spacing w:before="53" w:after="53"/>
-        <w:divId w:val="1348293851"/>
+        <w:divId w:val="1266233443"/>
         <w:rPr>
           <w:rFonts w:ascii="Calibri" w:eastAsia="Times New Roman" w:hAnsi="Calibri" w:cs="Calibri"/>
           <w:color w:val="1A1A1A"/>
@@ -6753,7 +6753,7 @@
           <w:numId w:val="13"/>
         </w:numPr>
         <w:spacing w:before="53" w:after="53"/>
-        <w:divId w:val="1348293851"/>
+        <w:divId w:val="1266233443"/>
         <w:rPr>
           <w:rFonts w:ascii="Calibri" w:eastAsia="Times New Roman" w:hAnsi="Calibri" w:cs="Calibri"/>
           <w:color w:val="1A1A1A"/>
@@ -6792,7 +6792,7 @@
           <w:numId w:val="13"/>
         </w:numPr>
         <w:spacing w:before="53" w:after="53"/>
-        <w:divId w:val="1348293851"/>
+        <w:divId w:val="1266233443"/>
         <w:rPr>
           <w:rFonts w:ascii="Calibri" w:eastAsia="Times New Roman" w:hAnsi="Calibri" w:cs="Calibri"/>
           <w:color w:val="1A1A1A"/>
@@ -6827,7 +6827,7 @@
     <w:p>
       <w:pPr>
         <w:pStyle w:val="Heading2"/>
-        <w:divId w:val="1348293851"/>
+        <w:divId w:val="1266233443"/>
         <w:rPr>
           <w:rFonts w:ascii="Calibri" w:eastAsia="Times New Roman" w:hAnsi="Calibri" w:cs="Calibri"/>
           <w:color w:val="1A1A1A"/>
@@ -6846,7 +6846,7 @@
     <w:p>
       <w:pPr>
         <w:pStyle w:val="sub"/>
-        <w:divId w:val="1348293851"/>
+        <w:divId w:val="1266233443"/>
         <w:rPr>
           <w:rFonts w:ascii="Calibri" w:hAnsi="Calibri" w:cs="Calibri"/>
           <w:lang w:val="en"/>
@@ -6864,7 +6864,7 @@
       <w:pPr>
         <w:pStyle w:val="Heading3"/>
         <w:shd w:val="clear" w:color="auto" w:fill="EEF6EE"/>
-        <w:divId w:val="1896231199"/>
+        <w:divId w:val="1127313278"/>
         <w:rPr>
           <w:rFonts w:ascii="Calibri" w:eastAsia="Times New Roman" w:hAnsi="Calibri" w:cs="Calibri"/>
           <w:lang w:val="en"/>
@@ -6882,7 +6882,7 @@
       <w:pPr>
         <w:pStyle w:val="NormalWeb"/>
         <w:shd w:val="clear" w:color="auto" w:fill="EEF6EE"/>
-        <w:divId w:val="1896231199"/>
+        <w:divId w:val="1127313278"/>
         <w:rPr>
           <w:rFonts w:ascii="Calibri" w:hAnsi="Calibri" w:cs="Calibri"/>
           <w:color w:val="1A1A1A"/>
@@ -6962,7 +6962,7 @@
     <w:p>
       <w:pPr>
         <w:pStyle w:val="Heading3"/>
-        <w:divId w:val="1348293851"/>
+        <w:divId w:val="1266233443"/>
         <w:rPr>
           <w:rFonts w:ascii="Calibri" w:eastAsia="Times New Roman" w:hAnsi="Calibri" w:cs="Calibri"/>
           <w:lang w:val="en"/>
@@ -6979,7 +6979,7 @@
     <w:p>
       <w:pPr>
         <w:pStyle w:val="NormalWeb"/>
-        <w:divId w:val="1348293851"/>
+        <w:divId w:val="1266233443"/>
         <w:rPr>
           <w:rFonts w:ascii="Calibri" w:hAnsi="Calibri" w:cs="Calibri"/>
           <w:color w:val="1A1A1A"/>
@@ -7033,7 +7033,7 @@
     <w:p>
       <w:pPr>
         <w:pStyle w:val="NormalWeb"/>
-        <w:divId w:val="1348293851"/>
+        <w:divId w:val="1266233443"/>
         <w:rPr>
           <w:rFonts w:ascii="Calibri" w:hAnsi="Calibri" w:cs="Calibri"/>
           <w:color w:val="1A1A1A"/>
@@ -7056,7 +7056,7 @@
     <w:p>
       <w:pPr>
         <w:pStyle w:val="Heading3"/>
-        <w:divId w:val="1348293851"/>
+        <w:divId w:val="1266233443"/>
         <w:rPr>
           <w:rFonts w:ascii="Calibri" w:eastAsia="Times New Roman" w:hAnsi="Calibri" w:cs="Calibri"/>
           <w:lang w:val="en"/>
@@ -7073,7 +7073,7 @@
     <w:p>
       <w:pPr>
         <w:pStyle w:val="NormalWeb"/>
-        <w:divId w:val="1348293851"/>
+        <w:divId w:val="1266233443"/>
         <w:rPr>
           <w:rFonts w:ascii="Calibri" w:hAnsi="Calibri" w:cs="Calibri"/>
           <w:color w:val="1A1A1A"/>
@@ -7096,7 +7096,7 @@
     <w:p>
       <w:pPr>
         <w:pStyle w:val="Heading3"/>
-        <w:divId w:val="1348293851"/>
+        <w:divId w:val="1266233443"/>
         <w:rPr>
           <w:rFonts w:ascii="Calibri" w:eastAsia="Times New Roman" w:hAnsi="Calibri" w:cs="Calibri"/>
           <w:lang w:val="en"/>
@@ -7117,7 +7117,7 @@
           <w:numId w:val="14"/>
         </w:numPr>
         <w:spacing w:before="53" w:after="53"/>
-        <w:divId w:val="1348293851"/>
+        <w:divId w:val="1266233443"/>
         <w:rPr>
           <w:rFonts w:ascii="Calibri" w:eastAsia="Times New Roman" w:hAnsi="Calibri" w:cs="Calibri"/>
           <w:color w:val="1A1A1A"/>
@@ -7144,7 +7144,7 @@
           <w:numId w:val="14"/>
         </w:numPr>
         <w:spacing w:before="53" w:after="53"/>
-        <w:divId w:val="1348293851"/>
+        <w:divId w:val="1266233443"/>
         <w:rPr>
           <w:rFonts w:ascii="Calibri" w:eastAsia="Times New Roman" w:hAnsi="Calibri" w:cs="Calibri"/>
           <w:color w:val="1A1A1A"/>
@@ -7167,7 +7167,7 @@
     <w:p>
       <w:pPr>
         <w:pStyle w:val="Heading3"/>
-        <w:divId w:val="1348293851"/>
+        <w:divId w:val="1266233443"/>
         <w:rPr>
           <w:rFonts w:ascii="Calibri" w:eastAsia="Times New Roman" w:hAnsi="Calibri" w:cs="Calibri"/>
           <w:lang w:val="en"/>
@@ -7184,7 +7184,7 @@
     <w:p>
       <w:pPr>
         <w:pStyle w:val="NormalWeb"/>
-        <w:divId w:val="1348293851"/>
+        <w:divId w:val="1266233443"/>
         <w:rPr>
           <w:rFonts w:ascii="Calibri" w:hAnsi="Calibri" w:cs="Calibri"/>
           <w:color w:val="1A1A1A"/>
@@ -7225,7 +7225,7 @@
     <w:p>
       <w:pPr>
         <w:pStyle w:val="Heading2"/>
-        <w:divId w:val="1348293851"/>
+        <w:divId w:val="1266233443"/>
         <w:rPr>
           <w:rFonts w:ascii="Calibri" w:eastAsia="Times New Roman" w:hAnsi="Calibri" w:cs="Calibri"/>
           <w:color w:val="1A1A1A"/>
@@ -7245,7 +7245,7 @@
       <w:pPr>
         <w:pStyle w:val="NormalWeb"/>
         <w:shd w:val="clear" w:color="auto" w:fill="FBF7EC"/>
-        <w:divId w:val="552808484"/>
+        <w:divId w:val="571351111"/>
         <w:rPr>
           <w:rFonts w:ascii="Calibri" w:hAnsi="Calibri" w:cs="Calibri"/>
           <w:color w:val="1A1A1A"/>
@@ -7295,7 +7295,7 @@
       </w:tblGrid>
       <w:tr>
         <w:trPr>
-          <w:divId w:val="1348293851"/>
+          <w:divId w:val="1266233443"/>
         </w:trPr>
         <w:tc>
           <w:tcPr>
@@ -7429,7 +7429,7 @@
       </w:tr>
       <w:tr>
         <w:trPr>
-          <w:divId w:val="1348293851"/>
+          <w:divId w:val="1266233443"/>
         </w:trPr>
         <w:tc>
           <w:tcPr>
@@ -7578,7 +7578,7 @@
       </w:tr>
       <w:tr>
         <w:trPr>
-          <w:divId w:val="1348293851"/>
+          <w:divId w:val="1266233443"/>
         </w:trPr>
         <w:tc>
           <w:tcPr>
@@ -7697,7 +7697,7 @@
       </w:tr>
       <w:tr>
         <w:trPr>
-          <w:divId w:val="1348293851"/>
+          <w:divId w:val="1266233443"/>
         </w:trPr>
         <w:tc>
           <w:tcPr>
@@ -7835,7 +7835,7 @@
       </w:tr>
       <w:tr>
         <w:trPr>
-          <w:divId w:val="1348293851"/>
+          <w:divId w:val="1266233443"/>
         </w:trPr>
         <w:tc>
           <w:tcPr>
@@ -7954,7 +7954,7 @@
       </w:tr>
       <w:tr>
         <w:trPr>
-          <w:divId w:val="1348293851"/>
+          <w:divId w:val="1266233443"/>
         </w:trPr>
         <w:tc>
           <w:tcPr>
@@ -8075,7 +8075,7 @@
     <w:p>
       <w:pPr>
         <w:pStyle w:val="Heading3"/>
-        <w:divId w:val="1348293851"/>
+        <w:divId w:val="1266233443"/>
         <w:rPr>
           <w:rFonts w:ascii="Calibri" w:eastAsia="Times New Roman" w:hAnsi="Calibri" w:cs="Calibri"/>
           <w:lang w:val="en"/>
@@ -8096,7 +8096,7 @@
           <w:numId w:val="15"/>
         </w:numPr>
         <w:spacing w:before="53" w:after="53"/>
-        <w:divId w:val="1348293851"/>
+        <w:divId w:val="1266233443"/>
         <w:rPr>
           <w:rFonts w:ascii="Calibri" w:eastAsia="Times New Roman" w:hAnsi="Calibri" w:cs="Calibri"/>
           <w:color w:val="1A1A1A"/>
@@ -8167,7 +8167,7 @@
           <w:numId w:val="15"/>
         </w:numPr>
         <w:spacing w:before="53" w:after="53"/>
-        <w:divId w:val="1348293851"/>
+        <w:divId w:val="1266233443"/>
         <w:rPr>
           <w:rFonts w:ascii="Calibri" w:eastAsia="Times New Roman" w:hAnsi="Calibri" w:cs="Calibri"/>
           <w:color w:val="1A1A1A"/>
@@ -8206,7 +8206,7 @@
           <w:numId w:val="15"/>
         </w:numPr>
         <w:spacing w:before="53" w:after="53"/>
-        <w:divId w:val="1348293851"/>
+        <w:divId w:val="1266233443"/>
         <w:rPr>
           <w:rFonts w:ascii="Calibri" w:eastAsia="Times New Roman" w:hAnsi="Calibri" w:cs="Calibri"/>
           <w:color w:val="1A1A1A"/>
@@ -8245,7 +8245,7 @@
           <w:numId w:val="15"/>
         </w:numPr>
         <w:spacing w:before="53" w:after="53"/>
-        <w:divId w:val="1348293851"/>
+        <w:divId w:val="1266233443"/>
         <w:rPr>
           <w:rFonts w:ascii="Calibri" w:eastAsia="Times New Roman" w:hAnsi="Calibri" w:cs="Calibri"/>
           <w:color w:val="1A1A1A"/>
@@ -8280,7 +8280,7 @@
     <w:p>
       <w:pPr>
         <w:pStyle w:val="Heading2"/>
-        <w:divId w:val="1348293851"/>
+        <w:divId w:val="1266233443"/>
         <w:rPr>
           <w:rFonts w:ascii="Calibri" w:eastAsia="Times New Roman" w:hAnsi="Calibri" w:cs="Calibri"/>
           <w:color w:val="1A1A1A"/>
@@ -8300,7 +8300,7 @@
       <w:pPr>
         <w:pStyle w:val="NormalWeb"/>
         <w:shd w:val="clear" w:color="auto" w:fill="F4F6F8"/>
-        <w:divId w:val="1598831712"/>
+        <w:divId w:val="1357656717"/>
         <w:rPr>
           <w:rFonts w:ascii="Calibri" w:hAnsi="Calibri" w:cs="Calibri"/>
           <w:color w:val="1A1A1A"/>
@@ -8355,7 +8355,7 @@
       <w:pPr>
         <w:pStyle w:val="NormalWeb"/>
         <w:shd w:val="clear" w:color="auto" w:fill="F4F6F8"/>
-        <w:divId w:val="1598831712"/>
+        <w:divId w:val="1357656717"/>
         <w:rPr>
           <w:rFonts w:ascii="Calibri" w:hAnsi="Calibri" w:cs="Calibri"/>
           <w:color w:val="1A1A1A"/>
@@ -8399,9 +8399,27 @@
     </w:p>
     <w:p>
       <w:pPr>
-        <w:pStyle w:val="foot"/>
-        <w:spacing w:after="100" w:afterAutospacing="1"/>
-        <w:divId w:val="1348293851"/>
+        <w:pStyle w:val="Heading2"/>
+        <w:divId w:val="1266233443"/>
+        <w:rPr>
+          <w:rFonts w:ascii="Calibri" w:eastAsia="Times New Roman" w:hAnsi="Calibri" w:cs="Calibri"/>
+          <w:color w:val="1A1A1A"/>
+          <w:lang w:val="en"/>
+        </w:rPr>
+      </w:pPr>
+      <w:r>
+        <w:rPr>
+          <w:rFonts w:ascii="Calibri" w:eastAsia="Times New Roman" w:hAnsi="Calibri" w:cs="Calibri"/>
+          <w:color w:val="1A1A1A"/>
+          <w:lang w:val="en"/>
+        </w:rPr>
+        <w:t>Appendix A -- Upcoming roadmap (everything currently planned)</w:t>
+      </w:r>
+    </w:p>
+    <w:p>
+      <w:pPr>
+        <w:pStyle w:val="sub"/>
+        <w:divId w:val="1266233443"/>
         <w:rPr>
           <w:rFonts w:ascii="Calibri" w:hAnsi="Calibri" w:cs="Calibri"/>
           <w:lang w:val="en"/>
@@ -8412,35 +8430,7 @@
           <w:rFonts w:ascii="Calibri" w:hAnsi="Calibri" w:cs="Calibri"/>
           <w:lang w:val="en"/>
         </w:rPr>
-        <w:t xml:space="preserve">Counts in this document are derived from the shipping build, not from the previous edition of this document: rule totals come from </w:t>
-      </w:r>
-      <w:r>
-        <w:rPr>
-          <w:rStyle w:val="HTMLCode"/>
-          <w:lang w:val="en"/>
-        </w:rPr>
-        <w:t>drag-lint rules --json</w:t>
-      </w:r>
-      <w:r>
-        <w:rPr>
-          <w:rFonts w:ascii="Calibri" w:hAnsi="Calibri" w:cs="Calibri"/>
-          <w:lang w:val="en"/>
-        </w:rPr>
-        <w:t xml:space="preserve">, the command surface from </w:t>
-      </w:r>
-      <w:r>
-        <w:rPr>
-          <w:rStyle w:val="HTMLCode"/>
-          <w:lang w:val="en"/>
-        </w:rPr>
-        <w:t>drag-lint --help</w:t>
-      </w:r>
-      <w:r>
-        <w:rPr>
-          <w:rFonts w:ascii="Calibri" w:hAnsi="Calibri" w:cs="Calibri"/>
-          <w:lang w:val="en"/>
-        </w:rPr>
-        <w:t xml:space="preserve"> (</w:t>
+        <w:t xml:space="preserve">Every open item on the board at 16 September 2026, not just the highlights in chapter 13. Effort is a working estimate. </w:t>
       </w:r>
       <w:r>
         <w:rPr>
@@ -8450,6 +8440,2435 @@
           <w:color w:val="000000"/>
           <w:lang w:val="en"/>
         </w:rPr>
+        <w:t>Order changes as priorities do; nothing here is a commitment or a delivery date.</w:t>
+      </w:r>
+    </w:p>
+    <w:p>
+      <w:pPr>
+        <w:pStyle w:val="Heading3"/>
+        <w:divId w:val="1266233443"/>
+        <w:rPr>
+          <w:rFonts w:ascii="Calibri" w:eastAsia="Times New Roman" w:hAnsi="Calibri" w:cs="Calibri"/>
+          <w:lang w:val="en"/>
+        </w:rPr>
+      </w:pPr>
+      <w:r>
+        <w:rPr>
+          <w:rFonts w:ascii="Calibri" w:eastAsia="Times New Roman" w:hAnsi="Calibri" w:cs="Calibri"/>
+          <w:lang w:val="en"/>
+        </w:rPr>
+        <w:t>A.1 Committed next -- the converter contract</w:t>
+      </w:r>
+    </w:p>
+    <w:tbl>
+      <w:tblPr>
+        <w:tblW w:w="5000" w:type="pct"/>
+        <w:tblCellMar>
+          <w:top w:w="15" w:type="dxa"/>
+          <w:left w:w="15" w:type="dxa"/>
+          <w:bottom w:w="15" w:type="dxa"/>
+          <w:right w:w="15" w:type="dxa"/>
+        </w:tblCellMar>
+        <w:tblLook w:val="04A0" w:firstRow="1" w:lastRow="0" w:firstColumn="1" w:lastColumn="0" w:noHBand="0" w:noVBand="1"/>
+      </w:tblPr>
+      <w:tblGrid>
+        <w:gridCol w:w="1597"/>
+        <w:gridCol w:w="6787"/>
+        <w:gridCol w:w="960"/>
+      </w:tblGrid>
+      <w:tr>
+        <w:trPr>
+          <w:divId w:val="1266233443"/>
+        </w:trPr>
+        <w:tc>
+          <w:tcPr>
+            <w:tcW w:w="0" w:type="auto"/>
+            <w:tcBorders>
+              <w:top w:val="single" w:sz="6" w:space="0" w:color="B8B8B8"/>
+              <w:left w:val="single" w:sz="6" w:space="0" w:color="B8B8B8"/>
+              <w:bottom w:val="single" w:sz="6" w:space="0" w:color="B8B8B8"/>
+              <w:right w:val="single" w:sz="6" w:space="0" w:color="B8B8B8"/>
+            </w:tcBorders>
+            <w:shd w:val="clear" w:color="auto" w:fill="ECEFF1"/>
+            <w:tcMar>
+              <w:top w:w="77" w:type="dxa"/>
+              <w:left w:w="144" w:type="dxa"/>
+              <w:bottom w:w="77" w:type="dxa"/>
+              <w:right w:w="144" w:type="dxa"/>
+            </w:tcMar>
+            <w:hideMark/>
+          </w:tcPr>
+          <w:p>
+            <w:pPr>
+              <w:spacing w:before="144" w:after="240"/>
+              <w:rPr>
+                <w:rFonts w:ascii="Calibri" w:eastAsia="Times New Roman" w:hAnsi="Calibri" w:cs="Calibri"/>
+                <w:b/>
+                <w:bCs/>
+                <w:color w:val="1A1A1A"/>
+                <w:sz w:val="21"/>
+                <w:szCs w:val="21"/>
+              </w:rPr>
+            </w:pPr>
+            <w:r>
+              <w:rPr>
+                <w:rFonts w:ascii="Calibri" w:eastAsia="Times New Roman" w:hAnsi="Calibri" w:cs="Calibri"/>
+                <w:b/>
+                <w:bCs/>
+                <w:color w:val="1A1A1A"/>
+                <w:sz w:val="21"/>
+                <w:szCs w:val="21"/>
+              </w:rPr>
+              <w:t>Item</w:t>
+            </w:r>
+          </w:p>
+        </w:tc>
+        <w:tc>
+          <w:tcPr>
+            <w:tcW w:w="0" w:type="auto"/>
+            <w:tcBorders>
+              <w:top w:val="single" w:sz="6" w:space="0" w:color="B8B8B8"/>
+              <w:left w:val="single" w:sz="6" w:space="0" w:color="B8B8B8"/>
+              <w:bottom w:val="single" w:sz="6" w:space="0" w:color="B8B8B8"/>
+              <w:right w:val="single" w:sz="6" w:space="0" w:color="B8B8B8"/>
+            </w:tcBorders>
+            <w:shd w:val="clear" w:color="auto" w:fill="ECEFF1"/>
+            <w:tcMar>
+              <w:top w:w="77" w:type="dxa"/>
+              <w:left w:w="144" w:type="dxa"/>
+              <w:bottom w:w="77" w:type="dxa"/>
+              <w:right w:w="144" w:type="dxa"/>
+            </w:tcMar>
+            <w:hideMark/>
+          </w:tcPr>
+          <w:p>
+            <w:pPr>
+              <w:spacing w:before="144" w:after="240"/>
+              <w:rPr>
+                <w:rFonts w:ascii="Calibri" w:eastAsia="Times New Roman" w:hAnsi="Calibri" w:cs="Calibri"/>
+                <w:b/>
+                <w:bCs/>
+                <w:color w:val="1A1A1A"/>
+                <w:sz w:val="21"/>
+                <w:szCs w:val="21"/>
+              </w:rPr>
+            </w:pPr>
+            <w:r>
+              <w:rPr>
+                <w:rFonts w:ascii="Calibri" w:eastAsia="Times New Roman" w:hAnsi="Calibri" w:cs="Calibri"/>
+                <w:b/>
+                <w:bCs/>
+                <w:color w:val="1A1A1A"/>
+                <w:sz w:val="21"/>
+                <w:szCs w:val="21"/>
+              </w:rPr>
+              <w:t>Why it matters</w:t>
+            </w:r>
+          </w:p>
+        </w:tc>
+        <w:tc>
+          <w:tcPr>
+            <w:tcW w:w="0" w:type="auto"/>
+            <w:tcBorders>
+              <w:top w:val="single" w:sz="6" w:space="0" w:color="B8B8B8"/>
+              <w:left w:val="single" w:sz="6" w:space="0" w:color="B8B8B8"/>
+              <w:bottom w:val="single" w:sz="6" w:space="0" w:color="B8B8B8"/>
+              <w:right w:val="single" w:sz="6" w:space="0" w:color="B8B8B8"/>
+            </w:tcBorders>
+            <w:shd w:val="clear" w:color="auto" w:fill="ECEFF1"/>
+            <w:tcMar>
+              <w:top w:w="77" w:type="dxa"/>
+              <w:left w:w="144" w:type="dxa"/>
+              <w:bottom w:w="77" w:type="dxa"/>
+              <w:right w:w="144" w:type="dxa"/>
+            </w:tcMar>
+            <w:hideMark/>
+          </w:tcPr>
+          <w:p>
+            <w:pPr>
+              <w:spacing w:before="144" w:after="240"/>
+              <w:rPr>
+                <w:rFonts w:ascii="Calibri" w:eastAsia="Times New Roman" w:hAnsi="Calibri" w:cs="Calibri"/>
+                <w:b/>
+                <w:bCs/>
+                <w:color w:val="1A1A1A"/>
+                <w:sz w:val="21"/>
+                <w:szCs w:val="21"/>
+              </w:rPr>
+            </w:pPr>
+            <w:r>
+              <w:rPr>
+                <w:rFonts w:ascii="Calibri" w:eastAsia="Times New Roman" w:hAnsi="Calibri" w:cs="Calibri"/>
+                <w:b/>
+                <w:bCs/>
+                <w:color w:val="1A1A1A"/>
+                <w:sz w:val="21"/>
+                <w:szCs w:val="21"/>
+              </w:rPr>
+              <w:t>Effort</w:t>
+            </w:r>
+          </w:p>
+        </w:tc>
+      </w:tr>
+      <w:tr>
+        <w:trPr>
+          <w:divId w:val="1266233443"/>
+        </w:trPr>
+        <w:tc>
+          <w:tcPr>
+            <w:tcW w:w="0" w:type="auto"/>
+            <w:tcBorders>
+              <w:top w:val="single" w:sz="6" w:space="0" w:color="B8B8B8"/>
+              <w:left w:val="single" w:sz="6" w:space="0" w:color="B8B8B8"/>
+              <w:bottom w:val="single" w:sz="6" w:space="0" w:color="B8B8B8"/>
+              <w:right w:val="single" w:sz="6" w:space="0" w:color="B8B8B8"/>
+            </w:tcBorders>
+            <w:tcMar>
+              <w:top w:w="77" w:type="dxa"/>
+              <w:left w:w="144" w:type="dxa"/>
+              <w:bottom w:w="77" w:type="dxa"/>
+              <w:right w:w="144" w:type="dxa"/>
+            </w:tcMar>
+            <w:hideMark/>
+          </w:tcPr>
+          <w:p>
+            <w:pPr>
+              <w:spacing w:before="144" w:after="240"/>
+              <w:rPr>
+                <w:rFonts w:ascii="Calibri" w:eastAsia="Times New Roman" w:hAnsi="Calibri" w:cs="Calibri"/>
+                <w:color w:val="1A1A1A"/>
+                <w:sz w:val="21"/>
+                <w:szCs w:val="21"/>
+              </w:rPr>
+            </w:pPr>
+            <w:r>
+              <w:rPr>
+                <w:rFonts w:ascii="Calibri" w:eastAsia="Times New Roman" w:hAnsi="Calibri" w:cs="Calibri"/>
+                <w:b/>
+                <w:bCs/>
+                <w:color w:val="000000"/>
+                <w:sz w:val="21"/>
+                <w:szCs w:val="21"/>
+              </w:rPr>
+              <w:t>Realize class casts</w:t>
+            </w:r>
+            <w:r>
+              <w:rPr>
+                <w:rFonts w:ascii="Calibri" w:eastAsia="Times New Roman" w:hAnsi="Calibri" w:cs="Calibri"/>
+                <w:color w:val="1A1A1A"/>
+                <w:sz w:val="21"/>
+                <w:szCs w:val="21"/>
+              </w:rPr>
+              <w:t xml:space="preserve"> in the converter</w:t>
+            </w:r>
+          </w:p>
+        </w:tc>
+        <w:tc>
+          <w:tcPr>
+            <w:tcW w:w="0" w:type="auto"/>
+            <w:tcBorders>
+              <w:top w:val="single" w:sz="6" w:space="0" w:color="B8B8B8"/>
+              <w:left w:val="single" w:sz="6" w:space="0" w:color="B8B8B8"/>
+              <w:bottom w:val="single" w:sz="6" w:space="0" w:color="B8B8B8"/>
+              <w:right w:val="single" w:sz="6" w:space="0" w:color="B8B8B8"/>
+            </w:tcBorders>
+            <w:tcMar>
+              <w:top w:w="77" w:type="dxa"/>
+              <w:left w:w="144" w:type="dxa"/>
+              <w:bottom w:w="77" w:type="dxa"/>
+              <w:right w:w="144" w:type="dxa"/>
+            </w:tcMar>
+            <w:hideMark/>
+          </w:tcPr>
+          <w:p>
+            <w:pPr>
+              <w:spacing w:before="144" w:after="240"/>
+              <w:rPr>
+                <w:rFonts w:ascii="Calibri" w:eastAsia="Times New Roman" w:hAnsi="Calibri" w:cs="Calibri"/>
+                <w:color w:val="1A1A1A"/>
+                <w:sz w:val="21"/>
+                <w:szCs w:val="21"/>
+              </w:rPr>
+            </w:pPr>
+            <w:r>
+              <w:rPr>
+                <w:rFonts w:ascii="Calibri" w:eastAsia="Times New Roman" w:hAnsi="Calibri" w:cs="Calibri"/>
+                <w:b/>
+                <w:bCs/>
+                <w:color w:val="000000"/>
+                <w:sz w:val="21"/>
+                <w:szCs w:val="21"/>
+              </w:rPr>
+              <w:t>The only item blocking another team.</w:t>
+            </w:r>
+            <w:r>
+              <w:rPr>
+                <w:rFonts w:ascii="Calibri" w:eastAsia="Times New Roman" w:hAnsi="Calibri" w:cs="Calibri"/>
+                <w:color w:val="1A1A1A"/>
+                <w:sz w:val="21"/>
+                <w:szCs w:val="21"/>
+              </w:rPr>
+              <w:t xml:space="preserve"> Today a conversion that must transform a </w:t>
+            </w:r>
+            <w:r>
+              <w:rPr>
+                <w:rStyle w:val="Emphasis"/>
+                <w:rFonts w:ascii="Calibri" w:eastAsia="Times New Roman" w:hAnsi="Calibri" w:cs="Calibri"/>
+                <w:color w:val="1A1A1A"/>
+                <w:sz w:val="21"/>
+                <w:szCs w:val="21"/>
+              </w:rPr>
+              <w:t>value</w:t>
+            </w:r>
+            <w:r>
+              <w:rPr>
+                <w:rFonts w:ascii="Calibri" w:eastAsia="Times New Roman" w:hAnsi="Calibri" w:cs="Calibri"/>
+                <w:color w:val="1A1A1A"/>
+                <w:sz w:val="21"/>
+                <w:szCs w:val="21"/>
+              </w:rPr>
+              <w:t xml:space="preserve"> drops image data while reporting success. Also widens the conversion to honour every accepted source type (</w:t>
+            </w:r>
+            <w:r>
+              <w:rPr>
+                <w:rStyle w:val="HTMLCode"/>
+                <w:color w:val="1A1A1A"/>
+              </w:rPr>
+              <w:t>TPicture</w:t>
+            </w:r>
+            <w:r>
+              <w:rPr>
+                <w:rFonts w:ascii="Calibri" w:eastAsia="Times New Roman" w:hAnsi="Calibri" w:cs="Calibri"/>
+                <w:color w:val="1A1A1A"/>
+                <w:sz w:val="21"/>
+                <w:szCs w:val="21"/>
+              </w:rPr>
+              <w:t xml:space="preserve">, </w:t>
+            </w:r>
+            <w:r>
+              <w:rPr>
+                <w:rStyle w:val="HTMLCode"/>
+                <w:color w:val="1A1A1A"/>
+              </w:rPr>
+              <w:t>TBitmap</w:t>
+            </w:r>
+            <w:r>
+              <w:rPr>
+                <w:rFonts w:ascii="Calibri" w:eastAsia="Times New Roman" w:hAnsi="Calibri" w:cs="Calibri"/>
+                <w:color w:val="1A1A1A"/>
+                <w:sz w:val="21"/>
+                <w:szCs w:val="21"/>
+              </w:rPr>
+              <w:t xml:space="preserve">, </w:t>
+            </w:r>
+            <w:r>
+              <w:rPr>
+                <w:rStyle w:val="HTMLCode"/>
+                <w:color w:val="1A1A1A"/>
+              </w:rPr>
+              <w:t>TGraphic</w:t>
+            </w:r>
+            <w:r>
+              <w:rPr>
+                <w:rFonts w:ascii="Calibri" w:eastAsia="Times New Roman" w:hAnsi="Calibri" w:cs="Calibri"/>
+                <w:color w:val="1A1A1A"/>
+                <w:sz w:val="21"/>
+                <w:szCs w:val="21"/>
+              </w:rPr>
+              <w:t xml:space="preserve">, </w:t>
+            </w:r>
+            <w:r>
+              <w:rPr>
+                <w:rStyle w:val="HTMLCode"/>
+                <w:color w:val="1A1A1A"/>
+              </w:rPr>
+              <w:t>TPngImage</w:t>
+            </w:r>
+            <w:r>
+              <w:rPr>
+                <w:rFonts w:ascii="Calibri" w:eastAsia="Times New Roman" w:hAnsi="Calibri" w:cs="Calibri"/>
+                <w:color w:val="1A1A1A"/>
+                <w:sz w:val="21"/>
+                <w:szCs w:val="21"/>
+              </w:rPr>
+              <w:t xml:space="preserve">, </w:t>
+            </w:r>
+            <w:r>
+              <w:rPr>
+                <w:rStyle w:val="HTMLCode"/>
+                <w:color w:val="1A1A1A"/>
+              </w:rPr>
+              <w:t>TIcon</w:t>
+            </w:r>
+            <w:r>
+              <w:rPr>
+                <w:rFonts w:ascii="Calibri" w:eastAsia="Times New Roman" w:hAnsi="Calibri" w:cs="Calibri"/>
+                <w:color w:val="1A1A1A"/>
+                <w:sz w:val="21"/>
+                <w:szCs w:val="21"/>
+              </w:rPr>
+              <w:t>), not just the one the current rule book exercises.</w:t>
+            </w:r>
+          </w:p>
+        </w:tc>
+        <w:tc>
+          <w:tcPr>
+            <w:tcW w:w="960" w:type="dxa"/>
+            <w:tcBorders>
+              <w:top w:val="single" w:sz="6" w:space="0" w:color="B8B8B8"/>
+              <w:left w:val="single" w:sz="6" w:space="0" w:color="B8B8B8"/>
+              <w:bottom w:val="single" w:sz="6" w:space="0" w:color="B8B8B8"/>
+              <w:right w:val="single" w:sz="6" w:space="0" w:color="B8B8B8"/>
+            </w:tcBorders>
+            <w:tcMar>
+              <w:top w:w="77" w:type="dxa"/>
+              <w:left w:w="144" w:type="dxa"/>
+              <w:bottom w:w="77" w:type="dxa"/>
+              <w:right w:w="144" w:type="dxa"/>
+            </w:tcMar>
+            <w:hideMark/>
+          </w:tcPr>
+          <w:p>
+            <w:pPr>
+              <w:spacing w:before="144" w:after="240"/>
+              <w:jc w:val="right"/>
+              <w:rPr>
+                <w:rFonts w:ascii="Calibri" w:eastAsia="Times New Roman" w:hAnsi="Calibri" w:cs="Calibri"/>
+                <w:color w:val="1A1A1A"/>
+                <w:sz w:val="21"/>
+                <w:szCs w:val="21"/>
+              </w:rPr>
+            </w:pPr>
+            <w:r>
+              <w:rPr>
+                <w:rFonts w:ascii="Calibri" w:eastAsia="Times New Roman" w:hAnsi="Calibri" w:cs="Calibri"/>
+                <w:color w:val="1A1A1A"/>
+                <w:sz w:val="21"/>
+                <w:szCs w:val="21"/>
+              </w:rPr>
+              <w:t>3-5 d</w:t>
+            </w:r>
+          </w:p>
+        </w:tc>
+      </w:tr>
+    </w:tbl>
+    <w:p>
+      <w:pPr>
+        <w:pStyle w:val="Heading3"/>
+        <w:divId w:val="1266233443"/>
+        <w:rPr>
+          <w:rFonts w:ascii="Calibri" w:eastAsia="Times New Roman" w:hAnsi="Calibri" w:cs="Calibri"/>
+          <w:lang w:val="en"/>
+        </w:rPr>
+      </w:pPr>
+      <w:r>
+        <w:rPr>
+          <w:rFonts w:ascii="Calibri" w:eastAsia="Times New Roman" w:hAnsi="Calibri" w:cs="Calibri"/>
+          <w:lang w:val="en"/>
+        </w:rPr>
+        <w:t>A.2 Engine analysis -- makes existing answers more complete</w:t>
+      </w:r>
+    </w:p>
+    <w:tbl>
+      <w:tblPr>
+        <w:tblW w:w="5000" w:type="pct"/>
+        <w:tblCellMar>
+          <w:top w:w="15" w:type="dxa"/>
+          <w:left w:w="15" w:type="dxa"/>
+          <w:bottom w:w="15" w:type="dxa"/>
+          <w:right w:w="15" w:type="dxa"/>
+        </w:tblCellMar>
+        <w:tblLook w:val="04A0" w:firstRow="1" w:lastRow="0" w:firstColumn="1" w:lastColumn="0" w:noHBand="0" w:noVBand="1"/>
+      </w:tblPr>
+      <w:tblGrid>
+        <w:gridCol w:w="1575"/>
+        <w:gridCol w:w="6785"/>
+        <w:gridCol w:w="984"/>
+      </w:tblGrid>
+      <w:tr>
+        <w:trPr>
+          <w:divId w:val="1266233443"/>
+        </w:trPr>
+        <w:tc>
+          <w:tcPr>
+            <w:tcW w:w="0" w:type="auto"/>
+            <w:tcBorders>
+              <w:top w:val="single" w:sz="6" w:space="0" w:color="B8B8B8"/>
+              <w:left w:val="single" w:sz="6" w:space="0" w:color="B8B8B8"/>
+              <w:bottom w:val="single" w:sz="6" w:space="0" w:color="B8B8B8"/>
+              <w:right w:val="single" w:sz="6" w:space="0" w:color="B8B8B8"/>
+            </w:tcBorders>
+            <w:shd w:val="clear" w:color="auto" w:fill="ECEFF1"/>
+            <w:tcMar>
+              <w:top w:w="77" w:type="dxa"/>
+              <w:left w:w="144" w:type="dxa"/>
+              <w:bottom w:w="77" w:type="dxa"/>
+              <w:right w:w="144" w:type="dxa"/>
+            </w:tcMar>
+            <w:hideMark/>
+          </w:tcPr>
+          <w:p>
+            <w:pPr>
+              <w:spacing w:before="144" w:after="240"/>
+              <w:rPr>
+                <w:rFonts w:ascii="Calibri" w:eastAsia="Times New Roman" w:hAnsi="Calibri" w:cs="Calibri"/>
+                <w:b/>
+                <w:bCs/>
+                <w:color w:val="1A1A1A"/>
+                <w:sz w:val="21"/>
+                <w:szCs w:val="21"/>
+              </w:rPr>
+            </w:pPr>
+            <w:r>
+              <w:rPr>
+                <w:rFonts w:ascii="Calibri" w:eastAsia="Times New Roman" w:hAnsi="Calibri" w:cs="Calibri"/>
+                <w:b/>
+                <w:bCs/>
+                <w:color w:val="1A1A1A"/>
+                <w:sz w:val="21"/>
+                <w:szCs w:val="21"/>
+              </w:rPr>
+              <w:t>Item</w:t>
+            </w:r>
+          </w:p>
+        </w:tc>
+        <w:tc>
+          <w:tcPr>
+            <w:tcW w:w="0" w:type="auto"/>
+            <w:tcBorders>
+              <w:top w:val="single" w:sz="6" w:space="0" w:color="B8B8B8"/>
+              <w:left w:val="single" w:sz="6" w:space="0" w:color="B8B8B8"/>
+              <w:bottom w:val="single" w:sz="6" w:space="0" w:color="B8B8B8"/>
+              <w:right w:val="single" w:sz="6" w:space="0" w:color="B8B8B8"/>
+            </w:tcBorders>
+            <w:shd w:val="clear" w:color="auto" w:fill="ECEFF1"/>
+            <w:tcMar>
+              <w:top w:w="77" w:type="dxa"/>
+              <w:left w:w="144" w:type="dxa"/>
+              <w:bottom w:w="77" w:type="dxa"/>
+              <w:right w:w="144" w:type="dxa"/>
+            </w:tcMar>
+            <w:hideMark/>
+          </w:tcPr>
+          <w:p>
+            <w:pPr>
+              <w:spacing w:before="144" w:after="240"/>
+              <w:rPr>
+                <w:rFonts w:ascii="Calibri" w:eastAsia="Times New Roman" w:hAnsi="Calibri" w:cs="Calibri"/>
+                <w:b/>
+                <w:bCs/>
+                <w:color w:val="1A1A1A"/>
+                <w:sz w:val="21"/>
+                <w:szCs w:val="21"/>
+              </w:rPr>
+            </w:pPr>
+            <w:r>
+              <w:rPr>
+                <w:rFonts w:ascii="Calibri" w:eastAsia="Times New Roman" w:hAnsi="Calibri" w:cs="Calibri"/>
+                <w:b/>
+                <w:bCs/>
+                <w:color w:val="1A1A1A"/>
+                <w:sz w:val="21"/>
+                <w:szCs w:val="21"/>
+              </w:rPr>
+              <w:t>Why it matters</w:t>
+            </w:r>
+          </w:p>
+        </w:tc>
+        <w:tc>
+          <w:tcPr>
+            <w:tcW w:w="0" w:type="auto"/>
+            <w:tcBorders>
+              <w:top w:val="single" w:sz="6" w:space="0" w:color="B8B8B8"/>
+              <w:left w:val="single" w:sz="6" w:space="0" w:color="B8B8B8"/>
+              <w:bottom w:val="single" w:sz="6" w:space="0" w:color="B8B8B8"/>
+              <w:right w:val="single" w:sz="6" w:space="0" w:color="B8B8B8"/>
+            </w:tcBorders>
+            <w:shd w:val="clear" w:color="auto" w:fill="ECEFF1"/>
+            <w:tcMar>
+              <w:top w:w="77" w:type="dxa"/>
+              <w:left w:w="144" w:type="dxa"/>
+              <w:bottom w:w="77" w:type="dxa"/>
+              <w:right w:w="144" w:type="dxa"/>
+            </w:tcMar>
+            <w:hideMark/>
+          </w:tcPr>
+          <w:p>
+            <w:pPr>
+              <w:spacing w:before="144" w:after="240"/>
+              <w:rPr>
+                <w:rFonts w:ascii="Calibri" w:eastAsia="Times New Roman" w:hAnsi="Calibri" w:cs="Calibri"/>
+                <w:b/>
+                <w:bCs/>
+                <w:color w:val="1A1A1A"/>
+                <w:sz w:val="21"/>
+                <w:szCs w:val="21"/>
+              </w:rPr>
+            </w:pPr>
+            <w:r>
+              <w:rPr>
+                <w:rFonts w:ascii="Calibri" w:eastAsia="Times New Roman" w:hAnsi="Calibri" w:cs="Calibri"/>
+                <w:b/>
+                <w:bCs/>
+                <w:color w:val="1A1A1A"/>
+                <w:sz w:val="21"/>
+                <w:szCs w:val="21"/>
+              </w:rPr>
+              <w:t>Effort</w:t>
+            </w:r>
+          </w:p>
+        </w:tc>
+      </w:tr>
+      <w:tr>
+        <w:trPr>
+          <w:divId w:val="1266233443"/>
+        </w:trPr>
+        <w:tc>
+          <w:tcPr>
+            <w:tcW w:w="0" w:type="auto"/>
+            <w:tcBorders>
+              <w:top w:val="single" w:sz="6" w:space="0" w:color="B8B8B8"/>
+              <w:left w:val="single" w:sz="6" w:space="0" w:color="B8B8B8"/>
+              <w:bottom w:val="single" w:sz="6" w:space="0" w:color="B8B8B8"/>
+              <w:right w:val="single" w:sz="6" w:space="0" w:color="B8B8B8"/>
+            </w:tcBorders>
+            <w:tcMar>
+              <w:top w:w="77" w:type="dxa"/>
+              <w:left w:w="144" w:type="dxa"/>
+              <w:bottom w:w="77" w:type="dxa"/>
+              <w:right w:w="144" w:type="dxa"/>
+            </w:tcMar>
+            <w:hideMark/>
+          </w:tcPr>
+          <w:p>
+            <w:pPr>
+              <w:spacing w:before="144" w:after="240"/>
+              <w:rPr>
+                <w:rFonts w:ascii="Calibri" w:eastAsia="Times New Roman" w:hAnsi="Calibri" w:cs="Calibri"/>
+                <w:color w:val="1A1A1A"/>
+                <w:sz w:val="21"/>
+                <w:szCs w:val="21"/>
+              </w:rPr>
+            </w:pPr>
+            <w:r>
+              <w:rPr>
+                <w:rFonts w:ascii="Calibri" w:eastAsia="Times New Roman" w:hAnsi="Calibri" w:cs="Calibri"/>
+                <w:color w:val="1A1A1A"/>
+                <w:sz w:val="21"/>
+                <w:szCs w:val="21"/>
+              </w:rPr>
+              <w:t>Generic base-class resolution</w:t>
+            </w:r>
+          </w:p>
+        </w:tc>
+        <w:tc>
+          <w:tcPr>
+            <w:tcW w:w="0" w:type="auto"/>
+            <w:tcBorders>
+              <w:top w:val="single" w:sz="6" w:space="0" w:color="B8B8B8"/>
+              <w:left w:val="single" w:sz="6" w:space="0" w:color="B8B8B8"/>
+              <w:bottom w:val="single" w:sz="6" w:space="0" w:color="B8B8B8"/>
+              <w:right w:val="single" w:sz="6" w:space="0" w:color="B8B8B8"/>
+            </w:tcBorders>
+            <w:tcMar>
+              <w:top w:w="77" w:type="dxa"/>
+              <w:left w:w="144" w:type="dxa"/>
+              <w:bottom w:w="77" w:type="dxa"/>
+              <w:right w:w="144" w:type="dxa"/>
+            </w:tcMar>
+            <w:hideMark/>
+          </w:tcPr>
+          <w:p>
+            <w:pPr>
+              <w:spacing w:before="144" w:after="240"/>
+              <w:rPr>
+                <w:rFonts w:ascii="Calibri" w:eastAsia="Times New Roman" w:hAnsi="Calibri" w:cs="Calibri"/>
+                <w:color w:val="1A1A1A"/>
+                <w:sz w:val="21"/>
+                <w:szCs w:val="21"/>
+              </w:rPr>
+            </w:pPr>
+            <w:r>
+              <w:rPr>
+                <w:rFonts w:ascii="Calibri" w:eastAsia="Times New Roman" w:hAnsi="Calibri" w:cs="Calibri"/>
+                <w:color w:val="1A1A1A"/>
+                <w:sz w:val="21"/>
+                <w:szCs w:val="21"/>
+              </w:rPr>
+              <w:t xml:space="preserve">A generic base such as </w:t>
+            </w:r>
+            <w:r>
+              <w:rPr>
+                <w:rStyle w:val="HTMLCode"/>
+                <w:color w:val="1A1A1A"/>
+              </w:rPr>
+              <w:t>TMicObjectBase&lt;I&gt;</w:t>
+            </w:r>
+            <w:r>
+              <w:rPr>
+                <w:rFonts w:ascii="Calibri" w:eastAsia="Times New Roman" w:hAnsi="Calibri" w:cs="Calibri"/>
+                <w:color w:val="1A1A1A"/>
+                <w:sz w:val="21"/>
+                <w:szCs w:val="21"/>
+              </w:rPr>
+              <w:t xml:space="preserve"> currently reads as unresolved, so </w:t>
+            </w:r>
+            <w:r>
+              <w:rPr>
+                <w:rStyle w:val="Emphasis"/>
+                <w:rFonts w:ascii="Calibri" w:eastAsia="Times New Roman" w:hAnsi="Calibri" w:cs="Calibri"/>
+                <w:color w:val="1A1A1A"/>
+                <w:sz w:val="21"/>
+                <w:szCs w:val="21"/>
+              </w:rPr>
+              <w:t>every</w:t>
+            </w:r>
+            <w:r>
+              <w:rPr>
+                <w:rFonts w:ascii="Calibri" w:eastAsia="Times New Roman" w:hAnsi="Calibri" w:cs="Calibri"/>
+                <w:color w:val="1A1A1A"/>
+                <w:sz w:val="21"/>
+                <w:szCs w:val="21"/>
+              </w:rPr>
+              <w:t xml:space="preserve"> object's ancestry in that estate is incomplete. Prerequisite for inherited fields, and on its own it improves ancestors, descendants, the property tree and type resolution.</w:t>
+            </w:r>
+          </w:p>
+        </w:tc>
+        <w:tc>
+          <w:tcPr>
+            <w:tcW w:w="960" w:type="dxa"/>
+            <w:tcBorders>
+              <w:top w:val="single" w:sz="6" w:space="0" w:color="B8B8B8"/>
+              <w:left w:val="single" w:sz="6" w:space="0" w:color="B8B8B8"/>
+              <w:bottom w:val="single" w:sz="6" w:space="0" w:color="B8B8B8"/>
+              <w:right w:val="single" w:sz="6" w:space="0" w:color="B8B8B8"/>
+            </w:tcBorders>
+            <w:tcMar>
+              <w:top w:w="77" w:type="dxa"/>
+              <w:left w:w="144" w:type="dxa"/>
+              <w:bottom w:w="77" w:type="dxa"/>
+              <w:right w:w="144" w:type="dxa"/>
+            </w:tcMar>
+            <w:hideMark/>
+          </w:tcPr>
+          <w:p>
+            <w:pPr>
+              <w:spacing w:before="144" w:after="240"/>
+              <w:jc w:val="right"/>
+              <w:rPr>
+                <w:rFonts w:ascii="Calibri" w:eastAsia="Times New Roman" w:hAnsi="Calibri" w:cs="Calibri"/>
+                <w:color w:val="1A1A1A"/>
+                <w:sz w:val="21"/>
+                <w:szCs w:val="21"/>
+              </w:rPr>
+            </w:pPr>
+            <w:r>
+              <w:rPr>
+                <w:rFonts w:ascii="Calibri" w:eastAsia="Times New Roman" w:hAnsi="Calibri" w:cs="Calibri"/>
+                <w:color w:val="1A1A1A"/>
+                <w:sz w:val="21"/>
+                <w:szCs w:val="21"/>
+              </w:rPr>
+              <w:t>1-2 d</w:t>
+            </w:r>
+          </w:p>
+        </w:tc>
+      </w:tr>
+      <w:tr>
+        <w:trPr>
+          <w:divId w:val="1266233443"/>
+        </w:trPr>
+        <w:tc>
+          <w:tcPr>
+            <w:tcW w:w="0" w:type="auto"/>
+            <w:tcBorders>
+              <w:top w:val="single" w:sz="6" w:space="0" w:color="B8B8B8"/>
+              <w:left w:val="single" w:sz="6" w:space="0" w:color="B8B8B8"/>
+              <w:bottom w:val="single" w:sz="6" w:space="0" w:color="B8B8B8"/>
+              <w:right w:val="single" w:sz="6" w:space="0" w:color="B8B8B8"/>
+            </w:tcBorders>
+            <w:tcMar>
+              <w:top w:w="77" w:type="dxa"/>
+              <w:left w:w="144" w:type="dxa"/>
+              <w:bottom w:w="77" w:type="dxa"/>
+              <w:right w:w="144" w:type="dxa"/>
+            </w:tcMar>
+            <w:hideMark/>
+          </w:tcPr>
+          <w:p>
+            <w:pPr>
+              <w:spacing w:before="144" w:after="240"/>
+              <w:rPr>
+                <w:rFonts w:ascii="Calibri" w:eastAsia="Times New Roman" w:hAnsi="Calibri" w:cs="Calibri"/>
+                <w:color w:val="1A1A1A"/>
+                <w:sz w:val="21"/>
+                <w:szCs w:val="21"/>
+              </w:rPr>
+            </w:pPr>
+            <w:r>
+              <w:rPr>
+                <w:rFonts w:ascii="Calibri" w:eastAsia="Times New Roman" w:hAnsi="Calibri" w:cs="Calibri"/>
+                <w:color w:val="1A1A1A"/>
+                <w:sz w:val="21"/>
+                <w:szCs w:val="21"/>
+              </w:rPr>
+              <w:t>Inherited fields in analysis</w:t>
+            </w:r>
+          </w:p>
+        </w:tc>
+        <w:tc>
+          <w:tcPr>
+            <w:tcW w:w="0" w:type="auto"/>
+            <w:tcBorders>
+              <w:top w:val="single" w:sz="6" w:space="0" w:color="B8B8B8"/>
+              <w:left w:val="single" w:sz="6" w:space="0" w:color="B8B8B8"/>
+              <w:bottom w:val="single" w:sz="6" w:space="0" w:color="B8B8B8"/>
+              <w:right w:val="single" w:sz="6" w:space="0" w:color="B8B8B8"/>
+            </w:tcBorders>
+            <w:tcMar>
+              <w:top w:w="77" w:type="dxa"/>
+              <w:left w:w="144" w:type="dxa"/>
+              <w:bottom w:w="77" w:type="dxa"/>
+              <w:right w:w="144" w:type="dxa"/>
+            </w:tcMar>
+            <w:hideMark/>
+          </w:tcPr>
+          <w:p>
+            <w:pPr>
+              <w:spacing w:before="144" w:after="240"/>
+              <w:rPr>
+                <w:rFonts w:ascii="Calibri" w:eastAsia="Times New Roman" w:hAnsi="Calibri" w:cs="Calibri"/>
+                <w:color w:val="1A1A1A"/>
+                <w:sz w:val="21"/>
+                <w:szCs w:val="21"/>
+              </w:rPr>
+            </w:pPr>
+            <w:r>
+              <w:rPr>
+                <w:rFonts w:ascii="Calibri" w:eastAsia="Times New Roman" w:hAnsi="Calibri" w:cs="Calibri"/>
+                <w:color w:val="1A1A1A"/>
+                <w:sz w:val="21"/>
+                <w:szCs w:val="21"/>
+              </w:rPr>
+              <w:t>Analysis stops at a class's own fields and misses everything inherited from a shared base, understating what a method touches. Decision taken; waits on the item above.</w:t>
+            </w:r>
+          </w:p>
+        </w:tc>
+        <w:tc>
+          <w:tcPr>
+            <w:tcW w:w="960" w:type="dxa"/>
+            <w:tcBorders>
+              <w:top w:val="single" w:sz="6" w:space="0" w:color="B8B8B8"/>
+              <w:left w:val="single" w:sz="6" w:space="0" w:color="B8B8B8"/>
+              <w:bottom w:val="single" w:sz="6" w:space="0" w:color="B8B8B8"/>
+              <w:right w:val="single" w:sz="6" w:space="0" w:color="B8B8B8"/>
+            </w:tcBorders>
+            <w:tcMar>
+              <w:top w:w="77" w:type="dxa"/>
+              <w:left w:w="144" w:type="dxa"/>
+              <w:bottom w:w="77" w:type="dxa"/>
+              <w:right w:w="144" w:type="dxa"/>
+            </w:tcMar>
+            <w:hideMark/>
+          </w:tcPr>
+          <w:p>
+            <w:pPr>
+              <w:spacing w:before="144" w:after="240"/>
+              <w:jc w:val="right"/>
+              <w:rPr>
+                <w:rFonts w:ascii="Calibri" w:eastAsia="Times New Roman" w:hAnsi="Calibri" w:cs="Calibri"/>
+                <w:color w:val="1A1A1A"/>
+                <w:sz w:val="21"/>
+                <w:szCs w:val="21"/>
+              </w:rPr>
+            </w:pPr>
+            <w:r>
+              <w:rPr>
+                <w:rFonts w:ascii="Calibri" w:eastAsia="Times New Roman" w:hAnsi="Calibri" w:cs="Calibri"/>
+                <w:color w:val="1A1A1A"/>
+                <w:sz w:val="21"/>
+                <w:szCs w:val="21"/>
+              </w:rPr>
+              <w:t>2-3 d</w:t>
+            </w:r>
+          </w:p>
+        </w:tc>
+      </w:tr>
+      <w:tr>
+        <w:trPr>
+          <w:divId w:val="1266233443"/>
+        </w:trPr>
+        <w:tc>
+          <w:tcPr>
+            <w:tcW w:w="0" w:type="auto"/>
+            <w:tcBorders>
+              <w:top w:val="single" w:sz="6" w:space="0" w:color="B8B8B8"/>
+              <w:left w:val="single" w:sz="6" w:space="0" w:color="B8B8B8"/>
+              <w:bottom w:val="single" w:sz="6" w:space="0" w:color="B8B8B8"/>
+              <w:right w:val="single" w:sz="6" w:space="0" w:color="B8B8B8"/>
+            </w:tcBorders>
+            <w:tcMar>
+              <w:top w:w="77" w:type="dxa"/>
+              <w:left w:w="144" w:type="dxa"/>
+              <w:bottom w:w="77" w:type="dxa"/>
+              <w:right w:w="144" w:type="dxa"/>
+            </w:tcMar>
+            <w:hideMark/>
+          </w:tcPr>
+          <w:p>
+            <w:pPr>
+              <w:spacing w:before="144" w:after="240"/>
+              <w:rPr>
+                <w:rFonts w:ascii="Calibri" w:eastAsia="Times New Roman" w:hAnsi="Calibri" w:cs="Calibri"/>
+                <w:color w:val="1A1A1A"/>
+                <w:sz w:val="21"/>
+                <w:szCs w:val="21"/>
+              </w:rPr>
+            </w:pPr>
+            <w:r>
+              <w:rPr>
+                <w:rFonts w:ascii="Calibri" w:eastAsia="Times New Roman" w:hAnsi="Calibri" w:cs="Calibri"/>
+                <w:color w:val="1A1A1A"/>
+                <w:sz w:val="21"/>
+                <w:szCs w:val="21"/>
+              </w:rPr>
+              <w:t xml:space="preserve">Exceptions a routine </w:t>
+            </w:r>
+            <w:r>
+              <w:rPr>
+                <w:rStyle w:val="Emphasis"/>
+                <w:rFonts w:ascii="Calibri" w:eastAsia="Times New Roman" w:hAnsi="Calibri" w:cs="Calibri"/>
+                <w:color w:val="1A1A1A"/>
+                <w:sz w:val="21"/>
+                <w:szCs w:val="21"/>
+              </w:rPr>
+              <w:t>handles</w:t>
+            </w:r>
+          </w:p>
+        </w:tc>
+        <w:tc>
+          <w:tcPr>
+            <w:tcW w:w="0" w:type="auto"/>
+            <w:tcBorders>
+              <w:top w:val="single" w:sz="6" w:space="0" w:color="B8B8B8"/>
+              <w:left w:val="single" w:sz="6" w:space="0" w:color="B8B8B8"/>
+              <w:bottom w:val="single" w:sz="6" w:space="0" w:color="B8B8B8"/>
+              <w:right w:val="single" w:sz="6" w:space="0" w:color="B8B8B8"/>
+            </w:tcBorders>
+            <w:tcMar>
+              <w:top w:w="77" w:type="dxa"/>
+              <w:left w:w="144" w:type="dxa"/>
+              <w:bottom w:w="77" w:type="dxa"/>
+              <w:right w:w="144" w:type="dxa"/>
+            </w:tcMar>
+            <w:hideMark/>
+          </w:tcPr>
+          <w:p>
+            <w:pPr>
+              <w:spacing w:before="144" w:after="240"/>
+              <w:rPr>
+                <w:rFonts w:ascii="Calibri" w:eastAsia="Times New Roman" w:hAnsi="Calibri" w:cs="Calibri"/>
+                <w:color w:val="1A1A1A"/>
+                <w:sz w:val="21"/>
+                <w:szCs w:val="21"/>
+              </w:rPr>
+            </w:pPr>
+            <w:r>
+              <w:rPr>
+                <w:rFonts w:ascii="Calibri" w:eastAsia="Times New Roman" w:hAnsi="Calibri" w:cs="Calibri"/>
+                <w:color w:val="1A1A1A"/>
+                <w:sz w:val="21"/>
+                <w:szCs w:val="21"/>
+              </w:rPr>
+              <w:t>The tool documents what a routine raises but not what it catches, so a reader cannot tell which failures are already dealt with.</w:t>
+            </w:r>
+          </w:p>
+        </w:tc>
+        <w:tc>
+          <w:tcPr>
+            <w:tcW w:w="960" w:type="dxa"/>
+            <w:tcBorders>
+              <w:top w:val="single" w:sz="6" w:space="0" w:color="B8B8B8"/>
+              <w:left w:val="single" w:sz="6" w:space="0" w:color="B8B8B8"/>
+              <w:bottom w:val="single" w:sz="6" w:space="0" w:color="B8B8B8"/>
+              <w:right w:val="single" w:sz="6" w:space="0" w:color="B8B8B8"/>
+            </w:tcBorders>
+            <w:tcMar>
+              <w:top w:w="77" w:type="dxa"/>
+              <w:left w:w="144" w:type="dxa"/>
+              <w:bottom w:w="77" w:type="dxa"/>
+              <w:right w:w="144" w:type="dxa"/>
+            </w:tcMar>
+            <w:hideMark/>
+          </w:tcPr>
+          <w:p>
+            <w:pPr>
+              <w:spacing w:before="144" w:after="240"/>
+              <w:jc w:val="right"/>
+              <w:rPr>
+                <w:rFonts w:ascii="Calibri" w:eastAsia="Times New Roman" w:hAnsi="Calibri" w:cs="Calibri"/>
+                <w:color w:val="1A1A1A"/>
+                <w:sz w:val="21"/>
+                <w:szCs w:val="21"/>
+              </w:rPr>
+            </w:pPr>
+            <w:r>
+              <w:rPr>
+                <w:rFonts w:ascii="Calibri" w:eastAsia="Times New Roman" w:hAnsi="Calibri" w:cs="Calibri"/>
+                <w:color w:val="1A1A1A"/>
+                <w:sz w:val="21"/>
+                <w:szCs w:val="21"/>
+              </w:rPr>
+              <w:t>2-3 d</w:t>
+            </w:r>
+          </w:p>
+        </w:tc>
+      </w:tr>
+      <w:tr>
+        <w:trPr>
+          <w:divId w:val="1266233443"/>
+        </w:trPr>
+        <w:tc>
+          <w:tcPr>
+            <w:tcW w:w="0" w:type="auto"/>
+            <w:tcBorders>
+              <w:top w:val="single" w:sz="6" w:space="0" w:color="B8B8B8"/>
+              <w:left w:val="single" w:sz="6" w:space="0" w:color="B8B8B8"/>
+              <w:bottom w:val="single" w:sz="6" w:space="0" w:color="B8B8B8"/>
+              <w:right w:val="single" w:sz="6" w:space="0" w:color="B8B8B8"/>
+            </w:tcBorders>
+            <w:tcMar>
+              <w:top w:w="77" w:type="dxa"/>
+              <w:left w:w="144" w:type="dxa"/>
+              <w:bottom w:w="77" w:type="dxa"/>
+              <w:right w:w="144" w:type="dxa"/>
+            </w:tcMar>
+            <w:hideMark/>
+          </w:tcPr>
+          <w:p>
+            <w:pPr>
+              <w:spacing w:before="144" w:after="240"/>
+              <w:rPr>
+                <w:rFonts w:ascii="Calibri" w:eastAsia="Times New Roman" w:hAnsi="Calibri" w:cs="Calibri"/>
+                <w:color w:val="1A1A1A"/>
+                <w:sz w:val="21"/>
+                <w:szCs w:val="21"/>
+              </w:rPr>
+            </w:pPr>
+            <w:r>
+              <w:rPr>
+                <w:rFonts w:ascii="Calibri" w:eastAsia="Times New Roman" w:hAnsi="Calibri" w:cs="Calibri"/>
+                <w:color w:val="1A1A1A"/>
+                <w:sz w:val="21"/>
+                <w:szCs w:val="21"/>
+              </w:rPr>
+              <w:t>Nested-routine variables</w:t>
+            </w:r>
+          </w:p>
+        </w:tc>
+        <w:tc>
+          <w:tcPr>
+            <w:tcW w:w="0" w:type="auto"/>
+            <w:tcBorders>
+              <w:top w:val="single" w:sz="6" w:space="0" w:color="B8B8B8"/>
+              <w:left w:val="single" w:sz="6" w:space="0" w:color="B8B8B8"/>
+              <w:bottom w:val="single" w:sz="6" w:space="0" w:color="B8B8B8"/>
+              <w:right w:val="single" w:sz="6" w:space="0" w:color="B8B8B8"/>
+            </w:tcBorders>
+            <w:tcMar>
+              <w:top w:w="77" w:type="dxa"/>
+              <w:left w:w="144" w:type="dxa"/>
+              <w:bottom w:w="77" w:type="dxa"/>
+              <w:right w:w="144" w:type="dxa"/>
+            </w:tcMar>
+            <w:hideMark/>
+          </w:tcPr>
+          <w:p>
+            <w:pPr>
+              <w:spacing w:before="144" w:after="240"/>
+              <w:rPr>
+                <w:rFonts w:ascii="Calibri" w:eastAsia="Times New Roman" w:hAnsi="Calibri" w:cs="Calibri"/>
+                <w:color w:val="1A1A1A"/>
+                <w:sz w:val="21"/>
+                <w:szCs w:val="21"/>
+              </w:rPr>
+            </w:pPr>
+            <w:r>
+              <w:rPr>
+                <w:rFonts w:ascii="Calibri" w:eastAsia="Times New Roman" w:hAnsi="Calibri" w:cs="Calibri"/>
+                <w:color w:val="1A1A1A"/>
+                <w:sz w:val="21"/>
+                <w:szCs w:val="21"/>
+              </w:rPr>
+              <w:t>Variables declared inside nested routines are not recorded, weakening several checks and producing false "unused" style findings. Needs a full re-read of every index (about five hours, unattended).</w:t>
+            </w:r>
+          </w:p>
+        </w:tc>
+        <w:tc>
+          <w:tcPr>
+            <w:tcW w:w="960" w:type="dxa"/>
+            <w:tcBorders>
+              <w:top w:val="single" w:sz="6" w:space="0" w:color="B8B8B8"/>
+              <w:left w:val="single" w:sz="6" w:space="0" w:color="B8B8B8"/>
+              <w:bottom w:val="single" w:sz="6" w:space="0" w:color="B8B8B8"/>
+              <w:right w:val="single" w:sz="6" w:space="0" w:color="B8B8B8"/>
+            </w:tcBorders>
+            <w:tcMar>
+              <w:top w:w="77" w:type="dxa"/>
+              <w:left w:w="144" w:type="dxa"/>
+              <w:bottom w:w="77" w:type="dxa"/>
+              <w:right w:w="144" w:type="dxa"/>
+            </w:tcMar>
+            <w:hideMark/>
+          </w:tcPr>
+          <w:p>
+            <w:pPr>
+              <w:spacing w:before="144" w:after="240"/>
+              <w:jc w:val="right"/>
+              <w:rPr>
+                <w:rFonts w:ascii="Calibri" w:eastAsia="Times New Roman" w:hAnsi="Calibri" w:cs="Calibri"/>
+                <w:color w:val="1A1A1A"/>
+                <w:sz w:val="21"/>
+                <w:szCs w:val="21"/>
+              </w:rPr>
+            </w:pPr>
+            <w:r>
+              <w:rPr>
+                <w:rFonts w:ascii="Calibri" w:eastAsia="Times New Roman" w:hAnsi="Calibri" w:cs="Calibri"/>
+                <w:color w:val="1A1A1A"/>
+                <w:sz w:val="21"/>
+                <w:szCs w:val="21"/>
+              </w:rPr>
+              <w:t>2-3 d + re-index</w:t>
+            </w:r>
+          </w:p>
+        </w:tc>
+      </w:tr>
+      <w:tr>
+        <w:trPr>
+          <w:divId w:val="1266233443"/>
+        </w:trPr>
+        <w:tc>
+          <w:tcPr>
+            <w:tcW w:w="0" w:type="auto"/>
+            <w:tcBorders>
+              <w:top w:val="single" w:sz="6" w:space="0" w:color="B8B8B8"/>
+              <w:left w:val="single" w:sz="6" w:space="0" w:color="B8B8B8"/>
+              <w:bottom w:val="single" w:sz="6" w:space="0" w:color="B8B8B8"/>
+              <w:right w:val="single" w:sz="6" w:space="0" w:color="B8B8B8"/>
+            </w:tcBorders>
+            <w:tcMar>
+              <w:top w:w="77" w:type="dxa"/>
+              <w:left w:w="144" w:type="dxa"/>
+              <w:bottom w:w="77" w:type="dxa"/>
+              <w:right w:w="144" w:type="dxa"/>
+            </w:tcMar>
+            <w:hideMark/>
+          </w:tcPr>
+          <w:p>
+            <w:pPr>
+              <w:spacing w:before="144" w:after="240"/>
+              <w:rPr>
+                <w:rFonts w:ascii="Calibri" w:eastAsia="Times New Roman" w:hAnsi="Calibri" w:cs="Calibri"/>
+                <w:color w:val="1A1A1A"/>
+                <w:sz w:val="21"/>
+                <w:szCs w:val="21"/>
+              </w:rPr>
+            </w:pPr>
+            <w:r>
+              <w:rPr>
+                <w:rFonts w:ascii="Calibri" w:eastAsia="Times New Roman" w:hAnsi="Calibri" w:cs="Calibri"/>
+                <w:b/>
+                <w:bCs/>
+                <w:color w:val="000000"/>
+                <w:sz w:val="21"/>
+                <w:szCs w:val="21"/>
+              </w:rPr>
+              <w:t>Property references</w:t>
+            </w:r>
+          </w:p>
+        </w:tc>
+        <w:tc>
+          <w:tcPr>
+            <w:tcW w:w="0" w:type="auto"/>
+            <w:tcBorders>
+              <w:top w:val="single" w:sz="6" w:space="0" w:color="B8B8B8"/>
+              <w:left w:val="single" w:sz="6" w:space="0" w:color="B8B8B8"/>
+              <w:bottom w:val="single" w:sz="6" w:space="0" w:color="B8B8B8"/>
+              <w:right w:val="single" w:sz="6" w:space="0" w:color="B8B8B8"/>
+            </w:tcBorders>
+            <w:tcMar>
+              <w:top w:w="77" w:type="dxa"/>
+              <w:left w:w="144" w:type="dxa"/>
+              <w:bottom w:w="77" w:type="dxa"/>
+              <w:right w:w="144" w:type="dxa"/>
+            </w:tcMar>
+            <w:hideMark/>
+          </w:tcPr>
+          <w:p>
+            <w:pPr>
+              <w:spacing w:before="144" w:after="240"/>
+              <w:rPr>
+                <w:rFonts w:ascii="Calibri" w:eastAsia="Times New Roman" w:hAnsi="Calibri" w:cs="Calibri"/>
+                <w:color w:val="1A1A1A"/>
+                <w:sz w:val="21"/>
+                <w:szCs w:val="21"/>
+              </w:rPr>
+            </w:pPr>
+            <w:r>
+              <w:rPr>
+                <w:rFonts w:ascii="Calibri" w:eastAsia="Times New Roman" w:hAnsi="Calibri" w:cs="Calibri"/>
+                <w:b/>
+                <w:bCs/>
+                <w:color w:val="000000"/>
+                <w:sz w:val="21"/>
+                <w:szCs w:val="21"/>
+              </w:rPr>
+              <w:t>The largest item on the board.</w:t>
+            </w:r>
+            <w:r>
+              <w:rPr>
+                <w:rFonts w:ascii="Calibri" w:eastAsia="Times New Roman" w:hAnsi="Calibri" w:cs="Calibri"/>
+                <w:color w:val="1A1A1A"/>
+                <w:sz w:val="21"/>
+                <w:szCs w:val="21"/>
+              </w:rPr>
+              <w:t xml:space="preserve"> </w:t>
+            </w:r>
+            <w:r>
+              <w:rPr>
+                <w:rFonts w:ascii="Calibri" w:eastAsia="Times New Roman" w:hAnsi="Calibri" w:cs="Calibri"/>
+                <w:color w:val="1A1A1A"/>
+                <w:sz w:val="21"/>
+                <w:szCs w:val="21"/>
+              </w:rPr>
+              <w:t>The index records which routines call each other but not which read or write a property. Closing it improves dead-code detection, purity analysis and impact reporting at once, and several smaller items are really waiting on it.</w:t>
+            </w:r>
+          </w:p>
+        </w:tc>
+        <w:tc>
+          <w:tcPr>
+            <w:tcW w:w="960" w:type="dxa"/>
+            <w:tcBorders>
+              <w:top w:val="single" w:sz="6" w:space="0" w:color="B8B8B8"/>
+              <w:left w:val="single" w:sz="6" w:space="0" w:color="B8B8B8"/>
+              <w:bottom w:val="single" w:sz="6" w:space="0" w:color="B8B8B8"/>
+              <w:right w:val="single" w:sz="6" w:space="0" w:color="B8B8B8"/>
+            </w:tcBorders>
+            <w:tcMar>
+              <w:top w:w="77" w:type="dxa"/>
+              <w:left w:w="144" w:type="dxa"/>
+              <w:bottom w:w="77" w:type="dxa"/>
+              <w:right w:w="144" w:type="dxa"/>
+            </w:tcMar>
+            <w:hideMark/>
+          </w:tcPr>
+          <w:p>
+            <w:pPr>
+              <w:spacing w:before="144" w:after="240"/>
+              <w:jc w:val="right"/>
+              <w:rPr>
+                <w:rFonts w:ascii="Calibri" w:eastAsia="Times New Roman" w:hAnsi="Calibri" w:cs="Calibri"/>
+                <w:color w:val="1A1A1A"/>
+                <w:sz w:val="21"/>
+                <w:szCs w:val="21"/>
+              </w:rPr>
+            </w:pPr>
+            <w:r>
+              <w:rPr>
+                <w:rFonts w:ascii="Calibri" w:eastAsia="Times New Roman" w:hAnsi="Calibri" w:cs="Calibri"/>
+                <w:color w:val="1A1A1A"/>
+                <w:sz w:val="21"/>
+                <w:szCs w:val="21"/>
+              </w:rPr>
+              <w:t>weeks</w:t>
+            </w:r>
+          </w:p>
+        </w:tc>
+      </w:tr>
+      <w:tr>
+        <w:trPr>
+          <w:divId w:val="1266233443"/>
+        </w:trPr>
+        <w:tc>
+          <w:tcPr>
+            <w:tcW w:w="0" w:type="auto"/>
+            <w:tcBorders>
+              <w:top w:val="single" w:sz="6" w:space="0" w:color="B8B8B8"/>
+              <w:left w:val="single" w:sz="6" w:space="0" w:color="B8B8B8"/>
+              <w:bottom w:val="single" w:sz="6" w:space="0" w:color="B8B8B8"/>
+              <w:right w:val="single" w:sz="6" w:space="0" w:color="B8B8B8"/>
+            </w:tcBorders>
+            <w:tcMar>
+              <w:top w:w="77" w:type="dxa"/>
+              <w:left w:w="144" w:type="dxa"/>
+              <w:bottom w:w="77" w:type="dxa"/>
+              <w:right w:w="144" w:type="dxa"/>
+            </w:tcMar>
+            <w:hideMark/>
+          </w:tcPr>
+          <w:p>
+            <w:pPr>
+              <w:spacing w:before="144" w:after="240"/>
+              <w:rPr>
+                <w:rFonts w:ascii="Calibri" w:eastAsia="Times New Roman" w:hAnsi="Calibri" w:cs="Calibri"/>
+                <w:color w:val="1A1A1A"/>
+                <w:sz w:val="21"/>
+                <w:szCs w:val="21"/>
+              </w:rPr>
+            </w:pPr>
+            <w:r>
+              <w:rPr>
+                <w:rFonts w:ascii="Calibri" w:eastAsia="Times New Roman" w:hAnsi="Calibri" w:cs="Calibri"/>
+                <w:color w:val="1A1A1A"/>
+                <w:sz w:val="21"/>
+                <w:szCs w:val="21"/>
+              </w:rPr>
+              <w:t>Numbers as searchable facts</w:t>
+            </w:r>
+          </w:p>
+        </w:tc>
+        <w:tc>
+          <w:tcPr>
+            <w:tcW w:w="0" w:type="auto"/>
+            <w:tcBorders>
+              <w:top w:val="single" w:sz="6" w:space="0" w:color="B8B8B8"/>
+              <w:left w:val="single" w:sz="6" w:space="0" w:color="B8B8B8"/>
+              <w:bottom w:val="single" w:sz="6" w:space="0" w:color="B8B8B8"/>
+              <w:right w:val="single" w:sz="6" w:space="0" w:color="B8B8B8"/>
+            </w:tcBorders>
+            <w:tcMar>
+              <w:top w:w="77" w:type="dxa"/>
+              <w:left w:w="144" w:type="dxa"/>
+              <w:bottom w:w="77" w:type="dxa"/>
+              <w:right w:w="144" w:type="dxa"/>
+            </w:tcMar>
+            <w:hideMark/>
+          </w:tcPr>
+          <w:p>
+            <w:pPr>
+              <w:spacing w:before="144" w:after="240"/>
+              <w:rPr>
+                <w:rFonts w:ascii="Calibri" w:eastAsia="Times New Roman" w:hAnsi="Calibri" w:cs="Calibri"/>
+                <w:color w:val="1A1A1A"/>
+                <w:sz w:val="21"/>
+                <w:szCs w:val="21"/>
+              </w:rPr>
+            </w:pPr>
+            <w:r>
+              <w:rPr>
+                <w:rFonts w:ascii="Calibri" w:eastAsia="Times New Roman" w:hAnsi="Calibri" w:cs="Calibri"/>
+                <w:color w:val="1A1A1A"/>
+                <w:sz w:val="21"/>
+                <w:szCs w:val="21"/>
+              </w:rPr>
+              <w:t>A port number or similar constant cannot be found by value today, only by name. Batched with the two extractor items above, since they share one re-index.</w:t>
+            </w:r>
+          </w:p>
+        </w:tc>
+        <w:tc>
+          <w:tcPr>
+            <w:tcW w:w="960" w:type="dxa"/>
+            <w:tcBorders>
+              <w:top w:val="single" w:sz="6" w:space="0" w:color="B8B8B8"/>
+              <w:left w:val="single" w:sz="6" w:space="0" w:color="B8B8B8"/>
+              <w:bottom w:val="single" w:sz="6" w:space="0" w:color="B8B8B8"/>
+              <w:right w:val="single" w:sz="6" w:space="0" w:color="B8B8B8"/>
+            </w:tcBorders>
+            <w:tcMar>
+              <w:top w:w="77" w:type="dxa"/>
+              <w:left w:w="144" w:type="dxa"/>
+              <w:bottom w:w="77" w:type="dxa"/>
+              <w:right w:w="144" w:type="dxa"/>
+            </w:tcMar>
+            <w:hideMark/>
+          </w:tcPr>
+          <w:p>
+            <w:pPr>
+              <w:spacing w:before="144" w:after="240"/>
+              <w:jc w:val="right"/>
+              <w:rPr>
+                <w:rFonts w:ascii="Calibri" w:eastAsia="Times New Roman" w:hAnsi="Calibri" w:cs="Calibri"/>
+                <w:color w:val="1A1A1A"/>
+                <w:sz w:val="21"/>
+                <w:szCs w:val="21"/>
+              </w:rPr>
+            </w:pPr>
+            <w:r>
+              <w:rPr>
+                <w:rFonts w:ascii="Calibri" w:eastAsia="Times New Roman" w:hAnsi="Calibri" w:cs="Calibri"/>
+                <w:color w:val="1A1A1A"/>
+                <w:sz w:val="21"/>
+                <w:szCs w:val="21"/>
+              </w:rPr>
+              <w:t>small, batched</w:t>
+            </w:r>
+          </w:p>
+        </w:tc>
+      </w:tr>
+    </w:tbl>
+    <w:p>
+      <w:pPr>
+        <w:pStyle w:val="Heading3"/>
+        <w:divId w:val="1266233443"/>
+        <w:rPr>
+          <w:rFonts w:ascii="Calibri" w:eastAsia="Times New Roman" w:hAnsi="Calibri" w:cs="Calibri"/>
+          <w:lang w:val="en"/>
+        </w:rPr>
+      </w:pPr>
+      <w:r>
+        <w:rPr>
+          <w:rFonts w:ascii="Calibri" w:eastAsia="Times New Roman" w:hAnsi="Calibri" w:cs="Calibri"/>
+          <w:lang w:val="en"/>
+        </w:rPr>
+        <w:t>A.3 Reach -- new kinds of question</w:t>
+      </w:r>
+    </w:p>
+    <w:tbl>
+      <w:tblPr>
+        <w:tblW w:w="5000" w:type="pct"/>
+        <w:tblCellMar>
+          <w:top w:w="15" w:type="dxa"/>
+          <w:left w:w="15" w:type="dxa"/>
+          <w:bottom w:w="15" w:type="dxa"/>
+          <w:right w:w="15" w:type="dxa"/>
+        </w:tblCellMar>
+        <w:tblLook w:val="04A0" w:firstRow="1" w:lastRow="0" w:firstColumn="1" w:lastColumn="0" w:noHBand="0" w:noVBand="1"/>
+      </w:tblPr>
+      <w:tblGrid>
+        <w:gridCol w:w="1625"/>
+        <w:gridCol w:w="6759"/>
+        <w:gridCol w:w="960"/>
+      </w:tblGrid>
+      <w:tr>
+        <w:trPr>
+          <w:divId w:val="1266233443"/>
+        </w:trPr>
+        <w:tc>
+          <w:tcPr>
+            <w:tcW w:w="0" w:type="auto"/>
+            <w:tcBorders>
+              <w:top w:val="single" w:sz="6" w:space="0" w:color="B8B8B8"/>
+              <w:left w:val="single" w:sz="6" w:space="0" w:color="B8B8B8"/>
+              <w:bottom w:val="single" w:sz="6" w:space="0" w:color="B8B8B8"/>
+              <w:right w:val="single" w:sz="6" w:space="0" w:color="B8B8B8"/>
+            </w:tcBorders>
+            <w:shd w:val="clear" w:color="auto" w:fill="ECEFF1"/>
+            <w:tcMar>
+              <w:top w:w="77" w:type="dxa"/>
+              <w:left w:w="144" w:type="dxa"/>
+              <w:bottom w:w="77" w:type="dxa"/>
+              <w:right w:w="144" w:type="dxa"/>
+            </w:tcMar>
+            <w:hideMark/>
+          </w:tcPr>
+          <w:p>
+            <w:pPr>
+              <w:spacing w:before="144" w:after="240"/>
+              <w:rPr>
+                <w:rFonts w:ascii="Calibri" w:eastAsia="Times New Roman" w:hAnsi="Calibri" w:cs="Calibri"/>
+                <w:b/>
+                <w:bCs/>
+                <w:color w:val="1A1A1A"/>
+                <w:sz w:val="21"/>
+                <w:szCs w:val="21"/>
+              </w:rPr>
+            </w:pPr>
+            <w:r>
+              <w:rPr>
+                <w:rFonts w:ascii="Calibri" w:eastAsia="Times New Roman" w:hAnsi="Calibri" w:cs="Calibri"/>
+                <w:b/>
+                <w:bCs/>
+                <w:color w:val="1A1A1A"/>
+                <w:sz w:val="21"/>
+                <w:szCs w:val="21"/>
+              </w:rPr>
+              <w:t>Item</w:t>
+            </w:r>
+          </w:p>
+        </w:tc>
+        <w:tc>
+          <w:tcPr>
+            <w:tcW w:w="0" w:type="auto"/>
+            <w:tcBorders>
+              <w:top w:val="single" w:sz="6" w:space="0" w:color="B8B8B8"/>
+              <w:left w:val="single" w:sz="6" w:space="0" w:color="B8B8B8"/>
+              <w:bottom w:val="single" w:sz="6" w:space="0" w:color="B8B8B8"/>
+              <w:right w:val="single" w:sz="6" w:space="0" w:color="B8B8B8"/>
+            </w:tcBorders>
+            <w:shd w:val="clear" w:color="auto" w:fill="ECEFF1"/>
+            <w:tcMar>
+              <w:top w:w="77" w:type="dxa"/>
+              <w:left w:w="144" w:type="dxa"/>
+              <w:bottom w:w="77" w:type="dxa"/>
+              <w:right w:w="144" w:type="dxa"/>
+            </w:tcMar>
+            <w:hideMark/>
+          </w:tcPr>
+          <w:p>
+            <w:pPr>
+              <w:spacing w:before="144" w:after="240"/>
+              <w:rPr>
+                <w:rFonts w:ascii="Calibri" w:eastAsia="Times New Roman" w:hAnsi="Calibri" w:cs="Calibri"/>
+                <w:b/>
+                <w:bCs/>
+                <w:color w:val="1A1A1A"/>
+                <w:sz w:val="21"/>
+                <w:szCs w:val="21"/>
+              </w:rPr>
+            </w:pPr>
+            <w:r>
+              <w:rPr>
+                <w:rFonts w:ascii="Calibri" w:eastAsia="Times New Roman" w:hAnsi="Calibri" w:cs="Calibri"/>
+                <w:b/>
+                <w:bCs/>
+                <w:color w:val="1A1A1A"/>
+                <w:sz w:val="21"/>
+                <w:szCs w:val="21"/>
+              </w:rPr>
+              <w:t>Why it matters</w:t>
+            </w:r>
+          </w:p>
+        </w:tc>
+        <w:tc>
+          <w:tcPr>
+            <w:tcW w:w="0" w:type="auto"/>
+            <w:tcBorders>
+              <w:top w:val="single" w:sz="6" w:space="0" w:color="B8B8B8"/>
+              <w:left w:val="single" w:sz="6" w:space="0" w:color="B8B8B8"/>
+              <w:bottom w:val="single" w:sz="6" w:space="0" w:color="B8B8B8"/>
+              <w:right w:val="single" w:sz="6" w:space="0" w:color="B8B8B8"/>
+            </w:tcBorders>
+            <w:shd w:val="clear" w:color="auto" w:fill="ECEFF1"/>
+            <w:tcMar>
+              <w:top w:w="77" w:type="dxa"/>
+              <w:left w:w="144" w:type="dxa"/>
+              <w:bottom w:w="77" w:type="dxa"/>
+              <w:right w:w="144" w:type="dxa"/>
+            </w:tcMar>
+            <w:hideMark/>
+          </w:tcPr>
+          <w:p>
+            <w:pPr>
+              <w:spacing w:before="144" w:after="240"/>
+              <w:rPr>
+                <w:rFonts w:ascii="Calibri" w:eastAsia="Times New Roman" w:hAnsi="Calibri" w:cs="Calibri"/>
+                <w:b/>
+                <w:bCs/>
+                <w:color w:val="1A1A1A"/>
+                <w:sz w:val="21"/>
+                <w:szCs w:val="21"/>
+              </w:rPr>
+            </w:pPr>
+            <w:r>
+              <w:rPr>
+                <w:rFonts w:ascii="Calibri" w:eastAsia="Times New Roman" w:hAnsi="Calibri" w:cs="Calibri"/>
+                <w:b/>
+                <w:bCs/>
+                <w:color w:val="1A1A1A"/>
+                <w:sz w:val="21"/>
+                <w:szCs w:val="21"/>
+              </w:rPr>
+              <w:t>Effort</w:t>
+            </w:r>
+          </w:p>
+        </w:tc>
+      </w:tr>
+      <w:tr>
+        <w:trPr>
+          <w:divId w:val="1266233443"/>
+        </w:trPr>
+        <w:tc>
+          <w:tcPr>
+            <w:tcW w:w="0" w:type="auto"/>
+            <w:tcBorders>
+              <w:top w:val="single" w:sz="6" w:space="0" w:color="B8B8B8"/>
+              <w:left w:val="single" w:sz="6" w:space="0" w:color="B8B8B8"/>
+              <w:bottom w:val="single" w:sz="6" w:space="0" w:color="B8B8B8"/>
+              <w:right w:val="single" w:sz="6" w:space="0" w:color="B8B8B8"/>
+            </w:tcBorders>
+            <w:tcMar>
+              <w:top w:w="77" w:type="dxa"/>
+              <w:left w:w="144" w:type="dxa"/>
+              <w:bottom w:w="77" w:type="dxa"/>
+              <w:right w:w="144" w:type="dxa"/>
+            </w:tcMar>
+            <w:hideMark/>
+          </w:tcPr>
+          <w:p>
+            <w:pPr>
+              <w:spacing w:before="144" w:after="240"/>
+              <w:rPr>
+                <w:rFonts w:ascii="Calibri" w:eastAsia="Times New Roman" w:hAnsi="Calibri" w:cs="Calibri"/>
+                <w:color w:val="1A1A1A"/>
+                <w:sz w:val="21"/>
+                <w:szCs w:val="21"/>
+              </w:rPr>
+            </w:pPr>
+            <w:r>
+              <w:rPr>
+                <w:rFonts w:ascii="Calibri" w:eastAsia="Times New Roman" w:hAnsi="Calibri" w:cs="Calibri"/>
+                <w:color w:val="1A1A1A"/>
+                <w:sz w:val="21"/>
+                <w:szCs w:val="21"/>
+              </w:rPr>
+              <w:t>Calls across process boundaries</w:t>
+            </w:r>
+          </w:p>
+        </w:tc>
+        <w:tc>
+          <w:tcPr>
+            <w:tcW w:w="0" w:type="auto"/>
+            <w:tcBorders>
+              <w:top w:val="single" w:sz="6" w:space="0" w:color="B8B8B8"/>
+              <w:left w:val="single" w:sz="6" w:space="0" w:color="B8B8B8"/>
+              <w:bottom w:val="single" w:sz="6" w:space="0" w:color="B8B8B8"/>
+              <w:right w:val="single" w:sz="6" w:space="0" w:color="B8B8B8"/>
+            </w:tcBorders>
+            <w:tcMar>
+              <w:top w:w="77" w:type="dxa"/>
+              <w:left w:w="144" w:type="dxa"/>
+              <w:bottom w:w="77" w:type="dxa"/>
+              <w:right w:w="144" w:type="dxa"/>
+            </w:tcMar>
+            <w:hideMark/>
+          </w:tcPr>
+          <w:p>
+            <w:pPr>
+              <w:spacing w:before="144" w:after="240"/>
+              <w:rPr>
+                <w:rFonts w:ascii="Calibri" w:eastAsia="Times New Roman" w:hAnsi="Calibri" w:cs="Calibri"/>
+                <w:color w:val="1A1A1A"/>
+                <w:sz w:val="21"/>
+                <w:szCs w:val="21"/>
+              </w:rPr>
+            </w:pPr>
+            <w:r>
+              <w:rPr>
+                <w:rFonts w:ascii="Calibri" w:eastAsia="Times New Roman" w:hAnsi="Calibri" w:cs="Calibri"/>
+                <w:color w:val="1A1A1A"/>
+                <w:sz w:val="21"/>
+                <w:szCs w:val="21"/>
+              </w:rPr>
+              <w:t>Trace a request from the client through to the server routine that serves it. Proven end to end already; the remaining work is query-side only, with no re-index.</w:t>
+            </w:r>
+          </w:p>
+        </w:tc>
+        <w:tc>
+          <w:tcPr>
+            <w:tcW w:w="960" w:type="dxa"/>
+            <w:tcBorders>
+              <w:top w:val="single" w:sz="6" w:space="0" w:color="B8B8B8"/>
+              <w:left w:val="single" w:sz="6" w:space="0" w:color="B8B8B8"/>
+              <w:bottom w:val="single" w:sz="6" w:space="0" w:color="B8B8B8"/>
+              <w:right w:val="single" w:sz="6" w:space="0" w:color="B8B8B8"/>
+            </w:tcBorders>
+            <w:tcMar>
+              <w:top w:w="77" w:type="dxa"/>
+              <w:left w:w="144" w:type="dxa"/>
+              <w:bottom w:w="77" w:type="dxa"/>
+              <w:right w:w="144" w:type="dxa"/>
+            </w:tcMar>
+            <w:hideMark/>
+          </w:tcPr>
+          <w:p>
+            <w:pPr>
+              <w:spacing w:before="144" w:after="240"/>
+              <w:jc w:val="right"/>
+              <w:rPr>
+                <w:rFonts w:ascii="Calibri" w:eastAsia="Times New Roman" w:hAnsi="Calibri" w:cs="Calibri"/>
+                <w:color w:val="1A1A1A"/>
+                <w:sz w:val="21"/>
+                <w:szCs w:val="21"/>
+              </w:rPr>
+            </w:pPr>
+            <w:r>
+              <w:rPr>
+                <w:rFonts w:ascii="Calibri" w:eastAsia="Times New Roman" w:hAnsi="Calibri" w:cs="Calibri"/>
+                <w:color w:val="1A1A1A"/>
+                <w:sz w:val="21"/>
+                <w:szCs w:val="21"/>
+              </w:rPr>
+              <w:t>1-2 d</w:t>
+            </w:r>
+          </w:p>
+        </w:tc>
+      </w:tr>
+      <w:tr>
+        <w:trPr>
+          <w:divId w:val="1266233443"/>
+        </w:trPr>
+        <w:tc>
+          <w:tcPr>
+            <w:tcW w:w="0" w:type="auto"/>
+            <w:tcBorders>
+              <w:top w:val="single" w:sz="6" w:space="0" w:color="B8B8B8"/>
+              <w:left w:val="single" w:sz="6" w:space="0" w:color="B8B8B8"/>
+              <w:bottom w:val="single" w:sz="6" w:space="0" w:color="B8B8B8"/>
+              <w:right w:val="single" w:sz="6" w:space="0" w:color="B8B8B8"/>
+            </w:tcBorders>
+            <w:tcMar>
+              <w:top w:w="77" w:type="dxa"/>
+              <w:left w:w="144" w:type="dxa"/>
+              <w:bottom w:w="77" w:type="dxa"/>
+              <w:right w:w="144" w:type="dxa"/>
+            </w:tcMar>
+            <w:hideMark/>
+          </w:tcPr>
+          <w:p>
+            <w:pPr>
+              <w:spacing w:before="144" w:after="240"/>
+              <w:rPr>
+                <w:rFonts w:ascii="Calibri" w:eastAsia="Times New Roman" w:hAnsi="Calibri" w:cs="Calibri"/>
+                <w:color w:val="1A1A1A"/>
+                <w:sz w:val="21"/>
+                <w:szCs w:val="21"/>
+              </w:rPr>
+            </w:pPr>
+            <w:r>
+              <w:rPr>
+                <w:rFonts w:ascii="Calibri" w:eastAsia="Times New Roman" w:hAnsi="Calibri" w:cs="Calibri"/>
+                <w:b/>
+                <w:bCs/>
+                <w:color w:val="000000"/>
+                <w:sz w:val="21"/>
+                <w:szCs w:val="21"/>
+              </w:rPr>
+              <w:t>Visual code map</w:t>
+            </w:r>
+          </w:p>
+        </w:tc>
+        <w:tc>
+          <w:tcPr>
+            <w:tcW w:w="0" w:type="auto"/>
+            <w:tcBorders>
+              <w:top w:val="single" w:sz="6" w:space="0" w:color="B8B8B8"/>
+              <w:left w:val="single" w:sz="6" w:space="0" w:color="B8B8B8"/>
+              <w:bottom w:val="single" w:sz="6" w:space="0" w:color="B8B8B8"/>
+              <w:right w:val="single" w:sz="6" w:space="0" w:color="B8B8B8"/>
+            </w:tcBorders>
+            <w:tcMar>
+              <w:top w:w="77" w:type="dxa"/>
+              <w:left w:w="144" w:type="dxa"/>
+              <w:bottom w:w="77" w:type="dxa"/>
+              <w:right w:w="144" w:type="dxa"/>
+            </w:tcMar>
+            <w:hideMark/>
+          </w:tcPr>
+          <w:p>
+            <w:pPr>
+              <w:spacing w:before="144" w:after="240"/>
+              <w:rPr>
+                <w:rFonts w:ascii="Calibri" w:eastAsia="Times New Roman" w:hAnsi="Calibri" w:cs="Calibri"/>
+                <w:color w:val="1A1A1A"/>
+                <w:sz w:val="21"/>
+                <w:szCs w:val="21"/>
+              </w:rPr>
+            </w:pPr>
+            <w:r>
+              <w:rPr>
+                <w:rFonts w:ascii="Calibri" w:eastAsia="Times New Roman" w:hAnsi="Calibri" w:cs="Calibri"/>
+                <w:color w:val="1A1A1A"/>
+                <w:sz w:val="21"/>
+                <w:szCs w:val="21"/>
+              </w:rPr>
+              <w:t>A standalone viewer already exists and already talks to the IDE. The work is professional layout and export. Re-estimated from months to weeks once it was established the layout engine should be delegated rather than written. Likely to run on its own track so it does not hold up the engine.</w:t>
+            </w:r>
+          </w:p>
+        </w:tc>
+        <w:tc>
+          <w:tcPr>
+            <w:tcW w:w="960" w:type="dxa"/>
+            <w:tcBorders>
+              <w:top w:val="single" w:sz="6" w:space="0" w:color="B8B8B8"/>
+              <w:left w:val="single" w:sz="6" w:space="0" w:color="B8B8B8"/>
+              <w:bottom w:val="single" w:sz="6" w:space="0" w:color="B8B8B8"/>
+              <w:right w:val="single" w:sz="6" w:space="0" w:color="B8B8B8"/>
+            </w:tcBorders>
+            <w:tcMar>
+              <w:top w:w="77" w:type="dxa"/>
+              <w:left w:w="144" w:type="dxa"/>
+              <w:bottom w:w="77" w:type="dxa"/>
+              <w:right w:w="144" w:type="dxa"/>
+            </w:tcMar>
+            <w:hideMark/>
+          </w:tcPr>
+          <w:p>
+            <w:pPr>
+              <w:spacing w:before="144" w:after="240"/>
+              <w:jc w:val="right"/>
+              <w:rPr>
+                <w:rFonts w:ascii="Calibri" w:eastAsia="Times New Roman" w:hAnsi="Calibri" w:cs="Calibri"/>
+                <w:color w:val="1A1A1A"/>
+                <w:sz w:val="21"/>
+                <w:szCs w:val="21"/>
+              </w:rPr>
+            </w:pPr>
+            <w:r>
+              <w:rPr>
+                <w:rFonts w:ascii="Calibri" w:eastAsia="Times New Roman" w:hAnsi="Calibri" w:cs="Calibri"/>
+                <w:color w:val="1A1A1A"/>
+                <w:sz w:val="21"/>
+                <w:szCs w:val="21"/>
+              </w:rPr>
+              <w:t>2-3 wk</w:t>
+            </w:r>
+          </w:p>
+        </w:tc>
+      </w:tr>
+      <w:tr>
+        <w:trPr>
+          <w:divId w:val="1266233443"/>
+        </w:trPr>
+        <w:tc>
+          <w:tcPr>
+            <w:tcW w:w="0" w:type="auto"/>
+            <w:tcBorders>
+              <w:top w:val="single" w:sz="6" w:space="0" w:color="B8B8B8"/>
+              <w:left w:val="single" w:sz="6" w:space="0" w:color="B8B8B8"/>
+              <w:bottom w:val="single" w:sz="6" w:space="0" w:color="B8B8B8"/>
+              <w:right w:val="single" w:sz="6" w:space="0" w:color="B8B8B8"/>
+            </w:tcBorders>
+            <w:tcMar>
+              <w:top w:w="77" w:type="dxa"/>
+              <w:left w:w="144" w:type="dxa"/>
+              <w:bottom w:w="77" w:type="dxa"/>
+              <w:right w:w="144" w:type="dxa"/>
+            </w:tcMar>
+            <w:hideMark/>
+          </w:tcPr>
+          <w:p>
+            <w:pPr>
+              <w:spacing w:before="144" w:after="240"/>
+              <w:rPr>
+                <w:rFonts w:ascii="Calibri" w:eastAsia="Times New Roman" w:hAnsi="Calibri" w:cs="Calibri"/>
+                <w:color w:val="1A1A1A"/>
+                <w:sz w:val="21"/>
+                <w:szCs w:val="21"/>
+              </w:rPr>
+            </w:pPr>
+            <w:r>
+              <w:rPr>
+                <w:rFonts w:ascii="Calibri" w:eastAsia="Times New Roman" w:hAnsi="Calibri" w:cs="Calibri"/>
+                <w:color w:val="1A1A1A"/>
+                <w:sz w:val="21"/>
+                <w:szCs w:val="21"/>
+              </w:rPr>
+              <w:t>More project wiki topics</w:t>
+            </w:r>
+          </w:p>
+        </w:tc>
+        <w:tc>
+          <w:tcPr>
+            <w:tcW w:w="0" w:type="auto"/>
+            <w:tcBorders>
+              <w:top w:val="single" w:sz="6" w:space="0" w:color="B8B8B8"/>
+              <w:left w:val="single" w:sz="6" w:space="0" w:color="B8B8B8"/>
+              <w:bottom w:val="single" w:sz="6" w:space="0" w:color="B8B8B8"/>
+              <w:right w:val="single" w:sz="6" w:space="0" w:color="B8B8B8"/>
+            </w:tcBorders>
+            <w:tcMar>
+              <w:top w:w="77" w:type="dxa"/>
+              <w:left w:w="144" w:type="dxa"/>
+              <w:bottom w:w="77" w:type="dxa"/>
+              <w:right w:w="144" w:type="dxa"/>
+            </w:tcMar>
+            <w:hideMark/>
+          </w:tcPr>
+          <w:p>
+            <w:pPr>
+              <w:spacing w:before="144" w:after="240"/>
+              <w:rPr>
+                <w:rFonts w:ascii="Calibri" w:eastAsia="Times New Roman" w:hAnsi="Calibri" w:cs="Calibri"/>
+                <w:color w:val="1A1A1A"/>
+                <w:sz w:val="21"/>
+                <w:szCs w:val="21"/>
+              </w:rPr>
+            </w:pPr>
+            <w:r>
+              <w:rPr>
+                <w:rFonts w:ascii="Calibri" w:eastAsia="Times New Roman" w:hAnsi="Calibri" w:cs="Calibri"/>
+                <w:color w:val="1A1A1A"/>
+                <w:sz w:val="21"/>
+                <w:szCs w:val="21"/>
+              </w:rPr>
+              <w:t>Roughly ten further topics available from existing Micronite documentation, on the same pattern as the 21 already seeded.</w:t>
+            </w:r>
+          </w:p>
+        </w:tc>
+        <w:tc>
+          <w:tcPr>
+            <w:tcW w:w="960" w:type="dxa"/>
+            <w:tcBorders>
+              <w:top w:val="single" w:sz="6" w:space="0" w:color="B8B8B8"/>
+              <w:left w:val="single" w:sz="6" w:space="0" w:color="B8B8B8"/>
+              <w:bottom w:val="single" w:sz="6" w:space="0" w:color="B8B8B8"/>
+              <w:right w:val="single" w:sz="6" w:space="0" w:color="B8B8B8"/>
+            </w:tcBorders>
+            <w:tcMar>
+              <w:top w:w="77" w:type="dxa"/>
+              <w:left w:w="144" w:type="dxa"/>
+              <w:bottom w:w="77" w:type="dxa"/>
+              <w:right w:w="144" w:type="dxa"/>
+            </w:tcMar>
+            <w:hideMark/>
+          </w:tcPr>
+          <w:p>
+            <w:pPr>
+              <w:spacing w:before="144" w:after="240"/>
+              <w:jc w:val="right"/>
+              <w:rPr>
+                <w:rFonts w:ascii="Calibri" w:eastAsia="Times New Roman" w:hAnsi="Calibri" w:cs="Calibri"/>
+                <w:color w:val="1A1A1A"/>
+                <w:sz w:val="21"/>
+                <w:szCs w:val="21"/>
+              </w:rPr>
+            </w:pPr>
+            <w:r>
+              <w:rPr>
+                <w:rFonts w:ascii="Calibri" w:eastAsia="Times New Roman" w:hAnsi="Calibri" w:cs="Calibri"/>
+                <w:color w:val="1A1A1A"/>
+                <w:sz w:val="21"/>
+                <w:szCs w:val="21"/>
+              </w:rPr>
+              <w:t>1-2 h</w:t>
+            </w:r>
+          </w:p>
+        </w:tc>
+      </w:tr>
+    </w:tbl>
+    <w:p>
+      <w:pPr>
+        <w:pStyle w:val="Heading3"/>
+        <w:divId w:val="1266233443"/>
+        <w:rPr>
+          <w:rFonts w:ascii="Calibri" w:eastAsia="Times New Roman" w:hAnsi="Calibri" w:cs="Calibri"/>
+          <w:lang w:val="en"/>
+        </w:rPr>
+      </w:pPr>
+      <w:r>
+        <w:rPr>
+          <w:rFonts w:ascii="Calibri" w:eastAsia="Times New Roman" w:hAnsi="Calibri" w:cs="Calibri"/>
+          <w:lang w:val="en"/>
+        </w:rPr>
+        <w:t>A.4 Quality of the tool's own output</w:t>
+      </w:r>
+    </w:p>
+    <w:tbl>
+      <w:tblPr>
+        <w:tblW w:w="5000" w:type="pct"/>
+        <w:tblCellMar>
+          <w:top w:w="15" w:type="dxa"/>
+          <w:left w:w="15" w:type="dxa"/>
+          <w:bottom w:w="15" w:type="dxa"/>
+          <w:right w:w="15" w:type="dxa"/>
+        </w:tblCellMar>
+        <w:tblLook w:val="04A0" w:firstRow="1" w:lastRow="0" w:firstColumn="1" w:lastColumn="0" w:noHBand="0" w:noVBand="1"/>
+      </w:tblPr>
+      <w:tblGrid>
+        <w:gridCol w:w="1397"/>
+        <w:gridCol w:w="6955"/>
+        <w:gridCol w:w="992"/>
+      </w:tblGrid>
+      <w:tr>
+        <w:trPr>
+          <w:divId w:val="1266233443"/>
+        </w:trPr>
+        <w:tc>
+          <w:tcPr>
+            <w:tcW w:w="0" w:type="auto"/>
+            <w:tcBorders>
+              <w:top w:val="single" w:sz="6" w:space="0" w:color="B8B8B8"/>
+              <w:left w:val="single" w:sz="6" w:space="0" w:color="B8B8B8"/>
+              <w:bottom w:val="single" w:sz="6" w:space="0" w:color="B8B8B8"/>
+              <w:right w:val="single" w:sz="6" w:space="0" w:color="B8B8B8"/>
+            </w:tcBorders>
+            <w:shd w:val="clear" w:color="auto" w:fill="ECEFF1"/>
+            <w:tcMar>
+              <w:top w:w="77" w:type="dxa"/>
+              <w:left w:w="144" w:type="dxa"/>
+              <w:bottom w:w="77" w:type="dxa"/>
+              <w:right w:w="144" w:type="dxa"/>
+            </w:tcMar>
+            <w:hideMark/>
+          </w:tcPr>
+          <w:p>
+            <w:pPr>
+              <w:spacing w:before="144" w:after="240"/>
+              <w:rPr>
+                <w:rFonts w:ascii="Calibri" w:eastAsia="Times New Roman" w:hAnsi="Calibri" w:cs="Calibri"/>
+                <w:b/>
+                <w:bCs/>
+                <w:color w:val="1A1A1A"/>
+                <w:sz w:val="21"/>
+                <w:szCs w:val="21"/>
+              </w:rPr>
+            </w:pPr>
+            <w:r>
+              <w:rPr>
+                <w:rFonts w:ascii="Calibri" w:eastAsia="Times New Roman" w:hAnsi="Calibri" w:cs="Calibri"/>
+                <w:b/>
+                <w:bCs/>
+                <w:color w:val="1A1A1A"/>
+                <w:sz w:val="21"/>
+                <w:szCs w:val="21"/>
+              </w:rPr>
+              <w:t>Item</w:t>
+            </w:r>
+          </w:p>
+        </w:tc>
+        <w:tc>
+          <w:tcPr>
+            <w:tcW w:w="0" w:type="auto"/>
+            <w:tcBorders>
+              <w:top w:val="single" w:sz="6" w:space="0" w:color="B8B8B8"/>
+              <w:left w:val="single" w:sz="6" w:space="0" w:color="B8B8B8"/>
+              <w:bottom w:val="single" w:sz="6" w:space="0" w:color="B8B8B8"/>
+              <w:right w:val="single" w:sz="6" w:space="0" w:color="B8B8B8"/>
+            </w:tcBorders>
+            <w:shd w:val="clear" w:color="auto" w:fill="ECEFF1"/>
+            <w:tcMar>
+              <w:top w:w="77" w:type="dxa"/>
+              <w:left w:w="144" w:type="dxa"/>
+              <w:bottom w:w="77" w:type="dxa"/>
+              <w:right w:w="144" w:type="dxa"/>
+            </w:tcMar>
+            <w:hideMark/>
+          </w:tcPr>
+          <w:p>
+            <w:pPr>
+              <w:spacing w:before="144" w:after="240"/>
+              <w:rPr>
+                <w:rFonts w:ascii="Calibri" w:eastAsia="Times New Roman" w:hAnsi="Calibri" w:cs="Calibri"/>
+                <w:b/>
+                <w:bCs/>
+                <w:color w:val="1A1A1A"/>
+                <w:sz w:val="21"/>
+                <w:szCs w:val="21"/>
+              </w:rPr>
+            </w:pPr>
+            <w:r>
+              <w:rPr>
+                <w:rFonts w:ascii="Calibri" w:eastAsia="Times New Roman" w:hAnsi="Calibri" w:cs="Calibri"/>
+                <w:b/>
+                <w:bCs/>
+                <w:color w:val="1A1A1A"/>
+                <w:sz w:val="21"/>
+                <w:szCs w:val="21"/>
+              </w:rPr>
+              <w:t>Why it matters</w:t>
+            </w:r>
+          </w:p>
+        </w:tc>
+        <w:tc>
+          <w:tcPr>
+            <w:tcW w:w="0" w:type="auto"/>
+            <w:tcBorders>
+              <w:top w:val="single" w:sz="6" w:space="0" w:color="B8B8B8"/>
+              <w:left w:val="single" w:sz="6" w:space="0" w:color="B8B8B8"/>
+              <w:bottom w:val="single" w:sz="6" w:space="0" w:color="B8B8B8"/>
+              <w:right w:val="single" w:sz="6" w:space="0" w:color="B8B8B8"/>
+            </w:tcBorders>
+            <w:shd w:val="clear" w:color="auto" w:fill="ECEFF1"/>
+            <w:tcMar>
+              <w:top w:w="77" w:type="dxa"/>
+              <w:left w:w="144" w:type="dxa"/>
+              <w:bottom w:w="77" w:type="dxa"/>
+              <w:right w:w="144" w:type="dxa"/>
+            </w:tcMar>
+            <w:hideMark/>
+          </w:tcPr>
+          <w:p>
+            <w:pPr>
+              <w:spacing w:before="144" w:after="240"/>
+              <w:rPr>
+                <w:rFonts w:ascii="Calibri" w:eastAsia="Times New Roman" w:hAnsi="Calibri" w:cs="Calibri"/>
+                <w:b/>
+                <w:bCs/>
+                <w:color w:val="1A1A1A"/>
+                <w:sz w:val="21"/>
+                <w:szCs w:val="21"/>
+              </w:rPr>
+            </w:pPr>
+            <w:r>
+              <w:rPr>
+                <w:rFonts w:ascii="Calibri" w:eastAsia="Times New Roman" w:hAnsi="Calibri" w:cs="Calibri"/>
+                <w:b/>
+                <w:bCs/>
+                <w:color w:val="1A1A1A"/>
+                <w:sz w:val="21"/>
+                <w:szCs w:val="21"/>
+              </w:rPr>
+              <w:t>Effort</w:t>
+            </w:r>
+          </w:p>
+        </w:tc>
+      </w:tr>
+      <w:tr>
+        <w:trPr>
+          <w:divId w:val="1266233443"/>
+        </w:trPr>
+        <w:tc>
+          <w:tcPr>
+            <w:tcW w:w="0" w:type="auto"/>
+            <w:tcBorders>
+              <w:top w:val="single" w:sz="6" w:space="0" w:color="B8B8B8"/>
+              <w:left w:val="single" w:sz="6" w:space="0" w:color="B8B8B8"/>
+              <w:bottom w:val="single" w:sz="6" w:space="0" w:color="B8B8B8"/>
+              <w:right w:val="single" w:sz="6" w:space="0" w:color="B8B8B8"/>
+            </w:tcBorders>
+            <w:tcMar>
+              <w:top w:w="77" w:type="dxa"/>
+              <w:left w:w="144" w:type="dxa"/>
+              <w:bottom w:w="77" w:type="dxa"/>
+              <w:right w:w="144" w:type="dxa"/>
+            </w:tcMar>
+            <w:hideMark/>
+          </w:tcPr>
+          <w:p>
+            <w:pPr>
+              <w:spacing w:before="144" w:after="240"/>
+              <w:rPr>
+                <w:rFonts w:ascii="Calibri" w:eastAsia="Times New Roman" w:hAnsi="Calibri" w:cs="Calibri"/>
+                <w:color w:val="1A1A1A"/>
+                <w:sz w:val="21"/>
+                <w:szCs w:val="21"/>
+              </w:rPr>
+            </w:pPr>
+            <w:r>
+              <w:rPr>
+                <w:rFonts w:ascii="Calibri" w:eastAsia="Times New Roman" w:hAnsi="Calibri" w:cs="Calibri"/>
+                <w:color w:val="1A1A1A"/>
+                <w:sz w:val="21"/>
+                <w:szCs w:val="21"/>
+              </w:rPr>
+              <w:t>Two lint false positives</w:t>
+            </w:r>
+          </w:p>
+        </w:tc>
+        <w:tc>
+          <w:tcPr>
+            <w:tcW w:w="0" w:type="auto"/>
+            <w:tcBorders>
+              <w:top w:val="single" w:sz="6" w:space="0" w:color="B8B8B8"/>
+              <w:left w:val="single" w:sz="6" w:space="0" w:color="B8B8B8"/>
+              <w:bottom w:val="single" w:sz="6" w:space="0" w:color="B8B8B8"/>
+              <w:right w:val="single" w:sz="6" w:space="0" w:color="B8B8B8"/>
+            </w:tcBorders>
+            <w:tcMar>
+              <w:top w:w="77" w:type="dxa"/>
+              <w:left w:w="144" w:type="dxa"/>
+              <w:bottom w:w="77" w:type="dxa"/>
+              <w:right w:w="144" w:type="dxa"/>
+            </w:tcMar>
+            <w:hideMark/>
+          </w:tcPr>
+          <w:p>
+            <w:pPr>
+              <w:spacing w:before="144" w:after="240"/>
+              <w:rPr>
+                <w:rFonts w:ascii="Calibri" w:eastAsia="Times New Roman" w:hAnsi="Calibri" w:cs="Calibri"/>
+                <w:color w:val="1A1A1A"/>
+                <w:sz w:val="21"/>
+                <w:szCs w:val="21"/>
+              </w:rPr>
+            </w:pPr>
+            <w:r>
+              <w:rPr>
+                <w:rFonts w:ascii="Calibri" w:eastAsia="Times New Roman" w:hAnsi="Calibri" w:cs="Calibri"/>
+                <w:color w:val="1A1A1A"/>
+                <w:sz w:val="21"/>
+                <w:szCs w:val="21"/>
+              </w:rPr>
+              <w:t xml:space="preserve">A version constant such as </w:t>
+            </w:r>
+            <w:r>
+              <w:rPr>
+                <w:rStyle w:val="HTMLCode"/>
+                <w:color w:val="1A1A1A"/>
+              </w:rPr>
+              <w:t>'1.0.6.6'</w:t>
+            </w:r>
+            <w:r>
+              <w:rPr>
+                <w:rFonts w:ascii="Calibri" w:eastAsia="Times New Roman" w:hAnsi="Calibri" w:cs="Calibri"/>
+                <w:color w:val="1A1A1A"/>
+                <w:sz w:val="21"/>
+                <w:szCs w:val="21"/>
+              </w:rPr>
+              <w:t xml:space="preserve"> </w:t>
+            </w:r>
+            <w:r>
+              <w:rPr>
+                <w:rFonts w:ascii="Calibri" w:eastAsia="Times New Roman" w:hAnsi="Calibri" w:cs="Calibri"/>
+                <w:color w:val="1A1A1A"/>
+                <w:sz w:val="21"/>
+                <w:szCs w:val="21"/>
+              </w:rPr>
+              <w:t>is reported as a hardcoded IP address; and a legitimately suppressed project-wide finding is then reported as an unnecessary suppression, so the two messages contradict each other. Small, but exactly the kind of noise that teaches people to skim the linter.</w:t>
+            </w:r>
+          </w:p>
+        </w:tc>
+        <w:tc>
+          <w:tcPr>
+            <w:tcW w:w="960" w:type="dxa"/>
+            <w:tcBorders>
+              <w:top w:val="single" w:sz="6" w:space="0" w:color="B8B8B8"/>
+              <w:left w:val="single" w:sz="6" w:space="0" w:color="B8B8B8"/>
+              <w:bottom w:val="single" w:sz="6" w:space="0" w:color="B8B8B8"/>
+              <w:right w:val="single" w:sz="6" w:space="0" w:color="B8B8B8"/>
+            </w:tcBorders>
+            <w:tcMar>
+              <w:top w:w="77" w:type="dxa"/>
+              <w:left w:w="144" w:type="dxa"/>
+              <w:bottom w:w="77" w:type="dxa"/>
+              <w:right w:w="144" w:type="dxa"/>
+            </w:tcMar>
+            <w:hideMark/>
+          </w:tcPr>
+          <w:p>
+            <w:pPr>
+              <w:spacing w:before="144" w:after="240"/>
+              <w:jc w:val="right"/>
+              <w:rPr>
+                <w:rFonts w:ascii="Calibri" w:eastAsia="Times New Roman" w:hAnsi="Calibri" w:cs="Calibri"/>
+                <w:color w:val="1A1A1A"/>
+                <w:sz w:val="21"/>
+                <w:szCs w:val="21"/>
+              </w:rPr>
+            </w:pPr>
+            <w:r>
+              <w:rPr>
+                <w:rFonts w:ascii="Calibri" w:eastAsia="Times New Roman" w:hAnsi="Calibri" w:cs="Calibri"/>
+                <w:color w:val="1A1A1A"/>
+                <w:sz w:val="21"/>
+                <w:szCs w:val="21"/>
+              </w:rPr>
+              <w:t>hours</w:t>
+            </w:r>
+          </w:p>
+        </w:tc>
+      </w:tr>
+      <w:tr>
+        <w:trPr>
+          <w:divId w:val="1266233443"/>
+        </w:trPr>
+        <w:tc>
+          <w:tcPr>
+            <w:tcW w:w="0" w:type="auto"/>
+            <w:tcBorders>
+              <w:top w:val="single" w:sz="6" w:space="0" w:color="B8B8B8"/>
+              <w:left w:val="single" w:sz="6" w:space="0" w:color="B8B8B8"/>
+              <w:bottom w:val="single" w:sz="6" w:space="0" w:color="B8B8B8"/>
+              <w:right w:val="single" w:sz="6" w:space="0" w:color="B8B8B8"/>
+            </w:tcBorders>
+            <w:tcMar>
+              <w:top w:w="77" w:type="dxa"/>
+              <w:left w:w="144" w:type="dxa"/>
+              <w:bottom w:w="77" w:type="dxa"/>
+              <w:right w:w="144" w:type="dxa"/>
+            </w:tcMar>
+            <w:hideMark/>
+          </w:tcPr>
+          <w:p>
+            <w:pPr>
+              <w:spacing w:before="144" w:after="240"/>
+              <w:rPr>
+                <w:rFonts w:ascii="Calibri" w:eastAsia="Times New Roman" w:hAnsi="Calibri" w:cs="Calibri"/>
+                <w:color w:val="1A1A1A"/>
+                <w:sz w:val="21"/>
+                <w:szCs w:val="21"/>
+              </w:rPr>
+            </w:pPr>
+            <w:r>
+              <w:rPr>
+                <w:rFonts w:ascii="Calibri" w:eastAsia="Times New Roman" w:hAnsi="Calibri" w:cs="Calibri"/>
+                <w:color w:val="1A1A1A"/>
+                <w:sz w:val="21"/>
+                <w:szCs w:val="21"/>
+              </w:rPr>
+              <w:t>Retire the stale side branch</w:t>
+            </w:r>
+          </w:p>
+        </w:tc>
+        <w:tc>
+          <w:tcPr>
+            <w:tcW w:w="0" w:type="auto"/>
+            <w:tcBorders>
+              <w:top w:val="single" w:sz="6" w:space="0" w:color="B8B8B8"/>
+              <w:left w:val="single" w:sz="6" w:space="0" w:color="B8B8B8"/>
+              <w:bottom w:val="single" w:sz="6" w:space="0" w:color="B8B8B8"/>
+              <w:right w:val="single" w:sz="6" w:space="0" w:color="B8B8B8"/>
+            </w:tcBorders>
+            <w:tcMar>
+              <w:top w:w="77" w:type="dxa"/>
+              <w:left w:w="144" w:type="dxa"/>
+              <w:bottom w:w="77" w:type="dxa"/>
+              <w:right w:w="144" w:type="dxa"/>
+            </w:tcMar>
+            <w:hideMark/>
+          </w:tcPr>
+          <w:p>
+            <w:pPr>
+              <w:spacing w:before="144" w:after="240"/>
+              <w:rPr>
+                <w:rFonts w:ascii="Calibri" w:eastAsia="Times New Roman" w:hAnsi="Calibri" w:cs="Calibri"/>
+                <w:color w:val="1A1A1A"/>
+                <w:sz w:val="21"/>
+                <w:szCs w:val="21"/>
+              </w:rPr>
+            </w:pPr>
+            <w:r>
+              <w:rPr>
+                <w:rFonts w:ascii="Calibri" w:eastAsia="Times New Roman" w:hAnsi="Calibri" w:cs="Calibri"/>
+                <w:color w:val="1A1A1A"/>
+                <w:sz w:val="21"/>
+                <w:szCs w:val="21"/>
+              </w:rPr>
+              <w:t>Housekeeping: an old worktree and branch are still registered after the work moved. Awaiting a go-ahead rather than effort.</w:t>
+            </w:r>
+          </w:p>
+        </w:tc>
+        <w:tc>
+          <w:tcPr>
+            <w:tcW w:w="960" w:type="dxa"/>
+            <w:tcBorders>
+              <w:top w:val="single" w:sz="6" w:space="0" w:color="B8B8B8"/>
+              <w:left w:val="single" w:sz="6" w:space="0" w:color="B8B8B8"/>
+              <w:bottom w:val="single" w:sz="6" w:space="0" w:color="B8B8B8"/>
+              <w:right w:val="single" w:sz="6" w:space="0" w:color="B8B8B8"/>
+            </w:tcBorders>
+            <w:tcMar>
+              <w:top w:w="77" w:type="dxa"/>
+              <w:left w:w="144" w:type="dxa"/>
+              <w:bottom w:w="77" w:type="dxa"/>
+              <w:right w:w="144" w:type="dxa"/>
+            </w:tcMar>
+            <w:hideMark/>
+          </w:tcPr>
+          <w:p>
+            <w:pPr>
+              <w:spacing w:before="144" w:after="240"/>
+              <w:jc w:val="right"/>
+              <w:rPr>
+                <w:rFonts w:ascii="Calibri" w:eastAsia="Times New Roman" w:hAnsi="Calibri" w:cs="Calibri"/>
+                <w:color w:val="1A1A1A"/>
+                <w:sz w:val="21"/>
+                <w:szCs w:val="21"/>
+              </w:rPr>
+            </w:pPr>
+            <w:r>
+              <w:rPr>
+                <w:rFonts w:ascii="Calibri" w:eastAsia="Times New Roman" w:hAnsi="Calibri" w:cs="Calibri"/>
+                <w:color w:val="1A1A1A"/>
+                <w:sz w:val="21"/>
+                <w:szCs w:val="21"/>
+              </w:rPr>
+              <w:t>owner decision</w:t>
+            </w:r>
+          </w:p>
+        </w:tc>
+      </w:tr>
+    </w:tbl>
+    <w:p>
+      <w:pPr>
+        <w:pStyle w:val="NormalWeb"/>
+        <w:shd w:val="clear" w:color="auto" w:fill="FBF7EC"/>
+        <w:divId w:val="1483887770"/>
+        <w:rPr>
+          <w:rFonts w:ascii="Calibri" w:hAnsi="Calibri" w:cs="Calibri"/>
+          <w:color w:val="1A1A1A"/>
+          <w:sz w:val="22"/>
+          <w:szCs w:val="22"/>
+          <w:lang w:val="en"/>
+        </w:rPr>
+      </w:pPr>
+      <w:r>
+        <w:rPr>
+          <w:rFonts w:ascii="Calibri" w:hAnsi="Calibri" w:cs="Calibri"/>
+          <w:b/>
+          <w:bCs/>
+          <w:color w:val="000000"/>
+          <w:sz w:val="22"/>
+          <w:szCs w:val="22"/>
+          <w:lang w:val="en"/>
+        </w:rPr>
+        <w:t>Not on the roadmap, deliberately.</w:t>
+      </w:r>
+      <w:r>
+        <w:rPr>
+          <w:rFonts w:ascii="Calibri" w:hAnsi="Calibri" w:cs="Calibri"/>
+          <w:color w:val="1A1A1A"/>
+          <w:sz w:val="22"/>
+          <w:szCs w:val="22"/>
+          <w:lang w:val="en"/>
+        </w:rPr>
+        <w:t xml:space="preserve"> The release ships with eight commits </w:t>
+      </w:r>
+      <w:r>
+        <w:rPr>
+          <w:rFonts w:ascii="Calibri" w:hAnsi="Calibri" w:cs="Calibri"/>
+          <w:color w:val="1A1A1A"/>
+          <w:sz w:val="22"/>
+          <w:szCs w:val="22"/>
+          <w:lang w:val="en"/>
+        </w:rPr>
+        <w:t>not yet published to the shared repository -- that is a decision for the owner, not a work item. And the converter's image-drop limitation is listed once, as A.1; it is a defect being fixed first, not a feature being added.</w:t>
+      </w:r>
+    </w:p>
+    <w:p>
+      <w:pPr>
+        <w:pStyle w:val="foot"/>
+        <w:spacing w:after="100" w:afterAutospacing="1"/>
+        <w:divId w:val="1266233443"/>
+        <w:rPr>
+          <w:rFonts w:ascii="Calibri" w:hAnsi="Calibri" w:cs="Calibri"/>
+          <w:lang w:val="en"/>
+        </w:rPr>
+      </w:pPr>
+      <w:r>
+        <w:rPr>
+          <w:rFonts w:ascii="Calibri" w:hAnsi="Calibri" w:cs="Calibri"/>
+          <w:lang w:val="en"/>
+        </w:rPr>
+        <w:t xml:space="preserve">Counts in this document are derived from the shipping build, not from the previous edition of this document: rule totals come from </w:t>
+      </w:r>
+      <w:r>
+        <w:rPr>
+          <w:rStyle w:val="HTMLCode"/>
+          <w:lang w:val="en"/>
+        </w:rPr>
+        <w:t>drag-lint rules --json</w:t>
+      </w:r>
+      <w:r>
+        <w:rPr>
+          <w:rFonts w:ascii="Calibri" w:hAnsi="Calibri" w:cs="Calibri"/>
+          <w:lang w:val="en"/>
+        </w:rPr>
+        <w:t xml:space="preserve">, the command surface from </w:t>
+      </w:r>
+      <w:r>
+        <w:rPr>
+          <w:rStyle w:val="HTMLCode"/>
+          <w:lang w:val="en"/>
+        </w:rPr>
+        <w:t>drag-lint --help</w:t>
+      </w:r>
+      <w:r>
+        <w:rPr>
+          <w:rFonts w:ascii="Calibri" w:hAnsi="Calibri" w:cs="Calibri"/>
+          <w:lang w:val="en"/>
+        </w:rPr>
+        <w:t xml:space="preserve"> (</w:t>
+      </w:r>
+      <w:r>
+        <w:rPr>
+          <w:rFonts w:ascii="Calibri" w:hAnsi="Calibri" w:cs="Calibri"/>
+          <w:b/>
+          <w:bCs/>
+          <w:color w:val="000000"/>
+          <w:lang w:val="en"/>
+        </w:rPr>
         <w:t>82 documented commands</w:t>
       </w:r>
       <w:r>
@@ -8464,7 +10883,7 @@
           <w:rFonts w:ascii="Calibri" w:hAnsi="Calibri" w:cs="Calibri"/>
           <w:lang w:val="en"/>
         </w:rPr>
-        <w:t>all taken on 16 September 2026 against drag-lint 1.13.0-alpha.</w:t>
+        <w:t>all taken on 16 September 2026 against drag-lint 1.13.0-alpha. The roadmap in Appendix A is the project's real open-item list on that date, not a selection.</w:t>
       </w:r>
       <w:r>
         <w:rPr>
@@ -8509,9 +10928,9 @@
 <file path=word/numbering.xml><?xml version="1.0" encoding="utf-8"?>
 <w:numbering xmlns:wpc="http://schemas.microsoft.com/office/word/2010/wordprocessingCanvas" xmlns:cx="http://schemas.microsoft.com/office/drawing/2014/chartex" xmlns:cx1="http://schemas.microsoft.com/office/drawing/2015/9/8/chartex" xmlns:cx2="http://schemas.microsoft.com/office/drawing/2015/10/21/chartex" xmlns:cx3="http://schemas.microsoft.com/office/drawing/2016/5/9/chartex" xmlns:cx4="http://schemas.microsoft.com/office/drawing/2016/5/10/chartex" xmlns:cx5="http://schemas.microsoft.com/office/drawing/2016/5/11/chartex" xmlns:cx6="http://schemas.microsoft.com/office/drawing/2016/5/12/chartex" xmlns:cx7="http://schemas.microsoft.com/office/drawing/2016/5/13/chartex" xmlns:cx8="http://schemas.microsoft.com/office/drawing/2016/5/14/chartex" xmlns:mc="http://schemas.openxmlformats.org/markup-compatibility/2006" xmlns:aink="http://schemas.microsoft.com/office/drawing/2016/ink" xmlns:am3d="http://schemas.microsoft.com/office/drawing/2017/model3d" xmlns:o="urn:schemas-microsoft-com:office:office" xmlns:oel="http://schemas.microsoft.com/office/2019/extlst" xmlns:r="http://schemas.openxmlformats.org/officeDocument/2006/relationships" xmlns:m="http://schemas.openxmlformats.org/officeDocument/2006/math" xmlns:v="urn:schemas-microsoft-com:vml" xmlns:wp14="http://schemas.microsoft.com/office/word/2010/wordprocessingDrawing" xmlns:wp="http://schemas.openxmlformats.org/drawingml/2006/wordprocessingDrawing" xmlns:w10="urn:schemas-microsoft-com:office:word" xmlns:w="http://schemas.openxmlformats.org/wordprocessingml/2006/main" xmlns:w14="http://schemas.microsoft.com/office/word/2010/wordml" xmlns:w15="http://schemas.microsoft.com/office/word/2012/wordml" xmlns:w16cex="http://schemas.microsoft.com/office/word/2018/wordml/cex" xmlns:w16cid="http://schemas.microsoft.com/office/word/2016/wordml/cid" xmlns:w16="http://schemas.microsoft.com/office/word/2018/wordml" xmlns:w16du="http://schemas.microsoft.com/office/word/2023/wordml/word16du" xmlns:w16sdtdh="http://schemas.microsoft.com/office/word/2020/wordml/sdtdatahash" xmlns:w16sdtfl="http://schemas.microsoft.com/office/word/2024/wordml/sdtformatlock" xmlns:w16se="http://schemas.microsoft.com/office/word/2015/wordml/symex" xmlns:wpg="http://schemas.microsoft.com/office/word/2010/wordprocessingGroup" xmlns:wpi="http://schemas.microsoft.com/office/word/2010/wordprocessingInk" xmlns:wne="http://schemas.microsoft.com/office/word/2006/wordml" xmlns:wps="http://schemas.microsoft.com/office/word/2010/wordprocessingShape" mc:Ignorable="w14 w15 w16se w16cid w16 w16cex w16sdtdh w16sdtfl w16du wp14">
   <w:abstractNum w:abstractNumId="0" w15:restartNumberingAfterBreak="0">
-    <w:nsid w:val="004E6CA2"/>
+    <w:nsid w:val="134A43E1"/>
     <w:multiLevelType w:val="multilevel"/>
-    <w:tmpl w:val="9ED00FBC"/>
+    <w:tmpl w:val="8980711E"/>
     <w:lvl w:ilvl="0">
       <w:start w:val="1"/>
       <w:numFmt w:val="bullet"/>
@@ -8658,9 +11077,9 @@
     </w:lvl>
   </w:abstractNum>
   <w:abstractNum w:abstractNumId="1" w15:restartNumberingAfterBreak="0">
-    <w:nsid w:val="12A17125"/>
+    <w:nsid w:val="20853E21"/>
     <w:multiLevelType w:val="multilevel"/>
-    <w:tmpl w:val="C1EC2FE8"/>
+    <w:tmpl w:val="50FC3840"/>
     <w:lvl w:ilvl="0">
       <w:start w:val="1"/>
       <w:numFmt w:val="bullet"/>
@@ -8807,9 +11226,9 @@
     </w:lvl>
   </w:abstractNum>
   <w:abstractNum w:abstractNumId="2" w15:restartNumberingAfterBreak="0">
-    <w:nsid w:val="1A7665C7"/>
+    <w:nsid w:val="29DC2ACA"/>
     <w:multiLevelType w:val="multilevel"/>
-    <w:tmpl w:val="947E3B86"/>
+    <w:tmpl w:val="5ED0E244"/>
     <w:lvl w:ilvl="0">
       <w:start w:val="1"/>
       <w:numFmt w:val="bullet"/>
@@ -8956,9 +11375,9 @@
     </w:lvl>
   </w:abstractNum>
   <w:abstractNum w:abstractNumId="3" w15:restartNumberingAfterBreak="0">
-    <w:nsid w:val="236938C3"/>
+    <w:nsid w:val="38037765"/>
     <w:multiLevelType w:val="multilevel"/>
-    <w:tmpl w:val="2460CABC"/>
+    <w:tmpl w:val="47760C98"/>
     <w:lvl w:ilvl="0">
       <w:start w:val="1"/>
       <w:numFmt w:val="bullet"/>
@@ -9105,9 +11524,9 @@
     </w:lvl>
   </w:abstractNum>
   <w:abstractNum w:abstractNumId="4" w15:restartNumberingAfterBreak="0">
-    <w:nsid w:val="26292280"/>
+    <w:nsid w:val="39815858"/>
     <w:multiLevelType w:val="multilevel"/>
-    <w:tmpl w:val="7D188B1E"/>
+    <w:tmpl w:val="B19E78F6"/>
     <w:lvl w:ilvl="0">
       <w:start w:val="1"/>
       <w:numFmt w:val="bullet"/>
@@ -9254,9 +11673,9 @@
     </w:lvl>
   </w:abstractNum>
   <w:abstractNum w:abstractNumId="5" w15:restartNumberingAfterBreak="0">
-    <w:nsid w:val="35D56967"/>
+    <w:nsid w:val="50E06C9D"/>
     <w:multiLevelType w:val="multilevel"/>
-    <w:tmpl w:val="D1EAB43A"/>
+    <w:tmpl w:val="3BB85D90"/>
     <w:lvl w:ilvl="0">
       <w:start w:val="1"/>
       <w:numFmt w:val="bullet"/>
@@ -9403,9 +11822,9 @@
     </w:lvl>
   </w:abstractNum>
   <w:abstractNum w:abstractNumId="6" w15:restartNumberingAfterBreak="0">
-    <w:nsid w:val="36E4144C"/>
+    <w:nsid w:val="53245050"/>
     <w:multiLevelType w:val="multilevel"/>
-    <w:tmpl w:val="DA06CE06"/>
+    <w:tmpl w:val="BE4E5376"/>
     <w:lvl w:ilvl="0">
       <w:start w:val="1"/>
       <w:numFmt w:val="bullet"/>
@@ -9552,9 +11971,9 @@
     </w:lvl>
   </w:abstractNum>
   <w:abstractNum w:abstractNumId="7" w15:restartNumberingAfterBreak="0">
-    <w:nsid w:val="45BF7B4C"/>
+    <w:nsid w:val="56CC26ED"/>
     <w:multiLevelType w:val="multilevel"/>
-    <w:tmpl w:val="B958EFB0"/>
+    <w:tmpl w:val="28965ED2"/>
     <w:lvl w:ilvl="0">
       <w:start w:val="1"/>
       <w:numFmt w:val="bullet"/>
@@ -9701,9 +12120,9 @@
     </w:lvl>
   </w:abstractNum>
   <w:abstractNum w:abstractNumId="8" w15:restartNumberingAfterBreak="0">
-    <w:nsid w:val="48D8397B"/>
+    <w:nsid w:val="594333F8"/>
     <w:multiLevelType w:val="multilevel"/>
-    <w:tmpl w:val="D602B330"/>
+    <w:tmpl w:val="FE1C235E"/>
     <w:lvl w:ilvl="0">
       <w:start w:val="1"/>
       <w:numFmt w:val="bullet"/>
@@ -9850,9 +12269,9 @@
     </w:lvl>
   </w:abstractNum>
   <w:abstractNum w:abstractNumId="9" w15:restartNumberingAfterBreak="0">
-    <w:nsid w:val="586E33AF"/>
+    <w:nsid w:val="5B982B79"/>
     <w:multiLevelType w:val="multilevel"/>
-    <w:tmpl w:val="001C94C0"/>
+    <w:tmpl w:val="F6F6ED7A"/>
     <w:lvl w:ilvl="0">
       <w:start w:val="1"/>
       <w:numFmt w:val="bullet"/>
@@ -9999,9 +12418,9 @@
     </w:lvl>
   </w:abstractNum>
   <w:abstractNum w:abstractNumId="10" w15:restartNumberingAfterBreak="0">
-    <w:nsid w:val="5DF66540"/>
+    <w:nsid w:val="5BE53A02"/>
     <w:multiLevelType w:val="multilevel"/>
-    <w:tmpl w:val="2CF6316A"/>
+    <w:tmpl w:val="19BC9AC6"/>
     <w:lvl w:ilvl="0">
       <w:start w:val="1"/>
       <w:numFmt w:val="bullet"/>
@@ -10148,9 +12567,9 @@
     </w:lvl>
   </w:abstractNum>
   <w:abstractNum w:abstractNumId="11" w15:restartNumberingAfterBreak="0">
-    <w:nsid w:val="75952B19"/>
+    <w:nsid w:val="5D0601F6"/>
     <w:multiLevelType w:val="multilevel"/>
-    <w:tmpl w:val="2A7C3FDC"/>
+    <w:tmpl w:val="EED04F38"/>
     <w:lvl w:ilvl="0">
       <w:start w:val="1"/>
       <w:numFmt w:val="bullet"/>
@@ -10297,9 +12716,9 @@
     </w:lvl>
   </w:abstractNum>
   <w:abstractNum w:abstractNumId="12" w15:restartNumberingAfterBreak="0">
-    <w:nsid w:val="75AD4547"/>
+    <w:nsid w:val="718B42A0"/>
     <w:multiLevelType w:val="multilevel"/>
-    <w:tmpl w:val="ED0A6186"/>
+    <w:tmpl w:val="6E80C08A"/>
     <w:lvl w:ilvl="0">
       <w:start w:val="1"/>
       <w:numFmt w:val="bullet"/>
@@ -10446,9 +12865,9 @@
     </w:lvl>
   </w:abstractNum>
   <w:abstractNum w:abstractNumId="13" w15:restartNumberingAfterBreak="0">
-    <w:nsid w:val="75AE7503"/>
+    <w:nsid w:val="766B4995"/>
     <w:multiLevelType w:val="multilevel"/>
-    <w:tmpl w:val="8F3A3FD6"/>
+    <w:tmpl w:val="2EBE8D0C"/>
     <w:lvl w:ilvl="0">
       <w:start w:val="1"/>
       <w:numFmt w:val="bullet"/>
@@ -10595,9 +13014,9 @@
     </w:lvl>
   </w:abstractNum>
   <w:abstractNum w:abstractNumId="14" w15:restartNumberingAfterBreak="0">
-    <w:nsid w:val="7D4F2269"/>
+    <w:nsid w:val="77247F72"/>
     <w:multiLevelType w:val="multilevel"/>
-    <w:tmpl w:val="9F1C9D74"/>
+    <w:tmpl w:val="FC366A8A"/>
     <w:lvl w:ilvl="0">
       <w:start w:val="1"/>
       <w:numFmt w:val="bullet"/>
@@ -10743,50 +13162,50 @@
       </w:rPr>
     </w:lvl>
   </w:abstractNum>
-  <w:num w:numId="1" w16cid:durableId="431583651">
-    <w:abstractNumId w:val="3"/>
+  <w:num w:numId="1" w16cid:durableId="142083898">
+    <w:abstractNumId w:val="4"/>
   </w:num>
-  <w:num w:numId="2" w16cid:durableId="12146181">
+  <w:num w:numId="2" w16cid:durableId="598367627">
+    <w:abstractNumId w:val="10"/>
+  </w:num>
+  <w:num w:numId="3" w16cid:durableId="1237282369">
+    <w:abstractNumId w:val="11"/>
+  </w:num>
+  <w:num w:numId="4" w16cid:durableId="88544657">
+    <w:abstractNumId w:val="12"/>
+  </w:num>
+  <w:num w:numId="5" w16cid:durableId="402988162">
+    <w:abstractNumId w:val="0"/>
+  </w:num>
+  <w:num w:numId="6" w16cid:durableId="312371811">
+    <w:abstractNumId w:val="7"/>
+  </w:num>
+  <w:num w:numId="7" w16cid:durableId="1052198127">
+    <w:abstractNumId w:val="1"/>
+  </w:num>
+  <w:num w:numId="8" w16cid:durableId="1826897850">
+    <w:abstractNumId w:val="5"/>
+  </w:num>
+  <w:num w:numId="9" w16cid:durableId="1752384211">
+    <w:abstractNumId w:val="14"/>
+  </w:num>
+  <w:num w:numId="10" w16cid:durableId="401680234">
+    <w:abstractNumId w:val="8"/>
+  </w:num>
+  <w:num w:numId="11" w16cid:durableId="435835526">
+    <w:abstractNumId w:val="6"/>
+  </w:num>
+  <w:num w:numId="12" w16cid:durableId="1913348157">
+    <w:abstractNumId w:val="2"/>
+  </w:num>
+  <w:num w:numId="13" w16cid:durableId="1285772748">
+    <w:abstractNumId w:val="13"/>
+  </w:num>
+  <w:num w:numId="14" w16cid:durableId="315837181">
     <w:abstractNumId w:val="9"/>
   </w:num>
-  <w:num w:numId="3" w16cid:durableId="1279095860">
-    <w:abstractNumId w:val="5"/>
-  </w:num>
-  <w:num w:numId="4" w16cid:durableId="1834300935">
-    <w:abstractNumId w:val="7"/>
-  </w:num>
-  <w:num w:numId="5" w16cid:durableId="1074862528">
-    <w:abstractNumId w:val="13"/>
-  </w:num>
-  <w:num w:numId="6" w16cid:durableId="50735600">
-    <w:abstractNumId w:val="0"/>
-  </w:num>
-  <w:num w:numId="7" w16cid:durableId="1880048794">
-    <w:abstractNumId w:val="2"/>
-  </w:num>
-  <w:num w:numId="8" w16cid:durableId="411586537">
-    <w:abstractNumId w:val="10"/>
-  </w:num>
-  <w:num w:numId="9" w16cid:durableId="1448619201">
-    <w:abstractNumId w:val="12"/>
-  </w:num>
-  <w:num w:numId="10" w16cid:durableId="542837249">
-    <w:abstractNumId w:val="1"/>
-  </w:num>
-  <w:num w:numId="11" w16cid:durableId="921331063">
-    <w:abstractNumId w:val="11"/>
-  </w:num>
-  <w:num w:numId="12" w16cid:durableId="1947424404">
-    <w:abstractNumId w:val="8"/>
-  </w:num>
-  <w:num w:numId="13" w16cid:durableId="1327709710">
-    <w:abstractNumId w:val="4"/>
-  </w:num>
-  <w:num w:numId="14" w16cid:durableId="2066025296">
-    <w:abstractNumId w:val="14"/>
-  </w:num>
-  <w:num w:numId="15" w16cid:durableId="607586036">
-    <w:abstractNumId w:val="6"/>
+  <w:num w:numId="15" w16cid:durableId="1280643618">
+    <w:abstractNumId w:val="3"/>
   </w:num>
 </w:numbering>
 </file>

--- a/docs/drag-lint-features-2026-09-16.docx
+++ b/docs/drag-lint-features-2026-09-16.docx
@@ -5,7 +5,7 @@
     <w:p>
       <w:pPr>
         <w:pStyle w:val="Heading1"/>
-        <w:divId w:val="1266233443"/>
+        <w:divId w:val="1701517463"/>
         <w:rPr>
           <w:rFonts w:ascii="Calibri" w:eastAsia="Times New Roman" w:hAnsi="Calibri" w:cs="Calibri"/>
           <w:color w:val="1A1A1A"/>
@@ -24,7 +24,7 @@
     <w:p>
       <w:pPr>
         <w:pStyle w:val="sub"/>
-        <w:divId w:val="1266233443"/>
+        <w:divId w:val="1701517463"/>
         <w:rPr>
           <w:rFonts w:ascii="Calibri" w:hAnsi="Calibri" w:cs="Calibri"/>
           <w:lang w:val="en"/>
@@ -67,7 +67,7 @@
     <w:p>
       <w:pPr>
         <w:pStyle w:val="NormalWeb"/>
-        <w:divId w:val="1266233443"/>
+        <w:divId w:val="1701517463"/>
         <w:rPr>
           <w:rFonts w:ascii="Calibri" w:hAnsi="Calibri" w:cs="Calibri"/>
           <w:color w:val="1A1A1A"/>
@@ -112,7 +112,7 @@
     <w:p>
       <w:pPr>
         <w:pStyle w:val="Heading2"/>
-        <w:divId w:val="1266233443"/>
+        <w:divId w:val="1701517463"/>
         <w:rPr>
           <w:rFonts w:ascii="Calibri" w:eastAsia="Times New Roman" w:hAnsi="Calibri" w:cs="Calibri"/>
           <w:color w:val="1A1A1A"/>
@@ -135,7 +135,7 @@
           <w:numId w:val="1"/>
         </w:numPr>
         <w:spacing w:before="53" w:after="53"/>
-        <w:divId w:val="1266233443"/>
+        <w:divId w:val="1701517463"/>
         <w:rPr>
           <w:rFonts w:ascii="Calibri" w:eastAsia="Times New Roman" w:hAnsi="Calibri" w:cs="Calibri"/>
           <w:color w:val="1A1A1A"/>
@@ -174,7 +174,7 @@
           <w:numId w:val="1"/>
         </w:numPr>
         <w:spacing w:before="53" w:after="53"/>
-        <w:divId w:val="1266233443"/>
+        <w:divId w:val="1701517463"/>
         <w:rPr>
           <w:rFonts w:ascii="Calibri" w:eastAsia="Times New Roman" w:hAnsi="Calibri" w:cs="Calibri"/>
           <w:color w:val="1A1A1A"/>
@@ -231,7 +231,7 @@
           <w:numId w:val="1"/>
         </w:numPr>
         <w:spacing w:before="53" w:after="53"/>
-        <w:divId w:val="1266233443"/>
+        <w:divId w:val="1701517463"/>
         <w:rPr>
           <w:rFonts w:ascii="Calibri" w:eastAsia="Times New Roman" w:hAnsi="Calibri" w:cs="Calibri"/>
           <w:color w:val="1A1A1A"/>
@@ -306,7 +306,7 @@
           <w:numId w:val="1"/>
         </w:numPr>
         <w:spacing w:before="53" w:after="53"/>
-        <w:divId w:val="1266233443"/>
+        <w:divId w:val="1701517463"/>
         <w:rPr>
           <w:rFonts w:ascii="Calibri" w:eastAsia="Times New Roman" w:hAnsi="Calibri" w:cs="Calibri"/>
           <w:color w:val="1A1A1A"/>
@@ -345,7 +345,7 @@
           <w:numId w:val="1"/>
         </w:numPr>
         <w:spacing w:before="53" w:after="53"/>
-        <w:divId w:val="1266233443"/>
+        <w:divId w:val="1701517463"/>
         <w:rPr>
           <w:rFonts w:ascii="Calibri" w:eastAsia="Times New Roman" w:hAnsi="Calibri" w:cs="Calibri"/>
           <w:color w:val="1A1A1A"/>
@@ -384,7 +384,7 @@
           <w:numId w:val="1"/>
         </w:numPr>
         <w:spacing w:before="53" w:after="53"/>
-        <w:divId w:val="1266233443"/>
+        <w:divId w:val="1701517463"/>
         <w:rPr>
           <w:rFonts w:ascii="Calibri" w:eastAsia="Times New Roman" w:hAnsi="Calibri" w:cs="Calibri"/>
           <w:color w:val="1A1A1A"/>
@@ -423,7 +423,7 @@
           <w:numId w:val="1"/>
         </w:numPr>
         <w:spacing w:before="53" w:after="53"/>
-        <w:divId w:val="1266233443"/>
+        <w:divId w:val="1701517463"/>
         <w:rPr>
           <w:rFonts w:ascii="Calibri" w:eastAsia="Times New Roman" w:hAnsi="Calibri" w:cs="Calibri"/>
           <w:color w:val="1A1A1A"/>
@@ -462,7 +462,7 @@
           <w:numId w:val="1"/>
         </w:numPr>
         <w:spacing w:before="53" w:after="53"/>
-        <w:divId w:val="1266233443"/>
+        <w:divId w:val="1701517463"/>
         <w:rPr>
           <w:rFonts w:ascii="Calibri" w:eastAsia="Times New Roman" w:hAnsi="Calibri" w:cs="Calibri"/>
           <w:color w:val="1A1A1A"/>
@@ -501,7 +501,7 @@
           <w:numId w:val="1"/>
         </w:numPr>
         <w:spacing w:before="53" w:after="53"/>
-        <w:divId w:val="1266233443"/>
+        <w:divId w:val="1701517463"/>
         <w:rPr>
           <w:rFonts w:ascii="Calibri" w:eastAsia="Times New Roman" w:hAnsi="Calibri" w:cs="Calibri"/>
           <w:color w:val="1A1A1A"/>
@@ -540,7 +540,7 @@
           <w:numId w:val="1"/>
         </w:numPr>
         <w:spacing w:before="53" w:after="53"/>
-        <w:divId w:val="1266233443"/>
+        <w:divId w:val="1701517463"/>
         <w:rPr>
           <w:rFonts w:ascii="Calibri" w:eastAsia="Times New Roman" w:hAnsi="Calibri" w:cs="Calibri"/>
           <w:color w:val="1A1A1A"/>
@@ -625,7 +625,7 @@
           <w:numId w:val="1"/>
         </w:numPr>
         <w:spacing w:before="53" w:after="53"/>
-        <w:divId w:val="1266233443"/>
+        <w:divId w:val="1701517463"/>
         <w:rPr>
           <w:rFonts w:ascii="Calibri" w:eastAsia="Times New Roman" w:hAnsi="Calibri" w:cs="Calibri"/>
           <w:color w:val="1A1A1A"/>
@@ -660,7 +660,7 @@
     <w:p>
       <w:pPr>
         <w:pStyle w:val="Heading2"/>
-        <w:divId w:val="1266233443"/>
+        <w:divId w:val="1701517463"/>
         <w:rPr>
           <w:rFonts w:ascii="Calibri" w:eastAsia="Times New Roman" w:hAnsi="Calibri" w:cs="Calibri"/>
           <w:color w:val="1A1A1A"/>
@@ -683,7 +683,7 @@
           <w:numId w:val="2"/>
         </w:numPr>
         <w:spacing w:before="53" w:after="53"/>
-        <w:divId w:val="1266233443"/>
+        <w:divId w:val="1701517463"/>
         <w:rPr>
           <w:rFonts w:ascii="Calibri" w:eastAsia="Times New Roman" w:hAnsi="Calibri" w:cs="Calibri"/>
           <w:color w:val="1A1A1A"/>
@@ -722,7 +722,7 @@
           <w:numId w:val="2"/>
         </w:numPr>
         <w:spacing w:before="53" w:after="53"/>
-        <w:divId w:val="1266233443"/>
+        <w:divId w:val="1701517463"/>
         <w:rPr>
           <w:rFonts w:ascii="Calibri" w:eastAsia="Times New Roman" w:hAnsi="Calibri" w:cs="Calibri"/>
           <w:color w:val="1A1A1A"/>
@@ -761,7 +761,7 @@
           <w:numId w:val="2"/>
         </w:numPr>
         <w:spacing w:before="53" w:after="53"/>
-        <w:divId w:val="1266233443"/>
+        <w:divId w:val="1701517463"/>
         <w:rPr>
           <w:rFonts w:ascii="Calibri" w:eastAsia="Times New Roman" w:hAnsi="Calibri" w:cs="Calibri"/>
           <w:color w:val="1A1A1A"/>
@@ -828,7 +828,7 @@
           <w:numId w:val="2"/>
         </w:numPr>
         <w:spacing w:before="53" w:after="53"/>
-        <w:divId w:val="1266233443"/>
+        <w:divId w:val="1701517463"/>
         <w:rPr>
           <w:rFonts w:ascii="Calibri" w:eastAsia="Times New Roman" w:hAnsi="Calibri" w:cs="Calibri"/>
           <w:color w:val="1A1A1A"/>
@@ -890,7 +890,7 @@
           <w:numId w:val="2"/>
         </w:numPr>
         <w:spacing w:before="53" w:after="53"/>
-        <w:divId w:val="1266233443"/>
+        <w:divId w:val="1701517463"/>
         <w:rPr>
           <w:rFonts w:ascii="Calibri" w:eastAsia="Times New Roman" w:hAnsi="Calibri" w:cs="Calibri"/>
           <w:color w:val="1A1A1A"/>
@@ -929,7 +929,7 @@
           <w:numId w:val="2"/>
         </w:numPr>
         <w:spacing w:before="53" w:after="53"/>
-        <w:divId w:val="1266233443"/>
+        <w:divId w:val="1701517463"/>
         <w:rPr>
           <w:rFonts w:ascii="Calibri" w:eastAsia="Times New Roman" w:hAnsi="Calibri" w:cs="Calibri"/>
           <w:color w:val="1A1A1A"/>
@@ -1032,7 +1032,7 @@
           <w:numId w:val="2"/>
         </w:numPr>
         <w:spacing w:before="53" w:after="53"/>
-        <w:divId w:val="1266233443"/>
+        <w:divId w:val="1701517463"/>
         <w:rPr>
           <w:rFonts w:ascii="Calibri" w:eastAsia="Times New Roman" w:hAnsi="Calibri" w:cs="Calibri"/>
           <w:color w:val="1A1A1A"/>
@@ -1071,7 +1071,7 @@
           <w:numId w:val="2"/>
         </w:numPr>
         <w:spacing w:before="53" w:after="53"/>
-        <w:divId w:val="1266233443"/>
+        <w:divId w:val="1701517463"/>
         <w:rPr>
           <w:rFonts w:ascii="Calibri" w:eastAsia="Times New Roman" w:hAnsi="Calibri" w:cs="Calibri"/>
           <w:color w:val="1A1A1A"/>
@@ -1110,7 +1110,7 @@
           <w:numId w:val="2"/>
         </w:numPr>
         <w:spacing w:before="53" w:after="53"/>
-        <w:divId w:val="1266233443"/>
+        <w:divId w:val="1701517463"/>
         <w:rPr>
           <w:rFonts w:ascii="Calibri" w:eastAsia="Times New Roman" w:hAnsi="Calibri" w:cs="Calibri"/>
           <w:color w:val="1A1A1A"/>
@@ -1163,7 +1163,7 @@
     <w:p>
       <w:pPr>
         <w:pStyle w:val="Heading2"/>
-        <w:divId w:val="1266233443"/>
+        <w:divId w:val="1701517463"/>
         <w:rPr>
           <w:rFonts w:ascii="Calibri" w:eastAsia="Times New Roman" w:hAnsi="Calibri" w:cs="Calibri"/>
           <w:color w:val="1A1A1A"/>
@@ -1186,7 +1186,7 @@
           <w:numId w:val="3"/>
         </w:numPr>
         <w:spacing w:before="53" w:after="53"/>
-        <w:divId w:val="1266233443"/>
+        <w:divId w:val="1701517463"/>
         <w:rPr>
           <w:rFonts w:ascii="Calibri" w:eastAsia="Times New Roman" w:hAnsi="Calibri" w:cs="Calibri"/>
           <w:color w:val="1A1A1A"/>
@@ -1235,7 +1235,7 @@
           <w:numId w:val="3"/>
         </w:numPr>
         <w:spacing w:before="53" w:after="53"/>
-        <w:divId w:val="1266233443"/>
+        <w:divId w:val="1701517463"/>
         <w:rPr>
           <w:rFonts w:ascii="Calibri" w:eastAsia="Times New Roman" w:hAnsi="Calibri" w:cs="Calibri"/>
           <w:color w:val="1A1A1A"/>
@@ -1274,7 +1274,7 @@
           <w:numId w:val="3"/>
         </w:numPr>
         <w:spacing w:before="53" w:after="53"/>
-        <w:divId w:val="1266233443"/>
+        <w:divId w:val="1701517463"/>
         <w:rPr>
           <w:rFonts w:ascii="Calibri" w:eastAsia="Times New Roman" w:hAnsi="Calibri" w:cs="Calibri"/>
           <w:color w:val="1A1A1A"/>
@@ -1313,7 +1313,7 @@
           <w:numId w:val="3"/>
         </w:numPr>
         <w:spacing w:before="53" w:after="53"/>
-        <w:divId w:val="1266233443"/>
+        <w:divId w:val="1701517463"/>
         <w:rPr>
           <w:rFonts w:ascii="Calibri" w:eastAsia="Times New Roman" w:hAnsi="Calibri" w:cs="Calibri"/>
           <w:color w:val="1A1A1A"/>
@@ -1352,7 +1352,7 @@
           <w:numId w:val="3"/>
         </w:numPr>
         <w:spacing w:before="53" w:after="53"/>
-        <w:divId w:val="1266233443"/>
+        <w:divId w:val="1701517463"/>
         <w:rPr>
           <w:rFonts w:ascii="Calibri" w:eastAsia="Times New Roman" w:hAnsi="Calibri" w:cs="Calibri"/>
           <w:color w:val="1A1A1A"/>
@@ -1391,7 +1391,7 @@
           <w:numId w:val="3"/>
         </w:numPr>
         <w:spacing w:before="53" w:after="53"/>
-        <w:divId w:val="1266233443"/>
+        <w:divId w:val="1701517463"/>
         <w:rPr>
           <w:rFonts w:ascii="Calibri" w:eastAsia="Times New Roman" w:hAnsi="Calibri" w:cs="Calibri"/>
           <w:color w:val="1A1A1A"/>
@@ -1430,7 +1430,7 @@
           <w:numId w:val="3"/>
         </w:numPr>
         <w:spacing w:before="53" w:after="53"/>
-        <w:divId w:val="1266233443"/>
+        <w:divId w:val="1701517463"/>
         <w:rPr>
           <w:rFonts w:ascii="Calibri" w:eastAsia="Times New Roman" w:hAnsi="Calibri" w:cs="Calibri"/>
           <w:color w:val="1A1A1A"/>
@@ -1469,7 +1469,7 @@
           <w:numId w:val="3"/>
         </w:numPr>
         <w:spacing w:before="53" w:after="53"/>
-        <w:divId w:val="1266233443"/>
+        <w:divId w:val="1701517463"/>
         <w:rPr>
           <w:rFonts w:ascii="Calibri" w:eastAsia="Times New Roman" w:hAnsi="Calibri" w:cs="Calibri"/>
           <w:color w:val="1A1A1A"/>
@@ -1508,7 +1508,7 @@
           <w:numId w:val="3"/>
         </w:numPr>
         <w:spacing w:before="53" w:after="53"/>
-        <w:divId w:val="1266233443"/>
+        <w:divId w:val="1701517463"/>
         <w:rPr>
           <w:rFonts w:ascii="Calibri" w:eastAsia="Times New Roman" w:hAnsi="Calibri" w:cs="Calibri"/>
           <w:color w:val="1A1A1A"/>
@@ -1543,7 +1543,7 @@
     <w:p>
       <w:pPr>
         <w:pStyle w:val="Heading2"/>
-        <w:divId w:val="1266233443"/>
+        <w:divId w:val="1701517463"/>
         <w:rPr>
           <w:rFonts w:ascii="Calibri" w:eastAsia="Times New Roman" w:hAnsi="Calibri" w:cs="Calibri"/>
           <w:color w:val="1A1A1A"/>
@@ -1562,7 +1562,7 @@
     <w:p>
       <w:pPr>
         <w:pStyle w:val="NormalWeb"/>
-        <w:divId w:val="1266233443"/>
+        <w:divId w:val="1701517463"/>
         <w:rPr>
           <w:rFonts w:ascii="Calibri" w:hAnsi="Calibri" w:cs="Calibri"/>
           <w:color w:val="1A1A1A"/>
@@ -1684,7 +1684,7 @@
       </w:tblGrid>
       <w:tr>
         <w:trPr>
-          <w:divId w:val="1266233443"/>
+          <w:divId w:val="1701517463"/>
         </w:trPr>
         <w:tc>
           <w:tcPr>
@@ -1818,7 +1818,7 @@
       </w:tr>
       <w:tr>
         <w:trPr>
-          <w:divId w:val="1266233443"/>
+          <w:divId w:val="1701517463"/>
         </w:trPr>
         <w:tc>
           <w:tcPr>
@@ -2011,7 +2011,7 @@
       </w:tr>
       <w:tr>
         <w:trPr>
-          <w:divId w:val="1266233443"/>
+          <w:divId w:val="1701517463"/>
         </w:trPr>
         <w:tc>
           <w:tcPr>
@@ -2243,7 +2243,7 @@
       </w:tr>
       <w:tr>
         <w:trPr>
-          <w:divId w:val="1266233443"/>
+          <w:divId w:val="1701517463"/>
         </w:trPr>
         <w:tc>
           <w:tcPr>
@@ -2436,7 +2436,7 @@
       </w:tr>
       <w:tr>
         <w:trPr>
-          <w:divId w:val="1266233443"/>
+          <w:divId w:val="1701517463"/>
         </w:trPr>
         <w:tc>
           <w:tcPr>
@@ -2652,7 +2652,7 @@
       </w:tr>
       <w:tr>
         <w:trPr>
-          <w:divId w:val="1266233443"/>
+          <w:divId w:val="1701517463"/>
         </w:trPr>
         <w:tc>
           <w:tcPr>
@@ -2792,7 +2792,7 @@
       </w:tr>
       <w:tr>
         <w:trPr>
-          <w:divId w:val="1266233443"/>
+          <w:divId w:val="1701517463"/>
         </w:trPr>
         <w:tc>
           <w:tcPr>
@@ -2912,7 +2912,7 @@
       </w:tr>
       <w:tr>
         <w:trPr>
-          <w:divId w:val="1266233443"/>
+          <w:divId w:val="1701517463"/>
         </w:trPr>
         <w:tc>
           <w:tcPr>
@@ -3032,7 +3032,7 @@
       </w:tr>
       <w:tr>
         <w:trPr>
-          <w:divId w:val="1266233443"/>
+          <w:divId w:val="1701517463"/>
         </w:trPr>
         <w:tc>
           <w:tcPr>
@@ -3152,7 +3152,7 @@
       </w:tr>
       <w:tr>
         <w:trPr>
-          <w:divId w:val="1266233443"/>
+          <w:divId w:val="1701517463"/>
         </w:trPr>
         <w:tc>
           <w:tcPr>
@@ -3293,7 +3293,7 @@
           <w:numId w:val="4"/>
         </w:numPr>
         <w:spacing w:before="53" w:after="53"/>
-        <w:divId w:val="1266233443"/>
+        <w:divId w:val="1701517463"/>
         <w:rPr>
           <w:rFonts w:ascii="Calibri" w:eastAsia="Times New Roman" w:hAnsi="Calibri" w:cs="Calibri"/>
           <w:color w:val="1A1A1A"/>
@@ -3332,7 +3332,7 @@
           <w:numId w:val="4"/>
         </w:numPr>
         <w:spacing w:before="53" w:after="53"/>
-        <w:divId w:val="1266233443"/>
+        <w:divId w:val="1701517463"/>
         <w:rPr>
           <w:rFonts w:ascii="Calibri" w:eastAsia="Times New Roman" w:hAnsi="Calibri" w:cs="Calibri"/>
           <w:color w:val="1A1A1A"/>
@@ -3371,7 +3371,7 @@
           <w:numId w:val="4"/>
         </w:numPr>
         <w:spacing w:before="53" w:after="53"/>
-        <w:divId w:val="1266233443"/>
+        <w:divId w:val="1701517463"/>
         <w:rPr>
           <w:rFonts w:ascii="Calibri" w:eastAsia="Times New Roman" w:hAnsi="Calibri" w:cs="Calibri"/>
           <w:color w:val="1A1A1A"/>
@@ -3410,7 +3410,7 @@
           <w:numId w:val="4"/>
         </w:numPr>
         <w:spacing w:before="53" w:after="53"/>
-        <w:divId w:val="1266233443"/>
+        <w:divId w:val="1701517463"/>
         <w:rPr>
           <w:rFonts w:ascii="Calibri" w:eastAsia="Times New Roman" w:hAnsi="Calibri" w:cs="Calibri"/>
           <w:color w:val="1A1A1A"/>
@@ -3449,7 +3449,7 @@
           <w:numId w:val="4"/>
         </w:numPr>
         <w:spacing w:before="53" w:after="53"/>
-        <w:divId w:val="1266233443"/>
+        <w:divId w:val="1701517463"/>
         <w:rPr>
           <w:rFonts w:ascii="Calibri" w:eastAsia="Times New Roman" w:hAnsi="Calibri" w:cs="Calibri"/>
           <w:color w:val="1A1A1A"/>
@@ -3484,7 +3484,7 @@
     <w:p>
       <w:pPr>
         <w:pStyle w:val="Heading2"/>
-        <w:divId w:val="1266233443"/>
+        <w:divId w:val="1701517463"/>
         <w:rPr>
           <w:rFonts w:ascii="Calibri" w:eastAsia="Times New Roman" w:hAnsi="Calibri" w:cs="Calibri"/>
           <w:color w:val="1A1A1A"/>
@@ -3507,7 +3507,7 @@
           <w:numId w:val="5"/>
         </w:numPr>
         <w:spacing w:before="53" w:after="53"/>
-        <w:divId w:val="1266233443"/>
+        <w:divId w:val="1701517463"/>
         <w:rPr>
           <w:rFonts w:ascii="Calibri" w:eastAsia="Times New Roman" w:hAnsi="Calibri" w:cs="Calibri"/>
           <w:color w:val="1A1A1A"/>
@@ -3582,7 +3582,7 @@
           <w:numId w:val="5"/>
         </w:numPr>
         <w:spacing w:before="53" w:after="53"/>
-        <w:divId w:val="1266233443"/>
+        <w:divId w:val="1701517463"/>
         <w:rPr>
           <w:rFonts w:ascii="Calibri" w:eastAsia="Times New Roman" w:hAnsi="Calibri" w:cs="Calibri"/>
           <w:color w:val="1A1A1A"/>
@@ -3621,7 +3621,7 @@
           <w:numId w:val="5"/>
         </w:numPr>
         <w:spacing w:before="53" w:after="53"/>
-        <w:divId w:val="1266233443"/>
+        <w:divId w:val="1701517463"/>
         <w:rPr>
           <w:rFonts w:ascii="Calibri" w:eastAsia="Times New Roman" w:hAnsi="Calibri" w:cs="Calibri"/>
           <w:color w:val="1A1A1A"/>
@@ -3670,7 +3670,7 @@
           <w:numId w:val="5"/>
         </w:numPr>
         <w:spacing w:before="53" w:after="53"/>
-        <w:divId w:val="1266233443"/>
+        <w:divId w:val="1701517463"/>
         <w:rPr>
           <w:rFonts w:ascii="Calibri" w:eastAsia="Times New Roman" w:hAnsi="Calibri" w:cs="Calibri"/>
           <w:color w:val="1A1A1A"/>
@@ -3709,7 +3709,7 @@
           <w:numId w:val="5"/>
         </w:numPr>
         <w:spacing w:before="53" w:after="53"/>
-        <w:divId w:val="1266233443"/>
+        <w:divId w:val="1701517463"/>
         <w:rPr>
           <w:rFonts w:ascii="Calibri" w:eastAsia="Times New Roman" w:hAnsi="Calibri" w:cs="Calibri"/>
           <w:color w:val="1A1A1A"/>
@@ -3754,7 +3754,7 @@
     <w:p>
       <w:pPr>
         <w:pStyle w:val="Heading2"/>
-        <w:divId w:val="1266233443"/>
+        <w:divId w:val="1701517463"/>
         <w:rPr>
           <w:rFonts w:ascii="Calibri" w:eastAsia="Times New Roman" w:hAnsi="Calibri" w:cs="Calibri"/>
           <w:color w:val="1A1A1A"/>
@@ -3777,7 +3777,7 @@
           <w:numId w:val="6"/>
         </w:numPr>
         <w:spacing w:before="53" w:after="53"/>
-        <w:divId w:val="1266233443"/>
+        <w:divId w:val="1701517463"/>
         <w:rPr>
           <w:rFonts w:ascii="Calibri" w:eastAsia="Times New Roman" w:hAnsi="Calibri" w:cs="Calibri"/>
           <w:color w:val="1A1A1A"/>
@@ -3834,7 +3834,7 @@
           <w:numId w:val="6"/>
         </w:numPr>
         <w:spacing w:before="53" w:after="53"/>
-        <w:divId w:val="1266233443"/>
+        <w:divId w:val="1701517463"/>
         <w:rPr>
           <w:rFonts w:ascii="Calibri" w:eastAsia="Times New Roman" w:hAnsi="Calibri" w:cs="Calibri"/>
           <w:color w:val="1A1A1A"/>
@@ -3873,7 +3873,7 @@
           <w:numId w:val="6"/>
         </w:numPr>
         <w:spacing w:before="53" w:after="53"/>
-        <w:divId w:val="1266233443"/>
+        <w:divId w:val="1701517463"/>
         <w:rPr>
           <w:rFonts w:ascii="Calibri" w:eastAsia="Times New Roman" w:hAnsi="Calibri" w:cs="Calibri"/>
           <w:color w:val="1A1A1A"/>
@@ -3912,7 +3912,7 @@
           <w:numId w:val="6"/>
         </w:numPr>
         <w:spacing w:before="53" w:after="53"/>
-        <w:divId w:val="1266233443"/>
+        <w:divId w:val="1701517463"/>
         <w:rPr>
           <w:rFonts w:ascii="Calibri" w:eastAsia="Times New Roman" w:hAnsi="Calibri" w:cs="Calibri"/>
           <w:color w:val="1A1A1A"/>
@@ -3951,7 +3951,7 @@
           <w:numId w:val="6"/>
         </w:numPr>
         <w:spacing w:before="53" w:after="53"/>
-        <w:divId w:val="1266233443"/>
+        <w:divId w:val="1701517463"/>
         <w:rPr>
           <w:rFonts w:ascii="Calibri" w:eastAsia="Times New Roman" w:hAnsi="Calibri" w:cs="Calibri"/>
           <w:color w:val="1A1A1A"/>
@@ -4008,7 +4008,7 @@
           <w:numId w:val="6"/>
         </w:numPr>
         <w:spacing w:before="53" w:after="53"/>
-        <w:divId w:val="1266233443"/>
+        <w:divId w:val="1701517463"/>
         <w:rPr>
           <w:rFonts w:ascii="Calibri" w:eastAsia="Times New Roman" w:hAnsi="Calibri" w:cs="Calibri"/>
           <w:color w:val="1A1A1A"/>
@@ -4047,7 +4047,7 @@
           <w:numId w:val="6"/>
         </w:numPr>
         <w:spacing w:before="53" w:after="53"/>
-        <w:divId w:val="1266233443"/>
+        <w:divId w:val="1701517463"/>
         <w:rPr>
           <w:rFonts w:ascii="Calibri" w:eastAsia="Times New Roman" w:hAnsi="Calibri" w:cs="Calibri"/>
           <w:color w:val="1A1A1A"/>
@@ -4108,7 +4108,7 @@
           <w:numId w:val="6"/>
         </w:numPr>
         <w:spacing w:before="53" w:after="53"/>
-        <w:divId w:val="1266233443"/>
+        <w:divId w:val="1701517463"/>
         <w:rPr>
           <w:rFonts w:ascii="Calibri" w:eastAsia="Times New Roman" w:hAnsi="Calibri" w:cs="Calibri"/>
           <w:color w:val="1A1A1A"/>
@@ -4143,7 +4143,7 @@
     <w:p>
       <w:pPr>
         <w:pStyle w:val="Heading2"/>
-        <w:divId w:val="1266233443"/>
+        <w:divId w:val="1701517463"/>
         <w:rPr>
           <w:rFonts w:ascii="Calibri" w:eastAsia="Times New Roman" w:hAnsi="Calibri" w:cs="Calibri"/>
           <w:color w:val="1A1A1A"/>
@@ -4166,7 +4166,7 @@
           <w:numId w:val="7"/>
         </w:numPr>
         <w:spacing w:before="53" w:after="53"/>
-        <w:divId w:val="1266233443"/>
+        <w:divId w:val="1701517463"/>
         <w:rPr>
           <w:rFonts w:ascii="Calibri" w:eastAsia="Times New Roman" w:hAnsi="Calibri" w:cs="Calibri"/>
           <w:color w:val="1A1A1A"/>
@@ -4205,7 +4205,7 @@
           <w:numId w:val="7"/>
         </w:numPr>
         <w:spacing w:before="53" w:after="53"/>
-        <w:divId w:val="1266233443"/>
+        <w:divId w:val="1701517463"/>
         <w:rPr>
           <w:rFonts w:ascii="Calibri" w:eastAsia="Times New Roman" w:hAnsi="Calibri" w:cs="Calibri"/>
           <w:color w:val="1A1A1A"/>
@@ -4244,7 +4244,7 @@
           <w:numId w:val="7"/>
         </w:numPr>
         <w:spacing w:before="53" w:after="53"/>
-        <w:divId w:val="1266233443"/>
+        <w:divId w:val="1701517463"/>
         <w:rPr>
           <w:rFonts w:ascii="Calibri" w:eastAsia="Times New Roman" w:hAnsi="Calibri" w:cs="Calibri"/>
           <w:color w:val="1A1A1A"/>
@@ -4283,7 +4283,7 @@
           <w:numId w:val="7"/>
         </w:numPr>
         <w:spacing w:before="53" w:after="53"/>
-        <w:divId w:val="1266233443"/>
+        <w:divId w:val="1701517463"/>
         <w:rPr>
           <w:rFonts w:ascii="Calibri" w:eastAsia="Times New Roman" w:hAnsi="Calibri" w:cs="Calibri"/>
           <w:color w:val="1A1A1A"/>
@@ -4322,7 +4322,7 @@
           <w:numId w:val="7"/>
         </w:numPr>
         <w:spacing w:before="53" w:after="53"/>
-        <w:divId w:val="1266233443"/>
+        <w:divId w:val="1701517463"/>
         <w:rPr>
           <w:rFonts w:ascii="Calibri" w:eastAsia="Times New Roman" w:hAnsi="Calibri" w:cs="Calibri"/>
           <w:color w:val="1A1A1A"/>
@@ -4361,7 +4361,7 @@
           <w:numId w:val="7"/>
         </w:numPr>
         <w:spacing w:before="53" w:after="53"/>
-        <w:divId w:val="1266233443"/>
+        <w:divId w:val="1701517463"/>
         <w:rPr>
           <w:rFonts w:ascii="Calibri" w:eastAsia="Times New Roman" w:hAnsi="Calibri" w:cs="Calibri"/>
           <w:color w:val="1A1A1A"/>
@@ -4418,7 +4418,7 @@
           <w:numId w:val="7"/>
         </w:numPr>
         <w:spacing w:before="53" w:after="53"/>
-        <w:divId w:val="1266233443"/>
+        <w:divId w:val="1701517463"/>
         <w:rPr>
           <w:rFonts w:ascii="Calibri" w:eastAsia="Times New Roman" w:hAnsi="Calibri" w:cs="Calibri"/>
           <w:color w:val="1A1A1A"/>
@@ -4457,7 +4457,7 @@
           <w:numId w:val="7"/>
         </w:numPr>
         <w:spacing w:before="53" w:after="53"/>
-        <w:divId w:val="1266233443"/>
+        <w:divId w:val="1701517463"/>
         <w:rPr>
           <w:rFonts w:ascii="Calibri" w:eastAsia="Times New Roman" w:hAnsi="Calibri" w:cs="Calibri"/>
           <w:color w:val="1A1A1A"/>
@@ -4496,7 +4496,7 @@
           <w:numId w:val="7"/>
         </w:numPr>
         <w:spacing w:before="53" w:after="53"/>
-        <w:divId w:val="1266233443"/>
+        <w:divId w:val="1701517463"/>
         <w:rPr>
           <w:rFonts w:ascii="Calibri" w:eastAsia="Times New Roman" w:hAnsi="Calibri" w:cs="Calibri"/>
           <w:color w:val="1A1A1A"/>
@@ -4531,7 +4531,7 @@
     <w:p>
       <w:pPr>
         <w:pStyle w:val="Heading2"/>
-        <w:divId w:val="1266233443"/>
+        <w:divId w:val="1701517463"/>
         <w:rPr>
           <w:rFonts w:ascii="Calibri" w:eastAsia="Times New Roman" w:hAnsi="Calibri" w:cs="Calibri"/>
           <w:color w:val="1A1A1A"/>
@@ -4551,7 +4551,7 @@
       <w:pPr>
         <w:pStyle w:val="NormalWeb"/>
         <w:shd w:val="clear" w:color="auto" w:fill="F4F6F8"/>
-        <w:divId w:val="1016805999"/>
+        <w:divId w:val="1638486846"/>
         <w:rPr>
           <w:rFonts w:ascii="Calibri" w:hAnsi="Calibri" w:cs="Calibri"/>
           <w:color w:val="1A1A1A"/>
@@ -4641,7 +4641,7 @@
       <w:pPr>
         <w:pStyle w:val="NormalWeb"/>
         <w:shd w:val="clear" w:color="auto" w:fill="F4F6F8"/>
-        <w:divId w:val="1016805999"/>
+        <w:divId w:val="1638486846"/>
         <w:rPr>
           <w:rFonts w:ascii="Calibri" w:hAnsi="Calibri" w:cs="Calibri"/>
           <w:color w:val="1A1A1A"/>
@@ -4668,7 +4668,7 @@
           <w:numId w:val="8"/>
         </w:numPr>
         <w:spacing w:before="53" w:after="53"/>
-        <w:divId w:val="1266233443"/>
+        <w:divId w:val="1701517463"/>
         <w:rPr>
           <w:rFonts w:ascii="Calibri" w:eastAsia="Times New Roman" w:hAnsi="Calibri" w:cs="Calibri"/>
           <w:color w:val="1A1A1A"/>
@@ -4717,7 +4717,7 @@
           <w:numId w:val="8"/>
         </w:numPr>
         <w:spacing w:before="53" w:after="53"/>
-        <w:divId w:val="1266233443"/>
+        <w:divId w:val="1701517463"/>
         <w:rPr>
           <w:rFonts w:ascii="Calibri" w:eastAsia="Times New Roman" w:hAnsi="Calibri" w:cs="Calibri"/>
           <w:color w:val="1A1A1A"/>
@@ -4756,7 +4756,7 @@
           <w:numId w:val="8"/>
         </w:numPr>
         <w:spacing w:before="53" w:after="53"/>
-        <w:divId w:val="1266233443"/>
+        <w:divId w:val="1701517463"/>
         <w:rPr>
           <w:rFonts w:ascii="Calibri" w:eastAsia="Times New Roman" w:hAnsi="Calibri" w:cs="Calibri"/>
           <w:color w:val="1A1A1A"/>
@@ -4795,7 +4795,7 @@
           <w:numId w:val="8"/>
         </w:numPr>
         <w:spacing w:before="53" w:after="53"/>
-        <w:divId w:val="1266233443"/>
+        <w:divId w:val="1701517463"/>
         <w:rPr>
           <w:rFonts w:ascii="Calibri" w:eastAsia="Times New Roman" w:hAnsi="Calibri" w:cs="Calibri"/>
           <w:color w:val="1A1A1A"/>
@@ -4852,7 +4852,7 @@
     <w:p>
       <w:pPr>
         <w:pStyle w:val="Heading2"/>
-        <w:divId w:val="1266233443"/>
+        <w:divId w:val="1701517463"/>
         <w:rPr>
           <w:rFonts w:ascii="Calibri" w:eastAsia="Times New Roman" w:hAnsi="Calibri" w:cs="Calibri"/>
           <w:color w:val="1A1A1A"/>
@@ -4875,7 +4875,7 @@
           <w:numId w:val="9"/>
         </w:numPr>
         <w:spacing w:before="53" w:after="53"/>
-        <w:divId w:val="1266233443"/>
+        <w:divId w:val="1701517463"/>
         <w:rPr>
           <w:rFonts w:ascii="Calibri" w:eastAsia="Times New Roman" w:hAnsi="Calibri" w:cs="Calibri"/>
           <w:color w:val="1A1A1A"/>
@@ -4924,7 +4924,7 @@
           <w:numId w:val="9"/>
         </w:numPr>
         <w:spacing w:before="53" w:after="53"/>
-        <w:divId w:val="1266233443"/>
+        <w:divId w:val="1701517463"/>
         <w:rPr>
           <w:rFonts w:ascii="Calibri" w:eastAsia="Times New Roman" w:hAnsi="Calibri" w:cs="Calibri"/>
           <w:color w:val="1A1A1A"/>
@@ -4981,7 +4981,7 @@
           <w:numId w:val="9"/>
         </w:numPr>
         <w:spacing w:before="53" w:after="53"/>
-        <w:divId w:val="1266233443"/>
+        <w:divId w:val="1701517463"/>
         <w:rPr>
           <w:rFonts w:ascii="Calibri" w:eastAsia="Times New Roman" w:hAnsi="Calibri" w:cs="Calibri"/>
           <w:color w:val="1A1A1A"/>
@@ -5020,7 +5020,7 @@
           <w:numId w:val="9"/>
         </w:numPr>
         <w:spacing w:before="53" w:after="53"/>
-        <w:divId w:val="1266233443"/>
+        <w:divId w:val="1701517463"/>
         <w:rPr>
           <w:rFonts w:ascii="Calibri" w:eastAsia="Times New Roman" w:hAnsi="Calibri" w:cs="Calibri"/>
           <w:color w:val="1A1A1A"/>
@@ -5059,7 +5059,7 @@
           <w:numId w:val="9"/>
         </w:numPr>
         <w:spacing w:before="53" w:after="53"/>
-        <w:divId w:val="1266233443"/>
+        <w:divId w:val="1701517463"/>
         <w:rPr>
           <w:rFonts w:ascii="Calibri" w:eastAsia="Times New Roman" w:hAnsi="Calibri" w:cs="Calibri"/>
           <w:color w:val="1A1A1A"/>
@@ -5098,7 +5098,7 @@
           <w:numId w:val="9"/>
         </w:numPr>
         <w:spacing w:before="53" w:after="53"/>
-        <w:divId w:val="1266233443"/>
+        <w:divId w:val="1701517463"/>
         <w:rPr>
           <w:rFonts w:ascii="Calibri" w:eastAsia="Times New Roman" w:hAnsi="Calibri" w:cs="Calibri"/>
           <w:color w:val="1A1A1A"/>
@@ -5147,7 +5147,7 @@
           <w:numId w:val="9"/>
         </w:numPr>
         <w:spacing w:before="53" w:after="53"/>
-        <w:divId w:val="1266233443"/>
+        <w:divId w:val="1701517463"/>
         <w:rPr>
           <w:rFonts w:ascii="Calibri" w:eastAsia="Times New Roman" w:hAnsi="Calibri" w:cs="Calibri"/>
           <w:color w:val="1A1A1A"/>
@@ -5186,7 +5186,7 @@
           <w:numId w:val="9"/>
         </w:numPr>
         <w:spacing w:before="53" w:after="53"/>
-        <w:divId w:val="1266233443"/>
+        <w:divId w:val="1701517463"/>
         <w:rPr>
           <w:rFonts w:ascii="Calibri" w:eastAsia="Times New Roman" w:hAnsi="Calibri" w:cs="Calibri"/>
           <w:color w:val="1A1A1A"/>
@@ -5221,7 +5221,7 @@
     <w:p>
       <w:pPr>
         <w:pStyle w:val="Heading2"/>
-        <w:divId w:val="1266233443"/>
+        <w:divId w:val="1701517463"/>
         <w:rPr>
           <w:rFonts w:ascii="Calibri" w:eastAsia="Times New Roman" w:hAnsi="Calibri" w:cs="Calibri"/>
           <w:color w:val="1A1A1A"/>
@@ -5244,7 +5244,7 @@
           <w:numId w:val="10"/>
         </w:numPr>
         <w:spacing w:before="53" w:after="53"/>
-        <w:divId w:val="1266233443"/>
+        <w:divId w:val="1701517463"/>
         <w:rPr>
           <w:rFonts w:ascii="Calibri" w:eastAsia="Times New Roman" w:hAnsi="Calibri" w:cs="Calibri"/>
           <w:color w:val="1A1A1A"/>
@@ -5293,7 +5293,7 @@
           <w:numId w:val="10"/>
         </w:numPr>
         <w:spacing w:before="53" w:after="53"/>
-        <w:divId w:val="1266233443"/>
+        <w:divId w:val="1701517463"/>
         <w:rPr>
           <w:rFonts w:ascii="Calibri" w:eastAsia="Times New Roman" w:hAnsi="Calibri" w:cs="Calibri"/>
           <w:color w:val="1A1A1A"/>
@@ -5332,7 +5332,7 @@
           <w:numId w:val="10"/>
         </w:numPr>
         <w:spacing w:before="53" w:after="53"/>
-        <w:divId w:val="1266233443"/>
+        <w:divId w:val="1701517463"/>
         <w:rPr>
           <w:rFonts w:ascii="Calibri" w:eastAsia="Times New Roman" w:hAnsi="Calibri" w:cs="Calibri"/>
           <w:color w:val="1A1A1A"/>
@@ -5371,7 +5371,7 @@
           <w:numId w:val="10"/>
         </w:numPr>
         <w:spacing w:before="53" w:after="53"/>
-        <w:divId w:val="1266233443"/>
+        <w:divId w:val="1701517463"/>
         <w:rPr>
           <w:rFonts w:ascii="Calibri" w:eastAsia="Times New Roman" w:hAnsi="Calibri" w:cs="Calibri"/>
           <w:color w:val="1A1A1A"/>
@@ -5410,7 +5410,7 @@
           <w:numId w:val="10"/>
         </w:numPr>
         <w:spacing w:before="53" w:after="53"/>
-        <w:divId w:val="1266233443"/>
+        <w:divId w:val="1701517463"/>
         <w:rPr>
           <w:rFonts w:ascii="Calibri" w:eastAsia="Times New Roman" w:hAnsi="Calibri" w:cs="Calibri"/>
           <w:color w:val="1A1A1A"/>
@@ -5459,7 +5459,7 @@
           <w:numId w:val="10"/>
         </w:numPr>
         <w:spacing w:before="53" w:after="53"/>
-        <w:divId w:val="1266233443"/>
+        <w:divId w:val="1701517463"/>
         <w:rPr>
           <w:rFonts w:ascii="Calibri" w:eastAsia="Times New Roman" w:hAnsi="Calibri" w:cs="Calibri"/>
           <w:color w:val="1A1A1A"/>
@@ -5498,7 +5498,7 @@
           <w:numId w:val="10"/>
         </w:numPr>
         <w:spacing w:before="53" w:after="53"/>
-        <w:divId w:val="1266233443"/>
+        <w:divId w:val="1701517463"/>
         <w:rPr>
           <w:rFonts w:ascii="Calibri" w:eastAsia="Times New Roman" w:hAnsi="Calibri" w:cs="Calibri"/>
           <w:color w:val="1A1A1A"/>
@@ -5533,7 +5533,7 @@
     <w:p>
       <w:pPr>
         <w:pStyle w:val="Heading2"/>
-        <w:divId w:val="1266233443"/>
+        <w:divId w:val="1701517463"/>
         <w:rPr>
           <w:rFonts w:ascii="Calibri" w:eastAsia="Times New Roman" w:hAnsi="Calibri" w:cs="Calibri"/>
           <w:color w:val="1A1A1A"/>
@@ -5552,7 +5552,7 @@
     <w:p>
       <w:pPr>
         <w:pStyle w:val="NormalWeb"/>
-        <w:divId w:val="1266233443"/>
+        <w:divId w:val="1701517463"/>
         <w:rPr>
           <w:rFonts w:ascii="Calibri" w:hAnsi="Calibri" w:cs="Calibri"/>
           <w:color w:val="1A1A1A"/>
@@ -5603,7 +5603,7 @@
     <w:p>
       <w:pPr>
         <w:pStyle w:val="Heading3"/>
-        <w:divId w:val="1266233443"/>
+        <w:divId w:val="1701517463"/>
         <w:rPr>
           <w:rFonts w:ascii="Calibri" w:eastAsia="Times New Roman" w:hAnsi="Calibri" w:cs="Calibri"/>
           <w:lang w:val="en"/>
@@ -5624,7 +5624,7 @@
           <w:numId w:val="11"/>
         </w:numPr>
         <w:spacing w:before="53" w:after="53"/>
-        <w:divId w:val="1266233443"/>
+        <w:divId w:val="1701517463"/>
         <w:rPr>
           <w:rFonts w:ascii="Calibri" w:eastAsia="Times New Roman" w:hAnsi="Calibri" w:cs="Calibri"/>
           <w:color w:val="1A1A1A"/>
@@ -5663,7 +5663,7 @@
           <w:numId w:val="11"/>
         </w:numPr>
         <w:spacing w:before="53" w:after="53"/>
-        <w:divId w:val="1266233443"/>
+        <w:divId w:val="1701517463"/>
         <w:rPr>
           <w:rFonts w:ascii="Calibri" w:eastAsia="Times New Roman" w:hAnsi="Calibri" w:cs="Calibri"/>
           <w:color w:val="1A1A1A"/>
@@ -5702,7 +5702,7 @@
           <w:numId w:val="11"/>
         </w:numPr>
         <w:spacing w:before="53" w:after="53"/>
-        <w:divId w:val="1266233443"/>
+        <w:divId w:val="1701517463"/>
         <w:rPr>
           <w:rFonts w:ascii="Calibri" w:eastAsia="Times New Roman" w:hAnsi="Calibri" w:cs="Calibri"/>
           <w:color w:val="1A1A1A"/>
@@ -5741,7 +5741,7 @@
           <w:numId w:val="11"/>
         </w:numPr>
         <w:spacing w:before="53" w:after="53"/>
-        <w:divId w:val="1266233443"/>
+        <w:divId w:val="1701517463"/>
         <w:rPr>
           <w:rFonts w:ascii="Calibri" w:eastAsia="Times New Roman" w:hAnsi="Calibri" w:cs="Calibri"/>
           <w:color w:val="1A1A1A"/>
@@ -5780,7 +5780,7 @@
           <w:numId w:val="11"/>
         </w:numPr>
         <w:spacing w:before="53" w:after="53"/>
-        <w:divId w:val="1266233443"/>
+        <w:divId w:val="1701517463"/>
         <w:rPr>
           <w:rFonts w:ascii="Calibri" w:eastAsia="Times New Roman" w:hAnsi="Calibri" w:cs="Calibri"/>
           <w:color w:val="1A1A1A"/>
@@ -5815,7 +5815,7 @@
     <w:p>
       <w:pPr>
         <w:pStyle w:val="Heading3"/>
-        <w:divId w:val="1266233443"/>
+        <w:divId w:val="1701517463"/>
         <w:rPr>
           <w:rFonts w:ascii="Calibri" w:eastAsia="Times New Roman" w:hAnsi="Calibri" w:cs="Calibri"/>
           <w:lang w:val="en"/>
@@ -5836,7 +5836,7 @@
           <w:numId w:val="12"/>
         </w:numPr>
         <w:spacing w:before="53" w:after="53"/>
-        <w:divId w:val="1266233443"/>
+        <w:divId w:val="1701517463"/>
         <w:rPr>
           <w:rFonts w:ascii="Calibri" w:eastAsia="Times New Roman" w:hAnsi="Calibri" w:cs="Calibri"/>
           <w:color w:val="1A1A1A"/>
@@ -5875,7 +5875,7 @@
           <w:numId w:val="12"/>
         </w:numPr>
         <w:spacing w:before="53" w:after="53"/>
-        <w:divId w:val="1266233443"/>
+        <w:divId w:val="1701517463"/>
         <w:rPr>
           <w:rFonts w:ascii="Calibri" w:eastAsia="Times New Roman" w:hAnsi="Calibri" w:cs="Calibri"/>
           <w:color w:val="1A1A1A"/>
@@ -5950,7 +5950,7 @@
           <w:numId w:val="12"/>
         </w:numPr>
         <w:spacing w:before="53" w:after="53"/>
-        <w:divId w:val="1266233443"/>
+        <w:divId w:val="1701517463"/>
         <w:rPr>
           <w:rFonts w:ascii="Calibri" w:eastAsia="Times New Roman" w:hAnsi="Calibri" w:cs="Calibri"/>
           <w:color w:val="1A1A1A"/>
@@ -5989,7 +5989,7 @@
           <w:numId w:val="12"/>
         </w:numPr>
         <w:spacing w:before="53" w:after="53"/>
-        <w:divId w:val="1266233443"/>
+        <w:divId w:val="1701517463"/>
         <w:rPr>
           <w:rFonts w:ascii="Calibri" w:eastAsia="Times New Roman" w:hAnsi="Calibri" w:cs="Calibri"/>
           <w:color w:val="1A1A1A"/>
@@ -6028,7 +6028,7 @@
           <w:numId w:val="12"/>
         </w:numPr>
         <w:spacing w:before="53" w:after="53"/>
-        <w:divId w:val="1266233443"/>
+        <w:divId w:val="1701517463"/>
         <w:rPr>
           <w:rFonts w:ascii="Calibri" w:eastAsia="Times New Roman" w:hAnsi="Calibri" w:cs="Calibri"/>
           <w:color w:val="1A1A1A"/>
@@ -6067,7 +6067,7 @@
           <w:numId w:val="12"/>
         </w:numPr>
         <w:spacing w:before="53" w:after="53"/>
-        <w:divId w:val="1266233443"/>
+        <w:divId w:val="1701517463"/>
         <w:rPr>
           <w:rFonts w:ascii="Calibri" w:eastAsia="Times New Roman" w:hAnsi="Calibri" w:cs="Calibri"/>
           <w:color w:val="1A1A1A"/>
@@ -6106,7 +6106,7 @@
           <w:numId w:val="12"/>
         </w:numPr>
         <w:spacing w:before="53" w:after="53"/>
-        <w:divId w:val="1266233443"/>
+        <w:divId w:val="1701517463"/>
         <w:rPr>
           <w:rFonts w:ascii="Calibri" w:eastAsia="Times New Roman" w:hAnsi="Calibri" w:cs="Calibri"/>
           <w:color w:val="1A1A1A"/>
@@ -6142,7 +6142,7 @@
       <w:pPr>
         <w:pStyle w:val="NormalWeb"/>
         <w:shd w:val="clear" w:color="auto" w:fill="FBF7EC"/>
-        <w:divId w:val="1020089693"/>
+        <w:divId w:val="1228034265"/>
         <w:rPr>
           <w:rFonts w:ascii="Calibri" w:hAnsi="Calibri" w:cs="Calibri"/>
           <w:color w:val="1A1A1A"/>
@@ -6249,7 +6249,7 @@
       <w:pPr>
         <w:pStyle w:val="NormalWeb"/>
         <w:shd w:val="clear" w:color="auto" w:fill="FBF7EC"/>
-        <w:divId w:val="1020089693"/>
+        <w:divId w:val="1228034265"/>
         <w:rPr>
           <w:rFonts w:ascii="Calibri" w:hAnsi="Calibri" w:cs="Calibri"/>
           <w:color w:val="1A1A1A"/>
@@ -6304,7 +6304,7 @@
     <w:p>
       <w:pPr>
         <w:pStyle w:val="Heading3"/>
-        <w:divId w:val="1266233443"/>
+        <w:divId w:val="1701517463"/>
         <w:rPr>
           <w:rFonts w:ascii="Calibri" w:eastAsia="Times New Roman" w:hAnsi="Calibri" w:cs="Calibri"/>
           <w:lang w:val="en"/>
@@ -6325,7 +6325,7 @@
           <w:numId w:val="13"/>
         </w:numPr>
         <w:spacing w:before="53" w:after="53"/>
-        <w:divId w:val="1266233443"/>
+        <w:divId w:val="1701517463"/>
         <w:rPr>
           <w:rFonts w:ascii="Calibri" w:eastAsia="Times New Roman" w:hAnsi="Calibri" w:cs="Calibri"/>
           <w:color w:val="1A1A1A"/>
@@ -6364,7 +6364,7 @@
           <w:numId w:val="13"/>
         </w:numPr>
         <w:spacing w:before="53" w:after="53"/>
-        <w:divId w:val="1266233443"/>
+        <w:divId w:val="1701517463"/>
         <w:rPr>
           <w:rFonts w:ascii="Calibri" w:eastAsia="Times New Roman" w:hAnsi="Calibri" w:cs="Calibri"/>
           <w:color w:val="1A1A1A"/>
@@ -6403,7 +6403,7 @@
           <w:numId w:val="13"/>
         </w:numPr>
         <w:spacing w:before="53" w:after="53"/>
-        <w:divId w:val="1266233443"/>
+        <w:divId w:val="1701517463"/>
         <w:rPr>
           <w:rFonts w:ascii="Calibri" w:eastAsia="Times New Roman" w:hAnsi="Calibri" w:cs="Calibri"/>
           <w:color w:val="1A1A1A"/>
@@ -6452,7 +6452,7 @@
           <w:numId w:val="13"/>
         </w:numPr>
         <w:spacing w:before="53" w:after="53"/>
-        <w:divId w:val="1266233443"/>
+        <w:divId w:val="1701517463"/>
         <w:rPr>
           <w:rFonts w:ascii="Calibri" w:eastAsia="Times New Roman" w:hAnsi="Calibri" w:cs="Calibri"/>
           <w:color w:val="1A1A1A"/>
@@ -6491,7 +6491,7 @@
           <w:numId w:val="13"/>
         </w:numPr>
         <w:spacing w:before="53" w:after="53"/>
-        <w:divId w:val="1266233443"/>
+        <w:divId w:val="1701517463"/>
         <w:rPr>
           <w:rFonts w:ascii="Calibri" w:eastAsia="Times New Roman" w:hAnsi="Calibri" w:cs="Calibri"/>
           <w:color w:val="1A1A1A"/>
@@ -6530,7 +6530,7 @@
           <w:numId w:val="13"/>
         </w:numPr>
         <w:spacing w:before="53" w:after="53"/>
-        <w:divId w:val="1266233443"/>
+        <w:divId w:val="1701517463"/>
         <w:rPr>
           <w:rFonts w:ascii="Calibri" w:eastAsia="Times New Roman" w:hAnsi="Calibri" w:cs="Calibri"/>
           <w:color w:val="1A1A1A"/>
@@ -6587,7 +6587,7 @@
           <w:numId w:val="13"/>
         </w:numPr>
         <w:spacing w:before="53" w:after="53"/>
-        <w:divId w:val="1266233443"/>
+        <w:divId w:val="1701517463"/>
         <w:rPr>
           <w:rFonts w:ascii="Calibri" w:eastAsia="Times New Roman" w:hAnsi="Calibri" w:cs="Calibri"/>
           <w:color w:val="1A1A1A"/>
@@ -6626,7 +6626,7 @@
           <w:numId w:val="13"/>
         </w:numPr>
         <w:spacing w:before="53" w:after="53"/>
-        <w:divId w:val="1266233443"/>
+        <w:divId w:val="1701517463"/>
         <w:rPr>
           <w:rFonts w:ascii="Calibri" w:eastAsia="Times New Roman" w:hAnsi="Calibri" w:cs="Calibri"/>
           <w:color w:val="1A1A1A"/>
@@ -6665,7 +6665,7 @@
           <w:numId w:val="13"/>
         </w:numPr>
         <w:spacing w:before="53" w:after="53"/>
-        <w:divId w:val="1266233443"/>
+        <w:divId w:val="1701517463"/>
         <w:rPr>
           <w:rFonts w:ascii="Calibri" w:eastAsia="Times New Roman" w:hAnsi="Calibri" w:cs="Calibri"/>
           <w:color w:val="1A1A1A"/>
@@ -6714,7 +6714,7 @@
           <w:numId w:val="13"/>
         </w:numPr>
         <w:spacing w:before="53" w:after="53"/>
-        <w:divId w:val="1266233443"/>
+        <w:divId w:val="1701517463"/>
         <w:rPr>
           <w:rFonts w:ascii="Calibri" w:eastAsia="Times New Roman" w:hAnsi="Calibri" w:cs="Calibri"/>
           <w:color w:val="1A1A1A"/>
@@ -6753,7 +6753,7 @@
           <w:numId w:val="13"/>
         </w:numPr>
         <w:spacing w:before="53" w:after="53"/>
-        <w:divId w:val="1266233443"/>
+        <w:divId w:val="1701517463"/>
         <w:rPr>
           <w:rFonts w:ascii="Calibri" w:eastAsia="Times New Roman" w:hAnsi="Calibri" w:cs="Calibri"/>
           <w:color w:val="1A1A1A"/>
@@ -6792,7 +6792,7 @@
           <w:numId w:val="13"/>
         </w:numPr>
         <w:spacing w:before="53" w:after="53"/>
-        <w:divId w:val="1266233443"/>
+        <w:divId w:val="1701517463"/>
         <w:rPr>
           <w:rFonts w:ascii="Calibri" w:eastAsia="Times New Roman" w:hAnsi="Calibri" w:cs="Calibri"/>
           <w:color w:val="1A1A1A"/>
@@ -6826,288 +6826,19 @@
     </w:p>
     <w:p>
       <w:pPr>
-        <w:pStyle w:val="Heading2"/>
-        <w:divId w:val="1266233443"/>
-        <w:rPr>
-          <w:rFonts w:ascii="Calibri" w:eastAsia="Times New Roman" w:hAnsi="Calibri" w:cs="Calibri"/>
-          <w:color w:val="1A1A1A"/>
-          <w:lang w:val="en"/>
-        </w:rPr>
-      </w:pPr>
-      <w:r>
-        <w:rPr>
-          <w:rFonts w:ascii="Calibri" w:eastAsia="Times New Roman" w:hAnsi="Calibri" w:cs="Calibri"/>
-          <w:color w:val="1A1A1A"/>
-          <w:lang w:val="en"/>
-        </w:rPr>
-        <w:t>12. What is new since the previous edition</w:t>
-      </w:r>
-    </w:p>
-    <w:p>
-      <w:pPr>
-        <w:pStyle w:val="sub"/>
-        <w:divId w:val="1266233443"/>
-        <w:rPr>
-          <w:rFonts w:ascii="Calibri" w:hAnsi="Calibri" w:cs="Calibri"/>
-          <w:lang w:val="en"/>
-        </w:rPr>
-      </w:pPr>
-      <w:r>
-        <w:rPr>
-          <w:rFonts w:ascii="Calibri" w:hAnsi="Calibri" w:cs="Calibri"/>
-          <w:lang w:val="en"/>
-        </w:rPr>
-        <w:t>Changes between 1.10.1-alpha (9 September) and 1.13.0-alpha (16 September).</w:t>
-      </w:r>
-    </w:p>
-    <w:p>
-      <w:pPr>
         <w:pStyle w:val="Heading3"/>
-        <w:shd w:val="clear" w:color="auto" w:fill="EEF6EE"/>
-        <w:divId w:val="1127313278"/>
-        <w:rPr>
-          <w:rFonts w:ascii="Calibri" w:eastAsia="Times New Roman" w:hAnsi="Calibri" w:cs="Calibri"/>
-          <w:lang w:val="en"/>
-        </w:rPr>
-      </w:pPr>
-      <w:r>
-        <w:rPr>
-          <w:rFonts w:ascii="Calibri" w:eastAsia="Times New Roman" w:hAnsi="Calibri" w:cs="Calibri"/>
-          <w:lang w:val="en"/>
-        </w:rPr>
-        <w:t>Hovering an interface now tells you what implements it</w:t>
-      </w:r>
-    </w:p>
-    <w:p>
-      <w:pPr>
-        <w:pStyle w:val="NormalWeb"/>
-        <w:shd w:val="clear" w:color="auto" w:fill="EEF6EE"/>
-        <w:divId w:val="1127313278"/>
-        <w:rPr>
-          <w:rFonts w:ascii="Calibri" w:hAnsi="Calibri" w:cs="Calibri"/>
-          <w:color w:val="1A1A1A"/>
-          <w:sz w:val="22"/>
-          <w:szCs w:val="22"/>
-          <w:lang w:val="en"/>
-        </w:rPr>
-      </w:pPr>
-      <w:r>
-        <w:rPr>
-          <w:rFonts w:ascii="Calibri" w:hAnsi="Calibri" w:cs="Calibri"/>
-          <w:color w:val="1A1A1A"/>
-          <w:sz w:val="22"/>
-          <w:szCs w:val="22"/>
-          <w:lang w:val="en"/>
-        </w:rPr>
-        <w:t xml:space="preserve">Point at </w:t>
-      </w:r>
-      <w:r>
-        <w:rPr>
-          <w:rStyle w:val="HTMLCode"/>
-          <w:color w:val="1A1A1A"/>
-          <w:lang w:val="en"/>
-        </w:rPr>
-        <w:t>ImcSTATIONS</w:t>
-      </w:r>
-      <w:r>
-        <w:rPr>
-          <w:rFonts w:ascii="Calibri" w:hAnsi="Calibri" w:cs="Calibri"/>
-          <w:color w:val="1A1A1A"/>
-          <w:sz w:val="22"/>
-          <w:szCs w:val="22"/>
-          <w:lang w:val="en"/>
-        </w:rPr>
-        <w:t xml:space="preserve"> and the answer is </w:t>
-      </w:r>
-      <w:r>
-        <w:rPr>
-          <w:rStyle w:val="HTMLCode"/>
-          <w:color w:val="1A1A1A"/>
-          <w:lang w:val="en"/>
-        </w:rPr>
-        <w:t>TmcSTATIONS</w:t>
-      </w:r>
-      <w:r>
-        <w:rPr>
-          <w:rFonts w:ascii="Calibri" w:hAnsi="Calibri" w:cs="Calibri"/>
-          <w:color w:val="1A1A1A"/>
-          <w:sz w:val="22"/>
-          <w:szCs w:val="22"/>
-          <w:lang w:val="en"/>
-        </w:rPr>
-        <w:t xml:space="preserve">. Implementing classes and derived interfaces are listed </w:t>
-      </w:r>
-      <w:r>
-        <w:rPr>
-          <w:rStyle w:val="Emphasis"/>
-          <w:rFonts w:ascii="Calibri" w:hAnsi="Calibri" w:cs="Calibri"/>
-          <w:color w:val="1A1A1A"/>
-          <w:sz w:val="22"/>
-          <w:szCs w:val="22"/>
-          <w:lang w:val="en"/>
-        </w:rPr>
-        <w:t>separately</w:t>
-      </w:r>
-      <w:r>
-        <w:rPr>
-          <w:rFonts w:ascii="Calibri" w:hAnsi="Calibri" w:cs="Calibri"/>
-          <w:color w:val="1A1A1A"/>
-          <w:sz w:val="22"/>
-          <w:szCs w:val="22"/>
-          <w:lang w:val="en"/>
-        </w:rPr>
-        <w:t>, because one is something you can create and the other is not. The same fact is written into the generated documentation, so it can be read without any tool.</w:t>
-      </w:r>
-    </w:p>
-    <w:p>
-      <w:pPr>
-        <w:pStyle w:val="Heading3"/>
-        <w:divId w:val="1266233443"/>
-        <w:rPr>
-          <w:rFonts w:ascii="Calibri" w:eastAsia="Times New Roman" w:hAnsi="Calibri" w:cs="Calibri"/>
-          <w:lang w:val="en"/>
-        </w:rPr>
-      </w:pPr>
-      <w:r>
-        <w:rPr>
-          <w:rFonts w:ascii="Calibri" w:eastAsia="Times New Roman" w:hAnsi="Calibri" w:cs="Calibri"/>
-          <w:lang w:val="en"/>
-        </w:rPr>
-        <w:t>Formatting can no longer damage a file</w:t>
-      </w:r>
-    </w:p>
-    <w:p>
-      <w:pPr>
-        <w:pStyle w:val="NormalWeb"/>
-        <w:divId w:val="1266233443"/>
-        <w:rPr>
-          <w:rFonts w:ascii="Calibri" w:hAnsi="Calibri" w:cs="Calibri"/>
-          <w:color w:val="1A1A1A"/>
-          <w:sz w:val="22"/>
-          <w:szCs w:val="22"/>
-          <w:lang w:val="en"/>
-        </w:rPr>
-      </w:pPr>
-      <w:r>
-        <w:rPr>
-          <w:rFonts w:ascii="Calibri" w:hAnsi="Calibri" w:cs="Calibri"/>
-          <w:color w:val="1A1A1A"/>
-          <w:sz w:val="22"/>
-          <w:szCs w:val="22"/>
-          <w:lang w:val="en"/>
-        </w:rPr>
-        <w:t xml:space="preserve">The format command rewrites source in place, and was the only command with no test coverage at all. It now refuses a formatter version known to be too old </w:t>
-      </w:r>
-      <w:r>
-        <w:rPr>
-          <w:rFonts w:ascii="Calibri" w:hAnsi="Calibri" w:cs="Calibri"/>
-          <w:color w:val="1A1A1A"/>
-          <w:sz w:val="22"/>
-          <w:szCs w:val="22"/>
-          <w:lang w:val="en"/>
-        </w:rPr>
-        <w:t xml:space="preserve">(naming the version found, the version required and the path); re-reads the file afterwards and checks that the formatter changed only the </w:t>
-      </w:r>
-      <w:r>
-        <w:rPr>
-          <w:rStyle w:val="Emphasis"/>
-          <w:rFonts w:ascii="Calibri" w:hAnsi="Calibri" w:cs="Calibri"/>
-          <w:color w:val="1A1A1A"/>
-          <w:sz w:val="22"/>
-          <w:szCs w:val="22"/>
-          <w:lang w:val="en"/>
-        </w:rPr>
-        <w:t>layout</w:t>
-      </w:r>
-      <w:r>
-        <w:rPr>
-          <w:rFonts w:ascii="Calibri" w:hAnsi="Calibri" w:cs="Calibri"/>
-          <w:color w:val="1A1A1A"/>
-          <w:sz w:val="22"/>
-          <w:szCs w:val="22"/>
-          <w:lang w:val="en"/>
-        </w:rPr>
-        <w:t xml:space="preserve"> and not what the unit declares, restoring the original if it did; and offers both a preview that writes nothing and a diff against a formatted copy.</w:t>
-      </w:r>
-    </w:p>
-    <w:p>
-      <w:pPr>
-        <w:pStyle w:val="NormalWeb"/>
-        <w:divId w:val="1266233443"/>
-        <w:rPr>
-          <w:rFonts w:ascii="Calibri" w:hAnsi="Calibri" w:cs="Calibri"/>
-          <w:color w:val="1A1A1A"/>
-          <w:sz w:val="22"/>
-          <w:szCs w:val="22"/>
-          <w:lang w:val="en"/>
-        </w:rPr>
-      </w:pPr>
-      <w:r>
-        <w:rPr>
-          <w:rFonts w:ascii="Calibri" w:hAnsi="Calibri" w:cs="Calibri"/>
-          <w:color w:val="1A1A1A"/>
-          <w:sz w:val="22"/>
-          <w:szCs w:val="22"/>
-          <w:lang w:val="en"/>
-        </w:rPr>
-        <w:t>Previously the preview option was accepted and then ignored, so a file could be rewritten by the very command typed to avoid touching it.</w:t>
-      </w:r>
-    </w:p>
-    <w:p>
-      <w:pPr>
-        <w:pStyle w:val="Heading3"/>
-        <w:divId w:val="1266233443"/>
-        <w:rPr>
-          <w:rFonts w:ascii="Calibri" w:eastAsia="Times New Roman" w:hAnsi="Calibri" w:cs="Calibri"/>
-          <w:lang w:val="en"/>
-        </w:rPr>
-      </w:pPr>
-      <w:r>
-        <w:rPr>
-          <w:rFonts w:ascii="Calibri" w:eastAsia="Times New Roman" w:hAnsi="Calibri" w:cs="Calibri"/>
-          <w:lang w:val="en"/>
-        </w:rPr>
-        <w:t>Read-only commands are genuinely read-only</w:t>
-      </w:r>
-    </w:p>
-    <w:p>
-      <w:pPr>
-        <w:pStyle w:val="NormalWeb"/>
-        <w:divId w:val="1266233443"/>
-        <w:rPr>
-          <w:rFonts w:ascii="Calibri" w:hAnsi="Calibri" w:cs="Calibri"/>
-          <w:color w:val="1A1A1A"/>
-          <w:sz w:val="22"/>
-          <w:szCs w:val="22"/>
-          <w:lang w:val="en"/>
-        </w:rPr>
-      </w:pPr>
-      <w:r>
-        <w:rPr>
-          <w:rFonts w:ascii="Calibri" w:hAnsi="Calibri" w:cs="Calibri"/>
-          <w:color w:val="1A1A1A"/>
-          <w:sz w:val="22"/>
-          <w:szCs w:val="22"/>
-          <w:lang w:val="en"/>
-        </w:rPr>
-        <w:t>Fourteen further commands that only answer questions were quietly upgrading the database they were pointed at. They now refuse a stale database and leave it untouched. This completes a change begun in the previous release for four commands.</w:t>
-      </w:r>
-    </w:p>
-    <w:p>
-      <w:pPr>
-        <w:pStyle w:val="Heading3"/>
-        <w:divId w:val="1266233443"/>
-        <w:rPr>
-          <w:rFonts w:ascii="Calibri" w:eastAsia="Times New Roman" w:hAnsi="Calibri" w:cs="Calibri"/>
-          <w:lang w:val="en"/>
-        </w:rPr>
-      </w:pPr>
-      <w:r>
-        <w:rPr>
-          <w:rFonts w:ascii="Calibri" w:eastAsia="Times New Roman" w:hAnsi="Calibri" w:cs="Calibri"/>
-          <w:lang w:val="en"/>
-        </w:rPr>
-        <w:t>Two messages that were confidently wrong</w:t>
+        <w:divId w:val="1701517463"/>
+        <w:rPr>
+          <w:rFonts w:ascii="Calibri" w:eastAsia="Times New Roman" w:hAnsi="Calibri" w:cs="Calibri"/>
+          <w:lang w:val="en"/>
+        </w:rPr>
+      </w:pPr>
+      <w:r>
+        <w:rPr>
+          <w:rFonts w:ascii="Calibri" w:eastAsia="Times New Roman" w:hAnsi="Calibri" w:cs="Calibri"/>
+          <w:lang w:val="en"/>
+        </w:rPr>
+        <w:t>Added to the editor since the previous edition</w:t>
       </w:r>
     </w:p>
     <w:p>
@@ -7117,24 +6848,82 @@
           <w:numId w:val="14"/>
         </w:numPr>
         <w:spacing w:before="53" w:after="53"/>
-        <w:divId w:val="1266233443"/>
-        <w:rPr>
-          <w:rFonts w:ascii="Calibri" w:eastAsia="Times New Roman" w:hAnsi="Calibri" w:cs="Calibri"/>
-          <w:color w:val="1A1A1A"/>
-          <w:sz w:val="22"/>
-          <w:szCs w:val="22"/>
-          <w:lang w:val="en"/>
-        </w:rPr>
-      </w:pPr>
-      <w:r>
-        <w:rPr>
-          <w:rFonts w:ascii="Calibri" w:eastAsia="Times New Roman" w:hAnsi="Calibri" w:cs="Calibri"/>
-          <w:color w:val="1A1A1A"/>
-          <w:sz w:val="22"/>
-          <w:szCs w:val="22"/>
-          <w:lang w:val="en"/>
-        </w:rPr>
-        <w:t>The converter reported that a form file was missing a component block when the real cause was that the unit had not been indexed. The message cost the conversion team a day of eliminating plausible wrong answers. It now names the real condition.</w:t>
+        <w:divId w:val="1701517463"/>
+        <w:rPr>
+          <w:rFonts w:ascii="Calibri" w:eastAsia="Times New Roman" w:hAnsi="Calibri" w:cs="Calibri"/>
+          <w:color w:val="1A1A1A"/>
+          <w:sz w:val="22"/>
+          <w:szCs w:val="22"/>
+          <w:lang w:val="en"/>
+        </w:rPr>
+      </w:pPr>
+      <w:r>
+        <w:rPr>
+          <w:rFonts w:ascii="Calibri" w:eastAsia="Times New Roman" w:hAnsi="Calibri" w:cs="Calibri"/>
+          <w:b/>
+          <w:bCs/>
+          <w:color w:val="000000"/>
+          <w:sz w:val="22"/>
+          <w:szCs w:val="22"/>
+          <w:lang w:val="en"/>
+        </w:rPr>
+        <w:t>Work on a unit that is not a project member</w:t>
+      </w:r>
+      <w:r>
+        <w:rPr>
+          <w:rFonts w:ascii="Calibri" w:eastAsia="Times New Roman" w:hAnsi="Calibri" w:cs="Calibri"/>
+          <w:color w:val="1A1A1A"/>
+          <w:sz w:val="22"/>
+          <w:szCs w:val="22"/>
+          <w:lang w:val="en"/>
+        </w:rPr>
+        <w:t xml:space="preserve"> -- the From Unit box accepts a loose </w:t>
+      </w:r>
+      <w:r>
+        <w:rPr>
+          <w:rStyle w:val="HTMLCode"/>
+          <w:color w:val="1A1A1A"/>
+          <w:lang w:val="en"/>
+        </w:rPr>
+        <w:t>.pas</w:t>
+      </w:r>
+      <w:r>
+        <w:rPr>
+          <w:rFonts w:ascii="Calibri" w:eastAsia="Times New Roman" w:hAnsi="Calibri" w:cs="Calibri"/>
+          <w:color w:val="1A1A1A"/>
+          <w:sz w:val="22"/>
+          <w:szCs w:val="22"/>
+          <w:lang w:val="en"/>
+        </w:rPr>
+        <w:t xml:space="preserve"> or </w:t>
+      </w:r>
+      <w:r>
+        <w:rPr>
+          <w:rStyle w:val="HTMLCode"/>
+          <w:color w:val="1A1A1A"/>
+          <w:lang w:val="en"/>
+        </w:rPr>
+        <w:t>.dfm</w:t>
+      </w:r>
+      <w:r>
+        <w:rPr>
+          <w:rFonts w:ascii="Calibri" w:eastAsia="Times New Roman" w:hAnsi="Calibri" w:cs="Calibri"/>
+          <w:color w:val="1A1A1A"/>
+          <w:sz w:val="22"/>
+          <w:szCs w:val="22"/>
+          <w:lang w:val="en"/>
+        </w:rPr>
+        <w:t xml:space="preserve"> </w:t>
+      </w:r>
+      <w:r>
+        <w:rPr>
+          <w:rFonts w:ascii="Calibri" w:eastAsia="Times New Roman" w:hAnsi="Calibri" w:cs="Calibri"/>
+          <w:color w:val="1A1A1A"/>
+          <w:sz w:val="22"/>
+          <w:szCs w:val="22"/>
+          <w:lang w:val="en"/>
+        </w:rPr>
+        <w:t>browsed from disk, so a form that no project file lists can still be converted. This is the common case in a long-lived codebase, and it previously stopped the job.</w:t>
       </w:r>
     </w:p>
     <w:p>
@@ -7144,108 +6933,153 @@
           <w:numId w:val="14"/>
         </w:numPr>
         <w:spacing w:before="53" w:after="53"/>
-        <w:divId w:val="1266233443"/>
-        <w:rPr>
-          <w:rFonts w:ascii="Calibri" w:eastAsia="Times New Roman" w:hAnsi="Calibri" w:cs="Calibri"/>
-          <w:color w:val="1A1A1A"/>
-          <w:sz w:val="22"/>
-          <w:szCs w:val="22"/>
-          <w:lang w:val="en"/>
-        </w:rPr>
-      </w:pPr>
-      <w:r>
-        <w:rPr>
-          <w:rFonts w:ascii="Calibri" w:eastAsia="Times New Roman" w:hAnsi="Calibri" w:cs="Calibri"/>
-          <w:color w:val="1A1A1A"/>
-          <w:sz w:val="22"/>
-          <w:szCs w:val="22"/>
-          <w:lang w:val="en"/>
-        </w:rPr>
-        <w:t>The outline command reported that no database covered a file, for files another command listed three databases for. Both now resolve the same way, through shared code rather than two copies.</w:t>
-      </w:r>
-    </w:p>
-    <w:p>
-      <w:pPr>
-        <w:pStyle w:val="Heading3"/>
-        <w:divId w:val="1266233443"/>
-        <w:rPr>
-          <w:rFonts w:ascii="Calibri" w:eastAsia="Times New Roman" w:hAnsi="Calibri" w:cs="Calibri"/>
-          <w:lang w:val="en"/>
-        </w:rPr>
-      </w:pPr>
-      <w:r>
-        <w:rPr>
-          <w:rFonts w:ascii="Calibri" w:eastAsia="Times New Roman" w:hAnsi="Calibri" w:cs="Calibri"/>
-          <w:lang w:val="en"/>
-        </w:rPr>
-        <w:t>Documentation the tool enforces about itself</w:t>
-      </w:r>
-    </w:p>
-    <w:p>
-      <w:pPr>
-        <w:pStyle w:val="NormalWeb"/>
-        <w:divId w:val="1266233443"/>
-        <w:rPr>
-          <w:rFonts w:ascii="Calibri" w:hAnsi="Calibri" w:cs="Calibri"/>
-          <w:color w:val="1A1A1A"/>
-          <w:sz w:val="22"/>
-          <w:szCs w:val="22"/>
-          <w:lang w:val="en"/>
-        </w:rPr>
-      </w:pPr>
-      <w:r>
-        <w:rPr>
-          <w:rFonts w:ascii="Calibri" w:hAnsi="Calibri" w:cs="Calibri"/>
-          <w:color w:val="1A1A1A"/>
-          <w:sz w:val="22"/>
-          <w:szCs w:val="22"/>
-          <w:lang w:val="en"/>
-        </w:rPr>
-        <w:t xml:space="preserve">The guard that keeps </w:t>
-      </w:r>
-      <w:r>
-        <w:rPr>
-          <w:rStyle w:val="HTMLCode"/>
-          <w:color w:val="1A1A1A"/>
-          <w:lang w:val="en"/>
-        </w:rPr>
-        <w:t>--help</w:t>
-      </w:r>
-      <w:r>
-        <w:rPr>
-          <w:rFonts w:ascii="Calibri" w:hAnsi="Calibri" w:cs="Calibri"/>
-          <w:color w:val="1A1A1A"/>
-          <w:sz w:val="22"/>
-          <w:szCs w:val="22"/>
-          <w:lang w:val="en"/>
-        </w:rPr>
-        <w:t>, the README and the agent documentation in step was extended to sub-commands -- an axis it structurally could not see, which is how a shipping query stayed undocumented while every check passed.</w:t>
-      </w:r>
-    </w:p>
-    <w:p>
-      <w:pPr>
-        <w:pStyle w:val="Heading2"/>
-        <w:divId w:val="1266233443"/>
-        <w:rPr>
-          <w:rFonts w:ascii="Calibri" w:eastAsia="Times New Roman" w:hAnsi="Calibri" w:cs="Calibri"/>
-          <w:color w:val="1A1A1A"/>
-          <w:lang w:val="en"/>
-        </w:rPr>
-      </w:pPr>
-      <w:r>
-        <w:rPr>
-          <w:rFonts w:ascii="Calibri" w:eastAsia="Times New Roman" w:hAnsi="Calibri" w:cs="Calibri"/>
-          <w:color w:val="1A1A1A"/>
-          <w:lang w:val="en"/>
-        </w:rPr>
-        <w:t>13. What is planned</w:t>
+        <w:divId w:val="1701517463"/>
+        <w:rPr>
+          <w:rFonts w:ascii="Calibri" w:eastAsia="Times New Roman" w:hAnsi="Calibri" w:cs="Calibri"/>
+          <w:color w:val="1A1A1A"/>
+          <w:sz w:val="22"/>
+          <w:szCs w:val="22"/>
+          <w:lang w:val="en"/>
+        </w:rPr>
+      </w:pPr>
+      <w:r>
+        <w:rPr>
+          <w:rFonts w:ascii="Calibri" w:eastAsia="Times New Roman" w:hAnsi="Calibri" w:cs="Calibri"/>
+          <w:b/>
+          <w:bCs/>
+          <w:color w:val="000000"/>
+          <w:sz w:val="22"/>
+          <w:szCs w:val="22"/>
+          <w:lang w:val="en"/>
+        </w:rPr>
+        <w:t>Conversion catalog</w:t>
+      </w:r>
+      <w:r>
+        <w:rPr>
+          <w:rFonts w:ascii="Calibri" w:eastAsia="Times New Roman" w:hAnsi="Calibri" w:cs="Calibri"/>
+          <w:color w:val="1A1A1A"/>
+          <w:sz w:val="22"/>
+          <w:szCs w:val="22"/>
+          <w:lang w:val="en"/>
+        </w:rPr>
+        <w:t xml:space="preserve"> -- a "Can convert to:" list beneath the target pool, so the author sees which target types a source component actually has rules for instead of discovering it by trying.</w:t>
+      </w:r>
+    </w:p>
+    <w:p>
+      <w:pPr>
+        <w:numPr>
+          <w:ilvl w:val="0"/>
+          <w:numId w:val="14"/>
+        </w:numPr>
+        <w:spacing w:before="53" w:after="53"/>
+        <w:divId w:val="1701517463"/>
+        <w:rPr>
+          <w:rFonts w:ascii="Calibri" w:eastAsia="Times New Roman" w:hAnsi="Calibri" w:cs="Calibri"/>
+          <w:color w:val="1A1A1A"/>
+          <w:sz w:val="22"/>
+          <w:szCs w:val="22"/>
+          <w:lang w:val="en"/>
+        </w:rPr>
+      </w:pPr>
+      <w:r>
+        <w:rPr>
+          <w:rFonts w:ascii="Calibri" w:eastAsia="Times New Roman" w:hAnsi="Calibri" w:cs="Calibri"/>
+          <w:b/>
+          <w:bCs/>
+          <w:color w:val="000000"/>
+          <w:sz w:val="22"/>
+          <w:szCs w:val="22"/>
+          <w:lang w:val="en"/>
+        </w:rPr>
+        <w:t>Double-click to assign</w:t>
+      </w:r>
+      <w:r>
+        <w:rPr>
+          <w:rFonts w:ascii="Calibri" w:eastAsia="Times New Roman" w:hAnsi="Calibri" w:cs="Calibri"/>
+          <w:color w:val="1A1A1A"/>
+          <w:sz w:val="22"/>
+          <w:szCs w:val="22"/>
+          <w:lang w:val="en"/>
+        </w:rPr>
+        <w:t xml:space="preserve"> in the target pool -- the mapping action that was previously only reachable through a button.</w:t>
+      </w:r>
+    </w:p>
+    <w:p>
+      <w:pPr>
+        <w:numPr>
+          <w:ilvl w:val="0"/>
+          <w:numId w:val="14"/>
+        </w:numPr>
+        <w:spacing w:before="53" w:after="53"/>
+        <w:divId w:val="1701517463"/>
+        <w:rPr>
+          <w:rFonts w:ascii="Calibri" w:eastAsia="Times New Roman" w:hAnsi="Calibri" w:cs="Calibri"/>
+          <w:color w:val="1A1A1A"/>
+          <w:sz w:val="22"/>
+          <w:szCs w:val="22"/>
+          <w:lang w:val="en"/>
+        </w:rPr>
+      </w:pPr>
+      <w:r>
+        <w:rPr>
+          <w:rFonts w:ascii="Calibri" w:eastAsia="Times New Roman" w:hAnsi="Calibri" w:cs="Calibri"/>
+          <w:b/>
+          <w:bCs/>
+          <w:color w:val="000000"/>
+          <w:sz w:val="22"/>
+          <w:szCs w:val="22"/>
+          <w:lang w:val="en"/>
+        </w:rPr>
+        <w:t>Pinned engine with a drift check</w:t>
+      </w:r>
+      <w:r>
+        <w:rPr>
+          <w:rFonts w:ascii="Calibri" w:eastAsia="Times New Roman" w:hAnsi="Calibri" w:cs="Calibri"/>
+          <w:color w:val="1A1A1A"/>
+          <w:sz w:val="22"/>
+          <w:szCs w:val="22"/>
+          <w:lang w:val="en"/>
+        </w:rPr>
+        <w:t xml:space="preserve"> </w:t>
+      </w:r>
+      <w:r>
+        <w:rPr>
+          <w:rFonts w:ascii="Calibri" w:eastAsia="Times New Roman" w:hAnsi="Calibri" w:cs="Calibri"/>
+          <w:color w:val="1A1A1A"/>
+          <w:sz w:val="22"/>
+          <w:szCs w:val="22"/>
+          <w:lang w:val="en"/>
+        </w:rPr>
+        <w:t xml:space="preserve">-- the editor is tested against a pinned copy of the engine, and a check compares it by </w:t>
+      </w:r>
+      <w:r>
+        <w:rPr>
+          <w:rFonts w:ascii="Calibri" w:eastAsia="Times New Roman" w:hAnsi="Calibri" w:cs="Calibri"/>
+          <w:b/>
+          <w:bCs/>
+          <w:color w:val="000000"/>
+          <w:sz w:val="22"/>
+          <w:szCs w:val="22"/>
+          <w:lang w:val="en"/>
+        </w:rPr>
+        <w:t>content hash</w:t>
+      </w:r>
+      <w:r>
+        <w:rPr>
+          <w:rFonts w:ascii="Calibri" w:eastAsia="Times New Roman" w:hAnsi="Calibri" w:cs="Calibri"/>
+          <w:color w:val="1A1A1A"/>
+          <w:sz w:val="22"/>
+          <w:szCs w:val="22"/>
+          <w:lang w:val="en"/>
+        </w:rPr>
+        <w:t xml:space="preserve"> rather than version string. Two builds of the same version can differ, and a GUI test rebuilt underneath you produces failures that belong to neither side.</w:t>
       </w:r>
     </w:p>
     <w:p>
       <w:pPr>
         <w:pStyle w:val="NormalWeb"/>
         <w:shd w:val="clear" w:color="auto" w:fill="FBF7EC"/>
-        <w:divId w:val="571351111"/>
+        <w:divId w:val="1113936659"/>
         <w:rPr>
           <w:rFonts w:ascii="Calibri" w:hAnsi="Calibri" w:cs="Calibri"/>
           <w:color w:val="1A1A1A"/>
@@ -7264,6 +7098,731 @@
           <w:szCs w:val="22"/>
           <w:lang w:val="en"/>
         </w:rPr>
+        <w:t>One editor limitation worth knowing.</w:t>
+      </w:r>
+      <w:r>
+        <w:rPr>
+          <w:rFonts w:ascii="Calibri" w:hAnsi="Calibri" w:cs="Calibri"/>
+          <w:color w:val="1A1A1A"/>
+          <w:sz w:val="22"/>
+          <w:szCs w:val="22"/>
+          <w:lang w:val="en"/>
+        </w:rPr>
+        <w:t xml:space="preserve"> The green "already used" marks on source properties are trustworthy for the form file but </w:t>
+      </w:r>
+      <w:r>
+        <w:rPr>
+          <w:rStyle w:val="Emphasis"/>
+          <w:rFonts w:ascii="Calibri" w:hAnsi="Calibri" w:cs="Calibri"/>
+          <w:color w:val="1A1A1A"/>
+          <w:sz w:val="22"/>
+          <w:szCs w:val="22"/>
+          <w:lang w:val="en"/>
+        </w:rPr>
+        <w:t>not</w:t>
+      </w:r>
+      <w:r>
+        <w:rPr>
+          <w:rFonts w:ascii="Calibri" w:hAnsi="Calibri" w:cs="Calibri"/>
+          <w:color w:val="1A1A1A"/>
+          <w:sz w:val="22"/>
+          <w:szCs w:val="22"/>
+          <w:lang w:val="en"/>
+        </w:rPr>
+        <w:t xml:space="preserve"> for the code: the code-side scan matches any </w:t>
+      </w:r>
+      <w:r>
+        <w:rPr>
+          <w:rStyle w:val="HTMLCode"/>
+          <w:color w:val="1A1A1A"/>
+          <w:lang w:val="en"/>
+        </w:rPr>
+        <w:t>.Property</w:t>
+      </w:r>
+      <w:r>
+        <w:rPr>
+          <w:rFonts w:ascii="Calibri" w:hAnsi="Calibri" w:cs="Calibri"/>
+          <w:color w:val="1A1A1A"/>
+          <w:sz w:val="22"/>
+          <w:szCs w:val="22"/>
+          <w:lang w:val="en"/>
+        </w:rPr>
+        <w:t xml:space="preserve"> text without </w:t>
+      </w:r>
+      <w:r>
+        <w:rPr>
+          <w:rFonts w:ascii="Calibri" w:hAnsi="Calibri" w:cs="Calibri"/>
+          <w:color w:val="1A1A1A"/>
+          <w:sz w:val="22"/>
+          <w:szCs w:val="22"/>
+          <w:lang w:val="en"/>
+        </w:rPr>
+        <w:t>knowing the receiver's type or skipping comments, so a property can be marked used on the strength of a different component's call, or of a commented-out line. The fix is designed -- match against the known instance names of the source class, which the form file already supplies -- and is listed in the roadmap.</w:t>
+      </w:r>
+    </w:p>
+    <w:p>
+      <w:pPr>
+        <w:pStyle w:val="Heading2"/>
+        <w:divId w:val="1701517463"/>
+        <w:rPr>
+          <w:rFonts w:ascii="Calibri" w:eastAsia="Times New Roman" w:hAnsi="Calibri" w:cs="Calibri"/>
+          <w:color w:val="1A1A1A"/>
+          <w:lang w:val="en"/>
+        </w:rPr>
+      </w:pPr>
+      <w:r>
+        <w:rPr>
+          <w:rFonts w:ascii="Calibri" w:eastAsia="Times New Roman" w:hAnsi="Calibri" w:cs="Calibri"/>
+          <w:color w:val="1A1A1A"/>
+          <w:lang w:val="en"/>
+        </w:rPr>
+        <w:t>12. What is new since the previous edition</w:t>
+      </w:r>
+    </w:p>
+    <w:p>
+      <w:pPr>
+        <w:pStyle w:val="sub"/>
+        <w:divId w:val="1701517463"/>
+        <w:rPr>
+          <w:rFonts w:ascii="Calibri" w:hAnsi="Calibri" w:cs="Calibri"/>
+          <w:lang w:val="en"/>
+        </w:rPr>
+      </w:pPr>
+      <w:r>
+        <w:rPr>
+          <w:rFonts w:ascii="Calibri" w:hAnsi="Calibri" w:cs="Calibri"/>
+          <w:lang w:val="en"/>
+        </w:rPr>
+        <w:t>Changes between 1.10.1-alpha (9 September) and 1.13.0-alpha (16 September).</w:t>
+      </w:r>
+    </w:p>
+    <w:p>
+      <w:pPr>
+        <w:pStyle w:val="Heading3"/>
+        <w:shd w:val="clear" w:color="auto" w:fill="EEF6EE"/>
+        <w:divId w:val="701175843"/>
+        <w:rPr>
+          <w:rFonts w:ascii="Calibri" w:eastAsia="Times New Roman" w:hAnsi="Calibri" w:cs="Calibri"/>
+          <w:lang w:val="en"/>
+        </w:rPr>
+      </w:pPr>
+      <w:r>
+        <w:rPr>
+          <w:rFonts w:ascii="Calibri" w:eastAsia="Times New Roman" w:hAnsi="Calibri" w:cs="Calibri"/>
+          <w:lang w:val="en"/>
+        </w:rPr>
+        <w:t>Hovering an interface now tells you what implements it</w:t>
+      </w:r>
+    </w:p>
+    <w:p>
+      <w:pPr>
+        <w:pStyle w:val="NormalWeb"/>
+        <w:shd w:val="clear" w:color="auto" w:fill="EEF6EE"/>
+        <w:divId w:val="701175843"/>
+        <w:rPr>
+          <w:rFonts w:ascii="Calibri" w:hAnsi="Calibri" w:cs="Calibri"/>
+          <w:color w:val="1A1A1A"/>
+          <w:sz w:val="22"/>
+          <w:szCs w:val="22"/>
+          <w:lang w:val="en"/>
+        </w:rPr>
+      </w:pPr>
+      <w:r>
+        <w:rPr>
+          <w:rFonts w:ascii="Calibri" w:hAnsi="Calibri" w:cs="Calibri"/>
+          <w:color w:val="1A1A1A"/>
+          <w:sz w:val="22"/>
+          <w:szCs w:val="22"/>
+          <w:lang w:val="en"/>
+        </w:rPr>
+        <w:t xml:space="preserve">Point at </w:t>
+      </w:r>
+      <w:r>
+        <w:rPr>
+          <w:rStyle w:val="HTMLCode"/>
+          <w:color w:val="1A1A1A"/>
+          <w:lang w:val="en"/>
+        </w:rPr>
+        <w:t>ImcSTATIONS</w:t>
+      </w:r>
+      <w:r>
+        <w:rPr>
+          <w:rFonts w:ascii="Calibri" w:hAnsi="Calibri" w:cs="Calibri"/>
+          <w:color w:val="1A1A1A"/>
+          <w:sz w:val="22"/>
+          <w:szCs w:val="22"/>
+          <w:lang w:val="en"/>
+        </w:rPr>
+        <w:t xml:space="preserve"> </w:t>
+      </w:r>
+      <w:r>
+        <w:rPr>
+          <w:rFonts w:ascii="Calibri" w:hAnsi="Calibri" w:cs="Calibri"/>
+          <w:color w:val="1A1A1A"/>
+          <w:sz w:val="22"/>
+          <w:szCs w:val="22"/>
+          <w:lang w:val="en"/>
+        </w:rPr>
+        <w:t xml:space="preserve">and the answer is </w:t>
+      </w:r>
+      <w:r>
+        <w:rPr>
+          <w:rStyle w:val="HTMLCode"/>
+          <w:color w:val="1A1A1A"/>
+          <w:lang w:val="en"/>
+        </w:rPr>
+        <w:t>TmcSTATIONS</w:t>
+      </w:r>
+      <w:r>
+        <w:rPr>
+          <w:rFonts w:ascii="Calibri" w:hAnsi="Calibri" w:cs="Calibri"/>
+          <w:color w:val="1A1A1A"/>
+          <w:sz w:val="22"/>
+          <w:szCs w:val="22"/>
+          <w:lang w:val="en"/>
+        </w:rPr>
+        <w:t xml:space="preserve">. Implementing classes and derived interfaces are listed </w:t>
+      </w:r>
+      <w:r>
+        <w:rPr>
+          <w:rStyle w:val="Emphasis"/>
+          <w:rFonts w:ascii="Calibri" w:hAnsi="Calibri" w:cs="Calibri"/>
+          <w:color w:val="1A1A1A"/>
+          <w:sz w:val="22"/>
+          <w:szCs w:val="22"/>
+          <w:lang w:val="en"/>
+        </w:rPr>
+        <w:t>separately</w:t>
+      </w:r>
+      <w:r>
+        <w:rPr>
+          <w:rFonts w:ascii="Calibri" w:hAnsi="Calibri" w:cs="Calibri"/>
+          <w:color w:val="1A1A1A"/>
+          <w:sz w:val="22"/>
+          <w:szCs w:val="22"/>
+          <w:lang w:val="en"/>
+        </w:rPr>
+        <w:t>, because one is something you can create and the other is not. The same fact is written into the generated documentation, so it can be read without any tool.</w:t>
+      </w:r>
+    </w:p>
+    <w:p>
+      <w:pPr>
+        <w:pStyle w:val="Heading3"/>
+        <w:divId w:val="1701517463"/>
+        <w:rPr>
+          <w:rFonts w:ascii="Calibri" w:eastAsia="Times New Roman" w:hAnsi="Calibri" w:cs="Calibri"/>
+          <w:lang w:val="en"/>
+        </w:rPr>
+      </w:pPr>
+      <w:r>
+        <w:rPr>
+          <w:rFonts w:ascii="Calibri" w:eastAsia="Times New Roman" w:hAnsi="Calibri" w:cs="Calibri"/>
+          <w:lang w:val="en"/>
+        </w:rPr>
+        <w:t>Formatting can no longer damage a file</w:t>
+      </w:r>
+    </w:p>
+    <w:p>
+      <w:pPr>
+        <w:pStyle w:val="NormalWeb"/>
+        <w:divId w:val="1701517463"/>
+        <w:rPr>
+          <w:rFonts w:ascii="Calibri" w:hAnsi="Calibri" w:cs="Calibri"/>
+          <w:color w:val="1A1A1A"/>
+          <w:sz w:val="22"/>
+          <w:szCs w:val="22"/>
+          <w:lang w:val="en"/>
+        </w:rPr>
+      </w:pPr>
+      <w:r>
+        <w:rPr>
+          <w:rFonts w:ascii="Calibri" w:hAnsi="Calibri" w:cs="Calibri"/>
+          <w:color w:val="1A1A1A"/>
+          <w:sz w:val="22"/>
+          <w:szCs w:val="22"/>
+          <w:lang w:val="en"/>
+        </w:rPr>
+        <w:t xml:space="preserve">The format command rewrites source in place, and was the only command with no test coverage at all. It now refuses a formatter version known to be too old </w:t>
+      </w:r>
+      <w:r>
+        <w:rPr>
+          <w:rFonts w:ascii="Calibri" w:hAnsi="Calibri" w:cs="Calibri"/>
+          <w:color w:val="1A1A1A"/>
+          <w:sz w:val="22"/>
+          <w:szCs w:val="22"/>
+          <w:lang w:val="en"/>
+        </w:rPr>
+        <w:t xml:space="preserve">(naming the version found, the version required and the path); re-reads the file afterwards and checks that the formatter changed only the </w:t>
+      </w:r>
+      <w:r>
+        <w:rPr>
+          <w:rStyle w:val="Emphasis"/>
+          <w:rFonts w:ascii="Calibri" w:hAnsi="Calibri" w:cs="Calibri"/>
+          <w:color w:val="1A1A1A"/>
+          <w:sz w:val="22"/>
+          <w:szCs w:val="22"/>
+          <w:lang w:val="en"/>
+        </w:rPr>
+        <w:t>layout</w:t>
+      </w:r>
+      <w:r>
+        <w:rPr>
+          <w:rFonts w:ascii="Calibri" w:hAnsi="Calibri" w:cs="Calibri"/>
+          <w:color w:val="1A1A1A"/>
+          <w:sz w:val="22"/>
+          <w:szCs w:val="22"/>
+          <w:lang w:val="en"/>
+        </w:rPr>
+        <w:t xml:space="preserve"> and not what the unit declares, restoring the original if it did; and offers both a preview that writes nothing and a diff against a formatted copy.</w:t>
+      </w:r>
+    </w:p>
+    <w:p>
+      <w:pPr>
+        <w:pStyle w:val="NormalWeb"/>
+        <w:divId w:val="1701517463"/>
+        <w:rPr>
+          <w:rFonts w:ascii="Calibri" w:hAnsi="Calibri" w:cs="Calibri"/>
+          <w:color w:val="1A1A1A"/>
+          <w:sz w:val="22"/>
+          <w:szCs w:val="22"/>
+          <w:lang w:val="en"/>
+        </w:rPr>
+      </w:pPr>
+      <w:r>
+        <w:rPr>
+          <w:rFonts w:ascii="Calibri" w:hAnsi="Calibri" w:cs="Calibri"/>
+          <w:color w:val="1A1A1A"/>
+          <w:sz w:val="22"/>
+          <w:szCs w:val="22"/>
+          <w:lang w:val="en"/>
+        </w:rPr>
+        <w:t>Previously the preview option was accepted and then ignored, so a file could be rewritten by the very command typed to avoid touching it.</w:t>
+      </w:r>
+    </w:p>
+    <w:p>
+      <w:pPr>
+        <w:pStyle w:val="Heading3"/>
+        <w:divId w:val="1701517463"/>
+        <w:rPr>
+          <w:rFonts w:ascii="Calibri" w:eastAsia="Times New Roman" w:hAnsi="Calibri" w:cs="Calibri"/>
+          <w:lang w:val="en"/>
+        </w:rPr>
+      </w:pPr>
+      <w:r>
+        <w:rPr>
+          <w:rFonts w:ascii="Calibri" w:eastAsia="Times New Roman" w:hAnsi="Calibri" w:cs="Calibri"/>
+          <w:lang w:val="en"/>
+        </w:rPr>
+        <w:t>Read-only commands are genuinely read-only</w:t>
+      </w:r>
+    </w:p>
+    <w:p>
+      <w:pPr>
+        <w:pStyle w:val="NormalWeb"/>
+        <w:divId w:val="1701517463"/>
+        <w:rPr>
+          <w:rFonts w:ascii="Calibri" w:hAnsi="Calibri" w:cs="Calibri"/>
+          <w:color w:val="1A1A1A"/>
+          <w:sz w:val="22"/>
+          <w:szCs w:val="22"/>
+          <w:lang w:val="en"/>
+        </w:rPr>
+      </w:pPr>
+      <w:r>
+        <w:rPr>
+          <w:rFonts w:ascii="Calibri" w:hAnsi="Calibri" w:cs="Calibri"/>
+          <w:color w:val="1A1A1A"/>
+          <w:sz w:val="22"/>
+          <w:szCs w:val="22"/>
+          <w:lang w:val="en"/>
+        </w:rPr>
+        <w:t>Fourteen further commands that only answer questions were quietly upgrading the database they were pointed at. They now refuse a stale database and leave it untouched. This completes a change begun in the previous release for four commands.</w:t>
+      </w:r>
+    </w:p>
+    <w:p>
+      <w:pPr>
+        <w:pStyle w:val="Heading3"/>
+        <w:divId w:val="1701517463"/>
+        <w:rPr>
+          <w:rFonts w:ascii="Calibri" w:eastAsia="Times New Roman" w:hAnsi="Calibri" w:cs="Calibri"/>
+          <w:lang w:val="en"/>
+        </w:rPr>
+      </w:pPr>
+      <w:r>
+        <w:rPr>
+          <w:rFonts w:ascii="Calibri" w:eastAsia="Times New Roman" w:hAnsi="Calibri" w:cs="Calibri"/>
+          <w:lang w:val="en"/>
+        </w:rPr>
+        <w:t>Two messages that were confidently wrong</w:t>
+      </w:r>
+    </w:p>
+    <w:p>
+      <w:pPr>
+        <w:numPr>
+          <w:ilvl w:val="0"/>
+          <w:numId w:val="15"/>
+        </w:numPr>
+        <w:spacing w:before="53" w:after="53"/>
+        <w:divId w:val="1701517463"/>
+        <w:rPr>
+          <w:rFonts w:ascii="Calibri" w:eastAsia="Times New Roman" w:hAnsi="Calibri" w:cs="Calibri"/>
+          <w:color w:val="1A1A1A"/>
+          <w:sz w:val="22"/>
+          <w:szCs w:val="22"/>
+          <w:lang w:val="en"/>
+        </w:rPr>
+      </w:pPr>
+      <w:r>
+        <w:rPr>
+          <w:rFonts w:ascii="Calibri" w:eastAsia="Times New Roman" w:hAnsi="Calibri" w:cs="Calibri"/>
+          <w:color w:val="1A1A1A"/>
+          <w:sz w:val="22"/>
+          <w:szCs w:val="22"/>
+          <w:lang w:val="en"/>
+        </w:rPr>
+        <w:t>The converter reported that a form file was missing a component block when the real cause was that the unit had not been indexed. The message cost the conversion team a day of eliminating plausible wrong answers. It now names the real condition.</w:t>
+      </w:r>
+    </w:p>
+    <w:p>
+      <w:pPr>
+        <w:numPr>
+          <w:ilvl w:val="0"/>
+          <w:numId w:val="15"/>
+        </w:numPr>
+        <w:spacing w:before="53" w:after="53"/>
+        <w:divId w:val="1701517463"/>
+        <w:rPr>
+          <w:rFonts w:ascii="Calibri" w:eastAsia="Times New Roman" w:hAnsi="Calibri" w:cs="Calibri"/>
+          <w:color w:val="1A1A1A"/>
+          <w:sz w:val="22"/>
+          <w:szCs w:val="22"/>
+          <w:lang w:val="en"/>
+        </w:rPr>
+      </w:pPr>
+      <w:r>
+        <w:rPr>
+          <w:rFonts w:ascii="Calibri" w:eastAsia="Times New Roman" w:hAnsi="Calibri" w:cs="Calibri"/>
+          <w:color w:val="1A1A1A"/>
+          <w:sz w:val="22"/>
+          <w:szCs w:val="22"/>
+          <w:lang w:val="en"/>
+        </w:rPr>
+        <w:t>The outline command reported that no database covered a file, for files another command listed three databases for. Both now resolve the same way, through shared code rather than two copies.</w:t>
+      </w:r>
+    </w:p>
+    <w:p>
+      <w:pPr>
+        <w:pStyle w:val="Heading3"/>
+        <w:divId w:val="1701517463"/>
+        <w:rPr>
+          <w:rFonts w:ascii="Calibri" w:eastAsia="Times New Roman" w:hAnsi="Calibri" w:cs="Calibri"/>
+          <w:lang w:val="en"/>
+        </w:rPr>
+      </w:pPr>
+      <w:r>
+        <w:rPr>
+          <w:rFonts w:ascii="Calibri" w:eastAsia="Times New Roman" w:hAnsi="Calibri" w:cs="Calibri"/>
+          <w:lang w:val="en"/>
+        </w:rPr>
+        <w:t>Component Converter and its editor</w:t>
+      </w:r>
+    </w:p>
+    <w:p>
+      <w:pPr>
+        <w:numPr>
+          <w:ilvl w:val="0"/>
+          <w:numId w:val="16"/>
+        </w:numPr>
+        <w:spacing w:before="53" w:after="53"/>
+        <w:divId w:val="1701517463"/>
+        <w:rPr>
+          <w:rFonts w:ascii="Calibri" w:eastAsia="Times New Roman" w:hAnsi="Calibri" w:cs="Calibri"/>
+          <w:color w:val="1A1A1A"/>
+          <w:sz w:val="22"/>
+          <w:szCs w:val="22"/>
+          <w:lang w:val="en"/>
+        </w:rPr>
+      </w:pPr>
+      <w:r>
+        <w:rPr>
+          <w:rFonts w:ascii="Calibri" w:eastAsia="Times New Roman" w:hAnsi="Calibri" w:cs="Calibri"/>
+          <w:color w:val="1A1A1A"/>
+          <w:sz w:val="22"/>
+          <w:szCs w:val="22"/>
+          <w:lang w:val="en"/>
+        </w:rPr>
+        <w:t xml:space="preserve">The editor can now work on </w:t>
+      </w:r>
+      <w:r>
+        <w:rPr>
+          <w:rFonts w:ascii="Calibri" w:eastAsia="Times New Roman" w:hAnsi="Calibri" w:cs="Calibri"/>
+          <w:b/>
+          <w:bCs/>
+          <w:color w:val="000000"/>
+          <w:sz w:val="22"/>
+          <w:szCs w:val="22"/>
+          <w:lang w:val="en"/>
+        </w:rPr>
+        <w:t>a unit no project file lists</w:t>
+      </w:r>
+      <w:r>
+        <w:rPr>
+          <w:rFonts w:ascii="Calibri" w:eastAsia="Times New Roman" w:hAnsi="Calibri" w:cs="Calibri"/>
+          <w:color w:val="1A1A1A"/>
+          <w:sz w:val="22"/>
+          <w:szCs w:val="22"/>
+          <w:lang w:val="en"/>
+        </w:rPr>
+        <w:t>, which is the ordinary case in a long-lived codebase and previously stopped the job outright.</w:t>
+      </w:r>
+    </w:p>
+    <w:p>
+      <w:pPr>
+        <w:numPr>
+          <w:ilvl w:val="0"/>
+          <w:numId w:val="16"/>
+        </w:numPr>
+        <w:spacing w:before="53" w:after="53"/>
+        <w:divId w:val="1701517463"/>
+        <w:rPr>
+          <w:rFonts w:ascii="Calibri" w:eastAsia="Times New Roman" w:hAnsi="Calibri" w:cs="Calibri"/>
+          <w:color w:val="1A1A1A"/>
+          <w:sz w:val="22"/>
+          <w:szCs w:val="22"/>
+          <w:lang w:val="en"/>
+        </w:rPr>
+      </w:pPr>
+      <w:r>
+        <w:rPr>
+          <w:rFonts w:ascii="Calibri" w:eastAsia="Times New Roman" w:hAnsi="Calibri" w:cs="Calibri"/>
+          <w:color w:val="1A1A1A"/>
+          <w:sz w:val="22"/>
+          <w:szCs w:val="22"/>
+          <w:lang w:val="en"/>
+        </w:rPr>
+        <w:t xml:space="preserve">A </w:t>
+      </w:r>
+      <w:r>
+        <w:rPr>
+          <w:rFonts w:ascii="Calibri" w:eastAsia="Times New Roman" w:hAnsi="Calibri" w:cs="Calibri"/>
+          <w:b/>
+          <w:bCs/>
+          <w:color w:val="000000"/>
+          <w:sz w:val="22"/>
+          <w:szCs w:val="22"/>
+          <w:lang w:val="en"/>
+        </w:rPr>
+        <w:t>conversion catalog</w:t>
+      </w:r>
+      <w:r>
+        <w:rPr>
+          <w:rFonts w:ascii="Calibri" w:eastAsia="Times New Roman" w:hAnsi="Calibri" w:cs="Calibri"/>
+          <w:color w:val="1A1A1A"/>
+          <w:sz w:val="22"/>
+          <w:szCs w:val="22"/>
+          <w:lang w:val="en"/>
+        </w:rPr>
+        <w:t xml:space="preserve"> shows which target types a source component actually has rules for.</w:t>
+      </w:r>
+    </w:p>
+    <w:p>
+      <w:pPr>
+        <w:numPr>
+          <w:ilvl w:val="0"/>
+          <w:numId w:val="16"/>
+        </w:numPr>
+        <w:spacing w:before="53" w:after="53"/>
+        <w:divId w:val="1701517463"/>
+        <w:rPr>
+          <w:rFonts w:ascii="Calibri" w:eastAsia="Times New Roman" w:hAnsi="Calibri" w:cs="Calibri"/>
+          <w:color w:val="1A1A1A"/>
+          <w:sz w:val="22"/>
+          <w:szCs w:val="22"/>
+          <w:lang w:val="en"/>
+        </w:rPr>
+      </w:pPr>
+      <w:r>
+        <w:rPr>
+          <w:rFonts w:ascii="Calibri" w:eastAsia="Times New Roman" w:hAnsi="Calibri" w:cs="Calibri"/>
+          <w:color w:val="1A1A1A"/>
+          <w:sz w:val="22"/>
+          <w:szCs w:val="22"/>
+          <w:lang w:val="en"/>
+        </w:rPr>
+        <w:t xml:space="preserve">The editor is tested against a </w:t>
+      </w:r>
+      <w:r>
+        <w:rPr>
+          <w:rFonts w:ascii="Calibri" w:eastAsia="Times New Roman" w:hAnsi="Calibri" w:cs="Calibri"/>
+          <w:b/>
+          <w:bCs/>
+          <w:color w:val="000000"/>
+          <w:sz w:val="22"/>
+          <w:szCs w:val="22"/>
+          <w:lang w:val="en"/>
+        </w:rPr>
+        <w:t>pinned engine, compared by content hash</w:t>
+      </w:r>
+      <w:r>
+        <w:rPr>
+          <w:rFonts w:ascii="Calibri" w:eastAsia="Times New Roman" w:hAnsi="Calibri" w:cs="Calibri"/>
+          <w:color w:val="1A1A1A"/>
+          <w:sz w:val="22"/>
+          <w:szCs w:val="22"/>
+          <w:lang w:val="en"/>
+        </w:rPr>
+        <w:t xml:space="preserve"> rather than version string -- two builds of one version can differ, and a GUI test rebuilt underneath you produces failures belonging to neither side.</w:t>
+      </w:r>
+    </w:p>
+    <w:p>
+      <w:pPr>
+        <w:numPr>
+          <w:ilvl w:val="0"/>
+          <w:numId w:val="16"/>
+        </w:numPr>
+        <w:spacing w:before="53" w:after="53"/>
+        <w:divId w:val="1701517463"/>
+        <w:rPr>
+          <w:rFonts w:ascii="Calibri" w:eastAsia="Times New Roman" w:hAnsi="Calibri" w:cs="Calibri"/>
+          <w:color w:val="1A1A1A"/>
+          <w:sz w:val="22"/>
+          <w:szCs w:val="22"/>
+          <w:lang w:val="en"/>
+        </w:rPr>
+      </w:pPr>
+      <w:r>
+        <w:rPr>
+          <w:rFonts w:ascii="Calibri" w:eastAsia="Times New Roman" w:hAnsi="Calibri" w:cs="Calibri"/>
+          <w:color w:val="1A1A1A"/>
+          <w:sz w:val="22"/>
+          <w:szCs w:val="22"/>
+          <w:lang w:val="en"/>
+        </w:rPr>
+        <w:t xml:space="preserve">A conversion whose unit is in no supplied index is now </w:t>
+      </w:r>
+      <w:r>
+        <w:rPr>
+          <w:rFonts w:ascii="Calibri" w:eastAsia="Times New Roman" w:hAnsi="Calibri" w:cs="Calibri"/>
+          <w:b/>
+          <w:bCs/>
+          <w:color w:val="000000"/>
+          <w:sz w:val="22"/>
+          <w:szCs w:val="22"/>
+          <w:lang w:val="en"/>
+        </w:rPr>
+        <w:t>refused with a message that says so</w:t>
+      </w:r>
+      <w:r>
+        <w:rPr>
+          <w:rFonts w:ascii="Calibri" w:eastAsia="Times New Roman" w:hAnsi="Calibri" w:cs="Calibri"/>
+          <w:color w:val="1A1A1A"/>
+          <w:sz w:val="22"/>
+          <w:szCs w:val="22"/>
+          <w:lang w:val="en"/>
+        </w:rPr>
+        <w:t>, instead of one that blamed the form file.</w:t>
+      </w:r>
+    </w:p>
+    <w:p>
+      <w:pPr>
+        <w:pStyle w:val="Heading3"/>
+        <w:divId w:val="1701517463"/>
+        <w:rPr>
+          <w:rFonts w:ascii="Calibri" w:eastAsia="Times New Roman" w:hAnsi="Calibri" w:cs="Calibri"/>
+          <w:lang w:val="en"/>
+        </w:rPr>
+      </w:pPr>
+      <w:r>
+        <w:rPr>
+          <w:rFonts w:ascii="Calibri" w:eastAsia="Times New Roman" w:hAnsi="Calibri" w:cs="Calibri"/>
+          <w:lang w:val="en"/>
+        </w:rPr>
+        <w:t>Documentation the tool enforces about itself</w:t>
+      </w:r>
+    </w:p>
+    <w:p>
+      <w:pPr>
+        <w:pStyle w:val="NormalWeb"/>
+        <w:divId w:val="1701517463"/>
+        <w:rPr>
+          <w:rFonts w:ascii="Calibri" w:hAnsi="Calibri" w:cs="Calibri"/>
+          <w:color w:val="1A1A1A"/>
+          <w:sz w:val="22"/>
+          <w:szCs w:val="22"/>
+          <w:lang w:val="en"/>
+        </w:rPr>
+      </w:pPr>
+      <w:r>
+        <w:rPr>
+          <w:rFonts w:ascii="Calibri" w:hAnsi="Calibri" w:cs="Calibri"/>
+          <w:color w:val="1A1A1A"/>
+          <w:sz w:val="22"/>
+          <w:szCs w:val="22"/>
+          <w:lang w:val="en"/>
+        </w:rPr>
+        <w:t xml:space="preserve">The guard that keeps </w:t>
+      </w:r>
+      <w:r>
+        <w:rPr>
+          <w:rStyle w:val="HTMLCode"/>
+          <w:color w:val="1A1A1A"/>
+          <w:lang w:val="en"/>
+        </w:rPr>
+        <w:t>--help</w:t>
+      </w:r>
+      <w:r>
+        <w:rPr>
+          <w:rFonts w:ascii="Calibri" w:hAnsi="Calibri" w:cs="Calibri"/>
+          <w:color w:val="1A1A1A"/>
+          <w:sz w:val="22"/>
+          <w:szCs w:val="22"/>
+          <w:lang w:val="en"/>
+        </w:rPr>
+        <w:t>, the README and the agent documentation in step was extended to sub-commands -- an axis it structurally could not see, which is how a shipping query stayed undocumented while every check passed.</w:t>
+      </w:r>
+    </w:p>
+    <w:p>
+      <w:pPr>
+        <w:pStyle w:val="Heading2"/>
+        <w:divId w:val="1701517463"/>
+        <w:rPr>
+          <w:rFonts w:ascii="Calibri" w:eastAsia="Times New Roman" w:hAnsi="Calibri" w:cs="Calibri"/>
+          <w:color w:val="1A1A1A"/>
+          <w:lang w:val="en"/>
+        </w:rPr>
+      </w:pPr>
+      <w:r>
+        <w:rPr>
+          <w:rFonts w:ascii="Calibri" w:eastAsia="Times New Roman" w:hAnsi="Calibri" w:cs="Calibri"/>
+          <w:color w:val="1A1A1A"/>
+          <w:lang w:val="en"/>
+        </w:rPr>
+        <w:t>13. What is planned</w:t>
+      </w:r>
+    </w:p>
+    <w:p>
+      <w:pPr>
+        <w:pStyle w:val="NormalWeb"/>
+        <w:shd w:val="clear" w:color="auto" w:fill="FBF7EC"/>
+        <w:divId w:val="1989894408"/>
+        <w:rPr>
+          <w:rFonts w:ascii="Calibri" w:hAnsi="Calibri" w:cs="Calibri"/>
+          <w:color w:val="1A1A1A"/>
+          <w:sz w:val="22"/>
+          <w:szCs w:val="22"/>
+          <w:lang w:val="en"/>
+        </w:rPr>
+      </w:pPr>
+      <w:r>
+        <w:rPr>
+          <w:rFonts w:ascii="Calibri" w:hAnsi="Calibri" w:cs="Calibri"/>
+          <w:b/>
+          <w:bCs/>
+          <w:color w:val="000000"/>
+          <w:sz w:val="22"/>
+          <w:szCs w:val="22"/>
+          <w:lang w:val="en"/>
+        </w:rPr>
         <w:t>This is a pipeline, not a commitment.</w:t>
       </w:r>
       <w:r>
@@ -7274,7 +7833,17 @@
           <w:szCs w:val="22"/>
           <w:lang w:val="en"/>
         </w:rPr>
-        <w:t xml:space="preserve"> Items are listed in the order currently intended, with rough effort. Order and scope change as priorities do.</w:t>
+        <w:t xml:space="preserve"> Items are listed in the order </w:t>
+      </w:r>
+      <w:r>
+        <w:rPr>
+          <w:rFonts w:ascii="Calibri" w:hAnsi="Calibri" w:cs="Calibri"/>
+          <w:color w:val="1A1A1A"/>
+          <w:sz w:val="22"/>
+          <w:szCs w:val="22"/>
+          <w:lang w:val="en"/>
+        </w:rPr>
+        <w:t>currently intended, with rough effort. Order and scope change as priorities do.</w:t>
       </w:r>
     </w:p>
     <w:tbl>
@@ -7295,7 +7864,7 @@
       </w:tblGrid>
       <w:tr>
         <w:trPr>
-          <w:divId w:val="1266233443"/>
+          <w:divId w:val="1701517463"/>
         </w:trPr>
         <w:tc>
           <w:tcPr>
@@ -7429,7 +7998,7 @@
       </w:tr>
       <w:tr>
         <w:trPr>
-          <w:divId w:val="1266233443"/>
+          <w:divId w:val="1701517463"/>
         </w:trPr>
         <w:tc>
           <w:tcPr>
@@ -7524,16 +8093,7 @@
                 <w:sz w:val="21"/>
                 <w:szCs w:val="21"/>
               </w:rPr>
-              <w:t xml:space="preserve"> </w:t>
-            </w:r>
-            <w:r>
-              <w:rPr>
-                <w:rFonts w:ascii="Calibri" w:eastAsia="Times New Roman" w:hAnsi="Calibri" w:cs="Calibri"/>
-                <w:color w:val="1A1A1A"/>
-                <w:sz w:val="21"/>
-                <w:szCs w:val="21"/>
-              </w:rPr>
-              <w:t>-- an image handed to a different image type -- carries it across instead of dropping it, and honours every accepted source type rather than the one the current rule book happens to exercise. Blocks live conversion work today.</w:t>
+              <w:t xml:space="preserve"> -- an image handed to a different image type -- carries it across instead of dropping it, and honours every accepted source type rather than the one the current rule book happens to exercise. Blocks live conversion work today.</w:t>
             </w:r>
           </w:p>
         </w:tc>
@@ -7578,7 +8138,7 @@
       </w:tr>
       <w:tr>
         <w:trPr>
-          <w:divId w:val="1266233443"/>
+          <w:divId w:val="1701517463"/>
         </w:trPr>
         <w:tc>
           <w:tcPr>
@@ -7697,7 +8257,7 @@
       </w:tr>
       <w:tr>
         <w:trPr>
-          <w:divId w:val="1266233443"/>
+          <w:divId w:val="1701517463"/>
         </w:trPr>
         <w:tc>
           <w:tcPr>
@@ -7835,7 +8395,7 @@
       </w:tr>
       <w:tr>
         <w:trPr>
-          <w:divId w:val="1266233443"/>
+          <w:divId w:val="1701517463"/>
         </w:trPr>
         <w:tc>
           <w:tcPr>
@@ -7954,7 +8514,7 @@
       </w:tr>
       <w:tr>
         <w:trPr>
-          <w:divId w:val="1266233443"/>
+          <w:divId w:val="1701517463"/>
         </w:trPr>
         <w:tc>
           <w:tcPr>
@@ -8075,7 +8635,7 @@
     <w:p>
       <w:pPr>
         <w:pStyle w:val="Heading3"/>
-        <w:divId w:val="1266233443"/>
+        <w:divId w:val="1701517463"/>
         <w:rPr>
           <w:rFonts w:ascii="Calibri" w:eastAsia="Times New Roman" w:hAnsi="Calibri" w:cs="Calibri"/>
           <w:lang w:val="en"/>
@@ -8093,10 +8653,10 @@
       <w:pPr>
         <w:numPr>
           <w:ilvl w:val="0"/>
-          <w:numId w:val="15"/>
+          <w:numId w:val="17"/>
         </w:numPr>
         <w:spacing w:before="53" w:after="53"/>
-        <w:divId w:val="1266233443"/>
+        <w:divId w:val="1701517463"/>
         <w:rPr>
           <w:rFonts w:ascii="Calibri" w:eastAsia="Times New Roman" w:hAnsi="Calibri" w:cs="Calibri"/>
           <w:color w:val="1A1A1A"/>
@@ -8164,10 +8724,10 @@
       <w:pPr>
         <w:numPr>
           <w:ilvl w:val="0"/>
-          <w:numId w:val="15"/>
+          <w:numId w:val="17"/>
         </w:numPr>
         <w:spacing w:before="53" w:after="53"/>
-        <w:divId w:val="1266233443"/>
+        <w:divId w:val="1701517463"/>
         <w:rPr>
           <w:rFonts w:ascii="Calibri" w:eastAsia="Times New Roman" w:hAnsi="Calibri" w:cs="Calibri"/>
           <w:color w:val="1A1A1A"/>
@@ -8203,10 +8763,10 @@
       <w:pPr>
         <w:numPr>
           <w:ilvl w:val="0"/>
-          <w:numId w:val="15"/>
+          <w:numId w:val="17"/>
         </w:numPr>
         <w:spacing w:before="53" w:after="53"/>
-        <w:divId w:val="1266233443"/>
+        <w:divId w:val="1701517463"/>
         <w:rPr>
           <w:rFonts w:ascii="Calibri" w:eastAsia="Times New Roman" w:hAnsi="Calibri" w:cs="Calibri"/>
           <w:color w:val="1A1A1A"/>
@@ -8242,10 +8802,10 @@
       <w:pPr>
         <w:numPr>
           <w:ilvl w:val="0"/>
-          <w:numId w:val="15"/>
+          <w:numId w:val="17"/>
         </w:numPr>
         <w:spacing w:before="53" w:after="53"/>
-        <w:divId w:val="1266233443"/>
+        <w:divId w:val="1701517463"/>
         <w:rPr>
           <w:rFonts w:ascii="Calibri" w:eastAsia="Times New Roman" w:hAnsi="Calibri" w:cs="Calibri"/>
           <w:color w:val="1A1A1A"/>
@@ -8280,7 +8840,7 @@
     <w:p>
       <w:pPr>
         <w:pStyle w:val="Heading2"/>
-        <w:divId w:val="1266233443"/>
+        <w:divId w:val="1701517463"/>
         <w:rPr>
           <w:rFonts w:ascii="Calibri" w:eastAsia="Times New Roman" w:hAnsi="Calibri" w:cs="Calibri"/>
           <w:color w:val="1A1A1A"/>
@@ -8300,7 +8860,7 @@
       <w:pPr>
         <w:pStyle w:val="NormalWeb"/>
         <w:shd w:val="clear" w:color="auto" w:fill="F4F6F8"/>
-        <w:divId w:val="1357656717"/>
+        <w:divId w:val="612446028"/>
         <w:rPr>
           <w:rFonts w:ascii="Calibri" w:hAnsi="Calibri" w:cs="Calibri"/>
           <w:color w:val="1A1A1A"/>
@@ -8355,7 +8915,7 @@
       <w:pPr>
         <w:pStyle w:val="NormalWeb"/>
         <w:shd w:val="clear" w:color="auto" w:fill="F4F6F8"/>
-        <w:divId w:val="1357656717"/>
+        <w:divId w:val="612446028"/>
         <w:rPr>
           <w:rFonts w:ascii="Calibri" w:hAnsi="Calibri" w:cs="Calibri"/>
           <w:color w:val="1A1A1A"/>
@@ -8400,7 +8960,7 @@
     <w:p>
       <w:pPr>
         <w:pStyle w:val="Heading2"/>
-        <w:divId w:val="1266233443"/>
+        <w:divId w:val="1701517463"/>
         <w:rPr>
           <w:rFonts w:ascii="Calibri" w:eastAsia="Times New Roman" w:hAnsi="Calibri" w:cs="Calibri"/>
           <w:color w:val="1A1A1A"/>
@@ -8419,7 +8979,7 @@
     <w:p>
       <w:pPr>
         <w:pStyle w:val="sub"/>
-        <w:divId w:val="1266233443"/>
+        <w:divId w:val="1701517463"/>
         <w:rPr>
           <w:rFonts w:ascii="Calibri" w:hAnsi="Calibri" w:cs="Calibri"/>
           <w:lang w:val="en"/>
@@ -8446,7 +9006,7 @@
     <w:p>
       <w:pPr>
         <w:pStyle w:val="Heading3"/>
-        <w:divId w:val="1266233443"/>
+        <w:divId w:val="1701517463"/>
         <w:rPr>
           <w:rFonts w:ascii="Calibri" w:eastAsia="Times New Roman" w:hAnsi="Calibri" w:cs="Calibri"/>
           <w:lang w:val="en"/>
@@ -8478,7 +9038,7 @@
       </w:tblGrid>
       <w:tr>
         <w:trPr>
-          <w:divId w:val="1266233443"/>
+          <w:divId w:val="1701517463"/>
         </w:trPr>
         <w:tc>
           <w:tcPr>
@@ -8612,7 +9172,7 @@
       </w:tr>
       <w:tr>
         <w:trPr>
-          <w:divId w:val="1266233443"/>
+          <w:divId w:val="1701517463"/>
         </w:trPr>
         <w:tc>
           <w:tcPr>
@@ -8855,7 +9415,7 @@
     <w:p>
       <w:pPr>
         <w:pStyle w:val="Heading3"/>
-        <w:divId w:val="1266233443"/>
+        <w:divId w:val="1701517463"/>
         <w:rPr>
           <w:rFonts w:ascii="Calibri" w:eastAsia="Times New Roman" w:hAnsi="Calibri" w:cs="Calibri"/>
           <w:lang w:val="en"/>
@@ -8887,7 +9447,7 @@
       </w:tblGrid>
       <w:tr>
         <w:trPr>
-          <w:divId w:val="1266233443"/>
+          <w:divId w:val="1701517463"/>
         </w:trPr>
         <w:tc>
           <w:tcPr>
@@ -9021,7 +9581,7 @@
       </w:tr>
       <w:tr>
         <w:trPr>
-          <w:divId w:val="1266233443"/>
+          <w:divId w:val="1701517463"/>
         </w:trPr>
         <w:tc>
           <w:tcPr>
@@ -9176,7 +9736,7 @@
       </w:tr>
       <w:tr>
         <w:trPr>
-          <w:divId w:val="1266233443"/>
+          <w:divId w:val="1701517463"/>
         </w:trPr>
         <w:tc>
           <w:tcPr>
@@ -9296,7 +9856,7 @@
       </w:tr>
       <w:tr>
         <w:trPr>
-          <w:divId w:val="1266233443"/>
+          <w:divId w:val="1701517463"/>
         </w:trPr>
         <w:tc>
           <w:tcPr>
@@ -9426,7 +9986,7 @@
       </w:tr>
       <w:tr>
         <w:trPr>
-          <w:divId w:val="1266233443"/>
+          <w:divId w:val="1701517463"/>
         </w:trPr>
         <w:tc>
           <w:tcPr>
@@ -9546,7 +10106,7 @@
       </w:tr>
       <w:tr>
         <w:trPr>
-          <w:divId w:val="1266233443"/>
+          <w:divId w:val="1701517463"/>
         </w:trPr>
         <w:tc>
           <w:tcPr>
@@ -9688,7 +10248,7 @@
       </w:tr>
       <w:tr>
         <w:trPr>
-          <w:divId w:val="1266233443"/>
+          <w:divId w:val="1701517463"/>
         </w:trPr>
         <w:tc>
           <w:tcPr>
@@ -9810,7 +10370,7 @@
     <w:p>
       <w:pPr>
         <w:pStyle w:val="Heading3"/>
-        <w:divId w:val="1266233443"/>
+        <w:divId w:val="1701517463"/>
         <w:rPr>
           <w:rFonts w:ascii="Calibri" w:eastAsia="Times New Roman" w:hAnsi="Calibri" w:cs="Calibri"/>
           <w:lang w:val="en"/>
@@ -9842,7 +10402,7 @@
       </w:tblGrid>
       <w:tr>
         <w:trPr>
-          <w:divId w:val="1266233443"/>
+          <w:divId w:val="1701517463"/>
         </w:trPr>
         <w:tc>
           <w:tcPr>
@@ -9976,7 +10536,7 @@
       </w:tr>
       <w:tr>
         <w:trPr>
-          <w:divId w:val="1266233443"/>
+          <w:divId w:val="1701517463"/>
         </w:trPr>
         <w:tc>
           <w:tcPr>
@@ -10096,7 +10656,7 @@
       </w:tr>
       <w:tr>
         <w:trPr>
-          <w:divId w:val="1266233443"/>
+          <w:divId w:val="1701517463"/>
         </w:trPr>
         <w:tc>
           <w:tcPr>
@@ -10218,7 +10778,7 @@
       </w:tr>
       <w:tr>
         <w:trPr>
-          <w:divId w:val="1266233443"/>
+          <w:divId w:val="1701517463"/>
         </w:trPr>
         <w:tc>
           <w:tcPr>
@@ -10340,18 +10900,18 @@
     <w:p>
       <w:pPr>
         <w:pStyle w:val="Heading3"/>
-        <w:divId w:val="1266233443"/>
-        <w:rPr>
-          <w:rFonts w:ascii="Calibri" w:eastAsia="Times New Roman" w:hAnsi="Calibri" w:cs="Calibri"/>
-          <w:lang w:val="en"/>
-        </w:rPr>
-      </w:pPr>
-      <w:r>
-        <w:rPr>
-          <w:rFonts w:ascii="Calibri" w:eastAsia="Times New Roman" w:hAnsi="Calibri" w:cs="Calibri"/>
-          <w:lang w:val="en"/>
-        </w:rPr>
-        <w:t>A.4 Quality of the tool's own output</w:t>
+        <w:divId w:val="1701517463"/>
+        <w:rPr>
+          <w:rFonts w:ascii="Calibri" w:eastAsia="Times New Roman" w:hAnsi="Calibri" w:cs="Calibri"/>
+          <w:lang w:val="en"/>
+        </w:rPr>
+      </w:pPr>
+      <w:r>
+        <w:rPr>
+          <w:rFonts w:ascii="Calibri" w:eastAsia="Times New Roman" w:hAnsi="Calibri" w:cs="Calibri"/>
+          <w:lang w:val="en"/>
+        </w:rPr>
+        <w:t>A.4 Component Converter and its editor</w:t>
       </w:r>
     </w:p>
     <w:tbl>
@@ -10366,13 +10926,13 @@
         <w:tblLook w:val="04A0" w:firstRow="1" w:lastRow="0" w:firstColumn="1" w:lastColumn="0" w:noHBand="0" w:noVBand="1"/>
       </w:tblPr>
       <w:tblGrid>
-        <w:gridCol w:w="1397"/>
-        <w:gridCol w:w="6955"/>
-        <w:gridCol w:w="992"/>
+        <w:gridCol w:w="1759"/>
+        <w:gridCol w:w="6550"/>
+        <w:gridCol w:w="1035"/>
       </w:tblGrid>
       <w:tr>
         <w:trPr>
-          <w:divId w:val="1266233443"/>
+          <w:divId w:val="1701517463"/>
         </w:trPr>
         <w:tc>
           <w:tcPr>
@@ -10506,7 +11066,7 @@
       </w:tr>
       <w:tr>
         <w:trPr>
-          <w:divId w:val="1266233443"/>
+          <w:divId w:val="1701517463"/>
         </w:trPr>
         <w:tc>
           <w:tcPr>
@@ -10542,7 +11102,7 @@
                 <w:sz w:val="21"/>
                 <w:szCs w:val="21"/>
               </w:rPr>
-              <w:t>Two lint false positives</w:t>
+              <w:t>End-to-end conversion run in the UI</w:t>
             </w:r>
           </w:p>
         </w:tc>
@@ -10580,32 +11140,39 @@
                 <w:sz w:val="21"/>
                 <w:szCs w:val="21"/>
               </w:rPr>
-              <w:t xml:space="preserve">A version constant such as </w:t>
+              <w:t xml:space="preserve">The </w:t>
             </w:r>
             <w:r>
               <w:rPr>
                 <w:rStyle w:val="HTMLCode"/>
                 <w:color w:val="1A1A1A"/>
               </w:rPr>
-              <w:t>'1.0.6.6'</w:t>
-            </w:r>
-            <w:r>
-              <w:rPr>
-                <w:rFonts w:ascii="Calibri" w:eastAsia="Times New Roman" w:hAnsi="Calibri" w:cs="Calibri"/>
-                <w:color w:val="1A1A1A"/>
-                <w:sz w:val="21"/>
-                <w:szCs w:val="21"/>
-              </w:rPr>
-              <w:t xml:space="preserve"> </w:t>
-            </w:r>
-            <w:r>
-              <w:rPr>
-                <w:rFonts w:ascii="Calibri" w:eastAsia="Times New Roman" w:hAnsi="Calibri" w:cs="Calibri"/>
-                <w:color w:val="1A1A1A"/>
-                <w:sz w:val="21"/>
-                <w:szCs w:val="21"/>
-              </w:rPr>
-              <w:t>is reported as a hardcoded IP address; and a legitimately suppressed project-wide finding is then reported as an unnecessary suppression, so the two messages contradict each other. Small, but exactly the kind of noise that teaches people to skim the linter.</w:t>
+              <w:t>TabcToggleBtn</w:t>
+            </w:r>
+            <w:r>
+              <w:rPr>
+                <w:rFonts w:ascii="Calibri" w:eastAsia="Times New Roman" w:hAnsi="Calibri" w:cs="Calibri"/>
+                <w:color w:val="1A1A1A"/>
+                <w:sz w:val="21"/>
+                <w:szCs w:val="21"/>
+              </w:rPr>
+              <w:t xml:space="preserve"> to </w:t>
+            </w:r>
+            <w:r>
+              <w:rPr>
+                <w:rStyle w:val="HTMLCode"/>
+                <w:color w:val="1A1A1A"/>
+              </w:rPr>
+              <w:t>TcxButton</w:t>
+            </w:r>
+            <w:r>
+              <w:rPr>
+                <w:rFonts w:ascii="Calibri" w:eastAsia="Times New Roman" w:hAnsi="Calibri" w:cs="Calibri"/>
+                <w:color w:val="1A1A1A"/>
+                <w:sz w:val="21"/>
+                <w:szCs w:val="21"/>
+              </w:rPr>
+              <w:t xml:space="preserve"> rule book validates and the blocker that stopped it is fixed, but the conversion has not yet been driven through the editor from end to end on a real form. Nothing blocks it.</w:t>
             </w:r>
           </w:p>
         </w:tc>
@@ -10651,7 +11218,7 @@
       </w:tr>
       <w:tr>
         <w:trPr>
-          <w:divId w:val="1266233443"/>
+          <w:divId w:val="1701517463"/>
         </w:trPr>
         <w:tc>
           <w:tcPr>
@@ -10687,7 +11254,7 @@
                 <w:sz w:val="21"/>
                 <w:szCs w:val="21"/>
               </w:rPr>
-              <w:t>Retire the stale side branch</w:t>
+              <w:t>Trustworthy "already used" marks</w:t>
             </w:r>
           </w:p>
         </w:tc>
@@ -10725,7 +11292,23 @@
                 <w:sz w:val="21"/>
                 <w:szCs w:val="21"/>
               </w:rPr>
-              <w:t>Housekeeping: an old worktree and branch are still registered after the work moved. Awaiting a go-ahead rather than effort.</w:t>
+              <w:t xml:space="preserve">The editor's code-side scan matches any </w:t>
+            </w:r>
+            <w:r>
+              <w:rPr>
+                <w:rStyle w:val="HTMLCode"/>
+                <w:color w:val="1A1A1A"/>
+              </w:rPr>
+              <w:t>.Property</w:t>
+            </w:r>
+            <w:r>
+              <w:rPr>
+                <w:rFonts w:ascii="Calibri" w:eastAsia="Times New Roman" w:hAnsi="Calibri" w:cs="Calibri"/>
+                <w:color w:val="1A1A1A"/>
+                <w:sz w:val="21"/>
+                <w:szCs w:val="21"/>
+              </w:rPr>
+              <w:t xml:space="preserve"> text regardless of the receiver's type, and does not skip comments, so a property can be marked used on another component's call or a commented-out line. The author is then told a property is handled when it is not. Fix designed: match the source class's known instance names, which the form file already supplies.</w:t>
             </w:r>
           </w:p>
         </w:tc>
@@ -10764,7 +11347,279 @@
                 <w:sz w:val="21"/>
                 <w:szCs w:val="21"/>
               </w:rPr>
-              <w:t>owner decision</w:t>
+              <w:t>1-2 d</w:t>
+            </w:r>
+          </w:p>
+        </w:tc>
+      </w:tr>
+      <w:tr>
+        <w:trPr>
+          <w:divId w:val="1701517463"/>
+        </w:trPr>
+        <w:tc>
+          <w:tcPr>
+            <w:tcW w:w="0" w:type="auto"/>
+            <w:tcBorders>
+              <w:top w:val="single" w:sz="6" w:space="0" w:color="B8B8B8"/>
+              <w:left w:val="single" w:sz="6" w:space="0" w:color="B8B8B8"/>
+              <w:bottom w:val="single" w:sz="6" w:space="0" w:color="B8B8B8"/>
+              <w:right w:val="single" w:sz="6" w:space="0" w:color="B8B8B8"/>
+            </w:tcBorders>
+            <w:tcMar>
+              <w:top w:w="77" w:type="dxa"/>
+              <w:left w:w="144" w:type="dxa"/>
+              <w:bottom w:w="77" w:type="dxa"/>
+              <w:right w:w="144" w:type="dxa"/>
+            </w:tcMar>
+            <w:hideMark/>
+          </w:tcPr>
+          <w:p>
+            <w:pPr>
+              <w:spacing w:before="144" w:after="240"/>
+              <w:rPr>
+                <w:rFonts w:ascii="Calibri" w:eastAsia="Times New Roman" w:hAnsi="Calibri" w:cs="Calibri"/>
+                <w:color w:val="1A1A1A"/>
+                <w:sz w:val="21"/>
+                <w:szCs w:val="21"/>
+              </w:rPr>
+            </w:pPr>
+            <w:r>
+              <w:rPr>
+                <w:rFonts w:ascii="Calibri" w:eastAsia="Times New Roman" w:hAnsi="Calibri" w:cs="Calibri"/>
+                <w:color w:val="1A1A1A"/>
+                <w:sz w:val="21"/>
+                <w:szCs w:val="21"/>
+              </w:rPr>
+              <w:t>Exercise the curation UI</w:t>
+            </w:r>
+          </w:p>
+        </w:tc>
+        <w:tc>
+          <w:tcPr>
+            <w:tcW w:w="0" w:type="auto"/>
+            <w:tcBorders>
+              <w:top w:val="single" w:sz="6" w:space="0" w:color="B8B8B8"/>
+              <w:left w:val="single" w:sz="6" w:space="0" w:color="B8B8B8"/>
+              <w:bottom w:val="single" w:sz="6" w:space="0" w:color="B8B8B8"/>
+              <w:right w:val="single" w:sz="6" w:space="0" w:color="B8B8B8"/>
+            </w:tcBorders>
+            <w:tcMar>
+              <w:top w:w="77" w:type="dxa"/>
+              <w:left w:w="144" w:type="dxa"/>
+              <w:bottom w:w="77" w:type="dxa"/>
+              <w:right w:w="144" w:type="dxa"/>
+            </w:tcMar>
+            <w:hideMark/>
+          </w:tcPr>
+          <w:p>
+            <w:pPr>
+              <w:spacing w:before="144" w:after="240"/>
+              <w:rPr>
+                <w:rFonts w:ascii="Calibri" w:eastAsia="Times New Roman" w:hAnsi="Calibri" w:cs="Calibri"/>
+                <w:color w:val="1A1A1A"/>
+                <w:sz w:val="21"/>
+                <w:szCs w:val="21"/>
+              </w:rPr>
+            </w:pPr>
+            <w:r>
+              <w:rPr>
+                <w:rFonts w:ascii="Calibri" w:eastAsia="Times New Roman" w:hAnsi="Calibri" w:cs="Calibri"/>
+                <w:color w:val="1A1A1A"/>
+                <w:sz w:val="21"/>
+                <w:szCs w:val="21"/>
+              </w:rPr>
+              <w:t>The named-value-mapping curation surface has been built but never driven in anger, so it carries whatever defects an unclicked UI carries. Long-standing owed item.</w:t>
+            </w:r>
+          </w:p>
+        </w:tc>
+        <w:tc>
+          <w:tcPr>
+            <w:tcW w:w="960" w:type="dxa"/>
+            <w:tcBorders>
+              <w:top w:val="single" w:sz="6" w:space="0" w:color="B8B8B8"/>
+              <w:left w:val="single" w:sz="6" w:space="0" w:color="B8B8B8"/>
+              <w:bottom w:val="single" w:sz="6" w:space="0" w:color="B8B8B8"/>
+              <w:right w:val="single" w:sz="6" w:space="0" w:color="B8B8B8"/>
+            </w:tcBorders>
+            <w:tcMar>
+              <w:top w:w="77" w:type="dxa"/>
+              <w:left w:w="144" w:type="dxa"/>
+              <w:bottom w:w="77" w:type="dxa"/>
+              <w:right w:w="144" w:type="dxa"/>
+            </w:tcMar>
+            <w:hideMark/>
+          </w:tcPr>
+          <w:p>
+            <w:pPr>
+              <w:spacing w:before="144" w:after="240"/>
+              <w:jc w:val="right"/>
+              <w:rPr>
+                <w:rFonts w:ascii="Calibri" w:eastAsia="Times New Roman" w:hAnsi="Calibri" w:cs="Calibri"/>
+                <w:color w:val="1A1A1A"/>
+                <w:sz w:val="21"/>
+                <w:szCs w:val="21"/>
+              </w:rPr>
+            </w:pPr>
+            <w:r>
+              <w:rPr>
+                <w:rFonts w:ascii="Calibri" w:eastAsia="Times New Roman" w:hAnsi="Calibri" w:cs="Calibri"/>
+                <w:color w:val="1A1A1A"/>
+                <w:sz w:val="21"/>
+                <w:szCs w:val="21"/>
+              </w:rPr>
+              <w:t>hours</w:t>
+            </w:r>
+          </w:p>
+        </w:tc>
+      </w:tr>
+      <w:tr>
+        <w:trPr>
+          <w:divId w:val="1701517463"/>
+        </w:trPr>
+        <w:tc>
+          <w:tcPr>
+            <w:tcW w:w="0" w:type="auto"/>
+            <w:tcBorders>
+              <w:top w:val="single" w:sz="6" w:space="0" w:color="B8B8B8"/>
+              <w:left w:val="single" w:sz="6" w:space="0" w:color="B8B8B8"/>
+              <w:bottom w:val="single" w:sz="6" w:space="0" w:color="B8B8B8"/>
+              <w:right w:val="single" w:sz="6" w:space="0" w:color="B8B8B8"/>
+            </w:tcBorders>
+            <w:tcMar>
+              <w:top w:w="77" w:type="dxa"/>
+              <w:left w:w="144" w:type="dxa"/>
+              <w:bottom w:w="77" w:type="dxa"/>
+              <w:right w:w="144" w:type="dxa"/>
+            </w:tcMar>
+            <w:hideMark/>
+          </w:tcPr>
+          <w:p>
+            <w:pPr>
+              <w:spacing w:before="144" w:after="240"/>
+              <w:rPr>
+                <w:rFonts w:ascii="Calibri" w:eastAsia="Times New Roman" w:hAnsi="Calibri" w:cs="Calibri"/>
+                <w:color w:val="1A1A1A"/>
+                <w:sz w:val="21"/>
+                <w:szCs w:val="21"/>
+              </w:rPr>
+            </w:pPr>
+            <w:r>
+              <w:rPr>
+                <w:rFonts w:ascii="Calibri" w:eastAsia="Times New Roman" w:hAnsi="Calibri" w:cs="Calibri"/>
+                <w:color w:val="1A1A1A"/>
+                <w:sz w:val="21"/>
+                <w:szCs w:val="21"/>
+              </w:rPr>
+              <w:t>Unlinked properties are silently not carried</w:t>
+            </w:r>
+          </w:p>
+        </w:tc>
+        <w:tc>
+          <w:tcPr>
+            <w:tcW w:w="0" w:type="auto"/>
+            <w:tcBorders>
+              <w:top w:val="single" w:sz="6" w:space="0" w:color="B8B8B8"/>
+              <w:left w:val="single" w:sz="6" w:space="0" w:color="B8B8B8"/>
+              <w:bottom w:val="single" w:sz="6" w:space="0" w:color="B8B8B8"/>
+              <w:right w:val="single" w:sz="6" w:space="0" w:color="B8B8B8"/>
+            </w:tcBorders>
+            <w:tcMar>
+              <w:top w:w="77" w:type="dxa"/>
+              <w:left w:w="144" w:type="dxa"/>
+              <w:bottom w:w="77" w:type="dxa"/>
+              <w:right w:w="144" w:type="dxa"/>
+            </w:tcMar>
+            <w:hideMark/>
+          </w:tcPr>
+          <w:p>
+            <w:pPr>
+              <w:spacing w:before="144" w:after="240"/>
+              <w:rPr>
+                <w:rFonts w:ascii="Calibri" w:eastAsia="Times New Roman" w:hAnsi="Calibri" w:cs="Calibri"/>
+                <w:color w:val="1A1A1A"/>
+                <w:sz w:val="21"/>
+                <w:szCs w:val="21"/>
+              </w:rPr>
+            </w:pPr>
+            <w:r>
+              <w:rPr>
+                <w:rFonts w:ascii="Calibri" w:eastAsia="Times New Roman" w:hAnsi="Calibri" w:cs="Calibri"/>
+                <w:color w:val="1A1A1A"/>
+                <w:sz w:val="21"/>
+                <w:szCs w:val="21"/>
+              </w:rPr>
+              <w:t xml:space="preserve">A property with no </w:t>
+            </w:r>
+            <w:r>
+              <w:rPr>
+                <w:rStyle w:val="HTMLCode"/>
+                <w:color w:val="1A1A1A"/>
+              </w:rPr>
+              <w:t>#link</w:t>
+            </w:r>
+            <w:r>
+              <w:rPr>
+                <w:rFonts w:ascii="Calibri" w:eastAsia="Times New Roman" w:hAnsi="Calibri" w:cs="Calibri"/>
+                <w:color w:val="1A1A1A"/>
+                <w:sz w:val="21"/>
+                <w:szCs w:val="21"/>
+              </w:rPr>
+              <w:t xml:space="preserve"> is simply dropped, and the run still reports success. Found by measurement, not by the tool: a rule book missing geometry and event links would have landed twenty buttons stacked at (0,0) with no size and no click handler, reported as </w:t>
+            </w:r>
+            <w:r>
+              <w:rPr>
+                <w:rStyle w:val="HTMLCode"/>
+                <w:color w:val="1A1A1A"/>
+              </w:rPr>
+              <w:t>20 instance(s) converted</w:t>
+            </w:r>
+            <w:r>
+              <w:rPr>
+                <w:rFonts w:ascii="Calibri" w:eastAsia="Times New Roman" w:hAnsi="Calibri" w:cs="Calibri"/>
+                <w:color w:val="1A1A1A"/>
+                <w:sz w:val="21"/>
+                <w:szCs w:val="21"/>
+              </w:rPr>
+              <w:t>. The rule book has been completed; the general question -- whether the engine should warn about an unlinked source property rather than leave it to the author -- is open.</w:t>
+            </w:r>
+          </w:p>
+        </w:tc>
+        <w:tc>
+          <w:tcPr>
+            <w:tcW w:w="960" w:type="dxa"/>
+            <w:tcBorders>
+              <w:top w:val="single" w:sz="6" w:space="0" w:color="B8B8B8"/>
+              <w:left w:val="single" w:sz="6" w:space="0" w:color="B8B8B8"/>
+              <w:bottom w:val="single" w:sz="6" w:space="0" w:color="B8B8B8"/>
+              <w:right w:val="single" w:sz="6" w:space="0" w:color="B8B8B8"/>
+            </w:tcBorders>
+            <w:tcMar>
+              <w:top w:w="77" w:type="dxa"/>
+              <w:left w:w="144" w:type="dxa"/>
+              <w:bottom w:w="77" w:type="dxa"/>
+              <w:right w:w="144" w:type="dxa"/>
+            </w:tcMar>
+            <w:hideMark/>
+          </w:tcPr>
+          <w:p>
+            <w:pPr>
+              <w:spacing w:before="144" w:after="240"/>
+              <w:jc w:val="right"/>
+              <w:rPr>
+                <w:rFonts w:ascii="Calibri" w:eastAsia="Times New Roman" w:hAnsi="Calibri" w:cs="Calibri"/>
+                <w:color w:val="1A1A1A"/>
+                <w:sz w:val="21"/>
+                <w:szCs w:val="21"/>
+              </w:rPr>
+            </w:pPr>
+            <w:r>
+              <w:rPr>
+                <w:rFonts w:ascii="Calibri" w:eastAsia="Times New Roman" w:hAnsi="Calibri" w:cs="Calibri"/>
+                <w:color w:val="1A1A1A"/>
+                <w:sz w:val="21"/>
+                <w:szCs w:val="21"/>
+              </w:rPr>
+              <w:t>open question</w:t>
             </w:r>
           </w:p>
         </w:tc>
@@ -10772,9 +11627,442 @@
     </w:tbl>
     <w:p>
       <w:pPr>
+        <w:pStyle w:val="Heading3"/>
+        <w:divId w:val="1701517463"/>
+        <w:rPr>
+          <w:rFonts w:ascii="Calibri" w:eastAsia="Times New Roman" w:hAnsi="Calibri" w:cs="Calibri"/>
+          <w:lang w:val="en"/>
+        </w:rPr>
+      </w:pPr>
+      <w:r>
+        <w:rPr>
+          <w:rFonts w:ascii="Calibri" w:eastAsia="Times New Roman" w:hAnsi="Calibri" w:cs="Calibri"/>
+          <w:lang w:val="en"/>
+        </w:rPr>
+        <w:t>A.5 Quality of the tool's own output</w:t>
+      </w:r>
+    </w:p>
+    <w:tbl>
+      <w:tblPr>
+        <w:tblW w:w="5000" w:type="pct"/>
+        <w:tblCellMar>
+          <w:top w:w="15" w:type="dxa"/>
+          <w:left w:w="15" w:type="dxa"/>
+          <w:bottom w:w="15" w:type="dxa"/>
+          <w:right w:w="15" w:type="dxa"/>
+        </w:tblCellMar>
+        <w:tblLook w:val="04A0" w:firstRow="1" w:lastRow="0" w:firstColumn="1" w:lastColumn="0" w:noHBand="0" w:noVBand="1"/>
+      </w:tblPr>
+      <w:tblGrid>
+        <w:gridCol w:w="1397"/>
+        <w:gridCol w:w="6955"/>
+        <w:gridCol w:w="992"/>
+      </w:tblGrid>
+      <w:tr>
+        <w:trPr>
+          <w:divId w:val="1701517463"/>
+        </w:trPr>
+        <w:tc>
+          <w:tcPr>
+            <w:tcW w:w="0" w:type="auto"/>
+            <w:tcBorders>
+              <w:top w:val="single" w:sz="6" w:space="0" w:color="B8B8B8"/>
+              <w:left w:val="single" w:sz="6" w:space="0" w:color="B8B8B8"/>
+              <w:bottom w:val="single" w:sz="6" w:space="0" w:color="B8B8B8"/>
+              <w:right w:val="single" w:sz="6" w:space="0" w:color="B8B8B8"/>
+            </w:tcBorders>
+            <w:shd w:val="clear" w:color="auto" w:fill="ECEFF1"/>
+            <w:tcMar>
+              <w:top w:w="77" w:type="dxa"/>
+              <w:left w:w="144" w:type="dxa"/>
+              <w:bottom w:w="77" w:type="dxa"/>
+              <w:right w:w="144" w:type="dxa"/>
+            </w:tcMar>
+            <w:hideMark/>
+          </w:tcPr>
+          <w:p>
+            <w:pPr>
+              <w:spacing w:before="144" w:after="240"/>
+              <w:rPr>
+                <w:rFonts w:ascii="Calibri" w:eastAsia="Times New Roman" w:hAnsi="Calibri" w:cs="Calibri"/>
+                <w:b/>
+                <w:bCs/>
+                <w:color w:val="1A1A1A"/>
+                <w:sz w:val="21"/>
+                <w:szCs w:val="21"/>
+              </w:rPr>
+            </w:pPr>
+            <w:r>
+              <w:rPr>
+                <w:rFonts w:ascii="Calibri" w:eastAsia="Times New Roman" w:hAnsi="Calibri" w:cs="Calibri"/>
+                <w:b/>
+                <w:bCs/>
+                <w:color w:val="1A1A1A"/>
+                <w:sz w:val="21"/>
+                <w:szCs w:val="21"/>
+              </w:rPr>
+              <w:t>Item</w:t>
+            </w:r>
+          </w:p>
+        </w:tc>
+        <w:tc>
+          <w:tcPr>
+            <w:tcW w:w="0" w:type="auto"/>
+            <w:tcBorders>
+              <w:top w:val="single" w:sz="6" w:space="0" w:color="B8B8B8"/>
+              <w:left w:val="single" w:sz="6" w:space="0" w:color="B8B8B8"/>
+              <w:bottom w:val="single" w:sz="6" w:space="0" w:color="B8B8B8"/>
+              <w:right w:val="single" w:sz="6" w:space="0" w:color="B8B8B8"/>
+            </w:tcBorders>
+            <w:shd w:val="clear" w:color="auto" w:fill="ECEFF1"/>
+            <w:tcMar>
+              <w:top w:w="77" w:type="dxa"/>
+              <w:left w:w="144" w:type="dxa"/>
+              <w:bottom w:w="77" w:type="dxa"/>
+              <w:right w:w="144" w:type="dxa"/>
+            </w:tcMar>
+            <w:hideMark/>
+          </w:tcPr>
+          <w:p>
+            <w:pPr>
+              <w:spacing w:before="144" w:after="240"/>
+              <w:rPr>
+                <w:rFonts w:ascii="Calibri" w:eastAsia="Times New Roman" w:hAnsi="Calibri" w:cs="Calibri"/>
+                <w:b/>
+                <w:bCs/>
+                <w:color w:val="1A1A1A"/>
+                <w:sz w:val="21"/>
+                <w:szCs w:val="21"/>
+              </w:rPr>
+            </w:pPr>
+            <w:r>
+              <w:rPr>
+                <w:rFonts w:ascii="Calibri" w:eastAsia="Times New Roman" w:hAnsi="Calibri" w:cs="Calibri"/>
+                <w:b/>
+                <w:bCs/>
+                <w:color w:val="1A1A1A"/>
+                <w:sz w:val="21"/>
+                <w:szCs w:val="21"/>
+              </w:rPr>
+              <w:t>Why it matters</w:t>
+            </w:r>
+          </w:p>
+        </w:tc>
+        <w:tc>
+          <w:tcPr>
+            <w:tcW w:w="0" w:type="auto"/>
+            <w:tcBorders>
+              <w:top w:val="single" w:sz="6" w:space="0" w:color="B8B8B8"/>
+              <w:left w:val="single" w:sz="6" w:space="0" w:color="B8B8B8"/>
+              <w:bottom w:val="single" w:sz="6" w:space="0" w:color="B8B8B8"/>
+              <w:right w:val="single" w:sz="6" w:space="0" w:color="B8B8B8"/>
+            </w:tcBorders>
+            <w:shd w:val="clear" w:color="auto" w:fill="ECEFF1"/>
+            <w:tcMar>
+              <w:top w:w="77" w:type="dxa"/>
+              <w:left w:w="144" w:type="dxa"/>
+              <w:bottom w:w="77" w:type="dxa"/>
+              <w:right w:w="144" w:type="dxa"/>
+            </w:tcMar>
+            <w:hideMark/>
+          </w:tcPr>
+          <w:p>
+            <w:pPr>
+              <w:spacing w:before="144" w:after="240"/>
+              <w:rPr>
+                <w:rFonts w:ascii="Calibri" w:eastAsia="Times New Roman" w:hAnsi="Calibri" w:cs="Calibri"/>
+                <w:b/>
+                <w:bCs/>
+                <w:color w:val="1A1A1A"/>
+                <w:sz w:val="21"/>
+                <w:szCs w:val="21"/>
+              </w:rPr>
+            </w:pPr>
+            <w:r>
+              <w:rPr>
+                <w:rFonts w:ascii="Calibri" w:eastAsia="Times New Roman" w:hAnsi="Calibri" w:cs="Calibri"/>
+                <w:b/>
+                <w:bCs/>
+                <w:color w:val="1A1A1A"/>
+                <w:sz w:val="21"/>
+                <w:szCs w:val="21"/>
+              </w:rPr>
+              <w:t>Effort</w:t>
+            </w:r>
+          </w:p>
+        </w:tc>
+      </w:tr>
+      <w:tr>
+        <w:trPr>
+          <w:divId w:val="1701517463"/>
+        </w:trPr>
+        <w:tc>
+          <w:tcPr>
+            <w:tcW w:w="0" w:type="auto"/>
+            <w:tcBorders>
+              <w:top w:val="single" w:sz="6" w:space="0" w:color="B8B8B8"/>
+              <w:left w:val="single" w:sz="6" w:space="0" w:color="B8B8B8"/>
+              <w:bottom w:val="single" w:sz="6" w:space="0" w:color="B8B8B8"/>
+              <w:right w:val="single" w:sz="6" w:space="0" w:color="B8B8B8"/>
+            </w:tcBorders>
+            <w:tcMar>
+              <w:top w:w="77" w:type="dxa"/>
+              <w:left w:w="144" w:type="dxa"/>
+              <w:bottom w:w="77" w:type="dxa"/>
+              <w:right w:w="144" w:type="dxa"/>
+            </w:tcMar>
+            <w:hideMark/>
+          </w:tcPr>
+          <w:p>
+            <w:pPr>
+              <w:spacing w:before="144" w:after="240"/>
+              <w:rPr>
+                <w:rFonts w:ascii="Calibri" w:eastAsia="Times New Roman" w:hAnsi="Calibri" w:cs="Calibri"/>
+                <w:color w:val="1A1A1A"/>
+                <w:sz w:val="21"/>
+                <w:szCs w:val="21"/>
+              </w:rPr>
+            </w:pPr>
+            <w:r>
+              <w:rPr>
+                <w:rFonts w:ascii="Calibri" w:eastAsia="Times New Roman" w:hAnsi="Calibri" w:cs="Calibri"/>
+                <w:color w:val="1A1A1A"/>
+                <w:sz w:val="21"/>
+                <w:szCs w:val="21"/>
+              </w:rPr>
+              <w:t>Two lint false positives</w:t>
+            </w:r>
+          </w:p>
+        </w:tc>
+        <w:tc>
+          <w:tcPr>
+            <w:tcW w:w="0" w:type="auto"/>
+            <w:tcBorders>
+              <w:top w:val="single" w:sz="6" w:space="0" w:color="B8B8B8"/>
+              <w:left w:val="single" w:sz="6" w:space="0" w:color="B8B8B8"/>
+              <w:bottom w:val="single" w:sz="6" w:space="0" w:color="B8B8B8"/>
+              <w:right w:val="single" w:sz="6" w:space="0" w:color="B8B8B8"/>
+            </w:tcBorders>
+            <w:tcMar>
+              <w:top w:w="77" w:type="dxa"/>
+              <w:left w:w="144" w:type="dxa"/>
+              <w:bottom w:w="77" w:type="dxa"/>
+              <w:right w:w="144" w:type="dxa"/>
+            </w:tcMar>
+            <w:hideMark/>
+          </w:tcPr>
+          <w:p>
+            <w:pPr>
+              <w:spacing w:before="144" w:after="240"/>
+              <w:rPr>
+                <w:rFonts w:ascii="Calibri" w:eastAsia="Times New Roman" w:hAnsi="Calibri" w:cs="Calibri"/>
+                <w:color w:val="1A1A1A"/>
+                <w:sz w:val="21"/>
+                <w:szCs w:val="21"/>
+              </w:rPr>
+            </w:pPr>
+            <w:r>
+              <w:rPr>
+                <w:rFonts w:ascii="Calibri" w:eastAsia="Times New Roman" w:hAnsi="Calibri" w:cs="Calibri"/>
+                <w:color w:val="1A1A1A"/>
+                <w:sz w:val="21"/>
+                <w:szCs w:val="21"/>
+              </w:rPr>
+              <w:t xml:space="preserve">A version constant such as </w:t>
+            </w:r>
+            <w:r>
+              <w:rPr>
+                <w:rStyle w:val="HTMLCode"/>
+                <w:color w:val="1A1A1A"/>
+              </w:rPr>
+              <w:t>'1.0.6.6'</w:t>
+            </w:r>
+            <w:r>
+              <w:rPr>
+                <w:rFonts w:ascii="Calibri" w:eastAsia="Times New Roman" w:hAnsi="Calibri" w:cs="Calibri"/>
+                <w:color w:val="1A1A1A"/>
+                <w:sz w:val="21"/>
+                <w:szCs w:val="21"/>
+              </w:rPr>
+              <w:t xml:space="preserve"> </w:t>
+            </w:r>
+            <w:r>
+              <w:rPr>
+                <w:rFonts w:ascii="Calibri" w:eastAsia="Times New Roman" w:hAnsi="Calibri" w:cs="Calibri"/>
+                <w:color w:val="1A1A1A"/>
+                <w:sz w:val="21"/>
+                <w:szCs w:val="21"/>
+              </w:rPr>
+              <w:t>is reported as a hardcoded IP address; and a legitimately suppressed project-wide finding is then reported as an unnecessary suppression, so the two messages contradict each other. Small, but exactly the kind of noise that teaches people to skim the linter.</w:t>
+            </w:r>
+          </w:p>
+        </w:tc>
+        <w:tc>
+          <w:tcPr>
+            <w:tcW w:w="960" w:type="dxa"/>
+            <w:tcBorders>
+              <w:top w:val="single" w:sz="6" w:space="0" w:color="B8B8B8"/>
+              <w:left w:val="single" w:sz="6" w:space="0" w:color="B8B8B8"/>
+              <w:bottom w:val="single" w:sz="6" w:space="0" w:color="B8B8B8"/>
+              <w:right w:val="single" w:sz="6" w:space="0" w:color="B8B8B8"/>
+            </w:tcBorders>
+            <w:tcMar>
+              <w:top w:w="77" w:type="dxa"/>
+              <w:left w:w="144" w:type="dxa"/>
+              <w:bottom w:w="77" w:type="dxa"/>
+              <w:right w:w="144" w:type="dxa"/>
+            </w:tcMar>
+            <w:hideMark/>
+          </w:tcPr>
+          <w:p>
+            <w:pPr>
+              <w:spacing w:before="144" w:after="240"/>
+              <w:jc w:val="right"/>
+              <w:rPr>
+                <w:rFonts w:ascii="Calibri" w:eastAsia="Times New Roman" w:hAnsi="Calibri" w:cs="Calibri"/>
+                <w:color w:val="1A1A1A"/>
+                <w:sz w:val="21"/>
+                <w:szCs w:val="21"/>
+              </w:rPr>
+            </w:pPr>
+            <w:r>
+              <w:rPr>
+                <w:rFonts w:ascii="Calibri" w:eastAsia="Times New Roman" w:hAnsi="Calibri" w:cs="Calibri"/>
+                <w:color w:val="1A1A1A"/>
+                <w:sz w:val="21"/>
+                <w:szCs w:val="21"/>
+              </w:rPr>
+              <w:t>hours</w:t>
+            </w:r>
+          </w:p>
+        </w:tc>
+      </w:tr>
+      <w:tr>
+        <w:trPr>
+          <w:divId w:val="1701517463"/>
+        </w:trPr>
+        <w:tc>
+          <w:tcPr>
+            <w:tcW w:w="0" w:type="auto"/>
+            <w:tcBorders>
+              <w:top w:val="single" w:sz="6" w:space="0" w:color="B8B8B8"/>
+              <w:left w:val="single" w:sz="6" w:space="0" w:color="B8B8B8"/>
+              <w:bottom w:val="single" w:sz="6" w:space="0" w:color="B8B8B8"/>
+              <w:right w:val="single" w:sz="6" w:space="0" w:color="B8B8B8"/>
+            </w:tcBorders>
+            <w:tcMar>
+              <w:top w:w="77" w:type="dxa"/>
+              <w:left w:w="144" w:type="dxa"/>
+              <w:bottom w:w="77" w:type="dxa"/>
+              <w:right w:w="144" w:type="dxa"/>
+            </w:tcMar>
+            <w:hideMark/>
+          </w:tcPr>
+          <w:p>
+            <w:pPr>
+              <w:spacing w:before="144" w:after="240"/>
+              <w:rPr>
+                <w:rFonts w:ascii="Calibri" w:eastAsia="Times New Roman" w:hAnsi="Calibri" w:cs="Calibri"/>
+                <w:color w:val="1A1A1A"/>
+                <w:sz w:val="21"/>
+                <w:szCs w:val="21"/>
+              </w:rPr>
+            </w:pPr>
+            <w:r>
+              <w:rPr>
+                <w:rFonts w:ascii="Calibri" w:eastAsia="Times New Roman" w:hAnsi="Calibri" w:cs="Calibri"/>
+                <w:color w:val="1A1A1A"/>
+                <w:sz w:val="21"/>
+                <w:szCs w:val="21"/>
+              </w:rPr>
+              <w:t>Retire the stale side branch</w:t>
+            </w:r>
+          </w:p>
+        </w:tc>
+        <w:tc>
+          <w:tcPr>
+            <w:tcW w:w="0" w:type="auto"/>
+            <w:tcBorders>
+              <w:top w:val="single" w:sz="6" w:space="0" w:color="B8B8B8"/>
+              <w:left w:val="single" w:sz="6" w:space="0" w:color="B8B8B8"/>
+              <w:bottom w:val="single" w:sz="6" w:space="0" w:color="B8B8B8"/>
+              <w:right w:val="single" w:sz="6" w:space="0" w:color="B8B8B8"/>
+            </w:tcBorders>
+            <w:tcMar>
+              <w:top w:w="77" w:type="dxa"/>
+              <w:left w:w="144" w:type="dxa"/>
+              <w:bottom w:w="77" w:type="dxa"/>
+              <w:right w:w="144" w:type="dxa"/>
+            </w:tcMar>
+            <w:hideMark/>
+          </w:tcPr>
+          <w:p>
+            <w:pPr>
+              <w:spacing w:before="144" w:after="240"/>
+              <w:rPr>
+                <w:rFonts w:ascii="Calibri" w:eastAsia="Times New Roman" w:hAnsi="Calibri" w:cs="Calibri"/>
+                <w:color w:val="1A1A1A"/>
+                <w:sz w:val="21"/>
+                <w:szCs w:val="21"/>
+              </w:rPr>
+            </w:pPr>
+            <w:r>
+              <w:rPr>
+                <w:rFonts w:ascii="Calibri" w:eastAsia="Times New Roman" w:hAnsi="Calibri" w:cs="Calibri"/>
+                <w:color w:val="1A1A1A"/>
+                <w:sz w:val="21"/>
+                <w:szCs w:val="21"/>
+              </w:rPr>
+              <w:t>Housekeeping: an old worktree and branch are still registered after the work moved. Awaiting a go-ahead rather than effort.</w:t>
+            </w:r>
+          </w:p>
+        </w:tc>
+        <w:tc>
+          <w:tcPr>
+            <w:tcW w:w="960" w:type="dxa"/>
+            <w:tcBorders>
+              <w:top w:val="single" w:sz="6" w:space="0" w:color="B8B8B8"/>
+              <w:left w:val="single" w:sz="6" w:space="0" w:color="B8B8B8"/>
+              <w:bottom w:val="single" w:sz="6" w:space="0" w:color="B8B8B8"/>
+              <w:right w:val="single" w:sz="6" w:space="0" w:color="B8B8B8"/>
+            </w:tcBorders>
+            <w:tcMar>
+              <w:top w:w="77" w:type="dxa"/>
+              <w:left w:w="144" w:type="dxa"/>
+              <w:bottom w:w="77" w:type="dxa"/>
+              <w:right w:w="144" w:type="dxa"/>
+            </w:tcMar>
+            <w:hideMark/>
+          </w:tcPr>
+          <w:p>
+            <w:pPr>
+              <w:spacing w:before="144" w:after="240"/>
+              <w:jc w:val="right"/>
+              <w:rPr>
+                <w:rFonts w:ascii="Calibri" w:eastAsia="Times New Roman" w:hAnsi="Calibri" w:cs="Calibri"/>
+                <w:color w:val="1A1A1A"/>
+                <w:sz w:val="21"/>
+                <w:szCs w:val="21"/>
+              </w:rPr>
+            </w:pPr>
+            <w:r>
+              <w:rPr>
+                <w:rFonts w:ascii="Calibri" w:eastAsia="Times New Roman" w:hAnsi="Calibri" w:cs="Calibri"/>
+                <w:color w:val="1A1A1A"/>
+                <w:sz w:val="21"/>
+                <w:szCs w:val="21"/>
+              </w:rPr>
+              <w:t>owner decision</w:t>
+            </w:r>
+          </w:p>
+        </w:tc>
+      </w:tr>
+    </w:tbl>
+    <w:p>
+      <w:pPr>
         <w:pStyle w:val="NormalWeb"/>
         <w:shd w:val="clear" w:color="auto" w:fill="FBF7EC"/>
-        <w:divId w:val="1483887770"/>
+        <w:divId w:val="990597956"/>
         <w:rPr>
           <w:rFonts w:ascii="Calibri" w:hAnsi="Calibri" w:cs="Calibri"/>
           <w:color w:val="1A1A1A"/>
@@ -10820,7 +12108,7 @@
       <w:pPr>
         <w:pStyle w:val="foot"/>
         <w:spacing w:after="100" w:afterAutospacing="1"/>
-        <w:divId w:val="1266233443"/>
+        <w:divId w:val="1701517463"/>
         <w:rPr>
           <w:rFonts w:ascii="Calibri" w:hAnsi="Calibri" w:cs="Calibri"/>
           <w:lang w:val="en"/>
@@ -10928,9 +12216,9 @@
 <file path=word/numbering.xml><?xml version="1.0" encoding="utf-8"?>
 <w:numbering xmlns:wpc="http://schemas.microsoft.com/office/word/2010/wordprocessingCanvas" xmlns:cx="http://schemas.microsoft.com/office/drawing/2014/chartex" xmlns:cx1="http://schemas.microsoft.com/office/drawing/2015/9/8/chartex" xmlns:cx2="http://schemas.microsoft.com/office/drawing/2015/10/21/chartex" xmlns:cx3="http://schemas.microsoft.com/office/drawing/2016/5/9/chartex" xmlns:cx4="http://schemas.microsoft.com/office/drawing/2016/5/10/chartex" xmlns:cx5="http://schemas.microsoft.com/office/drawing/2016/5/11/chartex" xmlns:cx6="http://schemas.microsoft.com/office/drawing/2016/5/12/chartex" xmlns:cx7="http://schemas.microsoft.com/office/drawing/2016/5/13/chartex" xmlns:cx8="http://schemas.microsoft.com/office/drawing/2016/5/14/chartex" xmlns:mc="http://schemas.openxmlformats.org/markup-compatibility/2006" xmlns:aink="http://schemas.microsoft.com/office/drawing/2016/ink" xmlns:am3d="http://schemas.microsoft.com/office/drawing/2017/model3d" xmlns:o="urn:schemas-microsoft-com:office:office" xmlns:oel="http://schemas.microsoft.com/office/2019/extlst" xmlns:r="http://schemas.openxmlformats.org/officeDocument/2006/relationships" xmlns:m="http://schemas.openxmlformats.org/officeDocument/2006/math" xmlns:v="urn:schemas-microsoft-com:vml" xmlns:wp14="http://schemas.microsoft.com/office/word/2010/wordprocessingDrawing" xmlns:wp="http://schemas.openxmlformats.org/drawingml/2006/wordprocessingDrawing" xmlns:w10="urn:schemas-microsoft-com:office:word" xmlns:w="http://schemas.openxmlformats.org/wordprocessingml/2006/main" xmlns:w14="http://schemas.microsoft.com/office/word/2010/wordml" xmlns:w15="http://schemas.microsoft.com/office/word/2012/wordml" xmlns:w16cex="http://schemas.microsoft.com/office/word/2018/wordml/cex" xmlns:w16cid="http://schemas.microsoft.com/office/word/2016/wordml/cid" xmlns:w16="http://schemas.microsoft.com/office/word/2018/wordml" xmlns:w16du="http://schemas.microsoft.com/office/word/2023/wordml/word16du" xmlns:w16sdtdh="http://schemas.microsoft.com/office/word/2020/wordml/sdtdatahash" xmlns:w16sdtfl="http://schemas.microsoft.com/office/word/2024/wordml/sdtformatlock" xmlns:w16se="http://schemas.microsoft.com/office/word/2015/wordml/symex" xmlns:wpg="http://schemas.microsoft.com/office/word/2010/wordprocessingGroup" xmlns:wpi="http://schemas.microsoft.com/office/word/2010/wordprocessingInk" xmlns:wne="http://schemas.microsoft.com/office/word/2006/wordml" xmlns:wps="http://schemas.microsoft.com/office/word/2010/wordprocessingShape" mc:Ignorable="w14 w15 w16se w16cid w16 w16cex w16sdtdh w16sdtfl w16du wp14">
   <w:abstractNum w:abstractNumId="0" w15:restartNumberingAfterBreak="0">
-    <w:nsid w:val="134A43E1"/>
+    <w:nsid w:val="04C63F17"/>
     <w:multiLevelType w:val="multilevel"/>
-    <w:tmpl w:val="8980711E"/>
+    <w:tmpl w:val="39E67E68"/>
     <w:lvl w:ilvl="0">
       <w:start w:val="1"/>
       <w:numFmt w:val="bullet"/>
@@ -11077,9 +12365,9 @@
     </w:lvl>
   </w:abstractNum>
   <w:abstractNum w:abstractNumId="1" w15:restartNumberingAfterBreak="0">
-    <w:nsid w:val="20853E21"/>
+    <w:nsid w:val="0D6A58BD"/>
     <w:multiLevelType w:val="multilevel"/>
-    <w:tmpl w:val="50FC3840"/>
+    <w:tmpl w:val="09FA04D8"/>
     <w:lvl w:ilvl="0">
       <w:start w:val="1"/>
       <w:numFmt w:val="bullet"/>
@@ -11226,9 +12514,9 @@
     </w:lvl>
   </w:abstractNum>
   <w:abstractNum w:abstractNumId="2" w15:restartNumberingAfterBreak="0">
-    <w:nsid w:val="29DC2ACA"/>
+    <w:nsid w:val="15AD5364"/>
     <w:multiLevelType w:val="multilevel"/>
-    <w:tmpl w:val="5ED0E244"/>
+    <w:tmpl w:val="EB08583C"/>
     <w:lvl w:ilvl="0">
       <w:start w:val="1"/>
       <w:numFmt w:val="bullet"/>
@@ -11375,9 +12663,9 @@
     </w:lvl>
   </w:abstractNum>
   <w:abstractNum w:abstractNumId="3" w15:restartNumberingAfterBreak="0">
-    <w:nsid w:val="38037765"/>
+    <w:nsid w:val="17890E4A"/>
     <w:multiLevelType w:val="multilevel"/>
-    <w:tmpl w:val="47760C98"/>
+    <w:tmpl w:val="E48EBDF6"/>
     <w:lvl w:ilvl="0">
       <w:start w:val="1"/>
       <w:numFmt w:val="bullet"/>
@@ -11524,9 +12812,9 @@
     </w:lvl>
   </w:abstractNum>
   <w:abstractNum w:abstractNumId="4" w15:restartNumberingAfterBreak="0">
-    <w:nsid w:val="39815858"/>
+    <w:nsid w:val="18EE07C7"/>
     <w:multiLevelType w:val="multilevel"/>
-    <w:tmpl w:val="B19E78F6"/>
+    <w:tmpl w:val="4148BAB8"/>
     <w:lvl w:ilvl="0">
       <w:start w:val="1"/>
       <w:numFmt w:val="bullet"/>
@@ -11673,9 +12961,9 @@
     </w:lvl>
   </w:abstractNum>
   <w:abstractNum w:abstractNumId="5" w15:restartNumberingAfterBreak="0">
-    <w:nsid w:val="50E06C9D"/>
+    <w:nsid w:val="20E23972"/>
     <w:multiLevelType w:val="multilevel"/>
-    <w:tmpl w:val="3BB85D90"/>
+    <w:tmpl w:val="0CFC81A6"/>
     <w:lvl w:ilvl="0">
       <w:start w:val="1"/>
       <w:numFmt w:val="bullet"/>
@@ -11822,9 +13110,9 @@
     </w:lvl>
   </w:abstractNum>
   <w:abstractNum w:abstractNumId="6" w15:restartNumberingAfterBreak="0">
-    <w:nsid w:val="53245050"/>
+    <w:nsid w:val="241A2945"/>
     <w:multiLevelType w:val="multilevel"/>
-    <w:tmpl w:val="BE4E5376"/>
+    <w:tmpl w:val="E07C828C"/>
     <w:lvl w:ilvl="0">
       <w:start w:val="1"/>
       <w:numFmt w:val="bullet"/>
@@ -11971,9 +13259,9 @@
     </w:lvl>
   </w:abstractNum>
   <w:abstractNum w:abstractNumId="7" w15:restartNumberingAfterBreak="0">
-    <w:nsid w:val="56CC26ED"/>
+    <w:nsid w:val="3961097D"/>
     <w:multiLevelType w:val="multilevel"/>
-    <w:tmpl w:val="28965ED2"/>
+    <w:tmpl w:val="41DABC7C"/>
     <w:lvl w:ilvl="0">
       <w:start w:val="1"/>
       <w:numFmt w:val="bullet"/>
@@ -12120,9 +13408,9 @@
     </w:lvl>
   </w:abstractNum>
   <w:abstractNum w:abstractNumId="8" w15:restartNumberingAfterBreak="0">
-    <w:nsid w:val="594333F8"/>
+    <w:nsid w:val="3C385DD0"/>
     <w:multiLevelType w:val="multilevel"/>
-    <w:tmpl w:val="FE1C235E"/>
+    <w:tmpl w:val="903A6DCA"/>
     <w:lvl w:ilvl="0">
       <w:start w:val="1"/>
       <w:numFmt w:val="bullet"/>
@@ -12269,9 +13557,9 @@
     </w:lvl>
   </w:abstractNum>
   <w:abstractNum w:abstractNumId="9" w15:restartNumberingAfterBreak="0">
-    <w:nsid w:val="5B982B79"/>
+    <w:nsid w:val="415A6C7C"/>
     <w:multiLevelType w:val="multilevel"/>
-    <w:tmpl w:val="F6F6ED7A"/>
+    <w:tmpl w:val="44922706"/>
     <w:lvl w:ilvl="0">
       <w:start w:val="1"/>
       <w:numFmt w:val="bullet"/>
@@ -12418,9 +13706,9 @@
     </w:lvl>
   </w:abstractNum>
   <w:abstractNum w:abstractNumId="10" w15:restartNumberingAfterBreak="0">
-    <w:nsid w:val="5BE53A02"/>
+    <w:nsid w:val="46171F8C"/>
     <w:multiLevelType w:val="multilevel"/>
-    <w:tmpl w:val="19BC9AC6"/>
+    <w:tmpl w:val="DEC01A2C"/>
     <w:lvl w:ilvl="0">
       <w:start w:val="1"/>
       <w:numFmt w:val="bullet"/>
@@ -12567,9 +13855,9 @@
     </w:lvl>
   </w:abstractNum>
   <w:abstractNum w:abstractNumId="11" w15:restartNumberingAfterBreak="0">
-    <w:nsid w:val="5D0601F6"/>
+    <w:nsid w:val="5D80484A"/>
     <w:multiLevelType w:val="multilevel"/>
-    <w:tmpl w:val="EED04F38"/>
+    <w:tmpl w:val="25BC05F0"/>
     <w:lvl w:ilvl="0">
       <w:start w:val="1"/>
       <w:numFmt w:val="bullet"/>
@@ -12716,9 +14004,9 @@
     </w:lvl>
   </w:abstractNum>
   <w:abstractNum w:abstractNumId="12" w15:restartNumberingAfterBreak="0">
-    <w:nsid w:val="718B42A0"/>
+    <w:nsid w:val="625F2E9E"/>
     <w:multiLevelType w:val="multilevel"/>
-    <w:tmpl w:val="6E80C08A"/>
+    <w:tmpl w:val="5782AD94"/>
     <w:lvl w:ilvl="0">
       <w:start w:val="1"/>
       <w:numFmt w:val="bullet"/>
@@ -12865,9 +14153,9 @@
     </w:lvl>
   </w:abstractNum>
   <w:abstractNum w:abstractNumId="13" w15:restartNumberingAfterBreak="0">
-    <w:nsid w:val="766B4995"/>
+    <w:nsid w:val="71BF71B8"/>
     <w:multiLevelType w:val="multilevel"/>
-    <w:tmpl w:val="2EBE8D0C"/>
+    <w:tmpl w:val="E15C1DF2"/>
     <w:lvl w:ilvl="0">
       <w:start w:val="1"/>
       <w:numFmt w:val="bullet"/>
@@ -13014,9 +14302,9 @@
     </w:lvl>
   </w:abstractNum>
   <w:abstractNum w:abstractNumId="14" w15:restartNumberingAfterBreak="0">
-    <w:nsid w:val="77247F72"/>
+    <w:nsid w:val="71C44C3F"/>
     <w:multiLevelType w:val="multilevel"/>
-    <w:tmpl w:val="FC366A8A"/>
+    <w:tmpl w:val="98A8F6EC"/>
     <w:lvl w:ilvl="0">
       <w:start w:val="1"/>
       <w:numFmt w:val="bullet"/>
@@ -13162,50 +14450,354 @@
       </w:rPr>
     </w:lvl>
   </w:abstractNum>
-  <w:num w:numId="1" w16cid:durableId="142083898">
+  <w:abstractNum w:abstractNumId="15" w15:restartNumberingAfterBreak="0">
+    <w:nsid w:val="79A46258"/>
+    <w:multiLevelType w:val="multilevel"/>
+    <w:tmpl w:val="50205442"/>
+    <w:lvl w:ilvl="0">
+      <w:start w:val="1"/>
+      <w:numFmt w:val="bullet"/>
+      <w:lvlText w:val=""/>
+      <w:lvlJc w:val="left"/>
+      <w:pPr>
+        <w:tabs>
+          <w:tab w:val="num" w:pos="720"/>
+        </w:tabs>
+        <w:ind w:left="720" w:hanging="360"/>
+      </w:pPr>
+      <w:rPr>
+        <w:rFonts w:ascii="Symbol" w:hAnsi="Symbol" w:hint="default"/>
+        <w:sz w:val="20"/>
+      </w:rPr>
+    </w:lvl>
+    <w:lvl w:ilvl="1" w:tentative="1">
+      <w:start w:val="1"/>
+      <w:numFmt w:val="bullet"/>
+      <w:lvlText w:val="o"/>
+      <w:lvlJc w:val="left"/>
+      <w:pPr>
+        <w:tabs>
+          <w:tab w:val="num" w:pos="1440"/>
+        </w:tabs>
+        <w:ind w:left="1440" w:hanging="360"/>
+      </w:pPr>
+      <w:rPr>
+        <w:rFonts w:ascii="Courier New" w:hAnsi="Courier New" w:hint="default"/>
+        <w:sz w:val="20"/>
+      </w:rPr>
+    </w:lvl>
+    <w:lvl w:ilvl="2" w:tentative="1">
+      <w:start w:val="1"/>
+      <w:numFmt w:val="bullet"/>
+      <w:lvlText w:val=""/>
+      <w:lvlJc w:val="left"/>
+      <w:pPr>
+        <w:tabs>
+          <w:tab w:val="num" w:pos="2160"/>
+        </w:tabs>
+        <w:ind w:left="2160" w:hanging="360"/>
+      </w:pPr>
+      <w:rPr>
+        <w:rFonts w:ascii="Wingdings" w:hAnsi="Wingdings" w:hint="default"/>
+        <w:sz w:val="20"/>
+      </w:rPr>
+    </w:lvl>
+    <w:lvl w:ilvl="3" w:tentative="1">
+      <w:start w:val="1"/>
+      <w:numFmt w:val="bullet"/>
+      <w:lvlText w:val=""/>
+      <w:lvlJc w:val="left"/>
+      <w:pPr>
+        <w:tabs>
+          <w:tab w:val="num" w:pos="2880"/>
+        </w:tabs>
+        <w:ind w:left="2880" w:hanging="360"/>
+      </w:pPr>
+      <w:rPr>
+        <w:rFonts w:ascii="Wingdings" w:hAnsi="Wingdings" w:hint="default"/>
+        <w:sz w:val="20"/>
+      </w:rPr>
+    </w:lvl>
+    <w:lvl w:ilvl="4" w:tentative="1">
+      <w:start w:val="1"/>
+      <w:numFmt w:val="bullet"/>
+      <w:lvlText w:val=""/>
+      <w:lvlJc w:val="left"/>
+      <w:pPr>
+        <w:tabs>
+          <w:tab w:val="num" w:pos="3600"/>
+        </w:tabs>
+        <w:ind w:left="3600" w:hanging="360"/>
+      </w:pPr>
+      <w:rPr>
+        <w:rFonts w:ascii="Wingdings" w:hAnsi="Wingdings" w:hint="default"/>
+        <w:sz w:val="20"/>
+      </w:rPr>
+    </w:lvl>
+    <w:lvl w:ilvl="5" w:tentative="1">
+      <w:start w:val="1"/>
+      <w:numFmt w:val="bullet"/>
+      <w:lvlText w:val=""/>
+      <w:lvlJc w:val="left"/>
+      <w:pPr>
+        <w:tabs>
+          <w:tab w:val="num" w:pos="4320"/>
+        </w:tabs>
+        <w:ind w:left="4320" w:hanging="360"/>
+      </w:pPr>
+      <w:rPr>
+        <w:rFonts w:ascii="Wingdings" w:hAnsi="Wingdings" w:hint="default"/>
+        <w:sz w:val="20"/>
+      </w:rPr>
+    </w:lvl>
+    <w:lvl w:ilvl="6" w:tentative="1">
+      <w:start w:val="1"/>
+      <w:numFmt w:val="bullet"/>
+      <w:lvlText w:val=""/>
+      <w:lvlJc w:val="left"/>
+      <w:pPr>
+        <w:tabs>
+          <w:tab w:val="num" w:pos="5040"/>
+        </w:tabs>
+        <w:ind w:left="5040" w:hanging="360"/>
+      </w:pPr>
+      <w:rPr>
+        <w:rFonts w:ascii="Wingdings" w:hAnsi="Wingdings" w:hint="default"/>
+        <w:sz w:val="20"/>
+      </w:rPr>
+    </w:lvl>
+    <w:lvl w:ilvl="7" w:tentative="1">
+      <w:start w:val="1"/>
+      <w:numFmt w:val="bullet"/>
+      <w:lvlText w:val=""/>
+      <w:lvlJc w:val="left"/>
+      <w:pPr>
+        <w:tabs>
+          <w:tab w:val="num" w:pos="5760"/>
+        </w:tabs>
+        <w:ind w:left="5760" w:hanging="360"/>
+      </w:pPr>
+      <w:rPr>
+        <w:rFonts w:ascii="Wingdings" w:hAnsi="Wingdings" w:hint="default"/>
+        <w:sz w:val="20"/>
+      </w:rPr>
+    </w:lvl>
+    <w:lvl w:ilvl="8" w:tentative="1">
+      <w:start w:val="1"/>
+      <w:numFmt w:val="bullet"/>
+      <w:lvlText w:val=""/>
+      <w:lvlJc w:val="left"/>
+      <w:pPr>
+        <w:tabs>
+          <w:tab w:val="num" w:pos="6480"/>
+        </w:tabs>
+        <w:ind w:left="6480" w:hanging="360"/>
+      </w:pPr>
+      <w:rPr>
+        <w:rFonts w:ascii="Wingdings" w:hAnsi="Wingdings" w:hint="default"/>
+        <w:sz w:val="20"/>
+      </w:rPr>
+    </w:lvl>
+  </w:abstractNum>
+  <w:abstractNum w:abstractNumId="16" w15:restartNumberingAfterBreak="0">
+    <w:nsid w:val="7F274493"/>
+    <w:multiLevelType w:val="multilevel"/>
+    <w:tmpl w:val="E2600B22"/>
+    <w:lvl w:ilvl="0">
+      <w:start w:val="1"/>
+      <w:numFmt w:val="bullet"/>
+      <w:lvlText w:val=""/>
+      <w:lvlJc w:val="left"/>
+      <w:pPr>
+        <w:tabs>
+          <w:tab w:val="num" w:pos="720"/>
+        </w:tabs>
+        <w:ind w:left="720" w:hanging="360"/>
+      </w:pPr>
+      <w:rPr>
+        <w:rFonts w:ascii="Symbol" w:hAnsi="Symbol" w:hint="default"/>
+        <w:sz w:val="20"/>
+      </w:rPr>
+    </w:lvl>
+    <w:lvl w:ilvl="1" w:tentative="1">
+      <w:start w:val="1"/>
+      <w:numFmt w:val="bullet"/>
+      <w:lvlText w:val="o"/>
+      <w:lvlJc w:val="left"/>
+      <w:pPr>
+        <w:tabs>
+          <w:tab w:val="num" w:pos="1440"/>
+        </w:tabs>
+        <w:ind w:left="1440" w:hanging="360"/>
+      </w:pPr>
+      <w:rPr>
+        <w:rFonts w:ascii="Courier New" w:hAnsi="Courier New" w:hint="default"/>
+        <w:sz w:val="20"/>
+      </w:rPr>
+    </w:lvl>
+    <w:lvl w:ilvl="2" w:tentative="1">
+      <w:start w:val="1"/>
+      <w:numFmt w:val="bullet"/>
+      <w:lvlText w:val=""/>
+      <w:lvlJc w:val="left"/>
+      <w:pPr>
+        <w:tabs>
+          <w:tab w:val="num" w:pos="2160"/>
+        </w:tabs>
+        <w:ind w:left="2160" w:hanging="360"/>
+      </w:pPr>
+      <w:rPr>
+        <w:rFonts w:ascii="Wingdings" w:hAnsi="Wingdings" w:hint="default"/>
+        <w:sz w:val="20"/>
+      </w:rPr>
+    </w:lvl>
+    <w:lvl w:ilvl="3" w:tentative="1">
+      <w:start w:val="1"/>
+      <w:numFmt w:val="bullet"/>
+      <w:lvlText w:val=""/>
+      <w:lvlJc w:val="left"/>
+      <w:pPr>
+        <w:tabs>
+          <w:tab w:val="num" w:pos="2880"/>
+        </w:tabs>
+        <w:ind w:left="2880" w:hanging="360"/>
+      </w:pPr>
+      <w:rPr>
+        <w:rFonts w:ascii="Wingdings" w:hAnsi="Wingdings" w:hint="default"/>
+        <w:sz w:val="20"/>
+      </w:rPr>
+    </w:lvl>
+    <w:lvl w:ilvl="4" w:tentative="1">
+      <w:start w:val="1"/>
+      <w:numFmt w:val="bullet"/>
+      <w:lvlText w:val=""/>
+      <w:lvlJc w:val="left"/>
+      <w:pPr>
+        <w:tabs>
+          <w:tab w:val="num" w:pos="3600"/>
+        </w:tabs>
+        <w:ind w:left="3600" w:hanging="360"/>
+      </w:pPr>
+      <w:rPr>
+        <w:rFonts w:ascii="Wingdings" w:hAnsi="Wingdings" w:hint="default"/>
+        <w:sz w:val="20"/>
+      </w:rPr>
+    </w:lvl>
+    <w:lvl w:ilvl="5" w:tentative="1">
+      <w:start w:val="1"/>
+      <w:numFmt w:val="bullet"/>
+      <w:lvlText w:val=""/>
+      <w:lvlJc w:val="left"/>
+      <w:pPr>
+        <w:tabs>
+          <w:tab w:val="num" w:pos="4320"/>
+        </w:tabs>
+        <w:ind w:left="4320" w:hanging="360"/>
+      </w:pPr>
+      <w:rPr>
+        <w:rFonts w:ascii="Wingdings" w:hAnsi="Wingdings" w:hint="default"/>
+        <w:sz w:val="20"/>
+      </w:rPr>
+    </w:lvl>
+    <w:lvl w:ilvl="6" w:tentative="1">
+      <w:start w:val="1"/>
+      <w:numFmt w:val="bullet"/>
+      <w:lvlText w:val=""/>
+      <w:lvlJc w:val="left"/>
+      <w:pPr>
+        <w:tabs>
+          <w:tab w:val="num" w:pos="5040"/>
+        </w:tabs>
+        <w:ind w:left="5040" w:hanging="360"/>
+      </w:pPr>
+      <w:rPr>
+        <w:rFonts w:ascii="Wingdings" w:hAnsi="Wingdings" w:hint="default"/>
+        <w:sz w:val="20"/>
+      </w:rPr>
+    </w:lvl>
+    <w:lvl w:ilvl="7" w:tentative="1">
+      <w:start w:val="1"/>
+      <w:numFmt w:val="bullet"/>
+      <w:lvlText w:val=""/>
+      <w:lvlJc w:val="left"/>
+      <w:pPr>
+        <w:tabs>
+          <w:tab w:val="num" w:pos="5760"/>
+        </w:tabs>
+        <w:ind w:left="5760" w:hanging="360"/>
+      </w:pPr>
+      <w:rPr>
+        <w:rFonts w:ascii="Wingdings" w:hAnsi="Wingdings" w:hint="default"/>
+        <w:sz w:val="20"/>
+      </w:rPr>
+    </w:lvl>
+    <w:lvl w:ilvl="8" w:tentative="1">
+      <w:start w:val="1"/>
+      <w:numFmt w:val="bullet"/>
+      <w:lvlText w:val=""/>
+      <w:lvlJc w:val="left"/>
+      <w:pPr>
+        <w:tabs>
+          <w:tab w:val="num" w:pos="6480"/>
+        </w:tabs>
+        <w:ind w:left="6480" w:hanging="360"/>
+      </w:pPr>
+      <w:rPr>
+        <w:rFonts w:ascii="Wingdings" w:hAnsi="Wingdings" w:hint="default"/>
+        <w:sz w:val="20"/>
+      </w:rPr>
+    </w:lvl>
+  </w:abstractNum>
+  <w:num w:numId="1" w16cid:durableId="613707722">
+    <w:abstractNumId w:val="8"/>
+  </w:num>
+  <w:num w:numId="2" w16cid:durableId="1126050651">
+    <w:abstractNumId w:val="12"/>
+  </w:num>
+  <w:num w:numId="3" w16cid:durableId="631523557">
+    <w:abstractNumId w:val="13"/>
+  </w:num>
+  <w:num w:numId="4" w16cid:durableId="992639563">
+    <w:abstractNumId w:val="10"/>
+  </w:num>
+  <w:num w:numId="5" w16cid:durableId="798576085">
+    <w:abstractNumId w:val="14"/>
+  </w:num>
+  <w:num w:numId="6" w16cid:durableId="671491320">
+    <w:abstractNumId w:val="5"/>
+  </w:num>
+  <w:num w:numId="7" w16cid:durableId="1602759187">
+    <w:abstractNumId w:val="0"/>
+  </w:num>
+  <w:num w:numId="8" w16cid:durableId="407117301">
+    <w:abstractNumId w:val="3"/>
+  </w:num>
+  <w:num w:numId="9" w16cid:durableId="1878541673">
+    <w:abstractNumId w:val="15"/>
+  </w:num>
+  <w:num w:numId="10" w16cid:durableId="1136947449">
+    <w:abstractNumId w:val="2"/>
+  </w:num>
+  <w:num w:numId="11" w16cid:durableId="864320497">
+    <w:abstractNumId w:val="9"/>
+  </w:num>
+  <w:num w:numId="12" w16cid:durableId="244152876">
+    <w:abstractNumId w:val="1"/>
+  </w:num>
+  <w:num w:numId="13" w16cid:durableId="1650089285">
+    <w:abstractNumId w:val="6"/>
+  </w:num>
+  <w:num w:numId="14" w16cid:durableId="207183329">
+    <w:abstractNumId w:val="11"/>
+  </w:num>
+  <w:num w:numId="15" w16cid:durableId="1861622781">
     <w:abstractNumId w:val="4"/>
   </w:num>
-  <w:num w:numId="2" w16cid:durableId="598367627">
-    <w:abstractNumId w:val="10"/>
+  <w:num w:numId="16" w16cid:durableId="1240293014">
+    <w:abstractNumId w:val="16"/>
   </w:num>
-  <w:num w:numId="3" w16cid:durableId="1237282369">
-    <w:abstractNumId w:val="11"/>
-  </w:num>
-  <w:num w:numId="4" w16cid:durableId="88544657">
-    <w:abstractNumId w:val="12"/>
-  </w:num>
-  <w:num w:numId="5" w16cid:durableId="402988162">
-    <w:abstractNumId w:val="0"/>
-  </w:num>
-  <w:num w:numId="6" w16cid:durableId="312371811">
+  <w:num w:numId="17" w16cid:durableId="1269775391">
     <w:abstractNumId w:val="7"/>
-  </w:num>
-  <w:num w:numId="7" w16cid:durableId="1052198127">
-    <w:abstractNumId w:val="1"/>
-  </w:num>
-  <w:num w:numId="8" w16cid:durableId="1826897850">
-    <w:abstractNumId w:val="5"/>
-  </w:num>
-  <w:num w:numId="9" w16cid:durableId="1752384211">
-    <w:abstractNumId w:val="14"/>
-  </w:num>
-  <w:num w:numId="10" w16cid:durableId="401680234">
-    <w:abstractNumId w:val="8"/>
-  </w:num>
-  <w:num w:numId="11" w16cid:durableId="435835526">
-    <w:abstractNumId w:val="6"/>
-  </w:num>
-  <w:num w:numId="12" w16cid:durableId="1913348157">
-    <w:abstractNumId w:val="2"/>
-  </w:num>
-  <w:num w:numId="13" w16cid:durableId="1285772748">
-    <w:abstractNumId w:val="13"/>
-  </w:num>
-  <w:num w:numId="14" w16cid:durableId="315837181">
-    <w:abstractNumId w:val="9"/>
-  </w:num>
-  <w:num w:numId="15" w16cid:durableId="1280643618">
-    <w:abstractNumId w:val="3"/>
   </w:num>
 </w:numbering>
 </file>

--- a/docs/drag-lint-features-2026-09-16.docx
+++ b/docs/drag-lint-features-2026-09-16.docx
@@ -96,8 +96,9 @@
           <w:szCs w:val="22"/>
           <w:lang w:val="en"/>
         </w:rPr>
-        <w:t xml:space="preserve"> drag-lint is an AST-exact symbol index, linter and refactoring engine for Delphi / Object Pascal. It parses your code with tree-sitter into a SQLite index, then answers questions about it -- symbols, callers, types, </w:t>
-      </w:r>
+        <w:t xml:space="preserve"> </w:t>
+      </w:r>
+      <w:proofErr w:type="gramStart"/>
       <w:r>
         <w:rPr>
           <w:rFonts w:ascii="Calibri" w:hAnsi="Calibri" w:cs="Calibri"/>
@@ -106,7 +107,18 @@
           <w:szCs w:val="22"/>
           <w:lang w:val="en"/>
         </w:rPr>
-        <w:t>dependencies, documentation -- without a compiler and without the IDE having the project open. The Component Converter is a rules-driven system built on that index for migrating legacy VCL components to modern replacements.</w:t>
+        <w:t>drag</w:t>
+      </w:r>
+      <w:proofErr w:type="gramEnd"/>
+      <w:r>
+        <w:rPr>
+          <w:rFonts w:ascii="Calibri" w:hAnsi="Calibri" w:cs="Calibri"/>
+          <w:color w:val="1A1A1A"/>
+          <w:sz w:val="22"/>
+          <w:szCs w:val="22"/>
+          <w:lang w:val="en"/>
+        </w:rPr>
+        <w:t>-lint is an AST-exact symbol index, linter and refactoring engine for Delphi / Object Pascal. It parses your code with tree-sitter into a SQLite index, then answers questions about it -- symbols, callers, types, dependencies, documentation -- without a compiler and without the IDE having the project open. The Component Converter is a rules-driven system built on that index for migrating legacy VCL components to modern replacements.</w:t>
       </w:r>
     </w:p>
     <w:p>
@@ -164,7 +176,29 @@
           <w:szCs w:val="22"/>
           <w:lang w:val="en"/>
         </w:rPr>
-        <w:t xml:space="preserve"> via tree-sitter grammars for Pascal and DFM -- no regex, no string-literal or comment noise.</w:t>
+        <w:t xml:space="preserve"> via tree-sitter </w:t>
+      </w:r>
+      <w:proofErr w:type="gramStart"/>
+      <w:r>
+        <w:rPr>
+          <w:rFonts w:ascii="Calibri" w:eastAsia="Times New Roman" w:hAnsi="Calibri" w:cs="Calibri"/>
+          <w:color w:val="1A1A1A"/>
+          <w:sz w:val="22"/>
+          <w:szCs w:val="22"/>
+          <w:lang w:val="en"/>
+        </w:rPr>
+        <w:t>grammars</w:t>
+      </w:r>
+      <w:proofErr w:type="gramEnd"/>
+      <w:r>
+        <w:rPr>
+          <w:rFonts w:ascii="Calibri" w:eastAsia="Times New Roman" w:hAnsi="Calibri" w:cs="Calibri"/>
+          <w:color w:val="1A1A1A"/>
+          <w:sz w:val="22"/>
+          <w:szCs w:val="22"/>
+          <w:lang w:val="en"/>
+        </w:rPr>
+        <w:t xml:space="preserve"> for Pascal and DFM -- no regex, no string-literal or comment noise.</w:t>
       </w:r>
     </w:p>
     <w:p>
@@ -260,7 +294,18 @@
           <w:szCs w:val="22"/>
           <w:lang w:val="en"/>
         </w:rPr>
-        <w:t xml:space="preserve"> -- a project index contains exactly what the compiler sees: project members, transitively used project-local units, each unit's sibling </w:t>
+        <w:t xml:space="preserve"> -- a project index contains exactly what the compiler sees: project members, transitively used project-local units, each unit's </w:t>
+      </w:r>
+      <w:proofErr w:type="gramStart"/>
+      <w:r>
+        <w:rPr>
+          <w:rFonts w:ascii="Calibri" w:eastAsia="Times New Roman" w:hAnsi="Calibri" w:cs="Calibri"/>
+          <w:color w:val="1A1A1A"/>
+          <w:sz w:val="22"/>
+          <w:szCs w:val="22"/>
+          <w:lang w:val="en"/>
+        </w:rPr>
+        <w:t xml:space="preserve">sibling </w:t>
       </w:r>
       <w:r>
         <w:rPr>
@@ -268,8 +313,19 @@
           <w:color w:val="1A1A1A"/>
           <w:lang w:val="en"/>
         </w:rPr>
-        <w:t>.dfm</w:t>
-      </w:r>
+        <w:t>.</w:t>
+      </w:r>
+      <w:proofErr w:type="spellStart"/>
+      <w:r>
+        <w:rPr>
+          <w:rStyle w:val="HTMLCode"/>
+          <w:color w:val="1A1A1A"/>
+          <w:lang w:val="en"/>
+        </w:rPr>
+        <w:t>dfm</w:t>
+      </w:r>
+      <w:proofErr w:type="spellEnd"/>
+      <w:proofErr w:type="gramEnd"/>
       <w:r>
         <w:rPr>
           <w:rFonts w:ascii="Calibri" w:eastAsia="Times New Roman" w:hAnsi="Calibri" w:cs="Calibri"/>
@@ -296,7 +352,29 @@
           <w:szCs w:val="22"/>
           <w:lang w:val="en"/>
         </w:rPr>
-        <w:t xml:space="preserve"> includes. Loose unreferenced files stay out.</w:t>
+        <w:t xml:space="preserve"> includes. </w:t>
+      </w:r>
+      <w:proofErr w:type="gramStart"/>
+      <w:r>
+        <w:rPr>
+          <w:rFonts w:ascii="Calibri" w:eastAsia="Times New Roman" w:hAnsi="Calibri" w:cs="Calibri"/>
+          <w:color w:val="1A1A1A"/>
+          <w:sz w:val="22"/>
+          <w:szCs w:val="22"/>
+          <w:lang w:val="en"/>
+        </w:rPr>
+        <w:t>Loose</w:t>
+      </w:r>
+      <w:proofErr w:type="gramEnd"/>
+      <w:r>
+        <w:rPr>
+          <w:rFonts w:ascii="Calibri" w:eastAsia="Times New Roman" w:hAnsi="Calibri" w:cs="Calibri"/>
+          <w:color w:val="1A1A1A"/>
+          <w:sz w:val="22"/>
+          <w:szCs w:val="22"/>
+          <w:lang w:val="en"/>
+        </w:rPr>
+        <w:t xml:space="preserve"> unreferenced files stay out.</w:t>
       </w:r>
     </w:p>
     <w:p>
@@ -569,17 +647,80 @@
           <w:szCs w:val="22"/>
           <w:lang w:val="en"/>
         </w:rPr>
+        <w:t xml:space="preserve"> -- add a project to the </w:t>
+      </w:r>
+      <w:proofErr w:type="gramStart"/>
+      <w:r>
+        <w:rPr>
+          <w:rFonts w:ascii="Calibri" w:eastAsia="Times New Roman" w:hAnsi="Calibri" w:cs="Calibri"/>
+          <w:color w:val="1A1A1A"/>
+          <w:sz w:val="22"/>
+          <w:szCs w:val="22"/>
+          <w:lang w:val="en"/>
+        </w:rPr>
+        <w:t>manifest, and</w:t>
+      </w:r>
+      <w:proofErr w:type="gramEnd"/>
+      <w:r>
+        <w:rPr>
+          <w:rFonts w:ascii="Calibri" w:eastAsia="Times New Roman" w:hAnsi="Calibri" w:cs="Calibri"/>
+          <w:color w:val="1A1A1A"/>
+          <w:sz w:val="22"/>
+          <w:szCs w:val="22"/>
+          <w:lang w:val="en"/>
+        </w:rPr>
+        <w:t xml:space="preserve"> sync </w:t>
+      </w:r>
+      <w:proofErr w:type="gramStart"/>
+      <w:r>
+        <w:rPr>
+          <w:rFonts w:ascii="Calibri" w:eastAsia="Times New Roman" w:hAnsi="Calibri" w:cs="Calibri"/>
+          <w:color w:val="1A1A1A"/>
+          <w:sz w:val="22"/>
+          <w:szCs w:val="22"/>
+          <w:lang w:val="en"/>
+        </w:rPr>
+        <w:t xml:space="preserve">its </w:t>
+      </w:r>
+      <w:r>
+        <w:rPr>
+          <w:rStyle w:val="HTMLCode"/>
+          <w:color w:val="1A1A1A"/>
+          <w:lang w:val="en"/>
+        </w:rPr>
+        <w:t>.</w:t>
+      </w:r>
+      <w:proofErr w:type="spellStart"/>
+      <w:r>
+        <w:rPr>
+          <w:rStyle w:val="HTMLCode"/>
+          <w:color w:val="1A1A1A"/>
+          <w:lang w:val="en"/>
+        </w:rPr>
+        <w:t>dproj</w:t>
+      </w:r>
+      <w:proofErr w:type="spellEnd"/>
+      <w:proofErr w:type="gramEnd"/>
+      <w:r>
+        <w:rPr>
+          <w:rFonts w:ascii="Calibri" w:eastAsia="Times New Roman" w:hAnsi="Calibri" w:cs="Calibri"/>
+          <w:color w:val="1A1A1A"/>
+          <w:sz w:val="22"/>
+          <w:szCs w:val="22"/>
+          <w:lang w:val="en"/>
+        </w:rPr>
         <w:t xml:space="preserve"> </w:t>
       </w:r>
-      <w:r>
-        <w:rPr>
-          <w:rFonts w:ascii="Calibri" w:eastAsia="Times New Roman" w:hAnsi="Calibri" w:cs="Calibri"/>
-          <w:color w:val="1A1A1A"/>
-          <w:sz w:val="22"/>
-          <w:szCs w:val="22"/>
-          <w:lang w:val="en"/>
-        </w:rPr>
-        <w:t xml:space="preserve">-- add a project to the manifest, and sync its </w:t>
+      <w:proofErr w:type="gramStart"/>
+      <w:r>
+        <w:rPr>
+          <w:rFonts w:ascii="Calibri" w:eastAsia="Times New Roman" w:hAnsi="Calibri" w:cs="Calibri"/>
+          <w:color w:val="1A1A1A"/>
+          <w:sz w:val="22"/>
+          <w:szCs w:val="22"/>
+          <w:lang w:val="en"/>
+        </w:rPr>
+        <w:t xml:space="preserve">/ </w:t>
       </w:r>
       <w:r>
         <w:rPr>
@@ -587,35 +728,50 @@
           <w:color w:val="1A1A1A"/>
           <w:lang w:val="en"/>
         </w:rPr>
-        <w:t>.dproj</w:t>
-      </w:r>
-      <w:r>
-        <w:rPr>
-          <w:rFonts w:ascii="Calibri" w:eastAsia="Times New Roman" w:hAnsi="Calibri" w:cs="Calibri"/>
-          <w:color w:val="1A1A1A"/>
-          <w:sz w:val="22"/>
-          <w:szCs w:val="22"/>
-          <w:lang w:val="en"/>
-        </w:rPr>
-        <w:t xml:space="preserve"> / </w:t>
-      </w:r>
+        <w:t>.</w:t>
+      </w:r>
+      <w:proofErr w:type="spellStart"/>
       <w:r>
         <w:rPr>
           <w:rStyle w:val="HTMLCode"/>
           <w:color w:val="1A1A1A"/>
           <w:lang w:val="en"/>
         </w:rPr>
-        <w:t>.dpr</w:t>
-      </w:r>
-      <w:r>
-        <w:rPr>
-          <w:rFonts w:ascii="Calibri" w:eastAsia="Times New Roman" w:hAnsi="Calibri" w:cs="Calibri"/>
-          <w:color w:val="1A1A1A"/>
-          <w:sz w:val="22"/>
-          <w:szCs w:val="22"/>
-          <w:lang w:val="en"/>
-        </w:rPr>
-        <w:t xml:space="preserve"> member list against the units it actually uses.</w:t>
+        <w:t>dpr</w:t>
+      </w:r>
+      <w:proofErr w:type="spellEnd"/>
+      <w:proofErr w:type="gramEnd"/>
+      <w:r>
+        <w:rPr>
+          <w:rFonts w:ascii="Calibri" w:eastAsia="Times New Roman" w:hAnsi="Calibri" w:cs="Calibri"/>
+          <w:color w:val="1A1A1A"/>
+          <w:sz w:val="22"/>
+          <w:szCs w:val="22"/>
+          <w:lang w:val="en"/>
+        </w:rPr>
+        <w:t xml:space="preserve"> member list against the units it </w:t>
+      </w:r>
+      <w:proofErr w:type="gramStart"/>
+      <w:r>
+        <w:rPr>
+          <w:rFonts w:ascii="Calibri" w:eastAsia="Times New Roman" w:hAnsi="Calibri" w:cs="Calibri"/>
+          <w:color w:val="1A1A1A"/>
+          <w:sz w:val="22"/>
+          <w:szCs w:val="22"/>
+          <w:lang w:val="en"/>
+        </w:rPr>
+        <w:t>actually uses</w:t>
+      </w:r>
+      <w:proofErr w:type="gramEnd"/>
+      <w:r>
+        <w:rPr>
+          <w:rFonts w:ascii="Calibri" w:eastAsia="Times New Roman" w:hAnsi="Calibri" w:cs="Calibri"/>
+          <w:color w:val="1A1A1A"/>
+          <w:sz w:val="22"/>
+          <w:szCs w:val="22"/>
+          <w:lang w:val="en"/>
+        </w:rPr>
+        <w:t>.</w:t>
       </w:r>
     </w:p>
     <w:p>
@@ -654,7 +810,29 @@
           <w:szCs w:val="22"/>
           <w:lang w:val="en"/>
         </w:rPr>
-        <w:t xml:space="preserve"> (FTS5, unicode + trigram) over source text, comments, DFM content and SQL.</w:t>
+        <w:t xml:space="preserve"> (FTS5, </w:t>
+      </w:r>
+      <w:proofErr w:type="spellStart"/>
+      <w:r>
+        <w:rPr>
+          <w:rFonts w:ascii="Calibri" w:eastAsia="Times New Roman" w:hAnsi="Calibri" w:cs="Calibri"/>
+          <w:color w:val="1A1A1A"/>
+          <w:sz w:val="22"/>
+          <w:szCs w:val="22"/>
+          <w:lang w:val="en"/>
+        </w:rPr>
+        <w:t>unicode</w:t>
+      </w:r>
+      <w:proofErr w:type="spellEnd"/>
+      <w:r>
+        <w:rPr>
+          <w:rFonts w:ascii="Calibri" w:eastAsia="Times New Roman" w:hAnsi="Calibri" w:cs="Calibri"/>
+          <w:color w:val="1A1A1A"/>
+          <w:sz w:val="22"/>
+          <w:szCs w:val="22"/>
+          <w:lang w:val="en"/>
+        </w:rPr>
+        <w:t xml:space="preserve"> + trigram) over source text, comments, DFM content and SQL.</w:t>
       </w:r>
     </w:p>
     <w:p>
@@ -790,17 +968,7 @@
           <w:szCs w:val="22"/>
           <w:lang w:val="en"/>
         </w:rPr>
-        <w:t xml:space="preserve"> </w:t>
-      </w:r>
-      <w:r>
-        <w:rPr>
-          <w:rFonts w:ascii="Calibri" w:eastAsia="Times New Roman" w:hAnsi="Calibri" w:cs="Calibri"/>
-          <w:color w:val="1A1A1A"/>
-          <w:sz w:val="22"/>
-          <w:szCs w:val="22"/>
-          <w:lang w:val="en"/>
-        </w:rPr>
-        <w:t xml:space="preserve">-- resolves a symbol to the unit you need to add to a </w:t>
+        <w:t xml:space="preserve"> -- resolves a symbol to the unit you need to add to a </w:t>
       </w:r>
       <w:r>
         <w:rPr>
@@ -847,7 +1015,6 @@
           <w:szCs w:val="22"/>
           <w:lang w:val="en"/>
         </w:rPr>
-        <w:lastRenderedPageBreak/>
         <w:t>What implements this interface?</w:t>
       </w:r>
       <w:r>
@@ -880,7 +1047,29 @@
           <w:szCs w:val="22"/>
           <w:lang w:val="en"/>
         </w:rPr>
-        <w:t xml:space="preserve"> -- hovering an interface lists the classes that implement it and, separately, the interfaces that extend it. The same fact is written into the generated documentation.</w:t>
+        <w:t xml:space="preserve"> -- hovering an interface lists the classes that </w:t>
+      </w:r>
+      <w:proofErr w:type="gramStart"/>
+      <w:r>
+        <w:rPr>
+          <w:rFonts w:ascii="Calibri" w:eastAsia="Times New Roman" w:hAnsi="Calibri" w:cs="Calibri"/>
+          <w:color w:val="1A1A1A"/>
+          <w:sz w:val="22"/>
+          <w:szCs w:val="22"/>
+          <w:lang w:val="en"/>
+        </w:rPr>
+        <w:t>implement it</w:t>
+      </w:r>
+      <w:proofErr w:type="gramEnd"/>
+      <w:r>
+        <w:rPr>
+          <w:rFonts w:ascii="Calibri" w:eastAsia="Times New Roman" w:hAnsi="Calibri" w:cs="Calibri"/>
+          <w:color w:val="1A1A1A"/>
+          <w:sz w:val="22"/>
+          <w:szCs w:val="22"/>
+          <w:lang w:val="en"/>
+        </w:rPr>
+        <w:t xml:space="preserve"> and, separately, the interfaces that extend it. The same fact is written into the generated documentation.</w:t>
       </w:r>
     </w:p>
     <w:p>
@@ -958,7 +1147,18 @@
           <w:szCs w:val="22"/>
           <w:lang w:val="en"/>
         </w:rPr>
-        <w:t xml:space="preserve"> across </w:t>
+        <w:t xml:space="preserve"> </w:t>
+      </w:r>
+      <w:proofErr w:type="gramStart"/>
+      <w:r>
+        <w:rPr>
+          <w:rFonts w:ascii="Calibri" w:eastAsia="Times New Roman" w:hAnsi="Calibri" w:cs="Calibri"/>
+          <w:color w:val="1A1A1A"/>
+          <w:sz w:val="22"/>
+          <w:szCs w:val="22"/>
+          <w:lang w:val="en"/>
+        </w:rPr>
+        <w:t xml:space="preserve">across </w:t>
       </w:r>
       <w:r>
         <w:rPr>
@@ -984,8 +1184,19 @@
           <w:color w:val="1A1A1A"/>
           <w:lang w:val="en"/>
         </w:rPr>
-        <w:t>.dfm</w:t>
-      </w:r>
+        <w:t>.</w:t>
+      </w:r>
+      <w:proofErr w:type="spellStart"/>
+      <w:r>
+        <w:rPr>
+          <w:rStyle w:val="HTMLCode"/>
+          <w:color w:val="1A1A1A"/>
+          <w:lang w:val="en"/>
+        </w:rPr>
+        <w:t>dfm</w:t>
+      </w:r>
+      <w:proofErr w:type="spellEnd"/>
+      <w:proofErr w:type="gramEnd"/>
       <w:r>
         <w:rPr>
           <w:rFonts w:ascii="Calibri" w:eastAsia="Times New Roman" w:hAnsi="Calibri" w:cs="Calibri"/>
@@ -1002,27 +1213,27 @@
           <w:color w:val="1A1A1A"/>
           <w:lang w:val="en"/>
         </w:rPr>
-        <w:t>.sql</w:t>
-      </w:r>
-      <w:r>
-        <w:rPr>
-          <w:rFonts w:ascii="Calibri" w:eastAsia="Times New Roman" w:hAnsi="Calibri" w:cs="Calibri"/>
-          <w:color w:val="1A1A1A"/>
-          <w:sz w:val="22"/>
-          <w:szCs w:val="22"/>
-          <w:lang w:val="en"/>
-        </w:rPr>
-        <w:t xml:space="preserve"> </w:t>
-      </w:r>
-      <w:r>
-        <w:rPr>
-          <w:rFonts w:ascii="Calibri" w:eastAsia="Times New Roman" w:hAnsi="Calibri" w:cs="Calibri"/>
-          <w:color w:val="1A1A1A"/>
-          <w:sz w:val="22"/>
-          <w:szCs w:val="22"/>
-          <w:lang w:val="en"/>
-        </w:rPr>
-        <w:t>-- error messages, DFM captions and SQL exception text, with exact-phrase, any-order and substring matching.</w:t>
+        <w:t>.</w:t>
+      </w:r>
+      <w:proofErr w:type="spellStart"/>
+      <w:r>
+        <w:rPr>
+          <w:rStyle w:val="HTMLCode"/>
+          <w:color w:val="1A1A1A"/>
+          <w:lang w:val="en"/>
+        </w:rPr>
+        <w:t>sql</w:t>
+      </w:r>
+      <w:proofErr w:type="spellEnd"/>
+      <w:r>
+        <w:rPr>
+          <w:rFonts w:ascii="Calibri" w:eastAsia="Times New Roman" w:hAnsi="Calibri" w:cs="Calibri"/>
+          <w:color w:val="1A1A1A"/>
+          <w:sz w:val="22"/>
+          <w:szCs w:val="22"/>
+          <w:lang w:val="en"/>
+        </w:rPr>
+        <w:t xml:space="preserve"> -- error messages, DFM captions and SQL exception text, with exact-phrase, any-order and substring matching.</w:t>
       </w:r>
     </w:p>
     <w:p>
@@ -1080,6 +1291,7 @@
           <w:lang w:val="en"/>
         </w:rPr>
       </w:pPr>
+      <w:proofErr w:type="gramStart"/>
       <w:r>
         <w:rPr>
           <w:rFonts w:ascii="Calibri" w:eastAsia="Times New Roman" w:hAnsi="Calibri" w:cs="Calibri"/>
@@ -1090,7 +1302,20 @@
           <w:szCs w:val="22"/>
           <w:lang w:val="en"/>
         </w:rPr>
-        <w:t>Where-used / usages</w:t>
+        <w:t>Where-used</w:t>
+      </w:r>
+      <w:proofErr w:type="gramEnd"/>
+      <w:r>
+        <w:rPr>
+          <w:rFonts w:ascii="Calibri" w:eastAsia="Times New Roman" w:hAnsi="Calibri" w:cs="Calibri"/>
+          <w:b/>
+          <w:bCs/>
+          <w:color w:val="000000"/>
+          <w:sz w:val="22"/>
+          <w:szCs w:val="22"/>
+          <w:lang w:val="en"/>
+        </w:rPr>
+        <w:t xml:space="preserve"> / usages</w:t>
       </w:r>
       <w:r>
         <w:rPr>
@@ -1176,6 +1401,7 @@
           <w:color w:val="1A1A1A"/>
           <w:lang w:val="en"/>
         </w:rPr>
+        <w:lastRenderedPageBreak/>
         <w:t>3. Dependency and architecture analysis</w:t>
       </w:r>
     </w:p>
@@ -1215,17 +1441,7 @@
           <w:szCs w:val="22"/>
           <w:lang w:val="en"/>
         </w:rPr>
-        <w:t xml:space="preserve"> </w:t>
-      </w:r>
-      <w:r>
-        <w:rPr>
-          <w:rFonts w:ascii="Calibri" w:eastAsia="Times New Roman" w:hAnsi="Calibri" w:cs="Calibri"/>
-          <w:color w:val="1A1A1A"/>
-          <w:sz w:val="22"/>
-          <w:szCs w:val="22"/>
-          <w:lang w:val="en"/>
-        </w:rPr>
-        <w:t>with generated cycle reports that explain why a cycle exists and recommend a fix.</w:t>
+        <w:t xml:space="preserve"> with generated cycle reports that explain why a cycle exists and recommend a fix.</w:t>
       </w:r>
     </w:p>
     <w:p>
@@ -1371,8 +1587,22 @@
           <w:szCs w:val="22"/>
           <w:lang w:val="en"/>
         </w:rPr>
-        <w:t>Reverse call tree</w:t>
-      </w:r>
+        <w:t xml:space="preserve">Reverse call </w:t>
+      </w:r>
+      <w:proofErr w:type="gramStart"/>
+      <w:r>
+        <w:rPr>
+          <w:rFonts w:ascii="Calibri" w:eastAsia="Times New Roman" w:hAnsi="Calibri" w:cs="Calibri"/>
+          <w:b/>
+          <w:bCs/>
+          <w:color w:val="000000"/>
+          <w:sz w:val="22"/>
+          <w:szCs w:val="22"/>
+          <w:lang w:val="en"/>
+        </w:rPr>
+        <w:t>tree</w:t>
+      </w:r>
+      <w:proofErr w:type="gramEnd"/>
       <w:r>
         <w:rPr>
           <w:rFonts w:ascii="Calibri" w:eastAsia="Times New Roman" w:hAnsi="Calibri" w:cs="Calibri"/>
@@ -1498,7 +1728,29 @@
           <w:szCs w:val="22"/>
           <w:lang w:val="en"/>
         </w:rPr>
-        <w:t xml:space="preserve"> -- the public interface of a type, or a minimal self-contained compilable slice.</w:t>
+        <w:t xml:space="preserve"> -- the public interface of a type, or a minimal self-contained </w:t>
+      </w:r>
+      <w:proofErr w:type="spellStart"/>
+      <w:r>
+        <w:rPr>
+          <w:rFonts w:ascii="Calibri" w:eastAsia="Times New Roman" w:hAnsi="Calibri" w:cs="Calibri"/>
+          <w:color w:val="1A1A1A"/>
+          <w:sz w:val="22"/>
+          <w:szCs w:val="22"/>
+          <w:lang w:val="en"/>
+        </w:rPr>
+        <w:t>compilable</w:t>
+      </w:r>
+      <w:proofErr w:type="spellEnd"/>
+      <w:r>
+        <w:rPr>
+          <w:rFonts w:ascii="Calibri" w:eastAsia="Times New Roman" w:hAnsi="Calibri" w:cs="Calibri"/>
+          <w:color w:val="1A1A1A"/>
+          <w:sz w:val="22"/>
+          <w:szCs w:val="22"/>
+          <w:lang w:val="en"/>
+        </w:rPr>
+        <w:t xml:space="preserve"> slice.</w:t>
       </w:r>
     </w:p>
     <w:p>
@@ -1591,7 +1843,18 @@
           <w:szCs w:val="22"/>
           <w:lang w:val="en"/>
         </w:rPr>
-        <w:t xml:space="preserve"> -- 128 built-in and 53 external </w:t>
+        <w:t xml:space="preserve"> -- 128 built-in and 53 </w:t>
+      </w:r>
+      <w:proofErr w:type="gramStart"/>
+      <w:r>
+        <w:rPr>
+          <w:rFonts w:ascii="Calibri" w:hAnsi="Calibri" w:cs="Calibri"/>
+          <w:color w:val="1A1A1A"/>
+          <w:sz w:val="22"/>
+          <w:szCs w:val="22"/>
+          <w:lang w:val="en"/>
+        </w:rPr>
+        <w:t xml:space="preserve">external </w:t>
       </w:r>
       <w:r>
         <w:rPr>
@@ -1599,8 +1862,19 @@
           <w:color w:val="1A1A1A"/>
           <w:lang w:val="en"/>
         </w:rPr>
-        <w:t>.scm</w:t>
-      </w:r>
+        <w:t>.</w:t>
+      </w:r>
+      <w:proofErr w:type="spellStart"/>
+      <w:r>
+        <w:rPr>
+          <w:rStyle w:val="HTMLCode"/>
+          <w:color w:val="1A1A1A"/>
+          <w:lang w:val="en"/>
+        </w:rPr>
+        <w:t>scm</w:t>
+      </w:r>
+      <w:proofErr w:type="spellEnd"/>
+      <w:proofErr w:type="gramEnd"/>
       <w:r>
         <w:rPr>
           <w:rFonts w:ascii="Calibri" w:hAnsi="Calibri" w:cs="Calibri"/>
@@ -1653,8 +1927,9 @@
           <w:szCs w:val="22"/>
           <w:lang w:val="en"/>
         </w:rPr>
-        <w:t xml:space="preserve">. Rules can be enabled, disabled, re-prioritised and parameterised per </w:t>
-      </w:r>
+        <w:t>. Rules can be enabled, disabled, re-</w:t>
+      </w:r>
+      <w:proofErr w:type="spellStart"/>
       <w:r>
         <w:rPr>
           <w:rFonts w:ascii="Calibri" w:hAnsi="Calibri" w:cs="Calibri"/>
@@ -1663,7 +1938,40 @@
           <w:szCs w:val="22"/>
           <w:lang w:val="en"/>
         </w:rPr>
-        <w:t>project; individual findings can be suppressed with an accountable, reviewed annotation rather than silently ignored.</w:t>
+        <w:t>prioritised</w:t>
+      </w:r>
+      <w:proofErr w:type="spellEnd"/>
+      <w:r>
+        <w:rPr>
+          <w:rFonts w:ascii="Calibri" w:hAnsi="Calibri" w:cs="Calibri"/>
+          <w:color w:val="1A1A1A"/>
+          <w:sz w:val="22"/>
+          <w:szCs w:val="22"/>
+          <w:lang w:val="en"/>
+        </w:rPr>
+        <w:t xml:space="preserve"> and </w:t>
+      </w:r>
+      <w:proofErr w:type="spellStart"/>
+      <w:r>
+        <w:rPr>
+          <w:rFonts w:ascii="Calibri" w:hAnsi="Calibri" w:cs="Calibri"/>
+          <w:color w:val="1A1A1A"/>
+          <w:sz w:val="22"/>
+          <w:szCs w:val="22"/>
+          <w:lang w:val="en"/>
+        </w:rPr>
+        <w:t>parameterised</w:t>
+      </w:r>
+      <w:proofErr w:type="spellEnd"/>
+      <w:r>
+        <w:rPr>
+          <w:rFonts w:ascii="Calibri" w:hAnsi="Calibri" w:cs="Calibri"/>
+          <w:color w:val="1A1A1A"/>
+          <w:sz w:val="22"/>
+          <w:szCs w:val="22"/>
+          <w:lang w:val="en"/>
+        </w:rPr>
+        <w:t xml:space="preserve"> per project; individual findings can be suppressed with an accountable, reviewed annotation rather than silently ignored.</w:t>
       </w:r>
     </w:p>
     <w:tbl>
@@ -1678,9 +1986,9 @@
         <w:tblLook w:val="04A0" w:firstRow="1" w:lastRow="0" w:firstColumn="1" w:lastColumn="0" w:noHBand="0" w:noVBand="1"/>
       </w:tblPr>
       <w:tblGrid>
-        <w:gridCol w:w="1983"/>
+        <w:gridCol w:w="2133"/>
         <w:gridCol w:w="960"/>
-        <w:gridCol w:w="6401"/>
+        <w:gridCol w:w="8267"/>
       </w:tblGrid>
       <w:tr>
         <w:trPr>
@@ -1981,6 +2289,7 @@
               </w:rPr>
               <w:t xml:space="preserve"> calls, </w:t>
             </w:r>
+            <w:proofErr w:type="spellStart"/>
             <w:r>
               <w:rPr>
                 <w:rStyle w:val="HTMLCode"/>
@@ -1988,23 +2297,15 @@
               </w:rPr>
               <w:t>FreeAndNil</w:t>
             </w:r>
-            <w:r>
-              <w:rPr>
-                <w:rFonts w:ascii="Calibri" w:eastAsia="Times New Roman" w:hAnsi="Calibri" w:cs="Calibri"/>
-                <w:color w:val="1A1A1A"/>
-                <w:sz w:val="21"/>
-                <w:szCs w:val="21"/>
-              </w:rPr>
-              <w:t xml:space="preserve"> </w:t>
-            </w:r>
-            <w:r>
-              <w:rPr>
-                <w:rFonts w:ascii="Calibri" w:eastAsia="Times New Roman" w:hAnsi="Calibri" w:cs="Calibri"/>
-                <w:color w:val="1A1A1A"/>
-                <w:sz w:val="21"/>
-                <w:szCs w:val="21"/>
-              </w:rPr>
-              <w:t>on an interface, object/interface dual-handle mixing, unreleased critical sections, virtual calls from a constructor, instantiating a class with an unimplemented abstract method</w:t>
+            <w:proofErr w:type="spellEnd"/>
+            <w:r>
+              <w:rPr>
+                <w:rFonts w:ascii="Calibri" w:eastAsia="Times New Roman" w:hAnsi="Calibri" w:cs="Calibri"/>
+                <w:color w:val="1A1A1A"/>
+                <w:sz w:val="21"/>
+                <w:szCs w:val="21"/>
+              </w:rPr>
+              <w:t xml:space="preserve"> on an interface, object/interface dual-handle mixing, unreleased critical sections, virtual calls from a constructor, instantiating a class with an unimplemented abstract method</w:t>
             </w:r>
           </w:p>
         </w:tc>
@@ -2390,12 +2691,21 @@
               </w:rPr>
               <w:t xml:space="preserve">), comparisons that are always true or always false, identical operands, self-assignment, off-by-one loop bounds, float equality, string and case-insensitive comparison mistakes, division by literal zero, </w:t>
             </w:r>
+            <w:proofErr w:type="gramStart"/>
             <w:r>
               <w:rPr>
                 <w:rStyle w:val="HTMLCode"/>
                 <w:color w:val="1A1A1A"/>
               </w:rPr>
-              <w:t>Format()</w:t>
+              <w:t>Format(</w:t>
+            </w:r>
+            <w:proofErr w:type="gramEnd"/>
+            <w:r>
+              <w:rPr>
+                <w:rStyle w:val="HTMLCode"/>
+                <w:color w:val="1A1A1A"/>
+              </w:rPr>
+              <w:t>)</w:t>
             </w:r>
             <w:r>
               <w:rPr>
@@ -2420,16 +2730,27 @@
                 <w:sz w:val="21"/>
                 <w:szCs w:val="21"/>
               </w:rPr>
-              <w:t xml:space="preserve"> </w:t>
-            </w:r>
-            <w:r>
-              <w:rPr>
-                <w:rFonts w:ascii="Calibri" w:eastAsia="Times New Roman" w:hAnsi="Calibri" w:cs="Calibri"/>
-                <w:color w:val="1A1A1A"/>
-                <w:sz w:val="21"/>
-                <w:szCs w:val="21"/>
-              </w:rPr>
-              <w:t>on an enum, unguarded hard casts, lossy Unicode-to-Ansi casts</w:t>
+              <w:t xml:space="preserve"> on an </w:t>
+            </w:r>
+            <w:proofErr w:type="spellStart"/>
+            <w:r>
+              <w:rPr>
+                <w:rFonts w:ascii="Calibri" w:eastAsia="Times New Roman" w:hAnsi="Calibri" w:cs="Calibri"/>
+                <w:color w:val="1A1A1A"/>
+                <w:sz w:val="21"/>
+                <w:szCs w:val="21"/>
+              </w:rPr>
+              <w:t>enum</w:t>
+            </w:r>
+            <w:proofErr w:type="spellEnd"/>
+            <w:r>
+              <w:rPr>
+                <w:rFonts w:ascii="Calibri" w:eastAsia="Times New Roman" w:hAnsi="Calibri" w:cs="Calibri"/>
+                <w:color w:val="1A1A1A"/>
+                <w:sz w:val="21"/>
+                <w:szCs w:val="21"/>
+              </w:rPr>
+              <w:t>, unguarded hard casts, lossy Unicode-to-Ansi casts</w:t>
             </w:r>
           </w:p>
         </w:tc>
@@ -3322,7 +3643,29 @@
           <w:szCs w:val="22"/>
           <w:lang w:val="en"/>
         </w:rPr>
-        <w:t xml:space="preserve"> -- single file, or whole project. Project-wide rules can only fire in a whole-project run.</w:t>
+        <w:t xml:space="preserve"> -- single file, or whole project. Project-wide rules can only fire in a </w:t>
+      </w:r>
+      <w:proofErr w:type="gramStart"/>
+      <w:r>
+        <w:rPr>
+          <w:rFonts w:ascii="Calibri" w:eastAsia="Times New Roman" w:hAnsi="Calibri" w:cs="Calibri"/>
+          <w:color w:val="1A1A1A"/>
+          <w:sz w:val="22"/>
+          <w:szCs w:val="22"/>
+          <w:lang w:val="en"/>
+        </w:rPr>
+        <w:t>whole-project</w:t>
+      </w:r>
+      <w:proofErr w:type="gramEnd"/>
+      <w:r>
+        <w:rPr>
+          <w:rFonts w:ascii="Calibri" w:eastAsia="Times New Roman" w:hAnsi="Calibri" w:cs="Calibri"/>
+          <w:color w:val="1A1A1A"/>
+          <w:sz w:val="22"/>
+          <w:szCs w:val="22"/>
+          <w:lang w:val="en"/>
+        </w:rPr>
+        <w:t xml:space="preserve"> run.</w:t>
       </w:r>
     </w:p>
     <w:p>
@@ -3400,7 +3743,29 @@
           <w:szCs w:val="22"/>
           <w:lang w:val="en"/>
         </w:rPr>
-        <w:t xml:space="preserve"> -- error, warning, info and hint, mapped to the IDE's own colour scheme.</w:t>
+        <w:t xml:space="preserve"> -- error, warning, info and hint, mapped to the IDE's own </w:t>
+      </w:r>
+      <w:proofErr w:type="spellStart"/>
+      <w:r>
+        <w:rPr>
+          <w:rFonts w:ascii="Calibri" w:eastAsia="Times New Roman" w:hAnsi="Calibri" w:cs="Calibri"/>
+          <w:color w:val="1A1A1A"/>
+          <w:sz w:val="22"/>
+          <w:szCs w:val="22"/>
+          <w:lang w:val="en"/>
+        </w:rPr>
+        <w:t>colour</w:t>
+      </w:r>
+      <w:proofErr w:type="spellEnd"/>
+      <w:r>
+        <w:rPr>
+          <w:rFonts w:ascii="Calibri" w:eastAsia="Times New Roman" w:hAnsi="Calibri" w:cs="Calibri"/>
+          <w:color w:val="1A1A1A"/>
+          <w:sz w:val="22"/>
+          <w:szCs w:val="22"/>
+          <w:lang w:val="en"/>
+        </w:rPr>
+        <w:t xml:space="preserve"> scheme.</w:t>
       </w:r>
     </w:p>
     <w:p>
@@ -3478,7 +3843,29 @@
           <w:szCs w:val="22"/>
           <w:lang w:val="en"/>
         </w:rPr>
-        <w:t xml:space="preserve"> -- vendored and third-party roots are reported as skipped by name, never silently dropped from the count.</w:t>
+        <w:t xml:space="preserve"> -- </w:t>
+      </w:r>
+      <w:proofErr w:type="spellStart"/>
+      <w:r>
+        <w:rPr>
+          <w:rFonts w:ascii="Calibri" w:eastAsia="Times New Roman" w:hAnsi="Calibri" w:cs="Calibri"/>
+          <w:color w:val="1A1A1A"/>
+          <w:sz w:val="22"/>
+          <w:szCs w:val="22"/>
+          <w:lang w:val="en"/>
+        </w:rPr>
+        <w:t>vendored</w:t>
+      </w:r>
+      <w:proofErr w:type="spellEnd"/>
+      <w:r>
+        <w:rPr>
+          <w:rFonts w:ascii="Calibri" w:eastAsia="Times New Roman" w:hAnsi="Calibri" w:cs="Calibri"/>
+          <w:color w:val="1A1A1A"/>
+          <w:sz w:val="22"/>
+          <w:szCs w:val="22"/>
+          <w:lang w:val="en"/>
+        </w:rPr>
+        <w:t xml:space="preserve"> and third-party roots are reported as skipped by name, never silently dropped from the count.</w:t>
       </w:r>
     </w:p>
     <w:p>
@@ -3611,7 +3998,29 @@
           <w:szCs w:val="22"/>
           <w:lang w:val="en"/>
         </w:rPr>
-        <w:t xml:space="preserve"> -- spawns the real compiler against a file or project and returns hints, warnings, errors and fatals as JSON.</w:t>
+        <w:t xml:space="preserve"> -- spawns the real compiler against a file or project and returns hints, warnings, errors and </w:t>
+      </w:r>
+      <w:proofErr w:type="spellStart"/>
+      <w:r>
+        <w:rPr>
+          <w:rFonts w:ascii="Calibri" w:eastAsia="Times New Roman" w:hAnsi="Calibri" w:cs="Calibri"/>
+          <w:color w:val="1A1A1A"/>
+          <w:sz w:val="22"/>
+          <w:szCs w:val="22"/>
+          <w:lang w:val="en"/>
+        </w:rPr>
+        <w:t>fatals</w:t>
+      </w:r>
+      <w:proofErr w:type="spellEnd"/>
+      <w:r>
+        <w:rPr>
+          <w:rFonts w:ascii="Calibri" w:eastAsia="Times New Roman" w:hAnsi="Calibri" w:cs="Calibri"/>
+          <w:color w:val="1A1A1A"/>
+          <w:sz w:val="22"/>
+          <w:szCs w:val="22"/>
+          <w:lang w:val="en"/>
+        </w:rPr>
+        <w:t xml:space="preserve"> as JSON.</w:t>
       </w:r>
     </w:p>
     <w:p>
@@ -3650,17 +4059,7 @@
           <w:szCs w:val="22"/>
           <w:lang w:val="en"/>
         </w:rPr>
-        <w:t xml:space="preserve"> </w:t>
-      </w:r>
-      <w:r>
-        <w:rPr>
-          <w:rFonts w:ascii="Calibri" w:eastAsia="Times New Roman" w:hAnsi="Calibri" w:cs="Calibri"/>
-          <w:color w:val="1A1A1A"/>
-          <w:sz w:val="22"/>
-          <w:szCs w:val="22"/>
-          <w:lang w:val="en"/>
-        </w:rPr>
-        <w:t>-- compiles what is currently in the editor, in a separate process, so real compiler errors appear as you type without saving and without freezing the IDE. Your source files are never written: each unsaved buffer is staged into a temporary shadow directory and compiled there, in full project context, so the editor stays the single source of truth and no "changed on disk" prompt can appear.</w:t>
+        <w:t xml:space="preserve"> -- compiles what is currently in the editor, in a separate process, so real compiler errors appear as you type without saving and without freezing the IDE. Your source files are never written: each unsaved buffer is staged into a temporary shadow directory and compiled there, in full project context, so the editor stays the single source of truth and no "changed on disk" prompt can appear.</w:t>
       </w:r>
     </w:p>
     <w:p>
@@ -3738,17 +4137,7 @@
           <w:szCs w:val="22"/>
           <w:lang w:val="en"/>
         </w:rPr>
-        <w:t xml:space="preserve"> </w:t>
-      </w:r>
-      <w:r>
-        <w:rPr>
-          <w:rFonts w:ascii="Calibri" w:eastAsia="Times New Roman" w:hAnsi="Calibri" w:cs="Calibri"/>
-          <w:color w:val="1A1A1A"/>
-          <w:sz w:val="22"/>
-          <w:szCs w:val="22"/>
-          <w:lang w:val="en"/>
-        </w:rPr>
-        <w:t>-- conditional-compilation branches are resolved so inactive code is not misread as active.</w:t>
+        <w:t xml:space="preserve"> -- conditional-compilation branches are resolved so inactive code is not misread as active.</w:t>
       </w:r>
     </w:p>
     <w:p>
@@ -3786,6 +4175,7 @@
           <w:lang w:val="en"/>
         </w:rPr>
       </w:pPr>
+      <w:proofErr w:type="spellStart"/>
       <w:r>
         <w:rPr>
           <w:rFonts w:ascii="Calibri" w:eastAsia="Times New Roman" w:hAnsi="Calibri" w:cs="Calibri"/>
@@ -3796,7 +4186,20 @@
           <w:szCs w:val="22"/>
           <w:lang w:val="en"/>
         </w:rPr>
-        <w:t>DocInsight support</w:t>
+        <w:t>DocInsight</w:t>
+      </w:r>
+      <w:proofErr w:type="spellEnd"/>
+      <w:r>
+        <w:rPr>
+          <w:rFonts w:ascii="Calibri" w:eastAsia="Times New Roman" w:hAnsi="Calibri" w:cs="Calibri"/>
+          <w:b/>
+          <w:bCs/>
+          <w:color w:val="000000"/>
+          <w:sz w:val="22"/>
+          <w:szCs w:val="22"/>
+          <w:lang w:val="en"/>
+        </w:rPr>
+        <w:t xml:space="preserve"> support</w:t>
       </w:r>
       <w:r>
         <w:rPr>
@@ -4302,7 +4705,33 @@
           <w:szCs w:val="22"/>
           <w:lang w:val="en"/>
         </w:rPr>
-        <w:t>Uses-clause quick fixes</w:t>
+        <w:t xml:space="preserve">Uses-clause </w:t>
+      </w:r>
+      <w:proofErr w:type="gramStart"/>
+      <w:r>
+        <w:rPr>
+          <w:rFonts w:ascii="Calibri" w:eastAsia="Times New Roman" w:hAnsi="Calibri" w:cs="Calibri"/>
+          <w:b/>
+          <w:bCs/>
+          <w:color w:val="000000"/>
+          <w:sz w:val="22"/>
+          <w:szCs w:val="22"/>
+          <w:lang w:val="en"/>
+        </w:rPr>
+        <w:t>quick</w:t>
+      </w:r>
+      <w:proofErr w:type="gramEnd"/>
+      <w:r>
+        <w:rPr>
+          <w:rFonts w:ascii="Calibri" w:eastAsia="Times New Roman" w:hAnsi="Calibri" w:cs="Calibri"/>
+          <w:b/>
+          <w:bCs/>
+          <w:color w:val="000000"/>
+          <w:sz w:val="22"/>
+          <w:szCs w:val="22"/>
+          <w:lang w:val="en"/>
+        </w:rPr>
+        <w:t xml:space="preserve"> fixes</w:t>
       </w:r>
       <w:r>
         <w:rPr>
@@ -4380,8 +4809,22 @@
           <w:szCs w:val="22"/>
           <w:lang w:val="en"/>
         </w:rPr>
-        <w:t>Exception-class synchronisation</w:t>
-      </w:r>
+        <w:t xml:space="preserve">Exception-class </w:t>
+      </w:r>
+      <w:proofErr w:type="spellStart"/>
+      <w:r>
+        <w:rPr>
+          <w:rFonts w:ascii="Calibri" w:eastAsia="Times New Roman" w:hAnsi="Calibri" w:cs="Calibri"/>
+          <w:b/>
+          <w:bCs/>
+          <w:color w:val="000000"/>
+          <w:sz w:val="22"/>
+          <w:szCs w:val="22"/>
+          <w:lang w:val="en"/>
+        </w:rPr>
+        <w:t>synchronisation</w:t>
+      </w:r>
+      <w:proofErr w:type="spellEnd"/>
       <w:r>
         <w:rPr>
           <w:rFonts w:ascii="Calibri" w:eastAsia="Times New Roman" w:hAnsi="Calibri" w:cs="Calibri"/>
@@ -4580,17 +5023,7 @@
           <w:szCs w:val="22"/>
           <w:lang w:val="en"/>
         </w:rPr>
-        <w:t xml:space="preserve"> -- assembles exactly what an AI assistant needs to work on a symbol (documentation, class surface, the symbol's own body, and a capped </w:t>
-      </w:r>
-      <w:r>
-        <w:rPr>
-          <w:rFonts w:ascii="Calibri" w:hAnsi="Calibri" w:cs="Calibri"/>
-          <w:color w:val="1A1A1A"/>
-          <w:sz w:val="22"/>
-          <w:szCs w:val="22"/>
-          <w:lang w:val="en"/>
-        </w:rPr>
-        <w:t xml:space="preserve">set of callers) instead of whole source files. Measured roughly </w:t>
+        <w:t xml:space="preserve"> -- assembles exactly what an AI assistant needs to work on a symbol (documentation, class surface, the symbol's own body, and a capped set of callers) instead of whole source files. Measured roughly </w:t>
       </w:r>
       <w:r>
         <w:rPr>
@@ -4658,7 +5091,29 @@
           <w:szCs w:val="22"/>
           <w:lang w:val="en"/>
         </w:rPr>
-        <w:t>Across a working day that is the difference between an assistant that is affordable to run against a large Delphi codebase and one that is not.</w:t>
+        <w:t xml:space="preserve">Across a working </w:t>
+      </w:r>
+      <w:proofErr w:type="gramStart"/>
+      <w:r>
+        <w:rPr>
+          <w:rFonts w:ascii="Calibri" w:hAnsi="Calibri" w:cs="Calibri"/>
+          <w:color w:val="1A1A1A"/>
+          <w:sz w:val="22"/>
+          <w:szCs w:val="22"/>
+          <w:lang w:val="en"/>
+        </w:rPr>
+        <w:t>day</w:t>
+      </w:r>
+      <w:proofErr w:type="gramEnd"/>
+      <w:r>
+        <w:rPr>
+          <w:rFonts w:ascii="Calibri" w:hAnsi="Calibri" w:cs="Calibri"/>
+          <w:color w:val="1A1A1A"/>
+          <w:sz w:val="22"/>
+          <w:szCs w:val="22"/>
+          <w:lang w:val="en"/>
+        </w:rPr>
+        <w:t xml:space="preserve"> that is the difference between an assistant that is affordable to run against a large Delphi codebase and one that is not.</w:t>
       </w:r>
     </w:p>
     <w:p>
@@ -4697,17 +5152,29 @@
           <w:szCs w:val="22"/>
           <w:lang w:val="en"/>
         </w:rPr>
-        <w:t xml:space="preserve"> </w:t>
-      </w:r>
-      <w:r>
-        <w:rPr>
-          <w:rFonts w:ascii="Calibri" w:eastAsia="Times New Roman" w:hAnsi="Calibri" w:cs="Calibri"/>
-          <w:color w:val="1A1A1A"/>
-          <w:sz w:val="22"/>
-          <w:szCs w:val="22"/>
-          <w:lang w:val="en"/>
-        </w:rPr>
-        <w:t>for Claude, Cursor and other MCP clients -- symbol lookup, callers, linting, documentation, doc-tag and undocumented search, impact, DI wiring, class surface, code slice, context bundle, type-at-position, rename, AST checks and compile check.</w:t>
+        <w:t xml:space="preserve"> for Claude, Cursor and other MCP clients -- symbol lookup, callers, linting, documentation, doc-tag and undocumented search, impact, DI wiring, class surface, code slice, context bundle, type-at-position, rename, AST checks and compile </w:t>
+      </w:r>
+      <w:proofErr w:type="gramStart"/>
+      <w:r>
+        <w:rPr>
+          <w:rFonts w:ascii="Calibri" w:eastAsia="Times New Roman" w:hAnsi="Calibri" w:cs="Calibri"/>
+          <w:color w:val="1A1A1A"/>
+          <w:sz w:val="22"/>
+          <w:szCs w:val="22"/>
+          <w:lang w:val="en"/>
+        </w:rPr>
+        <w:t>check</w:t>
+      </w:r>
+      <w:proofErr w:type="gramEnd"/>
+      <w:r>
+        <w:rPr>
+          <w:rFonts w:ascii="Calibri" w:eastAsia="Times New Roman" w:hAnsi="Calibri" w:cs="Calibri"/>
+          <w:color w:val="1A1A1A"/>
+          <w:sz w:val="22"/>
+          <w:szCs w:val="22"/>
+          <w:lang w:val="en"/>
+        </w:rPr>
+        <w:t>.</w:t>
       </w:r>
     </w:p>
     <w:p>
@@ -4904,17 +5371,7 @@
           <w:szCs w:val="22"/>
           <w:lang w:val="en"/>
         </w:rPr>
-        <w:t xml:space="preserve"> </w:t>
-      </w:r>
-      <w:r>
-        <w:rPr>
-          <w:rFonts w:ascii="Calibri" w:eastAsia="Times New Roman" w:hAnsi="Calibri" w:cs="Calibri"/>
-          <w:color w:val="1A1A1A"/>
-          <w:sz w:val="22"/>
-          <w:szCs w:val="22"/>
-          <w:lang w:val="en"/>
-        </w:rPr>
-        <w:t>-- hover, go-to-definition, find-references, workspace symbols, completion and signature help, answered from the index across every project at once, with no compiler and no project open. Find-references and workspace symbols are not available from Delphi's own language server at all.</w:t>
+        <w:t xml:space="preserve"> -- hover, go-to-definition, find-references, workspace symbols, completion and signature help, answered from the index across every project at once, with no compiler and no project open. Find-references and workspace symbols are not available from Delphi's own language server at all.</w:t>
       </w:r>
     </w:p>
     <w:p>
@@ -5010,7 +5467,29 @@
           <w:szCs w:val="22"/>
           <w:lang w:val="en"/>
         </w:rPr>
-        <w:t xml:space="preserve"> -- 66 entry points across four surfaces: 50 main-menu items, 2 tool windows, 13 on the Structure view's right-click menu, and 1 on the Project Manager. Includes 12 Ctrl+Alt shortcuts.</w:t>
+        <w:t xml:space="preserve"> -- 66 entry points across four surfaces: 50 main-menu items, 2 tool windows, 13 on the Structure view's right-click menu, and 1 on the Project Manager. Includes 12 </w:t>
+      </w:r>
+      <w:proofErr w:type="spellStart"/>
+      <w:r>
+        <w:rPr>
+          <w:rFonts w:ascii="Calibri" w:eastAsia="Times New Roman" w:hAnsi="Calibri" w:cs="Calibri"/>
+          <w:color w:val="1A1A1A"/>
+          <w:sz w:val="22"/>
+          <w:szCs w:val="22"/>
+          <w:lang w:val="en"/>
+        </w:rPr>
+        <w:t>Ctrl+Alt</w:t>
+      </w:r>
+      <w:proofErr w:type="spellEnd"/>
+      <w:r>
+        <w:rPr>
+          <w:rFonts w:ascii="Calibri" w:eastAsia="Times New Roman" w:hAnsi="Calibri" w:cs="Calibri"/>
+          <w:color w:val="1A1A1A"/>
+          <w:sz w:val="22"/>
+          <w:szCs w:val="22"/>
+          <w:lang w:val="en"/>
+        </w:rPr>
+        <w:t xml:space="preserve"> shortcuts.</w:t>
       </w:r>
     </w:p>
     <w:p>
@@ -5049,7 +5528,29 @@
           <w:szCs w:val="22"/>
           <w:lang w:val="en"/>
         </w:rPr>
-        <w:t xml:space="preserve"> -- gutter markers and wavy underlines, coloured from the IDE's own scheme, with hover tooltips.</w:t>
+        <w:t xml:space="preserve"> -- gutter markers and wavy underlines, </w:t>
+      </w:r>
+      <w:proofErr w:type="spellStart"/>
+      <w:r>
+        <w:rPr>
+          <w:rFonts w:ascii="Calibri" w:eastAsia="Times New Roman" w:hAnsi="Calibri" w:cs="Calibri"/>
+          <w:color w:val="1A1A1A"/>
+          <w:sz w:val="22"/>
+          <w:szCs w:val="22"/>
+          <w:lang w:val="en"/>
+        </w:rPr>
+        <w:t>coloured</w:t>
+      </w:r>
+      <w:proofErr w:type="spellEnd"/>
+      <w:r>
+        <w:rPr>
+          <w:rFonts w:ascii="Calibri" w:eastAsia="Times New Roman" w:hAnsi="Calibri" w:cs="Calibri"/>
+          <w:color w:val="1A1A1A"/>
+          <w:sz w:val="22"/>
+          <w:szCs w:val="22"/>
+          <w:lang w:val="en"/>
+        </w:rPr>
+        <w:t xml:space="preserve"> from the IDE's own scheme, with hover tooltips.</w:t>
       </w:r>
     </w:p>
     <w:p>
@@ -5068,6 +5569,7 @@
           <w:lang w:val="en"/>
         </w:rPr>
       </w:pPr>
+      <w:proofErr w:type="spellStart"/>
       <w:r>
         <w:rPr>
           <w:rFonts w:ascii="Calibri" w:eastAsia="Times New Roman" w:hAnsi="Calibri" w:cs="Calibri"/>
@@ -5078,7 +5580,20 @@
           <w:szCs w:val="22"/>
           <w:lang w:val="en"/>
         </w:rPr>
-        <w:t>Dockable panels</w:t>
+        <w:t>Dockable</w:t>
+      </w:r>
+      <w:proofErr w:type="spellEnd"/>
+      <w:r>
+        <w:rPr>
+          <w:rFonts w:ascii="Calibri" w:eastAsia="Times New Roman" w:hAnsi="Calibri" w:cs="Calibri"/>
+          <w:b/>
+          <w:bCs/>
+          <w:color w:val="000000"/>
+          <w:sz w:val="22"/>
+          <w:szCs w:val="22"/>
+          <w:lang w:val="en"/>
+        </w:rPr>
+        <w:t xml:space="preserve"> panels</w:t>
       </w:r>
       <w:r>
         <w:rPr>
@@ -5127,17 +5642,95 @@
           <w:szCs w:val="22"/>
           <w:lang w:val="en"/>
         </w:rPr>
-        <w:t xml:space="preserve"> -- fi</w:t>
-      </w:r>
-      <w:r>
-        <w:rPr>
-          <w:rFonts w:ascii="Calibri" w:eastAsia="Times New Roman" w:hAnsi="Calibri" w:cs="Calibri"/>
-          <w:color w:val="1A1A1A"/>
-          <w:sz w:val="22"/>
-          <w:szCs w:val="22"/>
-          <w:lang w:val="en"/>
-        </w:rPr>
-        <w:t>ndings in the Problems panel on save, a Pascal TextMate grammar, and a colour theme generated from your own RAD Studio scheme so colours match the IDE literally rather than approximately. It runs a private copy of the engine, so an open window never blocks a rebuild.</w:t>
+        <w:t xml:space="preserve"> -- findings in the Problems panel on save, </w:t>
+      </w:r>
+      <w:proofErr w:type="gramStart"/>
+      <w:r>
+        <w:rPr>
+          <w:rFonts w:ascii="Calibri" w:eastAsia="Times New Roman" w:hAnsi="Calibri" w:cs="Calibri"/>
+          <w:color w:val="1A1A1A"/>
+          <w:sz w:val="22"/>
+          <w:szCs w:val="22"/>
+          <w:lang w:val="en"/>
+        </w:rPr>
+        <w:t>a Pascal</w:t>
+      </w:r>
+      <w:proofErr w:type="gramEnd"/>
+      <w:r>
+        <w:rPr>
+          <w:rFonts w:ascii="Calibri" w:eastAsia="Times New Roman" w:hAnsi="Calibri" w:cs="Calibri"/>
+          <w:color w:val="1A1A1A"/>
+          <w:sz w:val="22"/>
+          <w:szCs w:val="22"/>
+          <w:lang w:val="en"/>
+        </w:rPr>
+        <w:t xml:space="preserve"> </w:t>
+      </w:r>
+      <w:proofErr w:type="spellStart"/>
+      <w:r>
+        <w:rPr>
+          <w:rFonts w:ascii="Calibri" w:eastAsia="Times New Roman" w:hAnsi="Calibri" w:cs="Calibri"/>
+          <w:color w:val="1A1A1A"/>
+          <w:sz w:val="22"/>
+          <w:szCs w:val="22"/>
+          <w:lang w:val="en"/>
+        </w:rPr>
+        <w:t>TextMate</w:t>
+      </w:r>
+      <w:proofErr w:type="spellEnd"/>
+      <w:r>
+        <w:rPr>
+          <w:rFonts w:ascii="Calibri" w:eastAsia="Times New Roman" w:hAnsi="Calibri" w:cs="Calibri"/>
+          <w:color w:val="1A1A1A"/>
+          <w:sz w:val="22"/>
+          <w:szCs w:val="22"/>
+          <w:lang w:val="en"/>
+        </w:rPr>
+        <w:t xml:space="preserve"> grammar, and a </w:t>
+      </w:r>
+      <w:proofErr w:type="spellStart"/>
+      <w:r>
+        <w:rPr>
+          <w:rFonts w:ascii="Calibri" w:eastAsia="Times New Roman" w:hAnsi="Calibri" w:cs="Calibri"/>
+          <w:color w:val="1A1A1A"/>
+          <w:sz w:val="22"/>
+          <w:szCs w:val="22"/>
+          <w:lang w:val="en"/>
+        </w:rPr>
+        <w:t>colour</w:t>
+      </w:r>
+      <w:proofErr w:type="spellEnd"/>
+      <w:r>
+        <w:rPr>
+          <w:rFonts w:ascii="Calibri" w:eastAsia="Times New Roman" w:hAnsi="Calibri" w:cs="Calibri"/>
+          <w:color w:val="1A1A1A"/>
+          <w:sz w:val="22"/>
+          <w:szCs w:val="22"/>
+          <w:lang w:val="en"/>
+        </w:rPr>
+        <w:t xml:space="preserve"> theme generated from your own RAD Studio scheme so </w:t>
+      </w:r>
+      <w:proofErr w:type="spellStart"/>
+      <w:r>
+        <w:rPr>
+          <w:rFonts w:ascii="Calibri" w:eastAsia="Times New Roman" w:hAnsi="Calibri" w:cs="Calibri"/>
+          <w:color w:val="1A1A1A"/>
+          <w:sz w:val="22"/>
+          <w:szCs w:val="22"/>
+          <w:lang w:val="en"/>
+        </w:rPr>
+        <w:t>colours</w:t>
+      </w:r>
+      <w:proofErr w:type="spellEnd"/>
+      <w:r>
+        <w:rPr>
+          <w:rFonts w:ascii="Calibri" w:eastAsia="Times New Roman" w:hAnsi="Calibri" w:cs="Calibri"/>
+          <w:color w:val="1A1A1A"/>
+          <w:sz w:val="22"/>
+          <w:szCs w:val="22"/>
+          <w:lang w:val="en"/>
+        </w:rPr>
+        <w:t xml:space="preserve"> match the IDE literally rather than approximately. It runs a private copy of the engine, so an open window never blocks a rebuild.</w:t>
       </w:r>
     </w:p>
     <w:p>
@@ -5215,7 +5808,29 @@
           <w:szCs w:val="22"/>
           <w:lang w:val="en"/>
         </w:rPr>
-        <w:t xml:space="preserve"> -- Neovim, Helix and others point at the same server.</w:t>
+        <w:t xml:space="preserve"> -- </w:t>
+      </w:r>
+      <w:proofErr w:type="spellStart"/>
+      <w:r>
+        <w:rPr>
+          <w:rFonts w:ascii="Calibri" w:eastAsia="Times New Roman" w:hAnsi="Calibri" w:cs="Calibri"/>
+          <w:color w:val="1A1A1A"/>
+          <w:sz w:val="22"/>
+          <w:szCs w:val="22"/>
+          <w:lang w:val="en"/>
+        </w:rPr>
+        <w:t>Neovim</w:t>
+      </w:r>
+      <w:proofErr w:type="spellEnd"/>
+      <w:r>
+        <w:rPr>
+          <w:rFonts w:ascii="Calibri" w:eastAsia="Times New Roman" w:hAnsi="Calibri" w:cs="Calibri"/>
+          <w:color w:val="1A1A1A"/>
+          <w:sz w:val="22"/>
+          <w:szCs w:val="22"/>
+          <w:lang w:val="en"/>
+        </w:rPr>
+        <w:t>, Helix and others point at the same server.</w:t>
       </w:r>
     </w:p>
     <w:p>
@@ -5273,17 +5888,7 @@
           <w:szCs w:val="22"/>
           <w:lang w:val="en"/>
         </w:rPr>
-        <w:t xml:space="preserve"> </w:t>
-      </w:r>
-      <w:r>
-        <w:rPr>
-          <w:rFonts w:ascii="Calibri" w:eastAsia="Times New Roman" w:hAnsi="Calibri" w:cs="Calibri"/>
-          <w:color w:val="1A1A1A"/>
-          <w:sz w:val="22"/>
-          <w:szCs w:val="22"/>
-          <w:lang w:val="en"/>
-        </w:rPr>
-        <w:t>-- dead code, TODOs, compiler hints, top symbols, forms inventory, dependency and cycle reports.</w:t>
+        <w:t xml:space="preserve"> -- dead code, TODOs, compiler hints, top symbols, forms inventory, dependency and cycle reports.</w:t>
       </w:r>
     </w:p>
     <w:p>
@@ -5439,17 +6044,7 @@
           <w:szCs w:val="22"/>
           <w:lang w:val="en"/>
         </w:rPr>
-        <w:t xml:space="preserve"> </w:t>
-      </w:r>
-      <w:r>
-        <w:rPr>
-          <w:rFonts w:ascii="Calibri" w:eastAsia="Times New Roman" w:hAnsi="Calibri" w:cs="Calibri"/>
-          <w:color w:val="1A1A1A"/>
-          <w:sz w:val="22"/>
-          <w:szCs w:val="22"/>
-          <w:lang w:val="en"/>
-        </w:rPr>
-        <w:t>-- detects and restores files left modified by an interrupted operation.</w:t>
+        <w:t xml:space="preserve"> -- detects and restores files left modified by an interrupted operation.</w:t>
       </w:r>
     </w:p>
     <w:p>
@@ -5587,17 +6182,7 @@
           <w:szCs w:val="22"/>
           <w:lang w:val="en"/>
         </w:rPr>
-        <w:t xml:space="preserve"> controls, or BDE data access) to modern replacements such as </w:t>
-      </w:r>
-      <w:r>
-        <w:rPr>
-          <w:rFonts w:ascii="Calibri" w:hAnsi="Calibri" w:cs="Calibri"/>
-          <w:color w:val="1A1A1A"/>
-          <w:sz w:val="22"/>
-          <w:szCs w:val="22"/>
-          <w:lang w:val="en"/>
-        </w:rPr>
-        <w:t>DevExpress or FireDAC -- across every surface a component touches, not just the declaration.</w:t>
+        <w:t xml:space="preserve"> controls, or BDE data access) to modern replacements such as DevExpress or FireDAC -- across every surface a component touches, not just the declaration.</w:t>
       </w:r>
     </w:p>
     <w:p>
@@ -5609,6 +6194,7 @@
           <w:lang w:val="en"/>
         </w:rPr>
       </w:pPr>
+      <w:proofErr w:type="gramStart"/>
       <w:r>
         <w:rPr>
           <w:rFonts w:ascii="Calibri" w:eastAsia="Times New Roman" w:hAnsi="Calibri" w:cs="Calibri"/>
@@ -5616,6 +6202,7 @@
         </w:rPr>
         <w:t>Conversion rules language</w:t>
       </w:r>
+      <w:proofErr w:type="gramEnd"/>
     </w:p>
     <w:p>
       <w:pPr>
@@ -5653,7 +6240,29 @@
           <w:szCs w:val="22"/>
           <w:lang w:val="en"/>
         </w:rPr>
-        <w:t>, a superset of the reFind format -- covering type conversion, property and event linking, defaults, notes, unit add/remove/swap, regular-expression rules, and reusable named value mappings.</w:t>
+        <w:t xml:space="preserve">, a superset of the </w:t>
+      </w:r>
+      <w:proofErr w:type="spellStart"/>
+      <w:r>
+        <w:rPr>
+          <w:rFonts w:ascii="Calibri" w:eastAsia="Times New Roman" w:hAnsi="Calibri" w:cs="Calibri"/>
+          <w:color w:val="1A1A1A"/>
+          <w:sz w:val="22"/>
+          <w:szCs w:val="22"/>
+          <w:lang w:val="en"/>
+        </w:rPr>
+        <w:t>reFind</w:t>
+      </w:r>
+      <w:proofErr w:type="spellEnd"/>
+      <w:r>
+        <w:rPr>
+          <w:rFonts w:ascii="Calibri" w:eastAsia="Times New Roman" w:hAnsi="Calibri" w:cs="Calibri"/>
+          <w:color w:val="1A1A1A"/>
+          <w:sz w:val="22"/>
+          <w:szCs w:val="22"/>
+          <w:lang w:val="en"/>
+        </w:rPr>
+        <w:t xml:space="preserve"> format -- covering type conversion, property and event linking, defaults, notes, unit add/remove/swap, regular-expression rules, and reusable named value mappings.</w:t>
       </w:r>
     </w:p>
     <w:p>
@@ -5731,7 +6340,29 @@
           <w:szCs w:val="22"/>
           <w:lang w:val="en"/>
         </w:rPr>
-        <w:t xml:space="preserve"> with conditional branches, so an enum or a set of related properties translates once and is applied wherever needed.</w:t>
+        <w:t xml:space="preserve"> with conditional branches, so an </w:t>
+      </w:r>
+      <w:proofErr w:type="spellStart"/>
+      <w:r>
+        <w:rPr>
+          <w:rFonts w:ascii="Calibri" w:eastAsia="Times New Roman" w:hAnsi="Calibri" w:cs="Calibri"/>
+          <w:color w:val="1A1A1A"/>
+          <w:sz w:val="22"/>
+          <w:szCs w:val="22"/>
+          <w:lang w:val="en"/>
+        </w:rPr>
+        <w:t>enum</w:t>
+      </w:r>
+      <w:proofErr w:type="spellEnd"/>
+      <w:r>
+        <w:rPr>
+          <w:rFonts w:ascii="Calibri" w:eastAsia="Times New Roman" w:hAnsi="Calibri" w:cs="Calibri"/>
+          <w:color w:val="1A1A1A"/>
+          <w:sz w:val="22"/>
+          <w:szCs w:val="22"/>
+          <w:lang w:val="en"/>
+        </w:rPr>
+        <w:t xml:space="preserve"> or a set of related properties translates once and is applied wherever needed.</w:t>
       </w:r>
     </w:p>
     <w:p>
@@ -5770,7 +6401,29 @@
           <w:szCs w:val="22"/>
           <w:lang w:val="en"/>
         </w:rPr>
-        <w:t xml:space="preserve"> -- rules can be labelled so a single rule book serves several migration jobs and a job selects only the rules it needs.</w:t>
+        <w:t xml:space="preserve"> -- rules can be labelled so a single rule book serves several migration </w:t>
+      </w:r>
+      <w:proofErr w:type="gramStart"/>
+      <w:r>
+        <w:rPr>
+          <w:rFonts w:ascii="Calibri" w:eastAsia="Times New Roman" w:hAnsi="Calibri" w:cs="Calibri"/>
+          <w:color w:val="1A1A1A"/>
+          <w:sz w:val="22"/>
+          <w:szCs w:val="22"/>
+          <w:lang w:val="en"/>
+        </w:rPr>
+        <w:t>jobs</w:t>
+      </w:r>
+      <w:proofErr w:type="gramEnd"/>
+      <w:r>
+        <w:rPr>
+          <w:rFonts w:ascii="Calibri" w:eastAsia="Times New Roman" w:hAnsi="Calibri" w:cs="Calibri"/>
+          <w:color w:val="1A1A1A"/>
+          <w:sz w:val="22"/>
+          <w:szCs w:val="22"/>
+          <w:lang w:val="en"/>
+        </w:rPr>
+        <w:t xml:space="preserve"> and a job selects only the rules it needs.</w:t>
       </w:r>
     </w:p>
     <w:p>
@@ -5922,7 +6575,18 @@
           <w:szCs w:val="22"/>
           <w:lang w:val="en"/>
         </w:rPr>
-        <w:t xml:space="preserve"> clauses, the </w:t>
+        <w:t xml:space="preserve"> clauses, </w:t>
+      </w:r>
+      <w:proofErr w:type="gramStart"/>
+      <w:r>
+        <w:rPr>
+          <w:rFonts w:ascii="Calibri" w:eastAsia="Times New Roman" w:hAnsi="Calibri" w:cs="Calibri"/>
+          <w:color w:val="1A1A1A"/>
+          <w:sz w:val="22"/>
+          <w:szCs w:val="22"/>
+          <w:lang w:val="en"/>
+        </w:rPr>
+        <w:t xml:space="preserve">the </w:t>
       </w:r>
       <w:r>
         <w:rPr>
@@ -5930,8 +6594,19 @@
           <w:color w:val="1A1A1A"/>
           <w:lang w:val="en"/>
         </w:rPr>
-        <w:t>.dfm</w:t>
-      </w:r>
+        <w:t>.</w:t>
+      </w:r>
+      <w:proofErr w:type="spellStart"/>
+      <w:r>
+        <w:rPr>
+          <w:rStyle w:val="HTMLCode"/>
+          <w:color w:val="1A1A1A"/>
+          <w:lang w:val="en"/>
+        </w:rPr>
+        <w:t>dfm</w:t>
+      </w:r>
+      <w:proofErr w:type="spellEnd"/>
+      <w:proofErr w:type="gramEnd"/>
       <w:r>
         <w:rPr>
           <w:rFonts w:ascii="Calibri" w:eastAsia="Times New Roman" w:hAnsi="Calibri" w:cs="Calibri"/>
@@ -6096,7 +6771,29 @@
           <w:szCs w:val="22"/>
           <w:lang w:val="en"/>
         </w:rPr>
-        <w:t xml:space="preserve"> -- what could not be converted is emitted as typed JSON items, so the leftover work can be dispatched programmatically instead of read out of prose.</w:t>
+        <w:t xml:space="preserve"> -- what could not be converted is emitted as typed JSON items, so the leftover work can be dispatched programmatically instead of </w:t>
+      </w:r>
+      <w:proofErr w:type="gramStart"/>
+      <w:r>
+        <w:rPr>
+          <w:rFonts w:ascii="Calibri" w:eastAsia="Times New Roman" w:hAnsi="Calibri" w:cs="Calibri"/>
+          <w:color w:val="1A1A1A"/>
+          <w:sz w:val="22"/>
+          <w:szCs w:val="22"/>
+          <w:lang w:val="en"/>
+        </w:rPr>
+        <w:t>read</w:t>
+      </w:r>
+      <w:proofErr w:type="gramEnd"/>
+      <w:r>
+        <w:rPr>
+          <w:rFonts w:ascii="Calibri" w:eastAsia="Times New Roman" w:hAnsi="Calibri" w:cs="Calibri"/>
+          <w:color w:val="1A1A1A"/>
+          <w:sz w:val="22"/>
+          <w:szCs w:val="22"/>
+          <w:lang w:val="en"/>
+        </w:rPr>
+        <w:t xml:space="preserve"> out of prose.</w:t>
       </w:r>
     </w:p>
     <w:p>
@@ -6161,49 +6858,9 @@
           <w:szCs w:val="22"/>
           <w:lang w:val="en"/>
         </w:rPr>
-        <w:t>Known limitation in this release, and it is destructive.</w:t>
-      </w:r>
-      <w:r>
-        <w:rPr>
-          <w:rFonts w:ascii="Calibri" w:hAnsi="Calibri" w:cs="Calibri"/>
-          <w:color w:val="1A1A1A"/>
-          <w:sz w:val="22"/>
-          <w:szCs w:val="22"/>
-          <w:lang w:val="en"/>
-        </w:rPr>
-        <w:t xml:space="preserve"> </w:t>
-      </w:r>
-      <w:r>
-        <w:rPr>
-          <w:rFonts w:ascii="Calibri" w:hAnsi="Calibri" w:cs="Calibri"/>
-          <w:color w:val="1A1A1A"/>
-          <w:sz w:val="22"/>
-          <w:szCs w:val="22"/>
-          <w:lang w:val="en"/>
-        </w:rPr>
-        <w:t xml:space="preserve">When a conversion needs to convert a </w:t>
-      </w:r>
-      <w:r>
-        <w:rPr>
-          <w:rStyle w:val="Emphasis"/>
-          <w:rFonts w:ascii="Calibri" w:hAnsi="Calibri" w:cs="Calibri"/>
-          <w:color w:val="1A1A1A"/>
-          <w:sz w:val="22"/>
-          <w:szCs w:val="22"/>
-          <w:lang w:val="en"/>
-        </w:rPr>
-        <w:t>value</w:t>
-      </w:r>
-      <w:r>
-        <w:rPr>
-          <w:rFonts w:ascii="Calibri" w:hAnsi="Calibri" w:cs="Calibri"/>
-          <w:color w:val="1A1A1A"/>
-          <w:sz w:val="22"/>
-          <w:szCs w:val="22"/>
-          <w:lang w:val="en"/>
-        </w:rPr>
-        <w:t xml:space="preserve"> as well as a property -- an image handed to a different image type, for instance -- the image data is currently </w:t>
-      </w:r>
+        <w:t xml:space="preserve">Known </w:t>
+      </w:r>
+      <w:proofErr w:type="gramStart"/>
       <w:r>
         <w:rPr>
           <w:rFonts w:ascii="Calibri" w:hAnsi="Calibri" w:cs="Calibri"/>
@@ -6214,60 +6871,9 @@
           <w:szCs w:val="22"/>
           <w:lang w:val="en"/>
         </w:rPr>
-        <w:t>dropped</w:t>
-      </w:r>
-      <w:r>
-        <w:rPr>
-          <w:rFonts w:ascii="Calibri" w:hAnsi="Calibri" w:cs="Calibri"/>
-          <w:color w:val="1A1A1A"/>
-          <w:sz w:val="22"/>
-          <w:szCs w:val="22"/>
-          <w:lang w:val="en"/>
-        </w:rPr>
-        <w:t xml:space="preserve"> while the run reports success. Twenty buttons come out of a conversion that printed </w:t>
-      </w:r>
-      <w:r>
-        <w:rPr>
-          <w:rStyle w:val="HTMLCode"/>
-          <w:color w:val="1A1A1A"/>
-          <w:lang w:val="en"/>
-        </w:rPr>
-        <w:t>20 instance(s) converted</w:t>
-      </w:r>
-      <w:r>
-        <w:rPr>
-          <w:rFonts w:ascii="Calibri" w:hAnsi="Calibri" w:cs="Calibri"/>
-          <w:color w:val="1A1A1A"/>
-          <w:sz w:val="22"/>
-          <w:szCs w:val="22"/>
-          <w:lang w:val="en"/>
-        </w:rPr>
-        <w:t xml:space="preserve"> with no glyphs.</w:t>
-      </w:r>
-    </w:p>
-    <w:p>
-      <w:pPr>
-        <w:pStyle w:val="NormalWeb"/>
-        <w:shd w:val="clear" w:color="auto" w:fill="FBF7EC"/>
-        <w:divId w:val="1228034265"/>
-        <w:rPr>
-          <w:rFonts w:ascii="Calibri" w:hAnsi="Calibri" w:cs="Calibri"/>
-          <w:color w:val="1A1A1A"/>
-          <w:sz w:val="22"/>
-          <w:szCs w:val="22"/>
-          <w:lang w:val="en"/>
-        </w:rPr>
-      </w:pPr>
-      <w:r>
-        <w:rPr>
-          <w:rFonts w:ascii="Calibri" w:hAnsi="Calibri" w:cs="Calibri"/>
-          <w:color w:val="1A1A1A"/>
-          <w:sz w:val="22"/>
-          <w:szCs w:val="22"/>
-          <w:lang w:val="en"/>
-        </w:rPr>
-        <w:t xml:space="preserve">Fixing it is the </w:t>
-      </w:r>
+        <w:t>limitation</w:t>
+      </w:r>
+      <w:proofErr w:type="gramEnd"/>
       <w:r>
         <w:rPr>
           <w:rFonts w:ascii="Calibri" w:hAnsi="Calibri" w:cs="Calibri"/>
@@ -6278,6 +6884,125 @@
           <w:szCs w:val="22"/>
           <w:lang w:val="en"/>
         </w:rPr>
+        <w:t xml:space="preserve"> in this release, and it is destructive.</w:t>
+      </w:r>
+      <w:r>
+        <w:rPr>
+          <w:rFonts w:ascii="Calibri" w:hAnsi="Calibri" w:cs="Calibri"/>
+          <w:color w:val="1A1A1A"/>
+          <w:sz w:val="22"/>
+          <w:szCs w:val="22"/>
+          <w:lang w:val="en"/>
+        </w:rPr>
+        <w:t xml:space="preserve"> When a conversion needs to convert a </w:t>
+      </w:r>
+      <w:r>
+        <w:rPr>
+          <w:rStyle w:val="Emphasis"/>
+          <w:rFonts w:ascii="Calibri" w:hAnsi="Calibri" w:cs="Calibri"/>
+          <w:color w:val="1A1A1A"/>
+          <w:sz w:val="22"/>
+          <w:szCs w:val="22"/>
+          <w:lang w:val="en"/>
+        </w:rPr>
+        <w:t>value</w:t>
+      </w:r>
+      <w:r>
+        <w:rPr>
+          <w:rFonts w:ascii="Calibri" w:hAnsi="Calibri" w:cs="Calibri"/>
+          <w:color w:val="1A1A1A"/>
+          <w:sz w:val="22"/>
+          <w:szCs w:val="22"/>
+          <w:lang w:val="en"/>
+        </w:rPr>
+        <w:t xml:space="preserve"> as well as a property -- an image handed to a different image type, for instance -- the image data is currently </w:t>
+      </w:r>
+      <w:r>
+        <w:rPr>
+          <w:rFonts w:ascii="Calibri" w:hAnsi="Calibri" w:cs="Calibri"/>
+          <w:b/>
+          <w:bCs/>
+          <w:color w:val="000000"/>
+          <w:sz w:val="22"/>
+          <w:szCs w:val="22"/>
+          <w:lang w:val="en"/>
+        </w:rPr>
+        <w:t>dropped</w:t>
+      </w:r>
+      <w:r>
+        <w:rPr>
+          <w:rFonts w:ascii="Calibri" w:hAnsi="Calibri" w:cs="Calibri"/>
+          <w:color w:val="1A1A1A"/>
+          <w:sz w:val="22"/>
+          <w:szCs w:val="22"/>
+          <w:lang w:val="en"/>
+        </w:rPr>
+        <w:t xml:space="preserve"> while the run reports success. Twenty buttons come out of a conversion that printed </w:t>
+      </w:r>
+      <w:r>
+        <w:rPr>
+          <w:rStyle w:val="HTMLCode"/>
+          <w:color w:val="1A1A1A"/>
+          <w:lang w:val="en"/>
+        </w:rPr>
+        <w:t>20 instance(s) converted</w:t>
+      </w:r>
+      <w:r>
+        <w:rPr>
+          <w:rFonts w:ascii="Calibri" w:hAnsi="Calibri" w:cs="Calibri"/>
+          <w:color w:val="1A1A1A"/>
+          <w:sz w:val="22"/>
+          <w:szCs w:val="22"/>
+          <w:lang w:val="en"/>
+        </w:rPr>
+        <w:t xml:space="preserve"> with no glyphs.</w:t>
+      </w:r>
+    </w:p>
+    <w:p>
+      <w:pPr>
+        <w:pStyle w:val="NormalWeb"/>
+        <w:shd w:val="clear" w:color="auto" w:fill="FBF7EC"/>
+        <w:divId w:val="1228034265"/>
+        <w:rPr>
+          <w:rFonts w:ascii="Calibri" w:hAnsi="Calibri" w:cs="Calibri"/>
+          <w:color w:val="1A1A1A"/>
+          <w:sz w:val="22"/>
+          <w:szCs w:val="22"/>
+          <w:lang w:val="en"/>
+        </w:rPr>
+      </w:pPr>
+      <w:proofErr w:type="gramStart"/>
+      <w:r>
+        <w:rPr>
+          <w:rFonts w:ascii="Calibri" w:hAnsi="Calibri" w:cs="Calibri"/>
+          <w:color w:val="1A1A1A"/>
+          <w:sz w:val="22"/>
+          <w:szCs w:val="22"/>
+          <w:lang w:val="en"/>
+        </w:rPr>
+        <w:t>Fixing it</w:t>
+      </w:r>
+      <w:proofErr w:type="gramEnd"/>
+      <w:r>
+        <w:rPr>
+          <w:rFonts w:ascii="Calibri" w:hAnsi="Calibri" w:cs="Calibri"/>
+          <w:color w:val="1A1A1A"/>
+          <w:sz w:val="22"/>
+          <w:szCs w:val="22"/>
+          <w:lang w:val="en"/>
+        </w:rPr>
+        <w:t xml:space="preserve"> is the </w:t>
+      </w:r>
+      <w:r>
+        <w:rPr>
+          <w:rFonts w:ascii="Calibri" w:hAnsi="Calibri" w:cs="Calibri"/>
+          <w:b/>
+          <w:bCs/>
+          <w:color w:val="000000"/>
+          <w:sz w:val="22"/>
+          <w:szCs w:val="22"/>
+          <w:lang w:val="en"/>
+        </w:rPr>
         <w:t>first</w:t>
       </w:r>
       <w:r>
@@ -6288,17 +7013,7 @@
           <w:szCs w:val="22"/>
           <w:lang w:val="en"/>
         </w:rPr>
-        <w:t xml:space="preserve"> piece of work after this release (chapter 13). Until then, treat image-carrying conversions as manual. A conversion whose unit </w:t>
-      </w:r>
-      <w:r>
-        <w:rPr>
-          <w:rFonts w:ascii="Calibri" w:hAnsi="Calibri" w:cs="Calibri"/>
-          <w:color w:val="1A1A1A"/>
-          <w:sz w:val="22"/>
-          <w:szCs w:val="22"/>
-          <w:lang w:val="en"/>
-        </w:rPr>
-        <w:t>is not in any supplied index is now refused with a message that says so, rather than one that blamed the form file.</w:t>
+        <w:t xml:space="preserve"> piece of work after this release (chapter 13). Until then, treat image-carrying conversions as manual. A conversion whose unit is not in any supplied index is now refused with a message that says so, rather than one that blamed the form file.</w:t>
       </w:r>
     </w:p>
     <w:p>
@@ -6432,17 +7147,7 @@
           <w:szCs w:val="22"/>
           <w:lang w:val="en"/>
         </w:rPr>
-        <w:t xml:space="preserve"> </w:t>
-      </w:r>
-      <w:r>
-        <w:rPr>
-          <w:rFonts w:ascii="Calibri" w:eastAsia="Times New Roman" w:hAnsi="Calibri" w:cs="Calibri"/>
-          <w:color w:val="1A1A1A"/>
-          <w:sz w:val="22"/>
-          <w:szCs w:val="22"/>
-          <w:lang w:val="en"/>
-        </w:rPr>
-        <w:t>-- a percent-complete column per conversion rule, so a large migration has a visible finish line.</w:t>
+        <w:t xml:space="preserve"> -- a percent-complete column per conversion rule, so a large migration has a visible finish line.</w:t>
       </w:r>
     </w:p>
     <w:p>
@@ -6481,7 +7186,29 @@
           <w:szCs w:val="22"/>
           <w:lang w:val="en"/>
         </w:rPr>
-        <w:t xml:space="preserve"> behind the grid, read from the index, so you only ever map to properties that genuinely exist.</w:t>
+        <w:t xml:space="preserve"> behind the grid, read from the index, so you only ever map to </w:t>
+      </w:r>
+      <w:proofErr w:type="gramStart"/>
+      <w:r>
+        <w:rPr>
+          <w:rFonts w:ascii="Calibri" w:eastAsia="Times New Roman" w:hAnsi="Calibri" w:cs="Calibri"/>
+          <w:color w:val="1A1A1A"/>
+          <w:sz w:val="22"/>
+          <w:szCs w:val="22"/>
+          <w:lang w:val="en"/>
+        </w:rPr>
+        <w:t>properties</w:t>
+      </w:r>
+      <w:proofErr w:type="gramEnd"/>
+      <w:r>
+        <w:rPr>
+          <w:rFonts w:ascii="Calibri" w:eastAsia="Times New Roman" w:hAnsi="Calibri" w:cs="Calibri"/>
+          <w:color w:val="1A1A1A"/>
+          <w:sz w:val="22"/>
+          <w:szCs w:val="22"/>
+          <w:lang w:val="en"/>
+        </w:rPr>
+        <w:t xml:space="preserve"> that genuinely exist.</w:t>
       </w:r>
     </w:p>
     <w:p>
@@ -6559,7 +7286,18 @@
           <w:szCs w:val="22"/>
           <w:lang w:val="en"/>
         </w:rPr>
-        <w:t xml:space="preserve"> -- open a real </w:t>
+        <w:t xml:space="preserve"> -- open a </w:t>
+      </w:r>
+      <w:proofErr w:type="gramStart"/>
+      <w:r>
+        <w:rPr>
+          <w:rFonts w:ascii="Calibri" w:eastAsia="Times New Roman" w:hAnsi="Calibri" w:cs="Calibri"/>
+          <w:color w:val="1A1A1A"/>
+          <w:sz w:val="22"/>
+          <w:szCs w:val="22"/>
+          <w:lang w:val="en"/>
+        </w:rPr>
+        <w:t xml:space="preserve">real </w:t>
       </w:r>
       <w:r>
         <w:rPr>
@@ -6567,8 +7305,19 @@
           <w:color w:val="1A1A1A"/>
           <w:lang w:val="en"/>
         </w:rPr>
-        <w:t>.dfm</w:t>
-      </w:r>
+        <w:t>.</w:t>
+      </w:r>
+      <w:proofErr w:type="spellStart"/>
+      <w:r>
+        <w:rPr>
+          <w:rStyle w:val="HTMLCode"/>
+          <w:color w:val="1A1A1A"/>
+          <w:lang w:val="en"/>
+        </w:rPr>
+        <w:t>dfm</w:t>
+      </w:r>
+      <w:proofErr w:type="spellEnd"/>
+      <w:proofErr w:type="gramEnd"/>
       <w:r>
         <w:rPr>
           <w:rFonts w:ascii="Calibri" w:eastAsia="Times New Roman" w:hAnsi="Calibri" w:cs="Calibri"/>
@@ -6694,17 +7443,7 @@
           <w:szCs w:val="22"/>
           <w:lang w:val="en"/>
         </w:rPr>
-        <w:t xml:space="preserve"> </w:t>
-      </w:r>
-      <w:r>
-        <w:rPr>
-          <w:rFonts w:ascii="Calibri" w:eastAsia="Times New Roman" w:hAnsi="Calibri" w:cs="Calibri"/>
-          <w:color w:val="1A1A1A"/>
-          <w:sz w:val="22"/>
-          <w:szCs w:val="22"/>
-          <w:lang w:val="en"/>
-        </w:rPr>
-        <w:t>across a whole corpus of rule books.</w:t>
+        <w:t xml:space="preserve"> across a whole corpus of rule books.</w:t>
       </w:r>
     </w:p>
     <w:p>
@@ -6782,7 +7521,29 @@
           <w:szCs w:val="22"/>
           <w:lang w:val="en"/>
         </w:rPr>
-        <w:t xml:space="preserve"> -- writes a backup, re-emits canonical DSL, and runs the engine's validator before accepting the file.</w:t>
+        <w:t xml:space="preserve"> -- writes </w:t>
+      </w:r>
+      <w:proofErr w:type="gramStart"/>
+      <w:r>
+        <w:rPr>
+          <w:rFonts w:ascii="Calibri" w:eastAsia="Times New Roman" w:hAnsi="Calibri" w:cs="Calibri"/>
+          <w:color w:val="1A1A1A"/>
+          <w:sz w:val="22"/>
+          <w:szCs w:val="22"/>
+          <w:lang w:val="en"/>
+        </w:rPr>
+        <w:t>a backup</w:t>
+      </w:r>
+      <w:proofErr w:type="gramEnd"/>
+      <w:r>
+        <w:rPr>
+          <w:rFonts w:ascii="Calibri" w:eastAsia="Times New Roman" w:hAnsi="Calibri" w:cs="Calibri"/>
+          <w:color w:val="1A1A1A"/>
+          <w:sz w:val="22"/>
+          <w:szCs w:val="22"/>
+          <w:lang w:val="en"/>
+        </w:rPr>
+        <w:t>, re-emits canonical DSL, and runs the engine's validator before accepting the file.</w:t>
       </w:r>
     </w:p>
     <w:p>
@@ -6877,7 +7638,18 @@
           <w:szCs w:val="22"/>
           <w:lang w:val="en"/>
         </w:rPr>
-        <w:t xml:space="preserve"> -- the From Unit box accepts a loose </w:t>
+        <w:t xml:space="preserve"> -- the From Unit box accepts a </w:t>
+      </w:r>
+      <w:proofErr w:type="gramStart"/>
+      <w:r>
+        <w:rPr>
+          <w:rFonts w:ascii="Calibri" w:eastAsia="Times New Roman" w:hAnsi="Calibri" w:cs="Calibri"/>
+          <w:color w:val="1A1A1A"/>
+          <w:sz w:val="22"/>
+          <w:szCs w:val="22"/>
+          <w:lang w:val="en"/>
+        </w:rPr>
+        <w:t xml:space="preserve">loose </w:t>
       </w:r>
       <w:r>
         <w:rPr>
@@ -6887,15 +7659,27 @@
         </w:rPr>
         <w:t>.pas</w:t>
       </w:r>
-      <w:r>
-        <w:rPr>
-          <w:rFonts w:ascii="Calibri" w:eastAsia="Times New Roman" w:hAnsi="Calibri" w:cs="Calibri"/>
-          <w:color w:val="1A1A1A"/>
-          <w:sz w:val="22"/>
-          <w:szCs w:val="22"/>
-          <w:lang w:val="en"/>
-        </w:rPr>
-        <w:t xml:space="preserve"> or </w:t>
+      <w:proofErr w:type="gramEnd"/>
+      <w:r>
+        <w:rPr>
+          <w:rFonts w:ascii="Calibri" w:eastAsia="Times New Roman" w:hAnsi="Calibri" w:cs="Calibri"/>
+          <w:color w:val="1A1A1A"/>
+          <w:sz w:val="22"/>
+          <w:szCs w:val="22"/>
+          <w:lang w:val="en"/>
+        </w:rPr>
+        <w:t xml:space="preserve"> </w:t>
+      </w:r>
+      <w:proofErr w:type="gramStart"/>
+      <w:r>
+        <w:rPr>
+          <w:rFonts w:ascii="Calibri" w:eastAsia="Times New Roman" w:hAnsi="Calibri" w:cs="Calibri"/>
+          <w:color w:val="1A1A1A"/>
+          <w:sz w:val="22"/>
+          <w:szCs w:val="22"/>
+          <w:lang w:val="en"/>
+        </w:rPr>
+        <w:t xml:space="preserve">or </w:t>
       </w:r>
       <w:r>
         <w:rPr>
@@ -6903,27 +7687,28 @@
           <w:color w:val="1A1A1A"/>
           <w:lang w:val="en"/>
         </w:rPr>
-        <w:t>.dfm</w:t>
-      </w:r>
-      <w:r>
-        <w:rPr>
-          <w:rFonts w:ascii="Calibri" w:eastAsia="Times New Roman" w:hAnsi="Calibri" w:cs="Calibri"/>
-          <w:color w:val="1A1A1A"/>
-          <w:sz w:val="22"/>
-          <w:szCs w:val="22"/>
-          <w:lang w:val="en"/>
-        </w:rPr>
-        <w:t xml:space="preserve"> </w:t>
-      </w:r>
-      <w:r>
-        <w:rPr>
-          <w:rFonts w:ascii="Calibri" w:eastAsia="Times New Roman" w:hAnsi="Calibri" w:cs="Calibri"/>
-          <w:color w:val="1A1A1A"/>
-          <w:sz w:val="22"/>
-          <w:szCs w:val="22"/>
-          <w:lang w:val="en"/>
-        </w:rPr>
-        <w:t>browsed from disk, so a form that no project file lists can still be converted. This is the common case in a long-lived codebase, and it previously stopped the job.</w:t>
+        <w:t>.</w:t>
+      </w:r>
+      <w:proofErr w:type="spellStart"/>
+      <w:r>
+        <w:rPr>
+          <w:rStyle w:val="HTMLCode"/>
+          <w:color w:val="1A1A1A"/>
+          <w:lang w:val="en"/>
+        </w:rPr>
+        <w:t>dfm</w:t>
+      </w:r>
+      <w:proofErr w:type="spellEnd"/>
+      <w:proofErr w:type="gramEnd"/>
+      <w:r>
+        <w:rPr>
+          <w:rFonts w:ascii="Calibri" w:eastAsia="Times New Roman" w:hAnsi="Calibri" w:cs="Calibri"/>
+          <w:color w:val="1A1A1A"/>
+          <w:sz w:val="22"/>
+          <w:szCs w:val="22"/>
+          <w:lang w:val="en"/>
+        </w:rPr>
+        <w:t xml:space="preserve"> browsed from disk, so a form that no project file lists can still be converted. This is the common case in a long-lived codebase, and it previously stopped the job.</w:t>
       </w:r>
     </w:p>
     <w:p>
@@ -6962,7 +7747,29 @@
           <w:szCs w:val="22"/>
           <w:lang w:val="en"/>
         </w:rPr>
-        <w:t xml:space="preserve"> -- a "Can convert to:" list beneath the target pool, so the author sees which target types a source component actually has rules for instead of discovering it by trying.</w:t>
+        <w:t xml:space="preserve"> -- a "Can convert to:" list beneath the target pool, so the author sees which target types a source component </w:t>
+      </w:r>
+      <w:proofErr w:type="gramStart"/>
+      <w:r>
+        <w:rPr>
+          <w:rFonts w:ascii="Calibri" w:eastAsia="Times New Roman" w:hAnsi="Calibri" w:cs="Calibri"/>
+          <w:color w:val="1A1A1A"/>
+          <w:sz w:val="22"/>
+          <w:szCs w:val="22"/>
+          <w:lang w:val="en"/>
+        </w:rPr>
+        <w:t>actually has</w:t>
+      </w:r>
+      <w:proofErr w:type="gramEnd"/>
+      <w:r>
+        <w:rPr>
+          <w:rFonts w:ascii="Calibri" w:eastAsia="Times New Roman" w:hAnsi="Calibri" w:cs="Calibri"/>
+          <w:color w:val="1A1A1A"/>
+          <w:sz w:val="22"/>
+          <w:szCs w:val="22"/>
+          <w:lang w:val="en"/>
+        </w:rPr>
+        <w:t xml:space="preserve"> rules for instead of discovering it by trying.</w:t>
       </w:r>
     </w:p>
     <w:p>
@@ -7040,17 +7847,7 @@
           <w:szCs w:val="22"/>
           <w:lang w:val="en"/>
         </w:rPr>
-        <w:t xml:space="preserve"> </w:t>
-      </w:r>
-      <w:r>
-        <w:rPr>
-          <w:rFonts w:ascii="Calibri" w:eastAsia="Times New Roman" w:hAnsi="Calibri" w:cs="Calibri"/>
-          <w:color w:val="1A1A1A"/>
-          <w:sz w:val="22"/>
-          <w:szCs w:val="22"/>
-          <w:lang w:val="en"/>
-        </w:rPr>
-        <w:t xml:space="preserve">-- the editor is tested against a pinned copy of the engine, and a check compares it by </w:t>
+        <w:t xml:space="preserve"> -- the editor is tested against a pinned copy of the engine, and a check compares it by </w:t>
       </w:r>
       <w:r>
         <w:rPr>
@@ -7072,7 +7869,29 @@
           <w:szCs w:val="22"/>
           <w:lang w:val="en"/>
         </w:rPr>
-        <w:t xml:space="preserve"> rather than version string. Two builds of the same version can differ, and a GUI test rebuilt underneath you produces failures that belong to neither side.</w:t>
+        <w:t xml:space="preserve"> rather than version string. Two builds of the same version can differ, and a GUI test rebuilt underneath you produces failures that belong to </w:t>
+      </w:r>
+      <w:proofErr w:type="gramStart"/>
+      <w:r>
+        <w:rPr>
+          <w:rFonts w:ascii="Calibri" w:eastAsia="Times New Roman" w:hAnsi="Calibri" w:cs="Calibri"/>
+          <w:color w:val="1A1A1A"/>
+          <w:sz w:val="22"/>
+          <w:szCs w:val="22"/>
+          <w:lang w:val="en"/>
+        </w:rPr>
+        <w:t>neither</w:t>
+      </w:r>
+      <w:proofErr w:type="gramEnd"/>
+      <w:r>
+        <w:rPr>
+          <w:rFonts w:ascii="Calibri" w:eastAsia="Times New Roman" w:hAnsi="Calibri" w:cs="Calibri"/>
+          <w:color w:val="1A1A1A"/>
+          <w:sz w:val="22"/>
+          <w:szCs w:val="22"/>
+          <w:lang w:val="en"/>
+        </w:rPr>
+        <w:t xml:space="preserve"> side.</w:t>
       </w:r>
     </w:p>
     <w:p>
@@ -7129,7 +7948,18 @@
           <w:szCs w:val="22"/>
           <w:lang w:val="en"/>
         </w:rPr>
-        <w:t xml:space="preserve"> for the code: the code-side scan matches any </w:t>
+        <w:t xml:space="preserve"> for the code: the code-side scan matches </w:t>
+      </w:r>
+      <w:proofErr w:type="gramStart"/>
+      <w:r>
+        <w:rPr>
+          <w:rFonts w:ascii="Calibri" w:hAnsi="Calibri" w:cs="Calibri"/>
+          <w:color w:val="1A1A1A"/>
+          <w:sz w:val="22"/>
+          <w:szCs w:val="22"/>
+          <w:lang w:val="en"/>
+        </w:rPr>
+        <w:t xml:space="preserve">any </w:t>
       </w:r>
       <w:r>
         <w:rPr>
@@ -7139,6 +7969,7 @@
         </w:rPr>
         <w:t>.Property</w:t>
       </w:r>
+      <w:proofErr w:type="gramEnd"/>
       <w:r>
         <w:rPr>
           <w:rFonts w:ascii="Calibri" w:hAnsi="Calibri" w:cs="Calibri"/>
@@ -7147,17 +7978,7 @@
           <w:szCs w:val="22"/>
           <w:lang w:val="en"/>
         </w:rPr>
-        <w:t xml:space="preserve"> text without </w:t>
-      </w:r>
-      <w:r>
-        <w:rPr>
-          <w:rFonts w:ascii="Calibri" w:hAnsi="Calibri" w:cs="Calibri"/>
-          <w:color w:val="1A1A1A"/>
-          <w:sz w:val="22"/>
-          <w:szCs w:val="22"/>
-          <w:lang w:val="en"/>
-        </w:rPr>
-        <w:t>knowing the receiver's type or skipping comments, so a property can be marked used on the strength of a different component's call, or of a commented-out line. The fix is designed -- match against the known instance names of the source class, which the form file already supplies -- and is listed in the roadmap.</w:t>
+        <w:t xml:space="preserve"> text without knowing the receiver's type or skipping comments, so a property can be marked used on the strength of a different component's call, or of a commented-out line. The fix is designed -- match against the known instance names of the source class, which the form file already supplies -- and is listed in the roadmap.</w:t>
       </w:r>
     </w:p>
     <w:p>
@@ -7237,6 +8058,7 @@
         </w:rPr>
         <w:t xml:space="preserve">Point at </w:t>
       </w:r>
+      <w:proofErr w:type="spellStart"/>
       <w:r>
         <w:rPr>
           <w:rStyle w:val="HTMLCode"/>
@@ -7245,6 +8067,7 @@
         </w:rPr>
         <w:t>ImcSTATIONS</w:t>
       </w:r>
+      <w:proofErr w:type="spellEnd"/>
       <w:r>
         <w:rPr>
           <w:rFonts w:ascii="Calibri" w:hAnsi="Calibri" w:cs="Calibri"/>
@@ -7253,18 +8076,9 @@
           <w:szCs w:val="22"/>
           <w:lang w:val="en"/>
         </w:rPr>
-        <w:t xml:space="preserve"> </w:t>
-      </w:r>
-      <w:r>
-        <w:rPr>
-          <w:rFonts w:ascii="Calibri" w:hAnsi="Calibri" w:cs="Calibri"/>
-          <w:color w:val="1A1A1A"/>
-          <w:sz w:val="22"/>
-          <w:szCs w:val="22"/>
-          <w:lang w:val="en"/>
-        </w:rPr>
-        <w:t xml:space="preserve">and the answer is </w:t>
-      </w:r>
+        <w:t xml:space="preserve"> and the answer is </w:t>
+      </w:r>
+      <w:proofErr w:type="spellStart"/>
       <w:r>
         <w:rPr>
           <w:rStyle w:val="HTMLCode"/>
@@ -7273,6 +8087,7 @@
         </w:rPr>
         <w:t>TmcSTATIONS</w:t>
       </w:r>
+      <w:proofErr w:type="spellEnd"/>
       <w:r>
         <w:rPr>
           <w:rFonts w:ascii="Calibri" w:hAnsi="Calibri" w:cs="Calibri"/>
@@ -7302,7 +8117,29 @@
           <w:szCs w:val="22"/>
           <w:lang w:val="en"/>
         </w:rPr>
-        <w:t>, because one is something you can create and the other is not. The same fact is written into the generated documentation, so it can be read without any tool.</w:t>
+        <w:t xml:space="preserve">, because one is something you can create and the other is not. The same fact is written into the </w:t>
+      </w:r>
+      <w:proofErr w:type="gramStart"/>
+      <w:r>
+        <w:rPr>
+          <w:rFonts w:ascii="Calibri" w:hAnsi="Calibri" w:cs="Calibri"/>
+          <w:color w:val="1A1A1A"/>
+          <w:sz w:val="22"/>
+          <w:szCs w:val="22"/>
+          <w:lang w:val="en"/>
+        </w:rPr>
+        <w:t>generated documentation</w:t>
+      </w:r>
+      <w:proofErr w:type="gramEnd"/>
+      <w:r>
+        <w:rPr>
+          <w:rFonts w:ascii="Calibri" w:hAnsi="Calibri" w:cs="Calibri"/>
+          <w:color w:val="1A1A1A"/>
+          <w:sz w:val="22"/>
+          <w:szCs w:val="22"/>
+          <w:lang w:val="en"/>
+        </w:rPr>
+        <w:t>, so it can be read without any tool.</w:t>
       </w:r>
     </w:p>
     <w:p>
@@ -7342,8 +8179,9 @@
           <w:szCs w:val="22"/>
           <w:lang w:val="en"/>
         </w:rPr>
-        <w:t xml:space="preserve">The format command rewrites source in place, and was the only command with no test coverage at all. It now refuses a formatter version known to be too old </w:t>
-      </w:r>
+        <w:t xml:space="preserve">The format command rewrites source in </w:t>
+      </w:r>
+      <w:proofErr w:type="gramStart"/>
       <w:r>
         <w:rPr>
           <w:rFonts w:ascii="Calibri" w:hAnsi="Calibri" w:cs="Calibri"/>
@@ -7352,7 +8190,18 @@
           <w:szCs w:val="22"/>
           <w:lang w:val="en"/>
         </w:rPr>
-        <w:t xml:space="preserve">(naming the version found, the version required and the path); re-reads the file afterwards and checks that the formatter changed only the </w:t>
+        <w:t>place, and</w:t>
+      </w:r>
+      <w:proofErr w:type="gramEnd"/>
+      <w:r>
+        <w:rPr>
+          <w:rFonts w:ascii="Calibri" w:hAnsi="Calibri" w:cs="Calibri"/>
+          <w:color w:val="1A1A1A"/>
+          <w:sz w:val="22"/>
+          <w:szCs w:val="22"/>
+          <w:lang w:val="en"/>
+        </w:rPr>
+        <w:t xml:space="preserve"> was the only command with no test coverage at all. It now refuses a formatter version known to be too old (naming the version found, the version required and the path); re-reads the file afterwards and checks that the formatter changed only the </w:t>
       </w:r>
       <w:r>
         <w:rPr>
@@ -7622,7 +8471,29 @@
           <w:szCs w:val="22"/>
           <w:lang w:val="en"/>
         </w:rPr>
-        <w:t xml:space="preserve"> shows which target types a source component actually has rules for.</w:t>
+        <w:t xml:space="preserve"> shows which target types a source component </w:t>
+      </w:r>
+      <w:proofErr w:type="gramStart"/>
+      <w:r>
+        <w:rPr>
+          <w:rFonts w:ascii="Calibri" w:eastAsia="Times New Roman" w:hAnsi="Calibri" w:cs="Calibri"/>
+          <w:color w:val="1A1A1A"/>
+          <w:sz w:val="22"/>
+          <w:szCs w:val="22"/>
+          <w:lang w:val="en"/>
+        </w:rPr>
+        <w:t>actually has</w:t>
+      </w:r>
+      <w:proofErr w:type="gramEnd"/>
+      <w:r>
+        <w:rPr>
+          <w:rFonts w:ascii="Calibri" w:eastAsia="Times New Roman" w:hAnsi="Calibri" w:cs="Calibri"/>
+          <w:color w:val="1A1A1A"/>
+          <w:sz w:val="22"/>
+          <w:szCs w:val="22"/>
+          <w:lang w:val="en"/>
+        </w:rPr>
+        <w:t xml:space="preserve"> rules for.</w:t>
       </w:r>
     </w:p>
     <w:p>
@@ -7833,17 +8704,7 @@
           <w:szCs w:val="22"/>
           <w:lang w:val="en"/>
         </w:rPr>
-        <w:t xml:space="preserve"> Items are listed in the order </w:t>
-      </w:r>
-      <w:r>
-        <w:rPr>
-          <w:rFonts w:ascii="Calibri" w:hAnsi="Calibri" w:cs="Calibri"/>
-          <w:color w:val="1A1A1A"/>
-          <w:sz w:val="22"/>
-          <w:szCs w:val="22"/>
-          <w:lang w:val="en"/>
-        </w:rPr>
-        <w:t>currently intended, with rough effort. Order and scope change as priorities do.</w:t>
+        <w:t xml:space="preserve"> Items are listed in the order currently intended, with rough effort. Order and scope change as priorities do.</w:t>
       </w:r>
     </w:p>
     <w:tbl>
@@ -7858,9 +8719,9 @@
         <w:tblLook w:val="04A0" w:firstRow="1" w:lastRow="0" w:firstColumn="1" w:lastColumn="0" w:noHBand="0" w:noVBand="1"/>
       </w:tblPr>
       <w:tblGrid>
-        <w:gridCol w:w="1533"/>
-        <w:gridCol w:w="6300"/>
-        <w:gridCol w:w="1511"/>
+        <w:gridCol w:w="1642"/>
+        <w:gridCol w:w="8140"/>
+        <w:gridCol w:w="1578"/>
       </w:tblGrid>
       <w:tr>
         <w:trPr>
@@ -8074,7 +8935,27 @@
                 <w:sz w:val="21"/>
                 <w:szCs w:val="21"/>
               </w:rPr>
-              <w:t xml:space="preserve">Finish the converter so a conversion that must transform a </w:t>
+              <w:t xml:space="preserve">Finish the converter so a conversion that must </w:t>
+            </w:r>
+            <w:proofErr w:type="gramStart"/>
+            <w:r>
+              <w:rPr>
+                <w:rFonts w:ascii="Calibri" w:eastAsia="Times New Roman" w:hAnsi="Calibri" w:cs="Calibri"/>
+                <w:color w:val="1A1A1A"/>
+                <w:sz w:val="21"/>
+                <w:szCs w:val="21"/>
+              </w:rPr>
+              <w:t>transform</w:t>
+            </w:r>
+            <w:proofErr w:type="gramEnd"/>
+            <w:r>
+              <w:rPr>
+                <w:rFonts w:ascii="Calibri" w:eastAsia="Times New Roman" w:hAnsi="Calibri" w:cs="Calibri"/>
+                <w:color w:val="1A1A1A"/>
+                <w:sz w:val="21"/>
+                <w:szCs w:val="21"/>
+              </w:rPr>
+              <w:t xml:space="preserve"> a </w:t>
             </w:r>
             <w:r>
               <w:rPr>
@@ -8093,7 +8974,47 @@
                 <w:sz w:val="21"/>
                 <w:szCs w:val="21"/>
               </w:rPr>
-              <w:t xml:space="preserve"> -- an image handed to a different image type -- carries it across instead of dropping it, and honours every accepted source type rather than the one the current rule book happens to exercise. Blocks live conversion work today.</w:t>
+              <w:t xml:space="preserve"> -- an image handed to a different image type -- carries it across instead of dropping </w:t>
+            </w:r>
+            <w:proofErr w:type="gramStart"/>
+            <w:r>
+              <w:rPr>
+                <w:rFonts w:ascii="Calibri" w:eastAsia="Times New Roman" w:hAnsi="Calibri" w:cs="Calibri"/>
+                <w:color w:val="1A1A1A"/>
+                <w:sz w:val="21"/>
+                <w:szCs w:val="21"/>
+              </w:rPr>
+              <w:t>it, and</w:t>
+            </w:r>
+            <w:proofErr w:type="gramEnd"/>
+            <w:r>
+              <w:rPr>
+                <w:rFonts w:ascii="Calibri" w:eastAsia="Times New Roman" w:hAnsi="Calibri" w:cs="Calibri"/>
+                <w:color w:val="1A1A1A"/>
+                <w:sz w:val="21"/>
+                <w:szCs w:val="21"/>
+              </w:rPr>
+              <w:t xml:space="preserve"> </w:t>
+            </w:r>
+            <w:proofErr w:type="spellStart"/>
+            <w:r>
+              <w:rPr>
+                <w:rFonts w:ascii="Calibri" w:eastAsia="Times New Roman" w:hAnsi="Calibri" w:cs="Calibri"/>
+                <w:color w:val="1A1A1A"/>
+                <w:sz w:val="21"/>
+                <w:szCs w:val="21"/>
+              </w:rPr>
+              <w:t>honours</w:t>
+            </w:r>
+            <w:proofErr w:type="spellEnd"/>
+            <w:r>
+              <w:rPr>
+                <w:rFonts w:ascii="Calibri" w:eastAsia="Times New Roman" w:hAnsi="Calibri" w:cs="Calibri"/>
+                <w:color w:val="1A1A1A"/>
+                <w:sz w:val="21"/>
+                <w:szCs w:val="21"/>
+              </w:rPr>
+              <w:t xml:space="preserve"> every accepted source type rather than the one the current rule book happens to exercise. Blocks live conversion work today.</w:t>
             </w:r>
           </w:p>
         </w:tc>
@@ -8212,7 +9133,27 @@
                 <w:sz w:val="21"/>
                 <w:szCs w:val="21"/>
               </w:rPr>
-              <w:t>Object analysis stops at a class's own fields and misses everything inherited from a shared base, which understates what a method touches. Decided; needs one piece of groundwork first (recognising a generic base class), which by itself improves ancestry, descendants and type resolution across the estate.</w:t>
+              <w:t>Object analysis stops at a class's own fields and misses everything inherited from a shared base, which understates what a method touches. Decided; needs one piece of groundwork first (</w:t>
+            </w:r>
+            <w:proofErr w:type="spellStart"/>
+            <w:r>
+              <w:rPr>
+                <w:rFonts w:ascii="Calibri" w:eastAsia="Times New Roman" w:hAnsi="Calibri" w:cs="Calibri"/>
+                <w:color w:val="1A1A1A"/>
+                <w:sz w:val="21"/>
+                <w:szCs w:val="21"/>
+              </w:rPr>
+              <w:t>recognising</w:t>
+            </w:r>
+            <w:proofErr w:type="spellEnd"/>
+            <w:r>
+              <w:rPr>
+                <w:rFonts w:ascii="Calibri" w:eastAsia="Times New Roman" w:hAnsi="Calibri" w:cs="Calibri"/>
+                <w:color w:val="1A1A1A"/>
+                <w:sz w:val="21"/>
+                <w:szCs w:val="21"/>
+              </w:rPr>
+              <w:t xml:space="preserve"> a generic base class), which by itself improves ancestry, descendants and type resolution across the estate.</w:t>
             </w:r>
           </w:p>
         </w:tc>
@@ -8331,7 +9272,17 @@
                 <w:sz w:val="21"/>
                 <w:szCs w:val="21"/>
               </w:rPr>
-              <w:t xml:space="preserve">Document which exceptions a routine </w:t>
+              <w:t xml:space="preserve">Document which exceptions a </w:t>
+            </w:r>
+            <w:proofErr w:type="gramStart"/>
+            <w:r>
+              <w:rPr>
+                <w:rFonts w:ascii="Calibri" w:eastAsia="Times New Roman" w:hAnsi="Calibri" w:cs="Calibri"/>
+                <w:color w:val="1A1A1A"/>
+                <w:sz w:val="21"/>
+                <w:szCs w:val="21"/>
+              </w:rPr>
+              <w:t xml:space="preserve">routine </w:t>
             </w:r>
             <w:r>
               <w:rPr>
@@ -8343,6 +9294,7 @@
               </w:rPr>
               <w:t>handles</w:t>
             </w:r>
+            <w:proofErr w:type="gramEnd"/>
             <w:r>
               <w:rPr>
                 <w:rFonts w:ascii="Calibri" w:eastAsia="Times New Roman" w:hAnsi="Calibri" w:cs="Calibri"/>
@@ -8685,17 +9637,7 @@
           <w:szCs w:val="22"/>
           <w:lang w:val="en"/>
         </w:rPr>
-        <w:t xml:space="preserve"> </w:t>
-      </w:r>
-      <w:r>
-        <w:rPr>
-          <w:rFonts w:ascii="Calibri" w:eastAsia="Times New Roman" w:hAnsi="Calibri" w:cs="Calibri"/>
-          <w:color w:val="1A1A1A"/>
-          <w:sz w:val="22"/>
-          <w:szCs w:val="22"/>
-          <w:lang w:val="en"/>
-        </w:rPr>
-        <w:t xml:space="preserve">A standalone viewer already exists and already talks to the IDE; the work is to give it professional layout and export. Re-estimated from months to about </w:t>
+        <w:t xml:space="preserve"> A standalone viewer already exists and already talks to the IDE; the work is to give it professional layout and export. Re-estimated from months to about </w:t>
       </w:r>
       <w:r>
         <w:rPr>
@@ -8898,8 +9840,9 @@
           <w:szCs w:val="22"/>
           <w:lang w:val="en"/>
         </w:rPr>
-        <w:t xml:space="preserve"> the fix, which was required to fail first. Each also ships what the team calls a positive control -- a second test proving the first one is capable of failing at all. This </w:t>
-      </w:r>
+        <w:t xml:space="preserve"> the fix, which was required to fail first. Each also ships what the team calls </w:t>
+      </w:r>
+      <w:proofErr w:type="gramStart"/>
       <w:r>
         <w:rPr>
           <w:rFonts w:ascii="Calibri" w:hAnsi="Calibri" w:cs="Calibri"/>
@@ -8908,7 +9851,40 @@
           <w:szCs w:val="22"/>
           <w:lang w:val="en"/>
         </w:rPr>
-        <w:t>exists because a test that silently stops checking anything looks exactly like a test that passes.</w:t>
+        <w:t>a positive</w:t>
+      </w:r>
+      <w:proofErr w:type="gramEnd"/>
+      <w:r>
+        <w:rPr>
+          <w:rFonts w:ascii="Calibri" w:hAnsi="Calibri" w:cs="Calibri"/>
+          <w:color w:val="1A1A1A"/>
+          <w:sz w:val="22"/>
+          <w:szCs w:val="22"/>
+          <w:lang w:val="en"/>
+        </w:rPr>
+        <w:t xml:space="preserve"> control -- a second test proving the first one </w:t>
+      </w:r>
+      <w:proofErr w:type="gramStart"/>
+      <w:r>
+        <w:rPr>
+          <w:rFonts w:ascii="Calibri" w:hAnsi="Calibri" w:cs="Calibri"/>
+          <w:color w:val="1A1A1A"/>
+          <w:sz w:val="22"/>
+          <w:szCs w:val="22"/>
+          <w:lang w:val="en"/>
+        </w:rPr>
+        <w:t>is capable of failing</w:t>
+      </w:r>
+      <w:proofErr w:type="gramEnd"/>
+      <w:r>
+        <w:rPr>
+          <w:rFonts w:ascii="Calibri" w:hAnsi="Calibri" w:cs="Calibri"/>
+          <w:color w:val="1A1A1A"/>
+          <w:sz w:val="22"/>
+          <w:szCs w:val="22"/>
+          <w:lang w:val="en"/>
+        </w:rPr>
+        <w:t xml:space="preserve"> at all. This exists because a test that silently stops checking anything looks exactly like a test that passes.</w:t>
       </w:r>
     </w:p>
     <w:p>
@@ -8990,7 +9966,39 @@
           <w:rFonts w:ascii="Calibri" w:hAnsi="Calibri" w:cs="Calibri"/>
           <w:lang w:val="en"/>
         </w:rPr>
-        <w:t xml:space="preserve">Every open item on the board at 16 September 2026, not just the highlights in chapter 13. Effort is a working estimate. </w:t>
+        <w:t xml:space="preserve">Every </w:t>
+      </w:r>
+      <w:proofErr w:type="gramStart"/>
+      <w:r>
+        <w:rPr>
+          <w:rFonts w:ascii="Calibri" w:hAnsi="Calibri" w:cs="Calibri"/>
+          <w:lang w:val="en"/>
+        </w:rPr>
+        <w:t>open item</w:t>
+      </w:r>
+      <w:proofErr w:type="gramEnd"/>
+      <w:r>
+        <w:rPr>
+          <w:rFonts w:ascii="Calibri" w:hAnsi="Calibri" w:cs="Calibri"/>
+          <w:lang w:val="en"/>
+        </w:rPr>
+        <w:t xml:space="preserve"> on the board </w:t>
+      </w:r>
+      <w:proofErr w:type="gramStart"/>
+      <w:r>
+        <w:rPr>
+          <w:rFonts w:ascii="Calibri" w:hAnsi="Calibri" w:cs="Calibri"/>
+          <w:lang w:val="en"/>
+        </w:rPr>
+        <w:t>at</w:t>
+      </w:r>
+      <w:proofErr w:type="gramEnd"/>
+      <w:r>
+        <w:rPr>
+          <w:rFonts w:ascii="Calibri" w:hAnsi="Calibri" w:cs="Calibri"/>
+          <w:lang w:val="en"/>
+        </w:rPr>
+        <w:t xml:space="preserve"> 16 September 2026, not just the highlights in chapter 13. Effort is a working estimate. </w:t>
       </w:r>
       <w:r>
         <w:rPr>
@@ -9032,8 +10040,8 @@
         <w:tblLook w:val="04A0" w:firstRow="1" w:lastRow="0" w:firstColumn="1" w:lastColumn="0" w:noHBand="0" w:noVBand="1"/>
       </w:tblPr>
       <w:tblGrid>
-        <w:gridCol w:w="1597"/>
-        <w:gridCol w:w="6787"/>
+        <w:gridCol w:w="1759"/>
+        <w:gridCol w:w="8641"/>
         <w:gridCol w:w="960"/>
       </w:tblGrid>
       <w:tr>
@@ -9287,8 +10295,29 @@
                 <w:sz w:val="21"/>
                 <w:szCs w:val="21"/>
               </w:rPr>
-              <w:t xml:space="preserve"> drops image data while reporting success. Also widens the conversion to honour every accepted source type (</w:t>
-            </w:r>
+              <w:t xml:space="preserve"> drops image data while reporting success. Also widens the conversion to </w:t>
+            </w:r>
+            <w:proofErr w:type="spellStart"/>
+            <w:r>
+              <w:rPr>
+                <w:rFonts w:ascii="Calibri" w:eastAsia="Times New Roman" w:hAnsi="Calibri" w:cs="Calibri"/>
+                <w:color w:val="1A1A1A"/>
+                <w:sz w:val="21"/>
+                <w:szCs w:val="21"/>
+              </w:rPr>
+              <w:t>honour</w:t>
+            </w:r>
+            <w:proofErr w:type="spellEnd"/>
+            <w:r>
+              <w:rPr>
+                <w:rFonts w:ascii="Calibri" w:eastAsia="Times New Roman" w:hAnsi="Calibri" w:cs="Calibri"/>
+                <w:color w:val="1A1A1A"/>
+                <w:sz w:val="21"/>
+                <w:szCs w:val="21"/>
+              </w:rPr>
+              <w:t xml:space="preserve"> every accepted source type (</w:t>
+            </w:r>
+            <w:proofErr w:type="spellStart"/>
             <w:r>
               <w:rPr>
                 <w:rStyle w:val="HTMLCode"/>
@@ -9296,6 +10325,7 @@
               </w:rPr>
               <w:t>TPicture</w:t>
             </w:r>
+            <w:proofErr w:type="spellEnd"/>
             <w:r>
               <w:rPr>
                 <w:rFonts w:ascii="Calibri" w:eastAsia="Times New Roman" w:hAnsi="Calibri" w:cs="Calibri"/>
@@ -9305,6 +10335,7 @@
               </w:rPr>
               <w:t xml:space="preserve">, </w:t>
             </w:r>
+            <w:proofErr w:type="spellStart"/>
             <w:r>
               <w:rPr>
                 <w:rStyle w:val="HTMLCode"/>
@@ -9312,6 +10343,7 @@
               </w:rPr>
               <w:t>TBitmap</w:t>
             </w:r>
+            <w:proofErr w:type="spellEnd"/>
             <w:r>
               <w:rPr>
                 <w:rFonts w:ascii="Calibri" w:eastAsia="Times New Roman" w:hAnsi="Calibri" w:cs="Calibri"/>
@@ -9321,6 +10353,7 @@
               </w:rPr>
               <w:t xml:space="preserve">, </w:t>
             </w:r>
+            <w:proofErr w:type="spellStart"/>
             <w:r>
               <w:rPr>
                 <w:rStyle w:val="HTMLCode"/>
@@ -9328,6 +10361,7 @@
               </w:rPr>
               <w:t>TGraphic</w:t>
             </w:r>
+            <w:proofErr w:type="spellEnd"/>
             <w:r>
               <w:rPr>
                 <w:rFonts w:ascii="Calibri" w:eastAsia="Times New Roman" w:hAnsi="Calibri" w:cs="Calibri"/>
@@ -9337,6 +10371,7 @@
               </w:rPr>
               <w:t xml:space="preserve">, </w:t>
             </w:r>
+            <w:proofErr w:type="spellStart"/>
             <w:r>
               <w:rPr>
                 <w:rStyle w:val="HTMLCode"/>
@@ -9344,6 +10379,7 @@
               </w:rPr>
               <w:t>TPngImage</w:t>
             </w:r>
+            <w:proofErr w:type="spellEnd"/>
             <w:r>
               <w:rPr>
                 <w:rFonts w:ascii="Calibri" w:eastAsia="Times New Roman" w:hAnsi="Calibri" w:cs="Calibri"/>
@@ -9441,8 +10477,8 @@
         <w:tblLook w:val="04A0" w:firstRow="1" w:lastRow="0" w:firstColumn="1" w:lastColumn="0" w:noHBand="0" w:noVBand="1"/>
       </w:tblPr>
       <w:tblGrid>
-        <w:gridCol w:w="1575"/>
-        <w:gridCol w:w="6785"/>
+        <w:gridCol w:w="1722"/>
+        <w:gridCol w:w="8654"/>
         <w:gridCol w:w="984"/>
       </w:tblGrid>
       <w:tr>
@@ -9657,12 +10693,21 @@
               </w:rPr>
               <w:t xml:space="preserve">A generic base such as </w:t>
             </w:r>
+            <w:proofErr w:type="spellStart"/>
             <w:r>
               <w:rPr>
                 <w:rStyle w:val="HTMLCode"/>
                 <w:color w:val="1A1A1A"/>
               </w:rPr>
-              <w:t>TMicObjectBase&lt;I&gt;</w:t>
+              <w:t>TMicObjectBase</w:t>
+            </w:r>
+            <w:proofErr w:type="spellEnd"/>
+            <w:r>
+              <w:rPr>
+                <w:rStyle w:val="HTMLCode"/>
+                <w:color w:val="1A1A1A"/>
+              </w:rPr>
+              <w:t>&lt;I&gt;</w:t>
             </w:r>
             <w:r>
               <w:rPr>
@@ -9892,7 +10937,17 @@
                 <w:sz w:val="21"/>
                 <w:szCs w:val="21"/>
               </w:rPr>
-              <w:t xml:space="preserve">Exceptions a routine </w:t>
+              <w:t xml:space="preserve">Exceptions a </w:t>
+            </w:r>
+            <w:proofErr w:type="gramStart"/>
+            <w:r>
+              <w:rPr>
+                <w:rFonts w:ascii="Calibri" w:eastAsia="Times New Roman" w:hAnsi="Calibri" w:cs="Calibri"/>
+                <w:color w:val="1A1A1A"/>
+                <w:sz w:val="21"/>
+                <w:szCs w:val="21"/>
+              </w:rPr>
+              <w:t xml:space="preserve">routine </w:t>
             </w:r>
             <w:r>
               <w:rPr>
@@ -9904,6 +10959,7 @@
               </w:rPr>
               <w:t>handles</w:t>
             </w:r>
+            <w:proofErr w:type="gramEnd"/>
           </w:p>
         </w:tc>
         <w:tc>
@@ -10193,16 +11249,7 @@
                 <w:sz w:val="21"/>
                 <w:szCs w:val="21"/>
               </w:rPr>
-              <w:t xml:space="preserve"> </w:t>
-            </w:r>
-            <w:r>
-              <w:rPr>
-                <w:rFonts w:ascii="Calibri" w:eastAsia="Times New Roman" w:hAnsi="Calibri" w:cs="Calibri"/>
-                <w:color w:val="1A1A1A"/>
-                <w:sz w:val="21"/>
-                <w:szCs w:val="21"/>
-              </w:rPr>
-              <w:t>The index records which routines call each other but not which read or write a property. Closing it improves dead-code detection, purity analysis and impact reporting at once, and several smaller items are really waiting on it.</w:t>
+              <w:t xml:space="preserve"> The index records which routines call each other but not which read or write a property. Closing it improves dead-code detection, purity analysis and impact reporting at once, and several smaller items are really waiting on it.</w:t>
             </w:r>
           </w:p>
         </w:tc>
@@ -10396,8 +11443,8 @@
         <w:tblLook w:val="04A0" w:firstRow="1" w:lastRow="0" w:firstColumn="1" w:lastColumn="0" w:noHBand="0" w:noVBand="1"/>
       </w:tblPr>
       <w:tblGrid>
-        <w:gridCol w:w="1625"/>
-        <w:gridCol w:w="6759"/>
+        <w:gridCol w:w="1763"/>
+        <w:gridCol w:w="8637"/>
         <w:gridCol w:w="960"/>
       </w:tblGrid>
       <w:tr>
@@ -10732,7 +11779,27 @@
                 <w:sz w:val="21"/>
                 <w:szCs w:val="21"/>
               </w:rPr>
-              <w:t>A standalone viewer already exists and already talks to the IDE. The work is professional layout and export. Re-estimated from months to weeks once it was established the layout engine should be delegated rather than written. Likely to run on its own track so it does not hold up the engine.</w:t>
+              <w:t xml:space="preserve">A standalone viewer already exists and already talks to the IDE. The work is professional layout and export. Re-estimated from months to </w:t>
+            </w:r>
+            <w:proofErr w:type="gramStart"/>
+            <w:r>
+              <w:rPr>
+                <w:rFonts w:ascii="Calibri" w:eastAsia="Times New Roman" w:hAnsi="Calibri" w:cs="Calibri"/>
+                <w:color w:val="1A1A1A"/>
+                <w:sz w:val="21"/>
+                <w:szCs w:val="21"/>
+              </w:rPr>
+              <w:t>weeks</w:t>
+            </w:r>
+            <w:proofErr w:type="gramEnd"/>
+            <w:r>
+              <w:rPr>
+                <w:rFonts w:ascii="Calibri" w:eastAsia="Times New Roman" w:hAnsi="Calibri" w:cs="Calibri"/>
+                <w:color w:val="1A1A1A"/>
+                <w:sz w:val="21"/>
+                <w:szCs w:val="21"/>
+              </w:rPr>
+              <w:t xml:space="preserve"> once it was established the layout engine should be delegated rather than written. Likely to run on its own track so it does not hold up the engine.</w:t>
             </w:r>
           </w:p>
         </w:tc>
@@ -10771,8 +11838,19 @@
                 <w:sz w:val="21"/>
                 <w:szCs w:val="21"/>
               </w:rPr>
-              <w:t>2-3 wk</w:t>
-            </w:r>
+              <w:t xml:space="preserve">2-3 </w:t>
+            </w:r>
+            <w:proofErr w:type="spellStart"/>
+            <w:r>
+              <w:rPr>
+                <w:rFonts w:ascii="Calibri" w:eastAsia="Times New Roman" w:hAnsi="Calibri" w:cs="Calibri"/>
+                <w:color w:val="1A1A1A"/>
+                <w:sz w:val="21"/>
+                <w:szCs w:val="21"/>
+              </w:rPr>
+              <w:t>wk</w:t>
+            </w:r>
+            <w:proofErr w:type="spellEnd"/>
           </w:p>
         </w:tc>
       </w:tr>
@@ -10926,8 +12004,8 @@
         <w:tblLook w:val="04A0" w:firstRow="1" w:lastRow="0" w:firstColumn="1" w:lastColumn="0" w:noHBand="0" w:noVBand="1"/>
       </w:tblPr>
       <w:tblGrid>
-        <w:gridCol w:w="1759"/>
-        <w:gridCol w:w="6550"/>
+        <w:gridCol w:w="1920"/>
+        <w:gridCol w:w="8405"/>
         <w:gridCol w:w="1035"/>
       </w:tblGrid>
       <w:tr>
@@ -11142,6 +12220,7 @@
               </w:rPr>
               <w:t xml:space="preserve">The </w:t>
             </w:r>
+            <w:proofErr w:type="spellStart"/>
             <w:r>
               <w:rPr>
                 <w:rStyle w:val="HTMLCode"/>
@@ -11149,6 +12228,7 @@
               </w:rPr>
               <w:t>TabcToggleBtn</w:t>
             </w:r>
+            <w:proofErr w:type="spellEnd"/>
             <w:r>
               <w:rPr>
                 <w:rFonts w:ascii="Calibri" w:eastAsia="Times New Roman" w:hAnsi="Calibri" w:cs="Calibri"/>
@@ -11158,6 +12238,7 @@
               </w:rPr>
               <w:t xml:space="preserve"> to </w:t>
             </w:r>
+            <w:proofErr w:type="spellStart"/>
             <w:r>
               <w:rPr>
                 <w:rStyle w:val="HTMLCode"/>
@@ -11165,6 +12246,7 @@
               </w:rPr>
               <w:t>TcxButton</w:t>
             </w:r>
+            <w:proofErr w:type="spellEnd"/>
             <w:r>
               <w:rPr>
                 <w:rFonts w:ascii="Calibri" w:eastAsia="Times New Roman" w:hAnsi="Calibri" w:cs="Calibri"/>
@@ -11292,7 +12374,17 @@
                 <w:sz w:val="21"/>
                 <w:szCs w:val="21"/>
               </w:rPr>
-              <w:t xml:space="preserve">The editor's code-side scan matches any </w:t>
+              <w:t xml:space="preserve">The editor's code-side scan matches </w:t>
+            </w:r>
+            <w:proofErr w:type="gramStart"/>
+            <w:r>
+              <w:rPr>
+                <w:rFonts w:ascii="Calibri" w:eastAsia="Times New Roman" w:hAnsi="Calibri" w:cs="Calibri"/>
+                <w:color w:val="1A1A1A"/>
+                <w:sz w:val="21"/>
+                <w:szCs w:val="21"/>
+              </w:rPr>
+              <w:t xml:space="preserve">any </w:t>
             </w:r>
             <w:r>
               <w:rPr>
@@ -11301,6 +12393,7 @@
               </w:rPr>
               <w:t>.Property</w:t>
             </w:r>
+            <w:proofErr w:type="gramEnd"/>
             <w:r>
               <w:rPr>
                 <w:rFonts w:ascii="Calibri" w:eastAsia="Times New Roman" w:hAnsi="Calibri" w:cs="Calibri"/>
@@ -11654,8 +12747,8 @@
         <w:tblLook w:val="04A0" w:firstRow="1" w:lastRow="0" w:firstColumn="1" w:lastColumn="0" w:noHBand="0" w:noVBand="1"/>
       </w:tblPr>
       <w:tblGrid>
-        <w:gridCol w:w="1397"/>
-        <w:gridCol w:w="6955"/>
+        <w:gridCol w:w="1523"/>
+        <w:gridCol w:w="8845"/>
         <w:gridCol w:w="992"/>
       </w:tblGrid>
       <w:tr>
@@ -11884,16 +12977,7 @@
                 <w:sz w:val="21"/>
                 <w:szCs w:val="21"/>
               </w:rPr>
-              <w:t xml:space="preserve"> </w:t>
-            </w:r>
-            <w:r>
-              <w:rPr>
-                <w:rFonts w:ascii="Calibri" w:eastAsia="Times New Roman" w:hAnsi="Calibri" w:cs="Calibri"/>
-                <w:color w:val="1A1A1A"/>
-                <w:sz w:val="21"/>
-                <w:szCs w:val="21"/>
-              </w:rPr>
-              <w:t>is reported as a hardcoded IP address; and a legitimately suppressed project-wide finding is then reported as an unnecessary suppression, so the two messages contradict each other. Small, but exactly the kind of noise that teaches people to skim the linter.</w:t>
+              <w:t xml:space="preserve"> is reported as a hardcoded IP address; and a legitimately suppressed project-wide finding is then reported as an unnecessary suppression, so the two messages contradict each other. Small, but exactly the kind of noise that teaches people to skim the linter.</w:t>
             </w:r>
           </w:p>
         </w:tc>
@@ -12013,7 +13097,29 @@
                 <w:sz w:val="21"/>
                 <w:szCs w:val="21"/>
               </w:rPr>
-              <w:t>Housekeeping: an old worktree and branch are still registered after the work moved. Awaiting a go-ahead rather than effort.</w:t>
+              <w:t xml:space="preserve">Housekeeping: an old </w:t>
+            </w:r>
+            <w:proofErr w:type="spellStart"/>
+            <w:proofErr w:type="gramStart"/>
+            <w:r>
+              <w:rPr>
+                <w:rFonts w:ascii="Calibri" w:eastAsia="Times New Roman" w:hAnsi="Calibri" w:cs="Calibri"/>
+                <w:color w:val="1A1A1A"/>
+                <w:sz w:val="21"/>
+                <w:szCs w:val="21"/>
+              </w:rPr>
+              <w:t>worktree</w:t>
+            </w:r>
+            <w:proofErr w:type="spellEnd"/>
+            <w:proofErr w:type="gramEnd"/>
+            <w:r>
+              <w:rPr>
+                <w:rFonts w:ascii="Calibri" w:eastAsia="Times New Roman" w:hAnsi="Calibri" w:cs="Calibri"/>
+                <w:color w:val="1A1A1A"/>
+                <w:sz w:val="21"/>
+                <w:szCs w:val="21"/>
+              </w:rPr>
+              <w:t xml:space="preserve"> and branch are still registered after the work moved. Awaiting a go-ahead rather than effort.</w:t>
             </w:r>
           </w:p>
         </w:tc>
@@ -12091,17 +13197,7 @@
           <w:szCs w:val="22"/>
           <w:lang w:val="en"/>
         </w:rPr>
-        <w:t xml:space="preserve"> The release ships with eight commits </w:t>
-      </w:r>
-      <w:r>
-        <w:rPr>
-          <w:rFonts w:ascii="Calibri" w:hAnsi="Calibri" w:cs="Calibri"/>
-          <w:color w:val="1A1A1A"/>
-          <w:sz w:val="22"/>
-          <w:szCs w:val="22"/>
-          <w:lang w:val="en"/>
-        </w:rPr>
-        <w:t>not yet published to the shared repository -- that is a decision for the owner, not a work item. And the converter's image-drop limitation is listed once, as A.1; it is a defect being fixed first, not a feature being added.</w:t>
+        <w:t xml:space="preserve"> The release ships with eight commits not yet published to the shared repository -- that is a decision for the owner, not a work item. And the converter's image-drop limitation is listed once, as A.1; it is a defect being fixed first, not a feature being added.</w:t>
       </w:r>
     </w:p>
     <w:p>
@@ -12126,8 +13222,17 @@
           <w:rStyle w:val="HTMLCode"/>
           <w:lang w:val="en"/>
         </w:rPr>
-        <w:t>drag-lint rules --json</w:t>
-      </w:r>
+        <w:t>drag-lint rules --</w:t>
+      </w:r>
+      <w:proofErr w:type="spellStart"/>
+      <w:r>
+        <w:rPr>
+          <w:rStyle w:val="HTMLCode"/>
+          <w:lang w:val="en"/>
+        </w:rPr>
+        <w:t>json</w:t>
+      </w:r>
+      <w:proofErr w:type="spellEnd"/>
       <w:r>
         <w:rPr>
           <w:rFonts w:ascii="Calibri" w:hAnsi="Calibri" w:cs="Calibri"/>
@@ -12164,14 +13269,7 @@
           <w:rFonts w:ascii="Calibri" w:hAnsi="Calibri" w:cs="Calibri"/>
           <w:lang w:val="en"/>
         </w:rPr>
-        <w:t xml:space="preserve">), and the MCP tool count from the server's own tool list -- </w:t>
-      </w:r>
-      <w:r>
-        <w:rPr>
-          <w:rFonts w:ascii="Calibri" w:hAnsi="Calibri" w:cs="Calibri"/>
-          <w:lang w:val="en"/>
-        </w:rPr>
-        <w:t>all taken on 16 September 2026 against drag-lint 1.13.0-alpha. The roadmap in Appendix A is the project's real open-item list on that date, not a selection.</w:t>
+        <w:t>), and the MCP tool count from the server's own tool list -- all taken on 16 September 2026 against drag-lint 1.13.0-alpha. The roadmap in Appendix A is the project's real open-item list on that date, not a selection.</w:t>
       </w:r>
       <w:r>
         <w:rPr>
@@ -12205,7 +13303,7 @@
     </w:p>
     <w:sectPr>
       <w:pgSz w:w="12240" w:h="15840"/>
-      <w:pgMar w:top="1440" w:right="1440" w:bottom="1440" w:left="1440" w:header="720" w:footer="720" w:gutter="0"/>
+      <w:pgMar w:top="432" w:right="432" w:bottom="432" w:left="432" w:header="720" w:footer="720" w:gutter="0"/>
       <w:cols w:space="720"/>
       <w:docGrid w:linePitch="360"/>
     </w:sectPr>
